--- a/worksheets/PR_L03_Selection_Worksheet.docx
+++ b/worksheets/PR_L03_Selection_Worksheet.docx
@@ -59,7 +59,7 @@
                 <w:sz w:val="38"/>
                 <w:szCs w:val="38"/>
               </w:rPr>
-              <w:t xml:space="preserve">Selection: if, elif and else</w:t>
+              <w:t xml:space="preserve">Selection</w:t>
             </w:r>
           </w:p>
           <w:p>
@@ -340,7 +340,7 @@
                 <w:sz w:val="21"/>
                 <w:szCs w:val="21"/>
               </w:rPr>
-              <w:t xml:space="preserve"> you tap the badge.</w:t>
+              <w:t xml:space="preserve"> you start the programs.</w:t>
             </w:r>
           </w:p>
           <w:p>
@@ -363,7 +363,7 @@
                 <w:sz w:val="21"/>
                 <w:szCs w:val="21"/>
               </w:rPr>
-              <w:t xml:space="preserve">Tap the badge and answer the questions on screen. Your first answer is the one that counts.</w:t>
+              <w:t xml:space="preserve">Plan the task on this sheet, then write the program in the editor and press Run to try it.</w:t>
             </w:r>
           </w:p>
           <w:p>
@@ -386,77 +386,30 @@
                 <w:sz w:val="21"/>
                 <w:szCs w:val="21"/>
               </w:rPr>
-              <w:t xml:space="preserve">When the score screen appears, copy your score into the yellow box straight away.</w:t>
+              <w:t xml:space="preserve">Press Check to mark it. You can change your program and check again as often as you like - your best mark is the one that is kept.</w:t>
             </w:r>
           </w:p>
           <w:p>
             <w:pPr>
-              <w:spacing w:after="60" w:before="160"/>
+              <w:spacing w:after="60" w:before="60"/>
             </w:pPr>
             <w:r>
               <w:rPr>
                 <w:rFonts w:ascii="Arial" w:cs="Arial" w:eastAsia="Arial" w:hAnsi="Arial"/>
                 <w:b/>
                 <w:bCs/>
-                <w:color w:val="1C2C4A"/>
                 <w:sz w:val="21"/>
                 <w:szCs w:val="21"/>
               </w:rPr>
-              <w:t xml:space="preserve">By the end of the lesson I will:</w:t>
-            </w:r>
-          </w:p>
-          <w:p>
-            <w:pPr>
-              <w:pStyle w:val="ListParagraph"/>
-              <w:numPr>
-                <w:ilvl w:val="0"/>
-                <w:numId w:val="2"/>
-              </w:numPr>
-              <w:spacing w:after="20" w:before="20"/>
-            </w:pPr>
+              <w:t xml:space="preserve">5.  </w:t>
+            </w:r>
             <w:r>
               <w:rPr>
                 <w:rFonts w:ascii="Arial" w:cs="Arial" w:eastAsia="Arial" w:hAnsi="Arial"/>
                 <w:sz w:val="21"/>
                 <w:szCs w:val="21"/>
               </w:rPr>
-              <w:t xml:space="preserve">know how to write a condition using the comparison operators</w:t>
-            </w:r>
-          </w:p>
-          <w:p>
-            <w:pPr>
-              <w:pStyle w:val="ListParagraph"/>
-              <w:numPr>
-                <w:ilvl w:val="0"/>
-                <w:numId w:val="2"/>
-              </w:numPr>
-              <w:spacing w:after="20" w:before="20"/>
-            </w:pPr>
-            <w:r>
-              <w:rPr>
-                <w:rFonts w:ascii="Arial" w:cs="Arial" w:eastAsia="Arial" w:hAnsi="Arial"/>
-                <w:sz w:val="21"/>
-                <w:szCs w:val="21"/>
-              </w:rPr>
-              <w:t xml:space="preserve">understand how if, elif and else choose between several outcomes</w:t>
-            </w:r>
-          </w:p>
-          <w:p>
-            <w:pPr>
-              <w:pStyle w:val="ListParagraph"/>
-              <w:numPr>
-                <w:ilvl w:val="0"/>
-                <w:numId w:val="2"/>
-              </w:numPr>
-              <w:spacing w:after="20" w:before="20"/>
-            </w:pPr>
-            <w:r>
-              <w:rPr>
-                <w:rFonts w:ascii="Arial" w:cs="Arial" w:eastAsia="Arial" w:hAnsi="Arial"/>
-                <w:sz w:val="21"/>
-                <w:szCs w:val="21"/>
-              </w:rPr>
-              <w:t xml:space="preserve">know how to join two conditions together with and, or and not</w:t>
+              <w:t xml:space="preserve">Read the tests that failed: each one says what was expected and what your program printed.</w:t>
             </w:r>
           </w:p>
         </w:tc>
@@ -540,7 +493,7 @@
                 <w:sz w:val="21"/>
                 <w:szCs w:val="21"/>
               </w:rPr>
-              <w:t xml:space="preserve">A program holds three branches: if score &gt; 20 prints Gold, elif score &gt; 10 prints Silver, and else prints Bronze. Write down what is printed when score is 30, when it is 11, and when it is 10.</w:t>
+              <w:t xml:space="preserve">A program has three branches: if n &gt; 20 it prints big, elif n &gt; 10 it prints middle, and else it prints small. Write down what is printed when n is 30, when it is 11, and when it is 10.</w:t>
             </w:r>
           </w:p>
           <w:tbl>
@@ -1364,7 +1317,7 @@
                 <w:sz w:val="21"/>
                 <w:szCs w:val="21"/>
               </w:rPr>
-              <w:t xml:space="preserve">A value that can only be True or False is named after George Boole, who returns in topic 2.4.</w:t>
+              <w:t xml:space="preserve">A value that can only be True or False is named after George Boole, so it is called a...</w:t>
             </w:r>
           </w:p>
           <w:tbl>
@@ -2462,7 +2415,7 @@
                 <w:sz w:val="21"/>
                 <w:szCs w:val="21"/>
               </w:rPr>
-              <w:t xml:space="preserve">Python uses indentation where most languages use brackets, so layout is part of the code.</w:t>
+              <w:t xml:space="preserve">Python uses indentation where most languages use brackets, so the layout is part of the...</w:t>
             </w:r>
           </w:p>
           <w:tbl>
@@ -2542,7 +2495,7 @@
                 <w:sz w:val="21"/>
                 <w:szCs w:val="21"/>
               </w:rPr>
-              <w:t xml:space="preserve">Why does a lift loaded to exactly its 450 kg limit need careful wording?</w:t>
+              <w:t xml:space="preserve">Why does a rule worded as '20 or more' need &gt;= rather than &gt;?</w:t>
             </w:r>
           </w:p>
           <w:tbl>
@@ -3454,7 +3407,7 @@
                 <w:sz w:val="21"/>
                 <w:szCs w:val="21"/>
               </w:rPr>
-              <w:t xml:space="preserve">elif is short for 'else if', and some languages make you write both words out.</w:t>
+              <w:t xml:space="preserve">elif is short for two words that some languages make you write out in full:...</w:t>
             </w:r>
           </w:p>
           <w:tbl>
@@ -3534,7 +3487,7 @@
                 <w:sz w:val="21"/>
                 <w:szCs w:val="21"/>
               </w:rPr>
-              <w:t xml:space="preserve">Why must the weight bands of a courier's price list be tested in order?</w:t>
+              <w:t xml:space="preserve">Why must the bands of a grade boundary list be tested in order?</w:t>
             </w:r>
           </w:p>
           <w:tbl>
@@ -4446,7 +4399,7 @@
                 <w:sz w:val="21"/>
                 <w:szCs w:val="21"/>
               </w:rPr>
-              <w:t xml:space="preserve">Python stops reading an and as soon as one side is False, which is called short-circuiting.</w:t>
+              <w:t xml:space="preserve">Python stops reading an and as soon as one side is False, which is called...</w:t>
             </w:r>
           </w:p>
           <w:tbl>
@@ -4526,7 +4479,7 @@
                 <w:sz w:val="21"/>
                 <w:szCs w:val="21"/>
               </w:rPr>
-              <w:t xml:space="preserve">Write the condition for a drone allowed up in light wind and good visibility.</w:t>
+              <w:t xml:space="preserve">How would you test in one condition whether a number is either 3 or 7?</w:t>
             </w:r>
           </w:p>
           <w:tbl>
@@ -5438,7 +5391,7 @@
                 <w:sz w:val="21"/>
                 <w:szCs w:val="21"/>
               </w:rPr>
-              <w:t xml:space="preserve">Deeply nested ifs are so hard to follow that programmers call the shape the arrow of doom.</w:t>
+              <w:t xml:space="preserve">Deeply nested ifs are so hard to follow that programmers call the shape the...</w:t>
             </w:r>
           </w:p>
           <w:tbl>
@@ -5518,7 +5471,7 @@
                 <w:sz w:val="21"/>
                 <w:szCs w:val="21"/>
               </w:rPr>
-              <w:t xml:space="preserve">Rewrite a nested if as one condition joined with and.</w:t>
+              <w:t xml:space="preserve">When is a nested if clearer than one condition joined with and?</w:t>
             </w:r>
           </w:p>
           <w:tbl>
@@ -6324,7 +6277,7 @@
                 <w:sz w:val="21"/>
                 <w:szCs w:val="21"/>
               </w:rPr>
-              <w:t xml:space="preserve">An off-by-one error at a boundary is one of the most common bugs there is.</w:t>
+              <w:t xml:space="preserve">A mistake at the edge of a band is so common that it has its own name: an...</w:t>
             </w:r>
           </w:p>
           <w:tbl>
@@ -6404,7 +6357,7 @@
                 <w:sz w:val="21"/>
                 <w:szCs w:val="21"/>
               </w:rPr>
-              <w:t xml:space="preserve">Which three totals would you test on a medal program with cut-offs at 27 and 24?</w:t>
+              <w:t xml:space="preserve">Which three values would you test on a program whose bands change at 30 and 50?</w:t>
             </w:r>
           </w:p>
           <w:tbl>
@@ -8381,7 +8334,7 @@
                 <w:sz w:val="21"/>
                 <w:szCs w:val="21"/>
               </w:rPr>
-              <w:t xml:space="preserve">a)  A car park charges 2 pounds for up to 2 hours and 5 pounds for longer. A pupil writes if hours &gt; 2 then prints 2, and else prints 5. Identify the logic error and write the two lines corrected.  </w:t>
+              <w:t xml:space="preserve">a)  A program should print cheap when a number is 2 or less and dear when it is more. A pupil writes if n &gt; 2 then prints cheap, and else prints dear. Identify the logic error and write the two lines corrected.  </w:t>
             </w:r>
             <w:r>
               <w:rPr>
@@ -8607,7 +8560,7 @@
                 <w:sz w:val="21"/>
                 <w:szCs w:val="21"/>
               </w:rPr>
-              <w:t xml:space="preserve">b)  Write a program that reads a wind speed in mph and prints Calm below 8, Breezy from 8 up to but not including 25, and Gale at 25 or more.  </w:t>
+              <w:t xml:space="preserve">b)  Write a program that reads a whole number and prints small when it is 10 or less, medium when it is more than 10 but 100 or less, and large when it is more than 100.  </w:t>
             </w:r>
             <w:r>
               <w:rPr>
@@ -9018,7 +8971,7 @@
                 <w:sz w:val="21"/>
                 <w:szCs w:val="21"/>
               </w:rPr>
-              <w:t xml:space="preserve">c)  Write a program that reads a greenhouse temperature and whether the roof vent is open, and prints Open the vent only when the temperature is above 28 degrees and the vent is shut.  </w:t>
+              <w:t xml:space="preserve">c)  Write a program that reads a whole number and then a word, and prints open only when the number is 3 or 7 and the word is not locked. Otherwise it prints refused.  </w:t>
             </w:r>
             <w:r>
               <w:rPr>
@@ -10135,7 +10088,7 @@
         <w:sz w:val="16"/>
         <w:szCs w:val="16"/>
       </w:rPr>
-      <w:t xml:space="preserve">PY Lesson 3: Selection: if, elif and else  |  Page </w:t>
+      <w:t xml:space="preserve">PY Lesson 3: Selection  |  Page </w:t>
     </w:r>
     <w:r>
       <w:rPr>
@@ -10290,12 +10243,6 @@
   </w:abstractNum>
   <w:num w:numId="1">
     <w:abstractNumId w:val="1"/>
-    <w:lvlOverride w:ilvl="0">
-      <w:startOverride w:val="1"/>
-    </w:lvlOverride>
-  </w:num>
-  <w:num w:numId="2">
-    <w:abstractNumId w:val="2"/>
     <w:lvlOverride w:ilvl="0">
       <w:startOverride w:val="1"/>
     </w:lvlOverride>

--- a/worksheets/PR_L03_Selection_Worksheet.docx
+++ b/worksheets/PR_L03_Selection_Worksheet.docx
@@ -363,7 +363,7 @@
                 <w:sz w:val="21"/>
                 <w:szCs w:val="21"/>
               </w:rPr>
-              <w:t xml:space="preserve">Plan the task on this sheet, then write the program in the editor and press Run to try it.</w:t>
+              <w:t xml:space="preserve">The What to do column says what each activity asks of you: run a program, say what it will display, change one thing, fill in a gap, fix a mistake, or write it yourself.</w:t>
             </w:r>
           </w:p>
           <w:p>
@@ -386,7 +386,7 @@
                 <w:sz w:val="21"/>
                 <w:szCs w:val="21"/>
               </w:rPr>
-              <w:t xml:space="preserve">Press Check to mark it. You can change your program and check again as often as you like - your best mark is the one that is kept.</w:t>
+              <w:t xml:space="preserve">Plan the ones you write on this sheet, then type the program in the editor and press Run to try it. Run never marks anything, so try things out freely.</w:t>
             </w:r>
           </w:p>
           <w:p>
@@ -409,7 +409,53 @@
                 <w:sz w:val="21"/>
                 <w:szCs w:val="21"/>
               </w:rPr>
-              <w:t xml:space="preserve">Read the tests that failed: each one says what was expected and what your program printed.</w:t>
+              <w:t xml:space="preserve">Press Check to mark it. You can change your program and check again as often as you like - your best mark is the one that is kept.</w:t>
+            </w:r>
+          </w:p>
+          <w:p>
+            <w:pPr>
+              <w:spacing w:after="60" w:before="60"/>
+            </w:pPr>
+            <w:r>
+              <w:rPr>
+                <w:rFonts w:ascii="Arial" w:cs="Arial" w:eastAsia="Arial" w:hAnsi="Arial"/>
+                <w:b/>
+                <w:bCs/>
+                <w:sz w:val="21"/>
+                <w:szCs w:val="21"/>
+              </w:rPr>
+              <w:t xml:space="preserve">6.  </w:t>
+            </w:r>
+            <w:r>
+              <w:rPr>
+                <w:rFonts w:ascii="Arial" w:cs="Arial" w:eastAsia="Arial" w:hAnsi="Arial"/>
+                <w:sz w:val="21"/>
+                <w:szCs w:val="21"/>
+              </w:rPr>
+              <w:t xml:space="preserve">Read the tests that failed: each one says what was expected and what your program displayed. If you are stuck, the Hint button gives you one step at a time.</w:t>
+            </w:r>
+          </w:p>
+          <w:p>
+            <w:pPr>
+              <w:spacing w:after="60" w:before="60"/>
+            </w:pPr>
+            <w:r>
+              <w:rPr>
+                <w:rFonts w:ascii="Arial" w:cs="Arial" w:eastAsia="Arial" w:hAnsi="Arial"/>
+                <w:b/>
+                <w:bCs/>
+                <w:sz w:val="21"/>
+                <w:szCs w:val="21"/>
+              </w:rPr>
+              <w:t xml:space="preserve">7.  </w:t>
+            </w:r>
+            <w:r>
+              <w:rPr>
+                <w:rFonts w:ascii="Arial" w:cs="Arial" w:eastAsia="Arial" w:hAnsi="Arial"/>
+                <w:sz w:val="21"/>
+                <w:szCs w:val="21"/>
+              </w:rPr>
+              <w:t xml:space="preserve">The activities marked Challenge are optional. Finish the rest of a station first, and come back to them if you have time.</w:t>
             </w:r>
           </w:p>
         </w:tc>
@@ -1503,12 +1549,12 @@
                 <w:sz w:val="21"/>
                 <w:szCs w:val="21"/>
               </w:rPr>
-              <w:t xml:space="preserve">Tick each one off as its tests pass in the editor</w:t>
+              <w:t xml:space="preserve">Tick each one off as you finish it in the editor</w:t>
             </w:r>
           </w:p>
           <w:tbl>
             <w:tblPr>
-              <w:tblW w:type="dxa" w:w="10026"/>
+              <w:tblW w:type="dxa" w:w="10024"/>
               <w:tblBorders>
                 <w:top w:val="single" w:color="auto" w:sz="4"/>
                 <w:left w:val="single" w:color="auto" w:sz="4"/>
@@ -1519,9 +1565,10 @@
               </w:tblBorders>
             </w:tblPr>
             <w:tblGrid>
-              <w:gridCol w:w="3342"/>
-              <w:gridCol w:w="3342"/>
-              <w:gridCol w:w="3342"/>
+              <w:gridCol w:w="2506"/>
+              <w:gridCol w:w="2506"/>
+              <w:gridCol w:w="2506"/>
+              <w:gridCol w:w="2506"/>
             </w:tblGrid>
             <w:tr>
               <w:trPr>
@@ -1530,7 +1577,7 @@
               </w:trPr>
               <w:tc>
                 <w:tcPr>
-                  <w:tcW w:type="dxa" w:w="3342"/>
+                  <w:tcW w:type="dxa" w:w="2506"/>
                   <w:tcBorders>
                     <w:top w:val="single" w:color="B7C2D1" w:sz="4"/>
                     <w:left w:val="single" w:color="B7C2D1" w:sz="4"/>
@@ -1558,13 +1605,13 @@
                       <w:sz w:val="20"/>
                       <w:szCs w:val="20"/>
                     </w:rPr>
-                    <w:t xml:space="preserve">Program</w:t>
-                  </w:r>
-                </w:p>
-              </w:tc>
-              <w:tc>
-                <w:tcPr>
-                  <w:tcW w:type="dxa" w:w="3342"/>
+                    <w:t xml:space="preserve">Activity</w:t>
+                  </w:r>
+                </w:p>
+              </w:tc>
+              <w:tc>
+                <w:tcPr>
+                  <w:tcW w:type="dxa" w:w="2506"/>
                   <w:tcBorders>
                     <w:top w:val="single" w:color="B7C2D1" w:sz="4"/>
                     <w:left w:val="single" w:color="B7C2D1" w:sz="4"/>
@@ -1592,13 +1639,47 @@
                       <w:sz w:val="20"/>
                       <w:szCs w:val="20"/>
                     </w:rPr>
+                    <w:t xml:space="preserve">What to do</w:t>
+                  </w:r>
+                </w:p>
+              </w:tc>
+              <w:tc>
+                <w:tcPr>
+                  <w:tcW w:type="dxa" w:w="2506"/>
+                  <w:tcBorders>
+                    <w:top w:val="single" w:color="B7C2D1" w:sz="4"/>
+                    <w:left w:val="single" w:color="B7C2D1" w:sz="4"/>
+                    <w:bottom w:val="single" w:color="B7C2D1" w:sz="4"/>
+                    <w:right w:val="single" w:color="B7C2D1" w:sz="4"/>
+                  </w:tcBorders>
+                  <w:shd w:fill="E6ECF5" w:color="auto" w:val="clear"/>
+                  <w:tcMar>
+                    <w:top w:type="dxa" w:w="80"/>
+                    <w:left w:type="dxa" w:w="120"/>
+                    <w:bottom w:type="dxa" w:w="80"/>
+                    <w:right w:type="dxa" w:w="120"/>
+                  </w:tcMar>
+                  <w:vAlign w:val="center"/>
+                </w:tcPr>
+                <w:p>
+                  <w:pPr>
+                    <w:spacing w:after="0" w:before="0"/>
+                  </w:pPr>
+                  <w:r>
+                    <w:rPr>
+                      <w:rFonts w:ascii="Arial" w:cs="Arial" w:eastAsia="Arial" w:hAnsi="Arial"/>
+                      <w:b/>
+                      <w:bCs/>
+                      <w:sz w:val="20"/>
+                      <w:szCs w:val="20"/>
+                    </w:rPr>
                     <w:t xml:space="preserve">Marks</w:t>
                   </w:r>
                 </w:p>
               </w:tc>
               <w:tc>
                 <w:tcPr>
-                  <w:tcW w:type="dxa" w:w="3342"/>
+                  <w:tcW w:type="dxa" w:w="2506"/>
                   <w:tcBorders>
                     <w:top w:val="single" w:color="B7C2D1" w:sz="4"/>
                     <w:left w:val="single" w:color="B7C2D1" w:sz="4"/>
@@ -1638,39 +1719,73 @@
               </w:trPr>
               <w:tc>
                 <w:tcPr>
-                  <w:tcW w:type="dxa" w:w="3342"/>
-                  <w:tcBorders>
-                    <w:top w:val="single" w:color="B7C2D1" w:sz="4"/>
-                    <w:left w:val="single" w:color="B7C2D1" w:sz="4"/>
-                    <w:bottom w:val="single" w:color="B7C2D1" w:sz="4"/>
-                    <w:right w:val="single" w:color="B7C2D1" w:sz="4"/>
-                  </w:tcBorders>
-                  <w:shd w:fill="FFFFFF" w:color="auto" w:val="clear"/>
-                  <w:tcMar>
-                    <w:top w:type="dxa" w:w="80"/>
-                    <w:left w:type="dxa" w:w="120"/>
-                    <w:bottom w:type="dxa" w:w="80"/>
-                    <w:right w:type="dxa" w:w="120"/>
-                  </w:tcMar>
-                  <w:vAlign w:val="center"/>
-                </w:tcPr>
-                <w:p>
-                  <w:pPr>
-                    <w:spacing w:after="0" w:before="0"/>
-                  </w:pPr>
-                  <w:r>
-                    <w:rPr>
-                      <w:rFonts w:ascii="Arial" w:cs="Arial" w:eastAsia="Arial" w:hAnsi="Arial"/>
-                      <w:sz w:val="21"/>
-                      <w:szCs w:val="21"/>
-                    </w:rPr>
-                    <w:t xml:space="preserve">Ask the user for a whole number. Display True when it is greater than 10. Display False when it is not.</w:t>
-                  </w:r>
-                </w:p>
-              </w:tc>
-              <w:tc>
-                <w:tcPr>
-                  <w:tcW w:type="dxa" w:w="3342"/>
+                  <w:tcW w:type="dxa" w:w="2506"/>
+                  <w:tcBorders>
+                    <w:top w:val="single" w:color="B7C2D1" w:sz="4"/>
+                    <w:left w:val="single" w:color="B7C2D1" w:sz="4"/>
+                    <w:bottom w:val="single" w:color="B7C2D1" w:sz="4"/>
+                    <w:right w:val="single" w:color="B7C2D1" w:sz="4"/>
+                  </w:tcBorders>
+                  <w:shd w:fill="FFFFFF" w:color="auto" w:val="clear"/>
+                  <w:tcMar>
+                    <w:top w:type="dxa" w:w="80"/>
+                    <w:left w:type="dxa" w:w="120"/>
+                    <w:bottom w:type="dxa" w:w="80"/>
+                    <w:right w:type="dxa" w:w="120"/>
+                  </w:tcMar>
+                  <w:vAlign w:val="center"/>
+                </w:tcPr>
+                <w:p>
+                  <w:pPr>
+                    <w:spacing w:after="0" w:before="0"/>
+                  </w:pPr>
+                  <w:r>
+                    <w:rPr>
+                      <w:rFonts w:ascii="Arial" w:cs="Arial" w:eastAsia="Arial" w:hAnsi="Arial"/>
+                      <w:sz w:val="21"/>
+                      <w:szCs w:val="21"/>
+                    </w:rPr>
+                    <w:t xml:space="preserve">Press Run and read both lines it displays.</w:t>
+                  </w:r>
+                </w:p>
+              </w:tc>
+              <w:tc>
+                <w:tcPr>
+                  <w:tcW w:type="dxa" w:w="2506"/>
+                  <w:tcBorders>
+                    <w:top w:val="single" w:color="B7C2D1" w:sz="4"/>
+                    <w:left w:val="single" w:color="B7C2D1" w:sz="4"/>
+                    <w:bottom w:val="single" w:color="B7C2D1" w:sz="4"/>
+                    <w:right w:val="single" w:color="B7C2D1" w:sz="4"/>
+                  </w:tcBorders>
+                  <w:shd w:fill="FFFFFF" w:color="auto" w:val="clear"/>
+                  <w:tcMar>
+                    <w:top w:type="dxa" w:w="80"/>
+                    <w:left w:type="dxa" w:w="120"/>
+                    <w:bottom w:type="dxa" w:w="80"/>
+                    <w:right w:type="dxa" w:w="120"/>
+                  </w:tcMar>
+                  <w:vAlign w:val="center"/>
+                </w:tcPr>
+                <w:p>
+                  <w:pPr>
+                    <w:spacing w:after="0" w:before="0"/>
+                  </w:pPr>
+                  <w:r>
+                    <w:rPr>
+                      <w:rFonts w:ascii="Arial" w:cs="Arial" w:eastAsia="Arial" w:hAnsi="Arial"/>
+                      <w:b w:val="false"/>
+                      <w:bCs w:val="false"/>
+                      <w:sz w:val="21"/>
+                      <w:szCs w:val="21"/>
+                    </w:rPr>
+                    <w:t xml:space="preserve">Run it</w:t>
+                  </w:r>
+                </w:p>
+              </w:tc>
+              <w:tc>
+                <w:tcPr>
+                  <w:tcW w:type="dxa" w:w="2506"/>
                   <w:tcBorders>
                     <w:top w:val="single" w:color="B7C2D1" w:sz="4"/>
                     <w:left w:val="single" w:color="B7C2D1" w:sz="4"/>
@@ -1704,7 +1819,7 @@
               </w:tc>
               <w:tc>
                 <w:tcPr>
-                  <w:tcW w:type="dxa" w:w="3342"/>
+                  <w:tcW w:type="dxa" w:w="2506"/>
                   <w:tcBorders>
                     <w:top w:val="single" w:color="B7C2D1" w:sz="4"/>
                     <w:left w:val="single" w:color="B7C2D1" w:sz="4"/>
@@ -1744,73 +1859,107 @@
               </w:trPr>
               <w:tc>
                 <w:tcPr>
-                  <w:tcW w:type="dxa" w:w="3342"/>
-                  <w:tcBorders>
-                    <w:top w:val="single" w:color="B7C2D1" w:sz="4"/>
-                    <w:left w:val="single" w:color="B7C2D1" w:sz="4"/>
-                    <w:bottom w:val="single" w:color="B7C2D1" w:sz="4"/>
-                    <w:right w:val="single" w:color="B7C2D1" w:sz="4"/>
-                  </w:tcBorders>
-                  <w:shd w:fill="FFFFFF" w:color="auto" w:val="clear"/>
-                  <w:tcMar>
-                    <w:top w:type="dxa" w:w="80"/>
-                    <w:left w:type="dxa" w:w="120"/>
-                    <w:bottom w:type="dxa" w:w="80"/>
-                    <w:right w:type="dxa" w:w="120"/>
-                  </w:tcMar>
-                  <w:vAlign w:val="center"/>
-                </w:tcPr>
-                <w:p>
-                  <w:pPr>
-                    <w:spacing w:after="0" w:before="0"/>
-                  </w:pPr>
-                  <w:r>
-                    <w:rPr>
-                      <w:rFonts w:ascii="Arial" w:cs="Arial" w:eastAsia="Arial" w:hAnsi="Arial"/>
-                      <w:sz w:val="21"/>
-                      <w:szCs w:val="21"/>
-                    </w:rPr>
-                    <w:t xml:space="preserve">Ask the user for a whole number. Then ask for a second whole number. Display True when they are equal. Display False when they are not.</w:t>
-                  </w:r>
-                </w:p>
-              </w:tc>
-              <w:tc>
-                <w:tcPr>
-                  <w:tcW w:type="dxa" w:w="3342"/>
-                  <w:tcBorders>
-                    <w:top w:val="single" w:color="B7C2D1" w:sz="4"/>
-                    <w:left w:val="single" w:color="B7C2D1" w:sz="4"/>
-                    <w:bottom w:val="single" w:color="B7C2D1" w:sz="4"/>
-                    <w:right w:val="single" w:color="B7C2D1" w:sz="4"/>
-                  </w:tcBorders>
-                  <w:shd w:fill="FFFFFF" w:color="auto" w:val="clear"/>
-                  <w:tcMar>
-                    <w:top w:type="dxa" w:w="80"/>
-                    <w:left w:type="dxa" w:w="120"/>
-                    <w:bottom w:type="dxa" w:w="80"/>
-                    <w:right w:type="dxa" w:w="120"/>
-                  </w:tcMar>
-                  <w:vAlign w:val="center"/>
-                </w:tcPr>
-                <w:p>
-                  <w:pPr>
-                    <w:spacing w:after="0" w:before="0"/>
-                  </w:pPr>
-                  <w:r>
-                    <w:rPr>
-                      <w:rFonts w:ascii="Arial" w:cs="Arial" w:eastAsia="Arial" w:hAnsi="Arial"/>
-                      <w:b w:val="false"/>
-                      <w:bCs w:val="false"/>
-                      <w:sz w:val="21"/>
-                      <w:szCs w:val="21"/>
-                    </w:rPr>
-                    <w:t xml:space="preserve">2</w:t>
-                  </w:r>
-                </w:p>
-              </w:tc>
-              <w:tc>
-                <w:tcPr>
-                  <w:tcW w:type="dxa" w:w="3342"/>
+                  <w:tcW w:type="dxa" w:w="2506"/>
+                  <w:tcBorders>
+                    <w:top w:val="single" w:color="B7C2D1" w:sz="4"/>
+                    <w:left w:val="single" w:color="B7C2D1" w:sz="4"/>
+                    <w:bottom w:val="single" w:color="B7C2D1" w:sz="4"/>
+                    <w:right w:val="single" w:color="B7C2D1" w:sz="4"/>
+                  </w:tcBorders>
+                  <w:shd w:fill="FFFFFF" w:color="auto" w:val="clear"/>
+                  <w:tcMar>
+                    <w:top w:type="dxa" w:w="80"/>
+                    <w:left w:type="dxa" w:w="120"/>
+                    <w:bottom w:type="dxa" w:w="80"/>
+                    <w:right w:type="dxa" w:w="120"/>
+                  </w:tcMar>
+                  <w:vAlign w:val="center"/>
+                </w:tcPr>
+                <w:p>
+                  <w:pPr>
+                    <w:spacing w:after="0" w:before="0"/>
+                  </w:pPr>
+                  <w:r>
+                    <w:rPr>
+                      <w:rFonts w:ascii="Arial" w:cs="Arial" w:eastAsia="Arial" w:hAnsi="Arial"/>
+                      <w:sz w:val="21"/>
+                      <w:szCs w:val="21"/>
+                    </w:rPr>
+                    <w:t xml:space="preserve">What will this program display?</w:t>
+                  </w:r>
+                </w:p>
+              </w:tc>
+              <w:tc>
+                <w:tcPr>
+                  <w:tcW w:type="dxa" w:w="2506"/>
+                  <w:tcBorders>
+                    <w:top w:val="single" w:color="B7C2D1" w:sz="4"/>
+                    <w:left w:val="single" w:color="B7C2D1" w:sz="4"/>
+                    <w:bottom w:val="single" w:color="B7C2D1" w:sz="4"/>
+                    <w:right w:val="single" w:color="B7C2D1" w:sz="4"/>
+                  </w:tcBorders>
+                  <w:shd w:fill="FFFFFF" w:color="auto" w:val="clear"/>
+                  <w:tcMar>
+                    <w:top w:type="dxa" w:w="80"/>
+                    <w:left w:type="dxa" w:w="120"/>
+                    <w:bottom w:type="dxa" w:w="80"/>
+                    <w:right w:type="dxa" w:w="120"/>
+                  </w:tcMar>
+                  <w:vAlign w:val="center"/>
+                </w:tcPr>
+                <w:p>
+                  <w:pPr>
+                    <w:spacing w:after="0" w:before="0"/>
+                  </w:pPr>
+                  <w:r>
+                    <w:rPr>
+                      <w:rFonts w:ascii="Arial" w:cs="Arial" w:eastAsia="Arial" w:hAnsi="Arial"/>
+                      <w:b w:val="false"/>
+                      <w:bCs w:val="false"/>
+                      <w:sz w:val="21"/>
+                      <w:szCs w:val="21"/>
+                    </w:rPr>
+                    <w:t xml:space="preserve">Predict</w:t>
+                  </w:r>
+                </w:p>
+              </w:tc>
+              <w:tc>
+                <w:tcPr>
+                  <w:tcW w:type="dxa" w:w="2506"/>
+                  <w:tcBorders>
+                    <w:top w:val="single" w:color="B7C2D1" w:sz="4"/>
+                    <w:left w:val="single" w:color="B7C2D1" w:sz="4"/>
+                    <w:bottom w:val="single" w:color="B7C2D1" w:sz="4"/>
+                    <w:right w:val="single" w:color="B7C2D1" w:sz="4"/>
+                  </w:tcBorders>
+                  <w:shd w:fill="FFFFFF" w:color="auto" w:val="clear"/>
+                  <w:tcMar>
+                    <w:top w:type="dxa" w:w="80"/>
+                    <w:left w:type="dxa" w:w="120"/>
+                    <w:bottom w:type="dxa" w:w="80"/>
+                    <w:right w:type="dxa" w:w="120"/>
+                  </w:tcMar>
+                  <w:vAlign w:val="center"/>
+                </w:tcPr>
+                <w:p>
+                  <w:pPr>
+                    <w:spacing w:after="0" w:before="0"/>
+                  </w:pPr>
+                  <w:r>
+                    <w:rPr>
+                      <w:rFonts w:ascii="Arial" w:cs="Arial" w:eastAsia="Arial" w:hAnsi="Arial"/>
+                      <w:b w:val="false"/>
+                      <w:bCs w:val="false"/>
+                      <w:sz w:val="21"/>
+                      <w:szCs w:val="21"/>
+                    </w:rPr>
+                    <w:t xml:space="preserve">1</w:t>
+                  </w:r>
+                </w:p>
+              </w:tc>
+              <w:tc>
+                <w:tcPr>
+                  <w:tcW w:type="dxa" w:w="2506"/>
                   <w:tcBorders>
                     <w:top w:val="single" w:color="B7C2D1" w:sz="4"/>
                     <w:left w:val="single" w:color="B7C2D1" w:sz="4"/>
@@ -1850,73 +1999,107 @@
               </w:trPr>
               <w:tc>
                 <w:tcPr>
-                  <w:tcW w:type="dxa" w:w="3342"/>
-                  <w:tcBorders>
-                    <w:top w:val="single" w:color="B7C2D1" w:sz="4"/>
-                    <w:left w:val="single" w:color="B7C2D1" w:sz="4"/>
-                    <w:bottom w:val="single" w:color="B7C2D1" w:sz="4"/>
-                    <w:right w:val="single" w:color="B7C2D1" w:sz="4"/>
-                  </w:tcBorders>
-                  <w:shd w:fill="FFFFFF" w:color="auto" w:val="clear"/>
-                  <w:tcMar>
-                    <w:top w:type="dxa" w:w="80"/>
-                    <w:left w:type="dxa" w:w="120"/>
-                    <w:bottom w:type="dxa" w:w="80"/>
-                    <w:right w:type="dxa" w:w="120"/>
-                  </w:tcMar>
-                  <w:vAlign w:val="center"/>
-                </w:tcPr>
-                <w:p>
-                  <w:pPr>
-                    <w:spacing w:after="0" w:before="0"/>
-                  </w:pPr>
-                  <w:r>
-                    <w:rPr>
-                      <w:rFonts w:ascii="Arial" w:cs="Arial" w:eastAsia="Arial" w:hAnsi="Arial"/>
-                      <w:sz w:val="21"/>
-                      <w:szCs w:val="21"/>
-                    </w:rPr>
-                    <w:t xml:space="preserve">Ask the user for a whole number. Then ask for a second whole number. Display True when the first is greater than the second. Display False when it is not.</w:t>
-                  </w:r>
-                </w:p>
-              </w:tc>
-              <w:tc>
-                <w:tcPr>
-                  <w:tcW w:type="dxa" w:w="3342"/>
-                  <w:tcBorders>
-                    <w:top w:val="single" w:color="B7C2D1" w:sz="4"/>
-                    <w:left w:val="single" w:color="B7C2D1" w:sz="4"/>
-                    <w:bottom w:val="single" w:color="B7C2D1" w:sz="4"/>
-                    <w:right w:val="single" w:color="B7C2D1" w:sz="4"/>
-                  </w:tcBorders>
-                  <w:shd w:fill="FFFFFF" w:color="auto" w:val="clear"/>
-                  <w:tcMar>
-                    <w:top w:type="dxa" w:w="80"/>
-                    <w:left w:type="dxa" w:w="120"/>
-                    <w:bottom w:type="dxa" w:w="80"/>
-                    <w:right w:type="dxa" w:w="120"/>
-                  </w:tcMar>
-                  <w:vAlign w:val="center"/>
-                </w:tcPr>
-                <w:p>
-                  <w:pPr>
-                    <w:spacing w:after="0" w:before="0"/>
-                  </w:pPr>
-                  <w:r>
-                    <w:rPr>
-                      <w:rFonts w:ascii="Arial" w:cs="Arial" w:eastAsia="Arial" w:hAnsi="Arial"/>
-                      <w:b w:val="false"/>
-                      <w:bCs w:val="false"/>
-                      <w:sz w:val="21"/>
-                      <w:szCs w:val="21"/>
-                    </w:rPr>
-                    <w:t xml:space="preserve">2</w:t>
-                  </w:r>
-                </w:p>
-              </w:tc>
-              <w:tc>
-                <w:tcPr>
-                  <w:tcW w:type="dxa" w:w="3342"/>
+                  <w:tcW w:type="dxa" w:w="2506"/>
+                  <w:tcBorders>
+                    <w:top w:val="single" w:color="B7C2D1" w:sz="4"/>
+                    <w:left w:val="single" w:color="B7C2D1" w:sz="4"/>
+                    <w:bottom w:val="single" w:color="B7C2D1" w:sz="4"/>
+                    <w:right w:val="single" w:color="B7C2D1" w:sz="4"/>
+                  </w:tcBorders>
+                  <w:shd w:fill="FFFFFF" w:color="auto" w:val="clear"/>
+                  <w:tcMar>
+                    <w:top w:type="dxa" w:w="80"/>
+                    <w:left w:type="dxa" w:w="120"/>
+                    <w:bottom w:type="dxa" w:w="80"/>
+                    <w:right w:type="dxa" w:w="120"/>
+                  </w:tcMar>
+                  <w:vAlign w:val="center"/>
+                </w:tcPr>
+                <w:p>
+                  <w:pPr>
+                    <w:spacing w:after="0" w:before="0"/>
+                  </w:pPr>
+                  <w:r>
+                    <w:rPr>
+                      <w:rFonts w:ascii="Arial" w:cs="Arial" w:eastAsia="Arial" w:hAnsi="Arial"/>
+                      <w:sz w:val="21"/>
+                      <w:szCs w:val="21"/>
+                    </w:rPr>
+                    <w:t xml:space="preserve">Change the sign in the middle so the program displays True.</w:t>
+                  </w:r>
+                </w:p>
+              </w:tc>
+              <w:tc>
+                <w:tcPr>
+                  <w:tcW w:type="dxa" w:w="2506"/>
+                  <w:tcBorders>
+                    <w:top w:val="single" w:color="B7C2D1" w:sz="4"/>
+                    <w:left w:val="single" w:color="B7C2D1" w:sz="4"/>
+                    <w:bottom w:val="single" w:color="B7C2D1" w:sz="4"/>
+                    <w:right w:val="single" w:color="B7C2D1" w:sz="4"/>
+                  </w:tcBorders>
+                  <w:shd w:fill="FFFFFF" w:color="auto" w:val="clear"/>
+                  <w:tcMar>
+                    <w:top w:type="dxa" w:w="80"/>
+                    <w:left w:type="dxa" w:w="120"/>
+                    <w:bottom w:type="dxa" w:w="80"/>
+                    <w:right w:type="dxa" w:w="120"/>
+                  </w:tcMar>
+                  <w:vAlign w:val="center"/>
+                </w:tcPr>
+                <w:p>
+                  <w:pPr>
+                    <w:spacing w:after="0" w:before="0"/>
+                  </w:pPr>
+                  <w:r>
+                    <w:rPr>
+                      <w:rFonts w:ascii="Arial" w:cs="Arial" w:eastAsia="Arial" w:hAnsi="Arial"/>
+                      <w:b w:val="false"/>
+                      <w:bCs w:val="false"/>
+                      <w:sz w:val="21"/>
+                      <w:szCs w:val="21"/>
+                    </w:rPr>
+                    <w:t xml:space="preserve">Change it</w:t>
+                  </w:r>
+                </w:p>
+              </w:tc>
+              <w:tc>
+                <w:tcPr>
+                  <w:tcW w:type="dxa" w:w="2506"/>
+                  <w:tcBorders>
+                    <w:top w:val="single" w:color="B7C2D1" w:sz="4"/>
+                    <w:left w:val="single" w:color="B7C2D1" w:sz="4"/>
+                    <w:bottom w:val="single" w:color="B7C2D1" w:sz="4"/>
+                    <w:right w:val="single" w:color="B7C2D1" w:sz="4"/>
+                  </w:tcBorders>
+                  <w:shd w:fill="FFFFFF" w:color="auto" w:val="clear"/>
+                  <w:tcMar>
+                    <w:top w:type="dxa" w:w="80"/>
+                    <w:left w:type="dxa" w:w="120"/>
+                    <w:bottom w:type="dxa" w:w="80"/>
+                    <w:right w:type="dxa" w:w="120"/>
+                  </w:tcMar>
+                  <w:vAlign w:val="center"/>
+                </w:tcPr>
+                <w:p>
+                  <w:pPr>
+                    <w:spacing w:after="0" w:before="0"/>
+                  </w:pPr>
+                  <w:r>
+                    <w:rPr>
+                      <w:rFonts w:ascii="Arial" w:cs="Arial" w:eastAsia="Arial" w:hAnsi="Arial"/>
+                      <w:b w:val="false"/>
+                      <w:bCs w:val="false"/>
+                      <w:sz w:val="21"/>
+                      <w:szCs w:val="21"/>
+                    </w:rPr>
+                    <w:t xml:space="preserve">1</w:t>
+                  </w:r>
+                </w:p>
+              </w:tc>
+              <w:tc>
+                <w:tcPr>
+                  <w:tcW w:type="dxa" w:w="2506"/>
                   <w:tcBorders>
                     <w:top w:val="single" w:color="B7C2D1" w:sz="4"/>
                     <w:left w:val="single" w:color="B7C2D1" w:sz="4"/>
@@ -1956,73 +2139,107 @@
               </w:trPr>
               <w:tc>
                 <w:tcPr>
-                  <w:tcW w:type="dxa" w:w="3342"/>
-                  <w:tcBorders>
-                    <w:top w:val="single" w:color="B7C2D1" w:sz="4"/>
-                    <w:left w:val="single" w:color="B7C2D1" w:sz="4"/>
-                    <w:bottom w:val="single" w:color="B7C2D1" w:sz="4"/>
-                    <w:right w:val="single" w:color="B7C2D1" w:sz="4"/>
-                  </w:tcBorders>
-                  <w:shd w:fill="FFFFFF" w:color="auto" w:val="clear"/>
-                  <w:tcMar>
-                    <w:top w:type="dxa" w:w="80"/>
-                    <w:left w:type="dxa" w:w="120"/>
-                    <w:bottom w:type="dxa" w:w="80"/>
-                    <w:right w:type="dxa" w:w="120"/>
-                  </w:tcMar>
-                  <w:vAlign w:val="center"/>
-                </w:tcPr>
-                <w:p>
-                  <w:pPr>
-                    <w:spacing w:after="0" w:before="0"/>
-                  </w:pPr>
-                  <w:r>
-                    <w:rPr>
-                      <w:rFonts w:ascii="Arial" w:cs="Arial" w:eastAsia="Arial" w:hAnsi="Arial"/>
-                      <w:sz w:val="21"/>
-                      <w:szCs w:val="21"/>
-                    </w:rPr>
-                    <w:t xml:space="preserve">Ask the user for a whole number. Then ask for a second whole number. Display True when the first is greater than or equal to the second. Display False when it is not.</w:t>
-                  </w:r>
-                </w:p>
-              </w:tc>
-              <w:tc>
-                <w:tcPr>
-                  <w:tcW w:type="dxa" w:w="3342"/>
-                  <w:tcBorders>
-                    <w:top w:val="single" w:color="B7C2D1" w:sz="4"/>
-                    <w:left w:val="single" w:color="B7C2D1" w:sz="4"/>
-                    <w:bottom w:val="single" w:color="B7C2D1" w:sz="4"/>
-                    <w:right w:val="single" w:color="B7C2D1" w:sz="4"/>
-                  </w:tcBorders>
-                  <w:shd w:fill="FFFFFF" w:color="auto" w:val="clear"/>
-                  <w:tcMar>
-                    <w:top w:type="dxa" w:w="80"/>
-                    <w:left w:type="dxa" w:w="120"/>
-                    <w:bottom w:type="dxa" w:w="80"/>
-                    <w:right w:type="dxa" w:w="120"/>
-                  </w:tcMar>
-                  <w:vAlign w:val="center"/>
-                </w:tcPr>
-                <w:p>
-                  <w:pPr>
-                    <w:spacing w:after="0" w:before="0"/>
-                  </w:pPr>
-                  <w:r>
-                    <w:rPr>
-                      <w:rFonts w:ascii="Arial" w:cs="Arial" w:eastAsia="Arial" w:hAnsi="Arial"/>
-                      <w:b w:val="false"/>
-                      <w:bCs w:val="false"/>
-                      <w:sz w:val="21"/>
-                      <w:szCs w:val="21"/>
-                    </w:rPr>
-                    <w:t xml:space="preserve">2</w:t>
-                  </w:r>
-                </w:p>
-              </w:tc>
-              <w:tc>
-                <w:tcPr>
-                  <w:tcW w:type="dxa" w:w="3342"/>
+                  <w:tcW w:type="dxa" w:w="2506"/>
+                  <w:tcBorders>
+                    <w:top w:val="single" w:color="B7C2D1" w:sz="4"/>
+                    <w:left w:val="single" w:color="B7C2D1" w:sz="4"/>
+                    <w:bottom w:val="single" w:color="B7C2D1" w:sz="4"/>
+                    <w:right w:val="single" w:color="B7C2D1" w:sz="4"/>
+                  </w:tcBorders>
+                  <w:shd w:fill="FFFFFF" w:color="auto" w:val="clear"/>
+                  <w:tcMar>
+                    <w:top w:type="dxa" w:w="80"/>
+                    <w:left w:type="dxa" w:w="120"/>
+                    <w:bottom w:type="dxa" w:w="80"/>
+                    <w:right w:type="dxa" w:w="120"/>
+                  </w:tcMar>
+                  <w:vAlign w:val="center"/>
+                </w:tcPr>
+                <w:p>
+                  <w:pPr>
+                    <w:spacing w:after="0" w:before="0"/>
+                  </w:pPr>
+                  <w:r>
+                    <w:rPr>
+                      <w:rFonts w:ascii="Arial" w:cs="Arial" w:eastAsia="Arial" w:hAnsi="Arial"/>
+                      <w:sz w:val="21"/>
+                      <w:szCs w:val="21"/>
+                    </w:rPr>
+                    <w:t xml:space="preserve">What will this program display?</w:t>
+                  </w:r>
+                </w:p>
+              </w:tc>
+              <w:tc>
+                <w:tcPr>
+                  <w:tcW w:type="dxa" w:w="2506"/>
+                  <w:tcBorders>
+                    <w:top w:val="single" w:color="B7C2D1" w:sz="4"/>
+                    <w:left w:val="single" w:color="B7C2D1" w:sz="4"/>
+                    <w:bottom w:val="single" w:color="B7C2D1" w:sz="4"/>
+                    <w:right w:val="single" w:color="B7C2D1" w:sz="4"/>
+                  </w:tcBorders>
+                  <w:shd w:fill="FFFFFF" w:color="auto" w:val="clear"/>
+                  <w:tcMar>
+                    <w:top w:type="dxa" w:w="80"/>
+                    <w:left w:type="dxa" w:w="120"/>
+                    <w:bottom w:type="dxa" w:w="80"/>
+                    <w:right w:type="dxa" w:w="120"/>
+                  </w:tcMar>
+                  <w:vAlign w:val="center"/>
+                </w:tcPr>
+                <w:p>
+                  <w:pPr>
+                    <w:spacing w:after="0" w:before="0"/>
+                  </w:pPr>
+                  <w:r>
+                    <w:rPr>
+                      <w:rFonts w:ascii="Arial" w:cs="Arial" w:eastAsia="Arial" w:hAnsi="Arial"/>
+                      <w:b w:val="false"/>
+                      <w:bCs w:val="false"/>
+                      <w:sz w:val="21"/>
+                      <w:szCs w:val="21"/>
+                    </w:rPr>
+                    <w:t xml:space="preserve">Predict</w:t>
+                  </w:r>
+                </w:p>
+              </w:tc>
+              <w:tc>
+                <w:tcPr>
+                  <w:tcW w:type="dxa" w:w="2506"/>
+                  <w:tcBorders>
+                    <w:top w:val="single" w:color="B7C2D1" w:sz="4"/>
+                    <w:left w:val="single" w:color="B7C2D1" w:sz="4"/>
+                    <w:bottom w:val="single" w:color="B7C2D1" w:sz="4"/>
+                    <w:right w:val="single" w:color="B7C2D1" w:sz="4"/>
+                  </w:tcBorders>
+                  <w:shd w:fill="FFFFFF" w:color="auto" w:val="clear"/>
+                  <w:tcMar>
+                    <w:top w:type="dxa" w:w="80"/>
+                    <w:left w:type="dxa" w:w="120"/>
+                    <w:bottom w:type="dxa" w:w="80"/>
+                    <w:right w:type="dxa" w:w="120"/>
+                  </w:tcMar>
+                  <w:vAlign w:val="center"/>
+                </w:tcPr>
+                <w:p>
+                  <w:pPr>
+                    <w:spacing w:after="0" w:before="0"/>
+                  </w:pPr>
+                  <w:r>
+                    <w:rPr>
+                      <w:rFonts w:ascii="Arial" w:cs="Arial" w:eastAsia="Arial" w:hAnsi="Arial"/>
+                      <w:b w:val="false"/>
+                      <w:bCs w:val="false"/>
+                      <w:sz w:val="21"/>
+                      <w:szCs w:val="21"/>
+                    </w:rPr>
+                    <w:t xml:space="preserve">1</w:t>
+                  </w:r>
+                </w:p>
+              </w:tc>
+              <w:tc>
+                <w:tcPr>
+                  <w:tcW w:type="dxa" w:w="2506"/>
                   <w:tcBorders>
                     <w:top w:val="single" w:color="B7C2D1" w:sz="4"/>
                     <w:left w:val="single" w:color="B7C2D1" w:sz="4"/>
@@ -2062,39 +2279,73 @@
               </w:trPr>
               <w:tc>
                 <w:tcPr>
-                  <w:tcW w:type="dxa" w:w="3342"/>
-                  <w:tcBorders>
-                    <w:top w:val="single" w:color="B7C2D1" w:sz="4"/>
-                    <w:left w:val="single" w:color="B7C2D1" w:sz="4"/>
-                    <w:bottom w:val="single" w:color="B7C2D1" w:sz="4"/>
-                    <w:right w:val="single" w:color="B7C2D1" w:sz="4"/>
-                  </w:tcBorders>
-                  <w:shd w:fill="FFFFFF" w:color="auto" w:val="clear"/>
-                  <w:tcMar>
-                    <w:top w:type="dxa" w:w="80"/>
-                    <w:left w:type="dxa" w:w="120"/>
-                    <w:bottom w:type="dxa" w:w="80"/>
-                    <w:right w:type="dxa" w:w="120"/>
-                  </w:tcMar>
-                  <w:vAlign w:val="center"/>
-                </w:tcPr>
-                <w:p>
-                  <w:pPr>
-                    <w:spacing w:after="0" w:before="0"/>
-                  </w:pPr>
-                  <w:r>
-                    <w:rPr>
-                      <w:rFonts w:ascii="Arial" w:cs="Arial" w:eastAsia="Arial" w:hAnsi="Arial"/>
-                      <w:sz w:val="21"/>
-                      <w:szCs w:val="21"/>
-                    </w:rPr>
-                    <w:t xml:space="preserve">Ask the user for a word. Then ask for a second word. Display True when they are the same word. Display False when they are not.</w:t>
-                  </w:r>
-                </w:p>
-              </w:tc>
-              <w:tc>
-                <w:tcPr>
-                  <w:tcW w:type="dxa" w:w="3342"/>
+                  <w:tcW w:type="dxa" w:w="2506"/>
+                  <w:tcBorders>
+                    <w:top w:val="single" w:color="B7C2D1" w:sz="4"/>
+                    <w:left w:val="single" w:color="B7C2D1" w:sz="4"/>
+                    <w:bottom w:val="single" w:color="B7C2D1" w:sz="4"/>
+                    <w:right w:val="single" w:color="B7C2D1" w:sz="4"/>
+                  </w:tcBorders>
+                  <w:shd w:fill="FFFFFF" w:color="auto" w:val="clear"/>
+                  <w:tcMar>
+                    <w:top w:type="dxa" w:w="80"/>
+                    <w:left w:type="dxa" w:w="120"/>
+                    <w:bottom w:type="dxa" w:w="80"/>
+                    <w:right w:type="dxa" w:w="120"/>
+                  </w:tcMar>
+                  <w:vAlign w:val="center"/>
+                </w:tcPr>
+                <w:p>
+                  <w:pPr>
+                    <w:spacing w:after="0" w:before="0"/>
+                  </w:pPr>
+                  <w:r>
+                    <w:rPr>
+                      <w:rFonts w:ascii="Arial" w:cs="Arial" w:eastAsia="Arial" w:hAnsi="Arial"/>
+                      <w:sz w:val="21"/>
+                      <w:szCs w:val="21"/>
+                    </w:rPr>
+                    <w:t xml:space="preserve">Finish the program so it displays True, because a mark of exactly 40 is a pass.</w:t>
+                  </w:r>
+                </w:p>
+              </w:tc>
+              <w:tc>
+                <w:tcPr>
+                  <w:tcW w:type="dxa" w:w="2506"/>
+                  <w:tcBorders>
+                    <w:top w:val="single" w:color="B7C2D1" w:sz="4"/>
+                    <w:left w:val="single" w:color="B7C2D1" w:sz="4"/>
+                    <w:bottom w:val="single" w:color="B7C2D1" w:sz="4"/>
+                    <w:right w:val="single" w:color="B7C2D1" w:sz="4"/>
+                  </w:tcBorders>
+                  <w:shd w:fill="FFFFFF" w:color="auto" w:val="clear"/>
+                  <w:tcMar>
+                    <w:top w:type="dxa" w:w="80"/>
+                    <w:left w:type="dxa" w:w="120"/>
+                    <w:bottom w:type="dxa" w:w="80"/>
+                    <w:right w:type="dxa" w:w="120"/>
+                  </w:tcMar>
+                  <w:vAlign w:val="center"/>
+                </w:tcPr>
+                <w:p>
+                  <w:pPr>
+                    <w:spacing w:after="0" w:before="0"/>
+                  </w:pPr>
+                  <w:r>
+                    <w:rPr>
+                      <w:rFonts w:ascii="Arial" w:cs="Arial" w:eastAsia="Arial" w:hAnsi="Arial"/>
+                      <w:b w:val="false"/>
+                      <w:bCs w:val="false"/>
+                      <w:sz w:val="21"/>
+                      <w:szCs w:val="21"/>
+                    </w:rPr>
+                    <w:t xml:space="preserve">Complete it</w:t>
+                  </w:r>
+                </w:p>
+              </w:tc>
+              <w:tc>
+                <w:tcPr>
+                  <w:tcW w:type="dxa" w:w="2506"/>
                   <w:tcBorders>
                     <w:top w:val="single" w:color="B7C2D1" w:sz="4"/>
                     <w:left w:val="single" w:color="B7C2D1" w:sz="4"/>
@@ -2128,7 +2379,567 @@
               </w:tc>
               <w:tc>
                 <w:tcPr>
-                  <w:tcW w:type="dxa" w:w="3342"/>
+                  <w:tcW w:type="dxa" w:w="2506"/>
+                  <w:tcBorders>
+                    <w:top w:val="single" w:color="B7C2D1" w:sz="4"/>
+                    <w:left w:val="single" w:color="B7C2D1" w:sz="4"/>
+                    <w:bottom w:val="single" w:color="B7C2D1" w:sz="4"/>
+                    <w:right w:val="single" w:color="B7C2D1" w:sz="4"/>
+                  </w:tcBorders>
+                  <w:shd w:fill="FFFFFF" w:color="auto" w:val="clear"/>
+                  <w:tcMar>
+                    <w:top w:type="dxa" w:w="80"/>
+                    <w:left w:type="dxa" w:w="120"/>
+                    <w:bottom w:type="dxa" w:w="80"/>
+                    <w:right w:type="dxa" w:w="120"/>
+                  </w:tcMar>
+                  <w:vAlign w:val="center"/>
+                </w:tcPr>
+                <w:p>
+                  <w:pPr>
+                    <w:spacing w:after="0" w:before="0"/>
+                  </w:pPr>
+                  <w:r>
+                    <w:rPr>
+                      <w:rFonts w:ascii="Arial" w:cs="Arial" w:eastAsia="Arial" w:hAnsi="Arial"/>
+                      <w:b w:val="false"/>
+                      <w:bCs w:val="false"/>
+                      <w:sz w:val="21"/>
+                      <w:szCs w:val="21"/>
+                    </w:rPr>
+                    <w:t xml:space="preserve"/>
+                  </w:r>
+                </w:p>
+              </w:tc>
+            </w:tr>
+            <w:tr>
+              <w:trPr>
+                <w:cantSplit/>
+                <w:trHeight w:val="360" w:hRule="atLeast"/>
+              </w:trPr>
+              <w:tc>
+                <w:tcPr>
+                  <w:tcW w:type="dxa" w:w="2506"/>
+                  <w:tcBorders>
+                    <w:top w:val="single" w:color="B7C2D1" w:sz="4"/>
+                    <w:left w:val="single" w:color="B7C2D1" w:sz="4"/>
+                    <w:bottom w:val="single" w:color="B7C2D1" w:sz="4"/>
+                    <w:right w:val="single" w:color="B7C2D1" w:sz="4"/>
+                  </w:tcBorders>
+                  <w:shd w:fill="FFFFFF" w:color="auto" w:val="clear"/>
+                  <w:tcMar>
+                    <w:top w:type="dxa" w:w="80"/>
+                    <w:left w:type="dxa" w:w="120"/>
+                    <w:bottom w:type="dxa" w:w="80"/>
+                    <w:right w:type="dxa" w:w="120"/>
+                  </w:tcMar>
+                  <w:vAlign w:val="center"/>
+                </w:tcPr>
+                <w:p>
+                  <w:pPr>
+                    <w:spacing w:after="0" w:before="0"/>
+                  </w:pPr>
+                  <w:r>
+                    <w:rPr>
+                      <w:rFonts w:ascii="Arial" w:cs="Arial" w:eastAsia="Arial" w:hAnsi="Arial"/>
+                      <w:sz w:val="21"/>
+                      <w:szCs w:val="21"/>
+                    </w:rPr>
+                    <w:t xml:space="preserve">Ask the user for a whole number. Display True when it is greater than 10. Display False when it is not.</w:t>
+                  </w:r>
+                </w:p>
+              </w:tc>
+              <w:tc>
+                <w:tcPr>
+                  <w:tcW w:type="dxa" w:w="2506"/>
+                  <w:tcBorders>
+                    <w:top w:val="single" w:color="B7C2D1" w:sz="4"/>
+                    <w:left w:val="single" w:color="B7C2D1" w:sz="4"/>
+                    <w:bottom w:val="single" w:color="B7C2D1" w:sz="4"/>
+                    <w:right w:val="single" w:color="B7C2D1" w:sz="4"/>
+                  </w:tcBorders>
+                  <w:shd w:fill="FFFFFF" w:color="auto" w:val="clear"/>
+                  <w:tcMar>
+                    <w:top w:type="dxa" w:w="80"/>
+                    <w:left w:type="dxa" w:w="120"/>
+                    <w:bottom w:type="dxa" w:w="80"/>
+                    <w:right w:type="dxa" w:w="120"/>
+                  </w:tcMar>
+                  <w:vAlign w:val="center"/>
+                </w:tcPr>
+                <w:p>
+                  <w:pPr>
+                    <w:spacing w:after="0" w:before="0"/>
+                  </w:pPr>
+                  <w:r>
+                    <w:rPr>
+                      <w:rFonts w:ascii="Arial" w:cs="Arial" w:eastAsia="Arial" w:hAnsi="Arial"/>
+                      <w:b w:val="false"/>
+                      <w:bCs w:val="false"/>
+                      <w:sz w:val="21"/>
+                      <w:szCs w:val="21"/>
+                    </w:rPr>
+                    <w:t xml:space="preserve">Write it</w:t>
+                  </w:r>
+                </w:p>
+              </w:tc>
+              <w:tc>
+                <w:tcPr>
+                  <w:tcW w:type="dxa" w:w="2506"/>
+                  <w:tcBorders>
+                    <w:top w:val="single" w:color="B7C2D1" w:sz="4"/>
+                    <w:left w:val="single" w:color="B7C2D1" w:sz="4"/>
+                    <w:bottom w:val="single" w:color="B7C2D1" w:sz="4"/>
+                    <w:right w:val="single" w:color="B7C2D1" w:sz="4"/>
+                  </w:tcBorders>
+                  <w:shd w:fill="FFFFFF" w:color="auto" w:val="clear"/>
+                  <w:tcMar>
+                    <w:top w:type="dxa" w:w="80"/>
+                    <w:left w:type="dxa" w:w="120"/>
+                    <w:bottom w:type="dxa" w:w="80"/>
+                    <w:right w:type="dxa" w:w="120"/>
+                  </w:tcMar>
+                  <w:vAlign w:val="center"/>
+                </w:tcPr>
+                <w:p>
+                  <w:pPr>
+                    <w:spacing w:after="0" w:before="0"/>
+                  </w:pPr>
+                  <w:r>
+                    <w:rPr>
+                      <w:rFonts w:ascii="Arial" w:cs="Arial" w:eastAsia="Arial" w:hAnsi="Arial"/>
+                      <w:b w:val="false"/>
+                      <w:bCs w:val="false"/>
+                      <w:sz w:val="21"/>
+                      <w:szCs w:val="21"/>
+                    </w:rPr>
+                    <w:t xml:space="preserve">2</w:t>
+                  </w:r>
+                </w:p>
+              </w:tc>
+              <w:tc>
+                <w:tcPr>
+                  <w:tcW w:type="dxa" w:w="2506"/>
+                  <w:tcBorders>
+                    <w:top w:val="single" w:color="B7C2D1" w:sz="4"/>
+                    <w:left w:val="single" w:color="B7C2D1" w:sz="4"/>
+                    <w:bottom w:val="single" w:color="B7C2D1" w:sz="4"/>
+                    <w:right w:val="single" w:color="B7C2D1" w:sz="4"/>
+                  </w:tcBorders>
+                  <w:shd w:fill="FFFFFF" w:color="auto" w:val="clear"/>
+                  <w:tcMar>
+                    <w:top w:type="dxa" w:w="80"/>
+                    <w:left w:type="dxa" w:w="120"/>
+                    <w:bottom w:type="dxa" w:w="80"/>
+                    <w:right w:type="dxa" w:w="120"/>
+                  </w:tcMar>
+                  <w:vAlign w:val="center"/>
+                </w:tcPr>
+                <w:p>
+                  <w:pPr>
+                    <w:spacing w:after="0" w:before="0"/>
+                  </w:pPr>
+                  <w:r>
+                    <w:rPr>
+                      <w:rFonts w:ascii="Arial" w:cs="Arial" w:eastAsia="Arial" w:hAnsi="Arial"/>
+                      <w:b w:val="false"/>
+                      <w:bCs w:val="false"/>
+                      <w:sz w:val="21"/>
+                      <w:szCs w:val="21"/>
+                    </w:rPr>
+                    <w:t xml:space="preserve"/>
+                  </w:r>
+                </w:p>
+              </w:tc>
+            </w:tr>
+            <w:tr>
+              <w:trPr>
+                <w:cantSplit/>
+                <w:trHeight w:val="360" w:hRule="atLeast"/>
+              </w:trPr>
+              <w:tc>
+                <w:tcPr>
+                  <w:tcW w:type="dxa" w:w="2506"/>
+                  <w:tcBorders>
+                    <w:top w:val="single" w:color="B7C2D1" w:sz="4"/>
+                    <w:left w:val="single" w:color="B7C2D1" w:sz="4"/>
+                    <w:bottom w:val="single" w:color="B7C2D1" w:sz="4"/>
+                    <w:right w:val="single" w:color="B7C2D1" w:sz="4"/>
+                  </w:tcBorders>
+                  <w:shd w:fill="FFFFFF" w:color="auto" w:val="clear"/>
+                  <w:tcMar>
+                    <w:top w:type="dxa" w:w="80"/>
+                    <w:left w:type="dxa" w:w="120"/>
+                    <w:bottom w:type="dxa" w:w="80"/>
+                    <w:right w:type="dxa" w:w="120"/>
+                  </w:tcMar>
+                  <w:vAlign w:val="center"/>
+                </w:tcPr>
+                <w:p>
+                  <w:pPr>
+                    <w:spacing w:after="0" w:before="0"/>
+                  </w:pPr>
+                  <w:r>
+                    <w:rPr>
+                      <w:rFonts w:ascii="Arial" w:cs="Arial" w:eastAsia="Arial" w:hAnsi="Arial"/>
+                      <w:sz w:val="21"/>
+                      <w:szCs w:val="21"/>
+                    </w:rPr>
+                    <w:t xml:space="preserve">Ask the user for a word. Then ask for a second word. Display True when the two words are the same. Display False when they are not.</w:t>
+                  </w:r>
+                </w:p>
+              </w:tc>
+              <w:tc>
+                <w:tcPr>
+                  <w:tcW w:type="dxa" w:w="2506"/>
+                  <w:tcBorders>
+                    <w:top w:val="single" w:color="B7C2D1" w:sz="4"/>
+                    <w:left w:val="single" w:color="B7C2D1" w:sz="4"/>
+                    <w:bottom w:val="single" w:color="B7C2D1" w:sz="4"/>
+                    <w:right w:val="single" w:color="B7C2D1" w:sz="4"/>
+                  </w:tcBorders>
+                  <w:shd w:fill="FFFFFF" w:color="auto" w:val="clear"/>
+                  <w:tcMar>
+                    <w:top w:type="dxa" w:w="80"/>
+                    <w:left w:type="dxa" w:w="120"/>
+                    <w:bottom w:type="dxa" w:w="80"/>
+                    <w:right w:type="dxa" w:w="120"/>
+                  </w:tcMar>
+                  <w:vAlign w:val="center"/>
+                </w:tcPr>
+                <w:p>
+                  <w:pPr>
+                    <w:spacing w:after="0" w:before="0"/>
+                  </w:pPr>
+                  <w:r>
+                    <w:rPr>
+                      <w:rFonts w:ascii="Arial" w:cs="Arial" w:eastAsia="Arial" w:hAnsi="Arial"/>
+                      <w:b w:val="false"/>
+                      <w:bCs w:val="false"/>
+                      <w:sz w:val="21"/>
+                      <w:szCs w:val="21"/>
+                    </w:rPr>
+                    <w:t xml:space="preserve">Write it</w:t>
+                  </w:r>
+                </w:p>
+              </w:tc>
+              <w:tc>
+                <w:tcPr>
+                  <w:tcW w:type="dxa" w:w="2506"/>
+                  <w:tcBorders>
+                    <w:top w:val="single" w:color="B7C2D1" w:sz="4"/>
+                    <w:left w:val="single" w:color="B7C2D1" w:sz="4"/>
+                    <w:bottom w:val="single" w:color="B7C2D1" w:sz="4"/>
+                    <w:right w:val="single" w:color="B7C2D1" w:sz="4"/>
+                  </w:tcBorders>
+                  <w:shd w:fill="FFFFFF" w:color="auto" w:val="clear"/>
+                  <w:tcMar>
+                    <w:top w:type="dxa" w:w="80"/>
+                    <w:left w:type="dxa" w:w="120"/>
+                    <w:bottom w:type="dxa" w:w="80"/>
+                    <w:right w:type="dxa" w:w="120"/>
+                  </w:tcMar>
+                  <w:vAlign w:val="center"/>
+                </w:tcPr>
+                <w:p>
+                  <w:pPr>
+                    <w:spacing w:after="0" w:before="0"/>
+                  </w:pPr>
+                  <w:r>
+                    <w:rPr>
+                      <w:rFonts w:ascii="Arial" w:cs="Arial" w:eastAsia="Arial" w:hAnsi="Arial"/>
+                      <w:b w:val="false"/>
+                      <w:bCs w:val="false"/>
+                      <w:sz w:val="21"/>
+                      <w:szCs w:val="21"/>
+                    </w:rPr>
+                    <w:t xml:space="preserve">2</w:t>
+                  </w:r>
+                </w:p>
+              </w:tc>
+              <w:tc>
+                <w:tcPr>
+                  <w:tcW w:type="dxa" w:w="2506"/>
+                  <w:tcBorders>
+                    <w:top w:val="single" w:color="B7C2D1" w:sz="4"/>
+                    <w:left w:val="single" w:color="B7C2D1" w:sz="4"/>
+                    <w:bottom w:val="single" w:color="B7C2D1" w:sz="4"/>
+                    <w:right w:val="single" w:color="B7C2D1" w:sz="4"/>
+                  </w:tcBorders>
+                  <w:shd w:fill="FFFFFF" w:color="auto" w:val="clear"/>
+                  <w:tcMar>
+                    <w:top w:type="dxa" w:w="80"/>
+                    <w:left w:type="dxa" w:w="120"/>
+                    <w:bottom w:type="dxa" w:w="80"/>
+                    <w:right w:type="dxa" w:w="120"/>
+                  </w:tcMar>
+                  <w:vAlign w:val="center"/>
+                </w:tcPr>
+                <w:p>
+                  <w:pPr>
+                    <w:spacing w:after="0" w:before="0"/>
+                  </w:pPr>
+                  <w:r>
+                    <w:rPr>
+                      <w:rFonts w:ascii="Arial" w:cs="Arial" w:eastAsia="Arial" w:hAnsi="Arial"/>
+                      <w:b w:val="false"/>
+                      <w:bCs w:val="false"/>
+                      <w:sz w:val="21"/>
+                      <w:szCs w:val="21"/>
+                    </w:rPr>
+                    <w:t xml:space="preserve"/>
+                  </w:r>
+                </w:p>
+              </w:tc>
+            </w:tr>
+            <w:tr>
+              <w:trPr>
+                <w:cantSplit/>
+                <w:trHeight w:val="360" w:hRule="atLeast"/>
+              </w:trPr>
+              <w:tc>
+                <w:tcPr>
+                  <w:tcW w:type="dxa" w:w="2506"/>
+                  <w:tcBorders>
+                    <w:top w:val="single" w:color="B7C2D1" w:sz="4"/>
+                    <w:left w:val="single" w:color="B7C2D1" w:sz="4"/>
+                    <w:bottom w:val="single" w:color="B7C2D1" w:sz="4"/>
+                    <w:right w:val="single" w:color="B7C2D1" w:sz="4"/>
+                  </w:tcBorders>
+                  <w:shd w:fill="FFFFFF" w:color="auto" w:val="clear"/>
+                  <w:tcMar>
+                    <w:top w:type="dxa" w:w="80"/>
+                    <w:left w:type="dxa" w:w="120"/>
+                    <w:bottom w:type="dxa" w:w="80"/>
+                    <w:right w:type="dxa" w:w="120"/>
+                  </w:tcMar>
+                  <w:vAlign w:val="center"/>
+                </w:tcPr>
+                <w:p>
+                  <w:pPr>
+                    <w:spacing w:after="0" w:before="0"/>
+                  </w:pPr>
+                  <w:r>
+                    <w:rPr>
+                      <w:rFonts w:ascii="Arial" w:cs="Arial" w:eastAsia="Arial" w:hAnsi="Arial"/>
+                      <w:sz w:val="21"/>
+                      <w:szCs w:val="21"/>
+                    </w:rPr>
+                    <w:t xml:space="preserve">This program should display True when the number typed is greater than 10. Find the mistake and put it right.</w:t>
+                  </w:r>
+                </w:p>
+              </w:tc>
+              <w:tc>
+                <w:tcPr>
+                  <w:tcW w:type="dxa" w:w="2506"/>
+                  <w:tcBorders>
+                    <w:top w:val="single" w:color="B7C2D1" w:sz="4"/>
+                    <w:left w:val="single" w:color="B7C2D1" w:sz="4"/>
+                    <w:bottom w:val="single" w:color="B7C2D1" w:sz="4"/>
+                    <w:right w:val="single" w:color="B7C2D1" w:sz="4"/>
+                  </w:tcBorders>
+                  <w:shd w:fill="FFFFFF" w:color="auto" w:val="clear"/>
+                  <w:tcMar>
+                    <w:top w:type="dxa" w:w="80"/>
+                    <w:left w:type="dxa" w:w="120"/>
+                    <w:bottom w:type="dxa" w:w="80"/>
+                    <w:right w:type="dxa" w:w="120"/>
+                  </w:tcMar>
+                  <w:vAlign w:val="center"/>
+                </w:tcPr>
+                <w:p>
+                  <w:pPr>
+                    <w:spacing w:after="0" w:before="0"/>
+                  </w:pPr>
+                  <w:r>
+                    <w:rPr>
+                      <w:rFonts w:ascii="Arial" w:cs="Arial" w:eastAsia="Arial" w:hAnsi="Arial"/>
+                      <w:b w:val="false"/>
+                      <w:bCs w:val="false"/>
+                      <w:sz w:val="21"/>
+                      <w:szCs w:val="21"/>
+                    </w:rPr>
+                    <w:t xml:space="preserve">Fix it</w:t>
+                  </w:r>
+                </w:p>
+              </w:tc>
+              <w:tc>
+                <w:tcPr>
+                  <w:tcW w:type="dxa" w:w="2506"/>
+                  <w:tcBorders>
+                    <w:top w:val="single" w:color="B7C2D1" w:sz="4"/>
+                    <w:left w:val="single" w:color="B7C2D1" w:sz="4"/>
+                    <w:bottom w:val="single" w:color="B7C2D1" w:sz="4"/>
+                    <w:right w:val="single" w:color="B7C2D1" w:sz="4"/>
+                  </w:tcBorders>
+                  <w:shd w:fill="FFFFFF" w:color="auto" w:val="clear"/>
+                  <w:tcMar>
+                    <w:top w:type="dxa" w:w="80"/>
+                    <w:left w:type="dxa" w:w="120"/>
+                    <w:bottom w:type="dxa" w:w="80"/>
+                    <w:right w:type="dxa" w:w="120"/>
+                  </w:tcMar>
+                  <w:vAlign w:val="center"/>
+                </w:tcPr>
+                <w:p>
+                  <w:pPr>
+                    <w:spacing w:after="0" w:before="0"/>
+                  </w:pPr>
+                  <w:r>
+                    <w:rPr>
+                      <w:rFonts w:ascii="Arial" w:cs="Arial" w:eastAsia="Arial" w:hAnsi="Arial"/>
+                      <w:b w:val="false"/>
+                      <w:bCs w:val="false"/>
+                      <w:sz w:val="21"/>
+                      <w:szCs w:val="21"/>
+                    </w:rPr>
+                    <w:t xml:space="preserve">2</w:t>
+                  </w:r>
+                </w:p>
+              </w:tc>
+              <w:tc>
+                <w:tcPr>
+                  <w:tcW w:type="dxa" w:w="2506"/>
+                  <w:tcBorders>
+                    <w:top w:val="single" w:color="B7C2D1" w:sz="4"/>
+                    <w:left w:val="single" w:color="B7C2D1" w:sz="4"/>
+                    <w:bottom w:val="single" w:color="B7C2D1" w:sz="4"/>
+                    <w:right w:val="single" w:color="B7C2D1" w:sz="4"/>
+                  </w:tcBorders>
+                  <w:shd w:fill="FFFFFF" w:color="auto" w:val="clear"/>
+                  <w:tcMar>
+                    <w:top w:type="dxa" w:w="80"/>
+                    <w:left w:type="dxa" w:w="120"/>
+                    <w:bottom w:type="dxa" w:w="80"/>
+                    <w:right w:type="dxa" w:w="120"/>
+                  </w:tcMar>
+                  <w:vAlign w:val="center"/>
+                </w:tcPr>
+                <w:p>
+                  <w:pPr>
+                    <w:spacing w:after="0" w:before="0"/>
+                  </w:pPr>
+                  <w:r>
+                    <w:rPr>
+                      <w:rFonts w:ascii="Arial" w:cs="Arial" w:eastAsia="Arial" w:hAnsi="Arial"/>
+                      <w:b w:val="false"/>
+                      <w:bCs w:val="false"/>
+                      <w:sz w:val="21"/>
+                      <w:szCs w:val="21"/>
+                    </w:rPr>
+                    <w:t xml:space="preserve"/>
+                  </w:r>
+                </w:p>
+              </w:tc>
+            </w:tr>
+            <w:tr>
+              <w:trPr>
+                <w:cantSplit/>
+                <w:trHeight w:val="360" w:hRule="atLeast"/>
+              </w:trPr>
+              <w:tc>
+                <w:tcPr>
+                  <w:tcW w:type="dxa" w:w="2506"/>
+                  <w:tcBorders>
+                    <w:top w:val="single" w:color="B7C2D1" w:sz="4"/>
+                    <w:left w:val="single" w:color="B7C2D1" w:sz="4"/>
+                    <w:bottom w:val="single" w:color="B7C2D1" w:sz="4"/>
+                    <w:right w:val="single" w:color="B7C2D1" w:sz="4"/>
+                  </w:tcBorders>
+                  <w:shd w:fill="FFFFFF" w:color="auto" w:val="clear"/>
+                  <w:tcMar>
+                    <w:top w:type="dxa" w:w="80"/>
+                    <w:left w:type="dxa" w:w="120"/>
+                    <w:bottom w:type="dxa" w:w="80"/>
+                    <w:right w:type="dxa" w:w="120"/>
+                  </w:tcMar>
+                  <w:vAlign w:val="center"/>
+                </w:tcPr>
+                <w:p>
+                  <w:pPr>
+                    <w:spacing w:after="0" w:before="0"/>
+                  </w:pPr>
+                  <w:r>
+                    <w:rPr>
+                      <w:rFonts w:ascii="Arial" w:cs="Arial" w:eastAsia="Arial" w:hAnsi="Arial"/>
+                      <w:sz w:val="21"/>
+                      <w:szCs w:val="21"/>
+                    </w:rPr>
+                    <w:t xml:space="preserve">Ask the user for a whole number. Display whether it is below 0. Then display whether it is exactly 0 on the next line. Then display whether it is above 0 on the next line.</w:t>
+                  </w:r>
+                </w:p>
+              </w:tc>
+              <w:tc>
+                <w:tcPr>
+                  <w:tcW w:type="dxa" w:w="2506"/>
+                  <w:tcBorders>
+                    <w:top w:val="single" w:color="B7C2D1" w:sz="4"/>
+                    <w:left w:val="single" w:color="B7C2D1" w:sz="4"/>
+                    <w:bottom w:val="single" w:color="B7C2D1" w:sz="4"/>
+                    <w:right w:val="single" w:color="B7C2D1" w:sz="4"/>
+                  </w:tcBorders>
+                  <w:shd w:fill="FFFFFF" w:color="auto" w:val="clear"/>
+                  <w:tcMar>
+                    <w:top w:type="dxa" w:w="80"/>
+                    <w:left w:type="dxa" w:w="120"/>
+                    <w:bottom w:type="dxa" w:w="80"/>
+                    <w:right w:type="dxa" w:w="120"/>
+                  </w:tcMar>
+                  <w:vAlign w:val="center"/>
+                </w:tcPr>
+                <w:p>
+                  <w:pPr>
+                    <w:spacing w:after="0" w:before="0"/>
+                  </w:pPr>
+                  <w:r>
+                    <w:rPr>
+                      <w:rFonts w:ascii="Arial" w:cs="Arial" w:eastAsia="Arial" w:hAnsi="Arial"/>
+                      <w:b w:val="false"/>
+                      <w:bCs w:val="false"/>
+                      <w:sz w:val="21"/>
+                      <w:szCs w:val="21"/>
+                    </w:rPr>
+                    <w:t xml:space="preserve">Challenge (optional)</w:t>
+                  </w:r>
+                </w:p>
+              </w:tc>
+              <w:tc>
+                <w:tcPr>
+                  <w:tcW w:type="dxa" w:w="2506"/>
+                  <w:tcBorders>
+                    <w:top w:val="single" w:color="B7C2D1" w:sz="4"/>
+                    <w:left w:val="single" w:color="B7C2D1" w:sz="4"/>
+                    <w:bottom w:val="single" w:color="B7C2D1" w:sz="4"/>
+                    <w:right w:val="single" w:color="B7C2D1" w:sz="4"/>
+                  </w:tcBorders>
+                  <w:shd w:fill="FFFFFF" w:color="auto" w:val="clear"/>
+                  <w:tcMar>
+                    <w:top w:type="dxa" w:w="80"/>
+                    <w:left w:type="dxa" w:w="120"/>
+                    <w:bottom w:type="dxa" w:w="80"/>
+                    <w:right w:type="dxa" w:w="120"/>
+                  </w:tcMar>
+                  <w:vAlign w:val="center"/>
+                </w:tcPr>
+                <w:p>
+                  <w:pPr>
+                    <w:spacing w:after="0" w:before="0"/>
+                  </w:pPr>
+                  <w:r>
+                    <w:rPr>
+                      <w:rFonts w:ascii="Arial" w:cs="Arial" w:eastAsia="Arial" w:hAnsi="Arial"/>
+                      <w:b w:val="false"/>
+                      <w:bCs w:val="false"/>
+                      <w:sz w:val="21"/>
+                      <w:szCs w:val="21"/>
+                    </w:rPr>
+                    <w:t xml:space="preserve">3</w:t>
+                  </w:r>
+                </w:p>
+              </w:tc>
+              <w:tc>
+                <w:tcPr>
+                  <w:tcW w:type="dxa" w:w="2506"/>
                   <w:tcBorders>
                     <w:top w:val="single" w:color="B7C2D1" w:sz="4"/>
                     <w:left w:val="single" w:color="B7C2D1" w:sz="4"/>
@@ -2175,7 +2986,7 @@
                 <w:sz w:val="21"/>
                 <w:szCs w:val="21"/>
               </w:rPr>
-              <w:t xml:space="preserve">Plan the one you found hardest: inputs, what happens to them, what is printed.</w:t>
+              <w:t xml:space="preserve">Plan the one you found hardest: what is typed in, what happens to it, what is displayed.</w:t>
             </w:r>
           </w:p>
           <w:tbl>
@@ -2601,12 +3412,12 @@
                 <w:sz w:val="21"/>
                 <w:szCs w:val="21"/>
               </w:rPr>
-              <w:t xml:space="preserve">Tick each one off as its tests pass in the editor</w:t>
+              <w:t xml:space="preserve">Tick each one off as you finish it in the editor</w:t>
             </w:r>
           </w:p>
           <w:tbl>
             <w:tblPr>
-              <w:tblW w:type="dxa" w:w="10026"/>
+              <w:tblW w:type="dxa" w:w="10024"/>
               <w:tblBorders>
                 <w:top w:val="single" w:color="auto" w:sz="4"/>
                 <w:left w:val="single" w:color="auto" w:sz="4"/>
@@ -2617,9 +3428,10 @@
               </w:tblBorders>
             </w:tblPr>
             <w:tblGrid>
-              <w:gridCol w:w="3342"/>
-              <w:gridCol w:w="3342"/>
-              <w:gridCol w:w="3342"/>
+              <w:gridCol w:w="2506"/>
+              <w:gridCol w:w="2506"/>
+              <w:gridCol w:w="2506"/>
+              <w:gridCol w:w="2506"/>
             </w:tblGrid>
             <w:tr>
               <w:trPr>
@@ -2628,7 +3440,7 @@
               </w:trPr>
               <w:tc>
                 <w:tcPr>
-                  <w:tcW w:type="dxa" w:w="3342"/>
+                  <w:tcW w:type="dxa" w:w="2506"/>
                   <w:tcBorders>
                     <w:top w:val="single" w:color="B7C2D1" w:sz="4"/>
                     <w:left w:val="single" w:color="B7C2D1" w:sz="4"/>
@@ -2656,13 +3468,13 @@
                       <w:sz w:val="20"/>
                       <w:szCs w:val="20"/>
                     </w:rPr>
-                    <w:t xml:space="preserve">Program</w:t>
-                  </w:r>
-                </w:p>
-              </w:tc>
-              <w:tc>
-                <w:tcPr>
-                  <w:tcW w:type="dxa" w:w="3342"/>
+                    <w:t xml:space="preserve">Activity</w:t>
+                  </w:r>
+                </w:p>
+              </w:tc>
+              <w:tc>
+                <w:tcPr>
+                  <w:tcW w:type="dxa" w:w="2506"/>
                   <w:tcBorders>
                     <w:top w:val="single" w:color="B7C2D1" w:sz="4"/>
                     <w:left w:val="single" w:color="B7C2D1" w:sz="4"/>
@@ -2690,13 +3502,47 @@
                       <w:sz w:val="20"/>
                       <w:szCs w:val="20"/>
                     </w:rPr>
+                    <w:t xml:space="preserve">What to do</w:t>
+                  </w:r>
+                </w:p>
+              </w:tc>
+              <w:tc>
+                <w:tcPr>
+                  <w:tcW w:type="dxa" w:w="2506"/>
+                  <w:tcBorders>
+                    <w:top w:val="single" w:color="B7C2D1" w:sz="4"/>
+                    <w:left w:val="single" w:color="B7C2D1" w:sz="4"/>
+                    <w:bottom w:val="single" w:color="B7C2D1" w:sz="4"/>
+                    <w:right w:val="single" w:color="B7C2D1" w:sz="4"/>
+                  </w:tcBorders>
+                  <w:shd w:fill="E6ECF5" w:color="auto" w:val="clear"/>
+                  <w:tcMar>
+                    <w:top w:type="dxa" w:w="80"/>
+                    <w:left w:type="dxa" w:w="120"/>
+                    <w:bottom w:type="dxa" w:w="80"/>
+                    <w:right w:type="dxa" w:w="120"/>
+                  </w:tcMar>
+                  <w:vAlign w:val="center"/>
+                </w:tcPr>
+                <w:p>
+                  <w:pPr>
+                    <w:spacing w:after="0" w:before="0"/>
+                  </w:pPr>
+                  <w:r>
+                    <w:rPr>
+                      <w:rFonts w:ascii="Arial" w:cs="Arial" w:eastAsia="Arial" w:hAnsi="Arial"/>
+                      <w:b/>
+                      <w:bCs/>
+                      <w:sz w:val="20"/>
+                      <w:szCs w:val="20"/>
+                    </w:rPr>
                     <w:t xml:space="preserve">Marks</w:t>
                   </w:r>
                 </w:p>
               </w:tc>
               <w:tc>
                 <w:tcPr>
-                  <w:tcW w:type="dxa" w:w="3342"/>
+                  <w:tcW w:type="dxa" w:w="2506"/>
                   <w:tcBorders>
                     <w:top w:val="single" w:color="B7C2D1" w:sz="4"/>
                     <w:left w:val="single" w:color="B7C2D1" w:sz="4"/>
@@ -2736,73 +3582,107 @@
               </w:trPr>
               <w:tc>
                 <w:tcPr>
-                  <w:tcW w:type="dxa" w:w="3342"/>
-                  <w:tcBorders>
-                    <w:top w:val="single" w:color="B7C2D1" w:sz="4"/>
-                    <w:left w:val="single" w:color="B7C2D1" w:sz="4"/>
-                    <w:bottom w:val="single" w:color="B7C2D1" w:sz="4"/>
-                    <w:right w:val="single" w:color="B7C2D1" w:sz="4"/>
-                  </w:tcBorders>
-                  <w:shd w:fill="FFFFFF" w:color="auto" w:val="clear"/>
-                  <w:tcMar>
-                    <w:top w:type="dxa" w:w="80"/>
-                    <w:left w:type="dxa" w:w="120"/>
-                    <w:bottom w:type="dxa" w:w="80"/>
-                    <w:right w:type="dxa" w:w="120"/>
-                  </w:tcMar>
-                  <w:vAlign w:val="center"/>
-                </w:tcPr>
-                <w:p>
-                  <w:pPr>
-                    <w:spacing w:after="0" w:before="0"/>
-                  </w:pPr>
-                  <w:r>
-                    <w:rPr>
-                      <w:rFonts w:ascii="Arial" w:cs="Arial" w:eastAsia="Arial" w:hAnsi="Arial"/>
-                      <w:sz w:val="21"/>
-                      <w:szCs w:val="21"/>
-                    </w:rPr>
-                    <w:t xml:space="preserve">Ask the user for a whole number. Display checked. Then display negative on the next line, but only when the number is below 0.</w:t>
-                  </w:r>
-                </w:p>
-              </w:tc>
-              <w:tc>
-                <w:tcPr>
-                  <w:tcW w:type="dxa" w:w="3342"/>
-                  <w:tcBorders>
-                    <w:top w:val="single" w:color="B7C2D1" w:sz="4"/>
-                    <w:left w:val="single" w:color="B7C2D1" w:sz="4"/>
-                    <w:bottom w:val="single" w:color="B7C2D1" w:sz="4"/>
-                    <w:right w:val="single" w:color="B7C2D1" w:sz="4"/>
-                  </w:tcBorders>
-                  <w:shd w:fill="FFFFFF" w:color="auto" w:val="clear"/>
-                  <w:tcMar>
-                    <w:top w:type="dxa" w:w="80"/>
-                    <w:left w:type="dxa" w:w="120"/>
-                    <w:bottom w:type="dxa" w:w="80"/>
-                    <w:right w:type="dxa" w:w="120"/>
-                  </w:tcMar>
-                  <w:vAlign w:val="center"/>
-                </w:tcPr>
-                <w:p>
-                  <w:pPr>
-                    <w:spacing w:after="0" w:before="0"/>
-                  </w:pPr>
-                  <w:r>
-                    <w:rPr>
-                      <w:rFonts w:ascii="Arial" w:cs="Arial" w:eastAsia="Arial" w:hAnsi="Arial"/>
-                      <w:b w:val="false"/>
-                      <w:bCs w:val="false"/>
-                      <w:sz w:val="21"/>
-                      <w:szCs w:val="21"/>
-                    </w:rPr>
-                    <w:t xml:space="preserve">2</w:t>
-                  </w:r>
-                </w:p>
-              </w:tc>
-              <w:tc>
-                <w:tcPr>
-                  <w:tcW w:type="dxa" w:w="3342"/>
+                  <w:tcW w:type="dxa" w:w="2506"/>
+                  <w:tcBorders>
+                    <w:top w:val="single" w:color="B7C2D1" w:sz="4"/>
+                    <w:left w:val="single" w:color="B7C2D1" w:sz="4"/>
+                    <w:bottom w:val="single" w:color="B7C2D1" w:sz="4"/>
+                    <w:right w:val="single" w:color="B7C2D1" w:sz="4"/>
+                  </w:tcBorders>
+                  <w:shd w:fill="FFFFFF" w:color="auto" w:val="clear"/>
+                  <w:tcMar>
+                    <w:top w:type="dxa" w:w="80"/>
+                    <w:left w:type="dxa" w:w="120"/>
+                    <w:bottom w:type="dxa" w:w="80"/>
+                    <w:right w:type="dxa" w:w="120"/>
+                  </w:tcMar>
+                  <w:vAlign w:val="center"/>
+                </w:tcPr>
+                <w:p>
+                  <w:pPr>
+                    <w:spacing w:after="0" w:before="0"/>
+                  </w:pPr>
+                  <w:r>
+                    <w:rPr>
+                      <w:rFonts w:ascii="Arial" w:cs="Arial" w:eastAsia="Arial" w:hAnsi="Arial"/>
+                      <w:sz w:val="21"/>
+                      <w:szCs w:val="21"/>
+                    </w:rPr>
+                    <w:t xml:space="preserve">Press Run. Then count the spaces at the start of each line.</w:t>
+                  </w:r>
+                </w:p>
+              </w:tc>
+              <w:tc>
+                <w:tcPr>
+                  <w:tcW w:type="dxa" w:w="2506"/>
+                  <w:tcBorders>
+                    <w:top w:val="single" w:color="B7C2D1" w:sz="4"/>
+                    <w:left w:val="single" w:color="B7C2D1" w:sz="4"/>
+                    <w:bottom w:val="single" w:color="B7C2D1" w:sz="4"/>
+                    <w:right w:val="single" w:color="B7C2D1" w:sz="4"/>
+                  </w:tcBorders>
+                  <w:shd w:fill="FFFFFF" w:color="auto" w:val="clear"/>
+                  <w:tcMar>
+                    <w:top w:type="dxa" w:w="80"/>
+                    <w:left w:type="dxa" w:w="120"/>
+                    <w:bottom w:type="dxa" w:w="80"/>
+                    <w:right w:type="dxa" w:w="120"/>
+                  </w:tcMar>
+                  <w:vAlign w:val="center"/>
+                </w:tcPr>
+                <w:p>
+                  <w:pPr>
+                    <w:spacing w:after="0" w:before="0"/>
+                  </w:pPr>
+                  <w:r>
+                    <w:rPr>
+                      <w:rFonts w:ascii="Arial" w:cs="Arial" w:eastAsia="Arial" w:hAnsi="Arial"/>
+                      <w:b w:val="false"/>
+                      <w:bCs w:val="false"/>
+                      <w:sz w:val="21"/>
+                      <w:szCs w:val="21"/>
+                    </w:rPr>
+                    <w:t xml:space="preserve">Run it</w:t>
+                  </w:r>
+                </w:p>
+              </w:tc>
+              <w:tc>
+                <w:tcPr>
+                  <w:tcW w:type="dxa" w:w="2506"/>
+                  <w:tcBorders>
+                    <w:top w:val="single" w:color="B7C2D1" w:sz="4"/>
+                    <w:left w:val="single" w:color="B7C2D1" w:sz="4"/>
+                    <w:bottom w:val="single" w:color="B7C2D1" w:sz="4"/>
+                    <w:right w:val="single" w:color="B7C2D1" w:sz="4"/>
+                  </w:tcBorders>
+                  <w:shd w:fill="FFFFFF" w:color="auto" w:val="clear"/>
+                  <w:tcMar>
+                    <w:top w:type="dxa" w:w="80"/>
+                    <w:left w:type="dxa" w:w="120"/>
+                    <w:bottom w:type="dxa" w:w="80"/>
+                    <w:right w:type="dxa" w:w="120"/>
+                  </w:tcMar>
+                  <w:vAlign w:val="center"/>
+                </w:tcPr>
+                <w:p>
+                  <w:pPr>
+                    <w:spacing w:after="0" w:before="0"/>
+                  </w:pPr>
+                  <w:r>
+                    <w:rPr>
+                      <w:rFonts w:ascii="Arial" w:cs="Arial" w:eastAsia="Arial" w:hAnsi="Arial"/>
+                      <w:b w:val="false"/>
+                      <w:bCs w:val="false"/>
+                      <w:sz w:val="21"/>
+                      <w:szCs w:val="21"/>
+                    </w:rPr>
+                    <w:t xml:space="preserve">1</w:t>
+                  </w:r>
+                </w:p>
+              </w:tc>
+              <w:tc>
+                <w:tcPr>
+                  <w:tcW w:type="dxa" w:w="2506"/>
                   <w:tcBorders>
                     <w:top w:val="single" w:color="B7C2D1" w:sz="4"/>
                     <w:left w:val="single" w:color="B7C2D1" w:sz="4"/>
@@ -2842,73 +3722,107 @@
               </w:trPr>
               <w:tc>
                 <w:tcPr>
-                  <w:tcW w:type="dxa" w:w="3342"/>
-                  <w:tcBorders>
-                    <w:top w:val="single" w:color="B7C2D1" w:sz="4"/>
-                    <w:left w:val="single" w:color="B7C2D1" w:sz="4"/>
-                    <w:bottom w:val="single" w:color="B7C2D1" w:sz="4"/>
-                    <w:right w:val="single" w:color="B7C2D1" w:sz="4"/>
-                  </w:tcBorders>
-                  <w:shd w:fill="FFFFFF" w:color="auto" w:val="clear"/>
-                  <w:tcMar>
-                    <w:top w:type="dxa" w:w="80"/>
-                    <w:left w:type="dxa" w:w="120"/>
-                    <w:bottom w:type="dxa" w:w="80"/>
-                    <w:right w:type="dxa" w:w="120"/>
-                  </w:tcMar>
-                  <w:vAlign w:val="center"/>
-                </w:tcPr>
-                <w:p>
-                  <w:pPr>
-                    <w:spacing w:after="0" w:before="0"/>
-                  </w:pPr>
-                  <w:r>
-                    <w:rPr>
-                      <w:rFonts w:ascii="Arial" w:cs="Arial" w:eastAsia="Arial" w:hAnsi="Arial"/>
-                      <w:sz w:val="21"/>
-                      <w:szCs w:val="21"/>
-                    </w:rPr>
-                    <w:t xml:space="preserve">Ask the user for a whole number. Display yes when it is 20 or more. Display no when it is less.</w:t>
-                  </w:r>
-                </w:p>
-              </w:tc>
-              <w:tc>
-                <w:tcPr>
-                  <w:tcW w:type="dxa" w:w="3342"/>
-                  <w:tcBorders>
-                    <w:top w:val="single" w:color="B7C2D1" w:sz="4"/>
-                    <w:left w:val="single" w:color="B7C2D1" w:sz="4"/>
-                    <w:bottom w:val="single" w:color="B7C2D1" w:sz="4"/>
-                    <w:right w:val="single" w:color="B7C2D1" w:sz="4"/>
-                  </w:tcBorders>
-                  <w:shd w:fill="FFFFFF" w:color="auto" w:val="clear"/>
-                  <w:tcMar>
-                    <w:top w:type="dxa" w:w="80"/>
-                    <w:left w:type="dxa" w:w="120"/>
-                    <w:bottom w:type="dxa" w:w="80"/>
-                    <w:right w:type="dxa" w:w="120"/>
-                  </w:tcMar>
-                  <w:vAlign w:val="center"/>
-                </w:tcPr>
-                <w:p>
-                  <w:pPr>
-                    <w:spacing w:after="0" w:before="0"/>
-                  </w:pPr>
-                  <w:r>
-                    <w:rPr>
-                      <w:rFonts w:ascii="Arial" w:cs="Arial" w:eastAsia="Arial" w:hAnsi="Arial"/>
-                      <w:b w:val="false"/>
-                      <w:bCs w:val="false"/>
-                      <w:sz w:val="21"/>
-                      <w:szCs w:val="21"/>
-                    </w:rPr>
-                    <w:t xml:space="preserve">2</w:t>
-                  </w:r>
-                </w:p>
-              </w:tc>
-              <w:tc>
-                <w:tcPr>
-                  <w:tcW w:type="dxa" w:w="3342"/>
+                  <w:tcW w:type="dxa" w:w="2506"/>
+                  <w:tcBorders>
+                    <w:top w:val="single" w:color="B7C2D1" w:sz="4"/>
+                    <w:left w:val="single" w:color="B7C2D1" w:sz="4"/>
+                    <w:bottom w:val="single" w:color="B7C2D1" w:sz="4"/>
+                    <w:right w:val="single" w:color="B7C2D1" w:sz="4"/>
+                  </w:tcBorders>
+                  <w:shd w:fill="FFFFFF" w:color="auto" w:val="clear"/>
+                  <w:tcMar>
+                    <w:top w:type="dxa" w:w="80"/>
+                    <w:left w:type="dxa" w:w="120"/>
+                    <w:bottom w:type="dxa" w:w="80"/>
+                    <w:right w:type="dxa" w:w="120"/>
+                  </w:tcMar>
+                  <w:vAlign w:val="center"/>
+                </w:tcPr>
+                <w:p>
+                  <w:pPr>
+                    <w:spacing w:after="0" w:before="0"/>
+                  </w:pPr>
+                  <w:r>
+                    <w:rPr>
+                      <w:rFonts w:ascii="Arial" w:cs="Arial" w:eastAsia="Arial" w:hAnsi="Arial"/>
+                      <w:sz w:val="21"/>
+                      <w:szCs w:val="21"/>
+                    </w:rPr>
+                    <w:t xml:space="preserve">What will this program display?</w:t>
+                  </w:r>
+                </w:p>
+              </w:tc>
+              <w:tc>
+                <w:tcPr>
+                  <w:tcW w:type="dxa" w:w="2506"/>
+                  <w:tcBorders>
+                    <w:top w:val="single" w:color="B7C2D1" w:sz="4"/>
+                    <w:left w:val="single" w:color="B7C2D1" w:sz="4"/>
+                    <w:bottom w:val="single" w:color="B7C2D1" w:sz="4"/>
+                    <w:right w:val="single" w:color="B7C2D1" w:sz="4"/>
+                  </w:tcBorders>
+                  <w:shd w:fill="FFFFFF" w:color="auto" w:val="clear"/>
+                  <w:tcMar>
+                    <w:top w:type="dxa" w:w="80"/>
+                    <w:left w:type="dxa" w:w="120"/>
+                    <w:bottom w:type="dxa" w:w="80"/>
+                    <w:right w:type="dxa" w:w="120"/>
+                  </w:tcMar>
+                  <w:vAlign w:val="center"/>
+                </w:tcPr>
+                <w:p>
+                  <w:pPr>
+                    <w:spacing w:after="0" w:before="0"/>
+                  </w:pPr>
+                  <w:r>
+                    <w:rPr>
+                      <w:rFonts w:ascii="Arial" w:cs="Arial" w:eastAsia="Arial" w:hAnsi="Arial"/>
+                      <w:b w:val="false"/>
+                      <w:bCs w:val="false"/>
+                      <w:sz w:val="21"/>
+                      <w:szCs w:val="21"/>
+                    </w:rPr>
+                    <w:t xml:space="preserve">Predict</w:t>
+                  </w:r>
+                </w:p>
+              </w:tc>
+              <w:tc>
+                <w:tcPr>
+                  <w:tcW w:type="dxa" w:w="2506"/>
+                  <w:tcBorders>
+                    <w:top w:val="single" w:color="B7C2D1" w:sz="4"/>
+                    <w:left w:val="single" w:color="B7C2D1" w:sz="4"/>
+                    <w:bottom w:val="single" w:color="B7C2D1" w:sz="4"/>
+                    <w:right w:val="single" w:color="B7C2D1" w:sz="4"/>
+                  </w:tcBorders>
+                  <w:shd w:fill="FFFFFF" w:color="auto" w:val="clear"/>
+                  <w:tcMar>
+                    <w:top w:type="dxa" w:w="80"/>
+                    <w:left w:type="dxa" w:w="120"/>
+                    <w:bottom w:type="dxa" w:w="80"/>
+                    <w:right w:type="dxa" w:w="120"/>
+                  </w:tcMar>
+                  <w:vAlign w:val="center"/>
+                </w:tcPr>
+                <w:p>
+                  <w:pPr>
+                    <w:spacing w:after="0" w:before="0"/>
+                  </w:pPr>
+                  <w:r>
+                    <w:rPr>
+                      <w:rFonts w:ascii="Arial" w:cs="Arial" w:eastAsia="Arial" w:hAnsi="Arial"/>
+                      <w:b w:val="false"/>
+                      <w:bCs w:val="false"/>
+                      <w:sz w:val="21"/>
+                      <w:szCs w:val="21"/>
+                    </w:rPr>
+                    <w:t xml:space="preserve">1</w:t>
+                  </w:r>
+                </w:p>
+              </w:tc>
+              <w:tc>
+                <w:tcPr>
+                  <w:tcW w:type="dxa" w:w="2506"/>
                   <w:tcBorders>
                     <w:top w:val="single" w:color="B7C2D1" w:sz="4"/>
                     <w:left w:val="single" w:color="B7C2D1" w:sz="4"/>
@@ -2948,73 +3862,107 @@
               </w:trPr>
               <w:tc>
                 <w:tcPr>
-                  <w:tcW w:type="dxa" w:w="3342"/>
-                  <w:tcBorders>
-                    <w:top w:val="single" w:color="B7C2D1" w:sz="4"/>
-                    <w:left w:val="single" w:color="B7C2D1" w:sz="4"/>
-                    <w:bottom w:val="single" w:color="B7C2D1" w:sz="4"/>
-                    <w:right w:val="single" w:color="B7C2D1" w:sz="4"/>
-                  </w:tcBorders>
-                  <w:shd w:fill="FFFFFF" w:color="auto" w:val="clear"/>
-                  <w:tcMar>
-                    <w:top w:type="dxa" w:w="80"/>
-                    <w:left w:type="dxa" w:w="120"/>
-                    <w:bottom w:type="dxa" w:w="80"/>
-                    <w:right w:type="dxa" w:w="120"/>
-                  </w:tcMar>
-                  <w:vAlign w:val="center"/>
-                </w:tcPr>
-                <w:p>
-                  <w:pPr>
-                    <w:spacing w:after="0" w:before="0"/>
-                  </w:pPr>
-                  <w:r>
-                    <w:rPr>
-                      <w:rFonts w:ascii="Arial" w:cs="Arial" w:eastAsia="Arial" w:hAnsi="Arial"/>
-                      <w:sz w:val="21"/>
-                      <w:szCs w:val="21"/>
-                    </w:rPr>
-                    <w:t xml:space="preserve">Ask the user for a word. Display match when the word is amber. Display no match when it is not.</w:t>
-                  </w:r>
-                </w:p>
-              </w:tc>
-              <w:tc>
-                <w:tcPr>
-                  <w:tcW w:type="dxa" w:w="3342"/>
-                  <w:tcBorders>
-                    <w:top w:val="single" w:color="B7C2D1" w:sz="4"/>
-                    <w:left w:val="single" w:color="B7C2D1" w:sz="4"/>
-                    <w:bottom w:val="single" w:color="B7C2D1" w:sz="4"/>
-                    <w:right w:val="single" w:color="B7C2D1" w:sz="4"/>
-                  </w:tcBorders>
-                  <w:shd w:fill="FFFFFF" w:color="auto" w:val="clear"/>
-                  <w:tcMar>
-                    <w:top w:type="dxa" w:w="80"/>
-                    <w:left w:type="dxa" w:w="120"/>
-                    <w:bottom w:type="dxa" w:w="80"/>
-                    <w:right w:type="dxa" w:w="120"/>
-                  </w:tcMar>
-                  <w:vAlign w:val="center"/>
-                </w:tcPr>
-                <w:p>
-                  <w:pPr>
-                    <w:spacing w:after="0" w:before="0"/>
-                  </w:pPr>
-                  <w:r>
-                    <w:rPr>
-                      <w:rFonts w:ascii="Arial" w:cs="Arial" w:eastAsia="Arial" w:hAnsi="Arial"/>
-                      <w:b w:val="false"/>
-                      <w:bCs w:val="false"/>
-                      <w:sz w:val="21"/>
-                      <w:szCs w:val="21"/>
-                    </w:rPr>
-                    <w:t xml:space="preserve">2</w:t>
-                  </w:r>
-                </w:p>
-              </w:tc>
-              <w:tc>
-                <w:tcPr>
-                  <w:tcW w:type="dxa" w:w="3342"/>
+                  <w:tcW w:type="dxa" w:w="2506"/>
+                  <w:tcBorders>
+                    <w:top w:val="single" w:color="B7C2D1" w:sz="4"/>
+                    <w:left w:val="single" w:color="B7C2D1" w:sz="4"/>
+                    <w:bottom w:val="single" w:color="B7C2D1" w:sz="4"/>
+                    <w:right w:val="single" w:color="B7C2D1" w:sz="4"/>
+                  </w:tcBorders>
+                  <w:shd w:fill="FFFFFF" w:color="auto" w:val="clear"/>
+                  <w:tcMar>
+                    <w:top w:type="dxa" w:w="80"/>
+                    <w:left w:type="dxa" w:w="120"/>
+                    <w:bottom w:type="dxa" w:w="80"/>
+                    <w:right w:type="dxa" w:w="120"/>
+                  </w:tcMar>
+                  <w:vAlign w:val="center"/>
+                </w:tcPr>
+                <w:p>
+                  <w:pPr>
+                    <w:spacing w:after="0" w:before="0"/>
+                  </w:pPr>
+                  <w:r>
+                    <w:rPr>
+                      <w:rFonts w:ascii="Arial" w:cs="Arial" w:eastAsia="Arial" w:hAnsi="Arial"/>
+                      <w:sz w:val="21"/>
+                      <w:szCs w:val="21"/>
+                    </w:rPr>
+                    <w:t xml:space="preserve">Change the program so a number of exactly 100 is counted as full.</w:t>
+                  </w:r>
+                </w:p>
+              </w:tc>
+              <w:tc>
+                <w:tcPr>
+                  <w:tcW w:type="dxa" w:w="2506"/>
+                  <w:tcBorders>
+                    <w:top w:val="single" w:color="B7C2D1" w:sz="4"/>
+                    <w:left w:val="single" w:color="B7C2D1" w:sz="4"/>
+                    <w:bottom w:val="single" w:color="B7C2D1" w:sz="4"/>
+                    <w:right w:val="single" w:color="B7C2D1" w:sz="4"/>
+                  </w:tcBorders>
+                  <w:shd w:fill="FFFFFF" w:color="auto" w:val="clear"/>
+                  <w:tcMar>
+                    <w:top w:type="dxa" w:w="80"/>
+                    <w:left w:type="dxa" w:w="120"/>
+                    <w:bottom w:type="dxa" w:w="80"/>
+                    <w:right w:type="dxa" w:w="120"/>
+                  </w:tcMar>
+                  <w:vAlign w:val="center"/>
+                </w:tcPr>
+                <w:p>
+                  <w:pPr>
+                    <w:spacing w:after="0" w:before="0"/>
+                  </w:pPr>
+                  <w:r>
+                    <w:rPr>
+                      <w:rFonts w:ascii="Arial" w:cs="Arial" w:eastAsia="Arial" w:hAnsi="Arial"/>
+                      <w:b w:val="false"/>
+                      <w:bCs w:val="false"/>
+                      <w:sz w:val="21"/>
+                      <w:szCs w:val="21"/>
+                    </w:rPr>
+                    <w:t xml:space="preserve">Change it</w:t>
+                  </w:r>
+                </w:p>
+              </w:tc>
+              <w:tc>
+                <w:tcPr>
+                  <w:tcW w:type="dxa" w:w="2506"/>
+                  <w:tcBorders>
+                    <w:top w:val="single" w:color="B7C2D1" w:sz="4"/>
+                    <w:left w:val="single" w:color="B7C2D1" w:sz="4"/>
+                    <w:bottom w:val="single" w:color="B7C2D1" w:sz="4"/>
+                    <w:right w:val="single" w:color="B7C2D1" w:sz="4"/>
+                  </w:tcBorders>
+                  <w:shd w:fill="FFFFFF" w:color="auto" w:val="clear"/>
+                  <w:tcMar>
+                    <w:top w:type="dxa" w:w="80"/>
+                    <w:left w:type="dxa" w:w="120"/>
+                    <w:bottom w:type="dxa" w:w="80"/>
+                    <w:right w:type="dxa" w:w="120"/>
+                  </w:tcMar>
+                  <w:vAlign w:val="center"/>
+                </w:tcPr>
+                <w:p>
+                  <w:pPr>
+                    <w:spacing w:after="0" w:before="0"/>
+                  </w:pPr>
+                  <w:r>
+                    <w:rPr>
+                      <w:rFonts w:ascii="Arial" w:cs="Arial" w:eastAsia="Arial" w:hAnsi="Arial"/>
+                      <w:b w:val="false"/>
+                      <w:bCs w:val="false"/>
+                      <w:sz w:val="21"/>
+                      <w:szCs w:val="21"/>
+                    </w:rPr>
+                    <w:t xml:space="preserve">1</w:t>
+                  </w:r>
+                </w:p>
+              </w:tc>
+              <w:tc>
+                <w:tcPr>
+                  <w:tcW w:type="dxa" w:w="2506"/>
                   <w:tcBorders>
                     <w:top w:val="single" w:color="B7C2D1" w:sz="4"/>
                     <w:left w:val="single" w:color="B7C2D1" w:sz="4"/>
@@ -3054,39 +4002,773 @@
               </w:trPr>
               <w:tc>
                 <w:tcPr>
-                  <w:tcW w:type="dxa" w:w="3342"/>
-                  <w:tcBorders>
-                    <w:top w:val="single" w:color="B7C2D1" w:sz="4"/>
-                    <w:left w:val="single" w:color="B7C2D1" w:sz="4"/>
-                    <w:bottom w:val="single" w:color="B7C2D1" w:sz="4"/>
-                    <w:right w:val="single" w:color="B7C2D1" w:sz="4"/>
-                  </w:tcBorders>
-                  <w:shd w:fill="FFFFFF" w:color="auto" w:val="clear"/>
-                  <w:tcMar>
-                    <w:top w:type="dxa" w:w="80"/>
-                    <w:left w:type="dxa" w:w="120"/>
-                    <w:bottom w:type="dxa" w:w="80"/>
-                    <w:right w:type="dxa" w:w="120"/>
-                  </w:tcMar>
-                  <w:vAlign w:val="center"/>
-                </w:tcPr>
-                <w:p>
-                  <w:pPr>
-                    <w:spacing w:after="0" w:before="0"/>
-                  </w:pPr>
-                  <w:r>
-                    <w:rPr>
-                      <w:rFonts w:ascii="Arial" w:cs="Arial" w:eastAsia="Arial" w:hAnsi="Arial"/>
-                      <w:sz w:val="21"/>
-                      <w:szCs w:val="21"/>
-                    </w:rPr>
-                    <w:t xml:space="preserve">Ask the user for a whole number. Then ask for a second whole number. Work out which of them is the larger. Display [larger] and nothing else.</w:t>
-                  </w:r>
-                </w:p>
-              </w:tc>
-              <w:tc>
-                <w:tcPr>
-                  <w:tcW w:type="dxa" w:w="3342"/>
+                  <w:tcW w:type="dxa" w:w="2506"/>
+                  <w:tcBorders>
+                    <w:top w:val="single" w:color="B7C2D1" w:sz="4"/>
+                    <w:left w:val="single" w:color="B7C2D1" w:sz="4"/>
+                    <w:bottom w:val="single" w:color="B7C2D1" w:sz="4"/>
+                    <w:right w:val="single" w:color="B7C2D1" w:sz="4"/>
+                  </w:tcBorders>
+                  <w:shd w:fill="FFFFFF" w:color="auto" w:val="clear"/>
+                  <w:tcMar>
+                    <w:top w:type="dxa" w:w="80"/>
+                    <w:left w:type="dxa" w:w="120"/>
+                    <w:bottom w:type="dxa" w:w="80"/>
+                    <w:right w:type="dxa" w:w="120"/>
+                  </w:tcMar>
+                  <w:vAlign w:val="center"/>
+                </w:tcPr>
+                <w:p>
+                  <w:pPr>
+                    <w:spacing w:after="0" w:before="0"/>
+                  </w:pPr>
+                  <w:r>
+                    <w:rPr>
+                      <w:rFonts w:ascii="Arial" w:cs="Arial" w:eastAsia="Arial" w:hAnsi="Arial"/>
+                      <w:sz w:val="21"/>
+                      <w:szCs w:val="21"/>
+                    </w:rPr>
+                    <w:t xml:space="preserve">Finish the program so it displays child when the age is under 18.</w:t>
+                  </w:r>
+                </w:p>
+              </w:tc>
+              <w:tc>
+                <w:tcPr>
+                  <w:tcW w:type="dxa" w:w="2506"/>
+                  <w:tcBorders>
+                    <w:top w:val="single" w:color="B7C2D1" w:sz="4"/>
+                    <w:left w:val="single" w:color="B7C2D1" w:sz="4"/>
+                    <w:bottom w:val="single" w:color="B7C2D1" w:sz="4"/>
+                    <w:right w:val="single" w:color="B7C2D1" w:sz="4"/>
+                  </w:tcBorders>
+                  <w:shd w:fill="FFFFFF" w:color="auto" w:val="clear"/>
+                  <w:tcMar>
+                    <w:top w:type="dxa" w:w="80"/>
+                    <w:left w:type="dxa" w:w="120"/>
+                    <w:bottom w:type="dxa" w:w="80"/>
+                    <w:right w:type="dxa" w:w="120"/>
+                  </w:tcMar>
+                  <w:vAlign w:val="center"/>
+                </w:tcPr>
+                <w:p>
+                  <w:pPr>
+                    <w:spacing w:after="0" w:before="0"/>
+                  </w:pPr>
+                  <w:r>
+                    <w:rPr>
+                      <w:rFonts w:ascii="Arial" w:cs="Arial" w:eastAsia="Arial" w:hAnsi="Arial"/>
+                      <w:b w:val="false"/>
+                      <w:bCs w:val="false"/>
+                      <w:sz w:val="21"/>
+                      <w:szCs w:val="21"/>
+                    </w:rPr>
+                    <w:t xml:space="preserve">Complete it</w:t>
+                  </w:r>
+                </w:p>
+              </w:tc>
+              <w:tc>
+                <w:tcPr>
+                  <w:tcW w:type="dxa" w:w="2506"/>
+                  <w:tcBorders>
+                    <w:top w:val="single" w:color="B7C2D1" w:sz="4"/>
+                    <w:left w:val="single" w:color="B7C2D1" w:sz="4"/>
+                    <w:bottom w:val="single" w:color="B7C2D1" w:sz="4"/>
+                    <w:right w:val="single" w:color="B7C2D1" w:sz="4"/>
+                  </w:tcBorders>
+                  <w:shd w:fill="FFFFFF" w:color="auto" w:val="clear"/>
+                  <w:tcMar>
+                    <w:top w:type="dxa" w:w="80"/>
+                    <w:left w:type="dxa" w:w="120"/>
+                    <w:bottom w:type="dxa" w:w="80"/>
+                    <w:right w:type="dxa" w:w="120"/>
+                  </w:tcMar>
+                  <w:vAlign w:val="center"/>
+                </w:tcPr>
+                <w:p>
+                  <w:pPr>
+                    <w:spacing w:after="0" w:before="0"/>
+                  </w:pPr>
+                  <w:r>
+                    <w:rPr>
+                      <w:rFonts w:ascii="Arial" w:cs="Arial" w:eastAsia="Arial" w:hAnsi="Arial"/>
+                      <w:b w:val="false"/>
+                      <w:bCs w:val="false"/>
+                      <w:sz w:val="21"/>
+                      <w:szCs w:val="21"/>
+                    </w:rPr>
+                    <w:t xml:space="preserve">2</w:t>
+                  </w:r>
+                </w:p>
+              </w:tc>
+              <w:tc>
+                <w:tcPr>
+                  <w:tcW w:type="dxa" w:w="2506"/>
+                  <w:tcBorders>
+                    <w:top w:val="single" w:color="B7C2D1" w:sz="4"/>
+                    <w:left w:val="single" w:color="B7C2D1" w:sz="4"/>
+                    <w:bottom w:val="single" w:color="B7C2D1" w:sz="4"/>
+                    <w:right w:val="single" w:color="B7C2D1" w:sz="4"/>
+                  </w:tcBorders>
+                  <w:shd w:fill="FFFFFF" w:color="auto" w:val="clear"/>
+                  <w:tcMar>
+                    <w:top w:type="dxa" w:w="80"/>
+                    <w:left w:type="dxa" w:w="120"/>
+                    <w:bottom w:type="dxa" w:w="80"/>
+                    <w:right w:type="dxa" w:w="120"/>
+                  </w:tcMar>
+                  <w:vAlign w:val="center"/>
+                </w:tcPr>
+                <w:p>
+                  <w:pPr>
+                    <w:spacing w:after="0" w:before="0"/>
+                  </w:pPr>
+                  <w:r>
+                    <w:rPr>
+                      <w:rFonts w:ascii="Arial" w:cs="Arial" w:eastAsia="Arial" w:hAnsi="Arial"/>
+                      <w:b w:val="false"/>
+                      <w:bCs w:val="false"/>
+                      <w:sz w:val="21"/>
+                      <w:szCs w:val="21"/>
+                    </w:rPr>
+                    <w:t xml:space="preserve"/>
+                  </w:r>
+                </w:p>
+              </w:tc>
+            </w:tr>
+            <w:tr>
+              <w:trPr>
+                <w:cantSplit/>
+                <w:trHeight w:val="360" w:hRule="atLeast"/>
+              </w:trPr>
+              <w:tc>
+                <w:tcPr>
+                  <w:tcW w:type="dxa" w:w="2506"/>
+                  <w:tcBorders>
+                    <w:top w:val="single" w:color="B7C2D1" w:sz="4"/>
+                    <w:left w:val="single" w:color="B7C2D1" w:sz="4"/>
+                    <w:bottom w:val="single" w:color="B7C2D1" w:sz="4"/>
+                    <w:right w:val="single" w:color="B7C2D1" w:sz="4"/>
+                  </w:tcBorders>
+                  <w:shd w:fill="FFFFFF" w:color="auto" w:val="clear"/>
+                  <w:tcMar>
+                    <w:top w:type="dxa" w:w="80"/>
+                    <w:left w:type="dxa" w:w="120"/>
+                    <w:bottom w:type="dxa" w:w="80"/>
+                    <w:right w:type="dxa" w:w="120"/>
+                  </w:tcMar>
+                  <w:vAlign w:val="center"/>
+                </w:tcPr>
+                <w:p>
+                  <w:pPr>
+                    <w:spacing w:after="0" w:before="0"/>
+                  </w:pPr>
+                  <w:r>
+                    <w:rPr>
+                      <w:rFonts w:ascii="Arial" w:cs="Arial" w:eastAsia="Arial" w:hAnsi="Arial"/>
+                      <w:sz w:val="21"/>
+                      <w:szCs w:val="21"/>
+                    </w:rPr>
+                    <w:t xml:space="preserve">Ask the user for a whole number of marks. Display pass when it is 40 or more. Display fail when it is less.</w:t>
+                  </w:r>
+                </w:p>
+              </w:tc>
+              <w:tc>
+                <w:tcPr>
+                  <w:tcW w:type="dxa" w:w="2506"/>
+                  <w:tcBorders>
+                    <w:top w:val="single" w:color="B7C2D1" w:sz="4"/>
+                    <w:left w:val="single" w:color="B7C2D1" w:sz="4"/>
+                    <w:bottom w:val="single" w:color="B7C2D1" w:sz="4"/>
+                    <w:right w:val="single" w:color="B7C2D1" w:sz="4"/>
+                  </w:tcBorders>
+                  <w:shd w:fill="FFFFFF" w:color="auto" w:val="clear"/>
+                  <w:tcMar>
+                    <w:top w:type="dxa" w:w="80"/>
+                    <w:left w:type="dxa" w:w="120"/>
+                    <w:bottom w:type="dxa" w:w="80"/>
+                    <w:right w:type="dxa" w:w="120"/>
+                  </w:tcMar>
+                  <w:vAlign w:val="center"/>
+                </w:tcPr>
+                <w:p>
+                  <w:pPr>
+                    <w:spacing w:after="0" w:before="0"/>
+                  </w:pPr>
+                  <w:r>
+                    <w:rPr>
+                      <w:rFonts w:ascii="Arial" w:cs="Arial" w:eastAsia="Arial" w:hAnsi="Arial"/>
+                      <w:b w:val="false"/>
+                      <w:bCs w:val="false"/>
+                      <w:sz w:val="21"/>
+                      <w:szCs w:val="21"/>
+                    </w:rPr>
+                    <w:t xml:space="preserve">Write it</w:t>
+                  </w:r>
+                </w:p>
+              </w:tc>
+              <w:tc>
+                <w:tcPr>
+                  <w:tcW w:type="dxa" w:w="2506"/>
+                  <w:tcBorders>
+                    <w:top w:val="single" w:color="B7C2D1" w:sz="4"/>
+                    <w:left w:val="single" w:color="B7C2D1" w:sz="4"/>
+                    <w:bottom w:val="single" w:color="B7C2D1" w:sz="4"/>
+                    <w:right w:val="single" w:color="B7C2D1" w:sz="4"/>
+                  </w:tcBorders>
+                  <w:shd w:fill="FFFFFF" w:color="auto" w:val="clear"/>
+                  <w:tcMar>
+                    <w:top w:type="dxa" w:w="80"/>
+                    <w:left w:type="dxa" w:w="120"/>
+                    <w:bottom w:type="dxa" w:w="80"/>
+                    <w:right w:type="dxa" w:w="120"/>
+                  </w:tcMar>
+                  <w:vAlign w:val="center"/>
+                </w:tcPr>
+                <w:p>
+                  <w:pPr>
+                    <w:spacing w:after="0" w:before="0"/>
+                  </w:pPr>
+                  <w:r>
+                    <w:rPr>
+                      <w:rFonts w:ascii="Arial" w:cs="Arial" w:eastAsia="Arial" w:hAnsi="Arial"/>
+                      <w:b w:val="false"/>
+                      <w:bCs w:val="false"/>
+                      <w:sz w:val="21"/>
+                      <w:szCs w:val="21"/>
+                    </w:rPr>
+                    <w:t xml:space="preserve">2</w:t>
+                  </w:r>
+                </w:p>
+              </w:tc>
+              <w:tc>
+                <w:tcPr>
+                  <w:tcW w:type="dxa" w:w="2506"/>
+                  <w:tcBorders>
+                    <w:top w:val="single" w:color="B7C2D1" w:sz="4"/>
+                    <w:left w:val="single" w:color="B7C2D1" w:sz="4"/>
+                    <w:bottom w:val="single" w:color="B7C2D1" w:sz="4"/>
+                    <w:right w:val="single" w:color="B7C2D1" w:sz="4"/>
+                  </w:tcBorders>
+                  <w:shd w:fill="FFFFFF" w:color="auto" w:val="clear"/>
+                  <w:tcMar>
+                    <w:top w:type="dxa" w:w="80"/>
+                    <w:left w:type="dxa" w:w="120"/>
+                    <w:bottom w:type="dxa" w:w="80"/>
+                    <w:right w:type="dxa" w:w="120"/>
+                  </w:tcMar>
+                  <w:vAlign w:val="center"/>
+                </w:tcPr>
+                <w:p>
+                  <w:pPr>
+                    <w:spacing w:after="0" w:before="0"/>
+                  </w:pPr>
+                  <w:r>
+                    <w:rPr>
+                      <w:rFonts w:ascii="Arial" w:cs="Arial" w:eastAsia="Arial" w:hAnsi="Arial"/>
+                      <w:b w:val="false"/>
+                      <w:bCs w:val="false"/>
+                      <w:sz w:val="21"/>
+                      <w:szCs w:val="21"/>
+                    </w:rPr>
+                    <w:t xml:space="preserve"/>
+                  </w:r>
+                </w:p>
+              </w:tc>
+            </w:tr>
+            <w:tr>
+              <w:trPr>
+                <w:cantSplit/>
+                <w:trHeight w:val="360" w:hRule="atLeast"/>
+              </w:trPr>
+              <w:tc>
+                <w:tcPr>
+                  <w:tcW w:type="dxa" w:w="2506"/>
+                  <w:tcBorders>
+                    <w:top w:val="single" w:color="B7C2D1" w:sz="4"/>
+                    <w:left w:val="single" w:color="B7C2D1" w:sz="4"/>
+                    <w:bottom w:val="single" w:color="B7C2D1" w:sz="4"/>
+                    <w:right w:val="single" w:color="B7C2D1" w:sz="4"/>
+                  </w:tcBorders>
+                  <w:shd w:fill="FFFFFF" w:color="auto" w:val="clear"/>
+                  <w:tcMar>
+                    <w:top w:type="dxa" w:w="80"/>
+                    <w:left w:type="dxa" w:w="120"/>
+                    <w:bottom w:type="dxa" w:w="80"/>
+                    <w:right w:type="dxa" w:w="120"/>
+                  </w:tcMar>
+                  <w:vAlign w:val="center"/>
+                </w:tcPr>
+                <w:p>
+                  <w:pPr>
+                    <w:spacing w:after="0" w:before="0"/>
+                  </w:pPr>
+                  <w:r>
+                    <w:rPr>
+                      <w:rFonts w:ascii="Arial" w:cs="Arial" w:eastAsia="Arial" w:hAnsi="Arial"/>
+                      <w:sz w:val="21"/>
+                      <w:szCs w:val="21"/>
+                    </w:rPr>
+                    <w:t xml:space="preserve">Ask the user for a word. Display match when the word is amber. Display no match when it is not.</w:t>
+                  </w:r>
+                </w:p>
+              </w:tc>
+              <w:tc>
+                <w:tcPr>
+                  <w:tcW w:type="dxa" w:w="2506"/>
+                  <w:tcBorders>
+                    <w:top w:val="single" w:color="B7C2D1" w:sz="4"/>
+                    <w:left w:val="single" w:color="B7C2D1" w:sz="4"/>
+                    <w:bottom w:val="single" w:color="B7C2D1" w:sz="4"/>
+                    <w:right w:val="single" w:color="B7C2D1" w:sz="4"/>
+                  </w:tcBorders>
+                  <w:shd w:fill="FFFFFF" w:color="auto" w:val="clear"/>
+                  <w:tcMar>
+                    <w:top w:type="dxa" w:w="80"/>
+                    <w:left w:type="dxa" w:w="120"/>
+                    <w:bottom w:type="dxa" w:w="80"/>
+                    <w:right w:type="dxa" w:w="120"/>
+                  </w:tcMar>
+                  <w:vAlign w:val="center"/>
+                </w:tcPr>
+                <w:p>
+                  <w:pPr>
+                    <w:spacing w:after="0" w:before="0"/>
+                  </w:pPr>
+                  <w:r>
+                    <w:rPr>
+                      <w:rFonts w:ascii="Arial" w:cs="Arial" w:eastAsia="Arial" w:hAnsi="Arial"/>
+                      <w:b w:val="false"/>
+                      <w:bCs w:val="false"/>
+                      <w:sz w:val="21"/>
+                      <w:szCs w:val="21"/>
+                    </w:rPr>
+                    <w:t xml:space="preserve">Write it</w:t>
+                  </w:r>
+                </w:p>
+              </w:tc>
+              <w:tc>
+                <w:tcPr>
+                  <w:tcW w:type="dxa" w:w="2506"/>
+                  <w:tcBorders>
+                    <w:top w:val="single" w:color="B7C2D1" w:sz="4"/>
+                    <w:left w:val="single" w:color="B7C2D1" w:sz="4"/>
+                    <w:bottom w:val="single" w:color="B7C2D1" w:sz="4"/>
+                    <w:right w:val="single" w:color="B7C2D1" w:sz="4"/>
+                  </w:tcBorders>
+                  <w:shd w:fill="FFFFFF" w:color="auto" w:val="clear"/>
+                  <w:tcMar>
+                    <w:top w:type="dxa" w:w="80"/>
+                    <w:left w:type="dxa" w:w="120"/>
+                    <w:bottom w:type="dxa" w:w="80"/>
+                    <w:right w:type="dxa" w:w="120"/>
+                  </w:tcMar>
+                  <w:vAlign w:val="center"/>
+                </w:tcPr>
+                <w:p>
+                  <w:pPr>
+                    <w:spacing w:after="0" w:before="0"/>
+                  </w:pPr>
+                  <w:r>
+                    <w:rPr>
+                      <w:rFonts w:ascii="Arial" w:cs="Arial" w:eastAsia="Arial" w:hAnsi="Arial"/>
+                      <w:b w:val="false"/>
+                      <w:bCs w:val="false"/>
+                      <w:sz w:val="21"/>
+                      <w:szCs w:val="21"/>
+                    </w:rPr>
+                    <w:t xml:space="preserve">2</w:t>
+                  </w:r>
+                </w:p>
+              </w:tc>
+              <w:tc>
+                <w:tcPr>
+                  <w:tcW w:type="dxa" w:w="2506"/>
+                  <w:tcBorders>
+                    <w:top w:val="single" w:color="B7C2D1" w:sz="4"/>
+                    <w:left w:val="single" w:color="B7C2D1" w:sz="4"/>
+                    <w:bottom w:val="single" w:color="B7C2D1" w:sz="4"/>
+                    <w:right w:val="single" w:color="B7C2D1" w:sz="4"/>
+                  </w:tcBorders>
+                  <w:shd w:fill="FFFFFF" w:color="auto" w:val="clear"/>
+                  <w:tcMar>
+                    <w:top w:type="dxa" w:w="80"/>
+                    <w:left w:type="dxa" w:w="120"/>
+                    <w:bottom w:type="dxa" w:w="80"/>
+                    <w:right w:type="dxa" w:w="120"/>
+                  </w:tcMar>
+                  <w:vAlign w:val="center"/>
+                </w:tcPr>
+                <w:p>
+                  <w:pPr>
+                    <w:spacing w:after="0" w:before="0"/>
+                  </w:pPr>
+                  <w:r>
+                    <w:rPr>
+                      <w:rFonts w:ascii="Arial" w:cs="Arial" w:eastAsia="Arial" w:hAnsi="Arial"/>
+                      <w:b w:val="false"/>
+                      <w:bCs w:val="false"/>
+                      <w:sz w:val="21"/>
+                      <w:szCs w:val="21"/>
+                    </w:rPr>
+                    <w:t xml:space="preserve"/>
+                  </w:r>
+                </w:p>
+              </w:tc>
+            </w:tr>
+            <w:tr>
+              <w:trPr>
+                <w:cantSplit/>
+                <w:trHeight w:val="360" w:hRule="atLeast"/>
+              </w:trPr>
+              <w:tc>
+                <w:tcPr>
+                  <w:tcW w:type="dxa" w:w="2506"/>
+                  <w:tcBorders>
+                    <w:top w:val="single" w:color="B7C2D1" w:sz="4"/>
+                    <w:left w:val="single" w:color="B7C2D1" w:sz="4"/>
+                    <w:bottom w:val="single" w:color="B7C2D1" w:sz="4"/>
+                    <w:right w:val="single" w:color="B7C2D1" w:sz="4"/>
+                  </w:tcBorders>
+                  <w:shd w:fill="FFFFFF" w:color="auto" w:val="clear"/>
+                  <w:tcMar>
+                    <w:top w:type="dxa" w:w="80"/>
+                    <w:left w:type="dxa" w:w="120"/>
+                    <w:bottom w:type="dxa" w:w="80"/>
+                    <w:right w:type="dxa" w:w="120"/>
+                  </w:tcMar>
+                  <w:vAlign w:val="center"/>
+                </w:tcPr>
+                <w:p>
+                  <w:pPr>
+                    <w:spacing w:after="0" w:before="0"/>
+                  </w:pPr>
+                  <w:r>
+                    <w:rPr>
+                      <w:rFonts w:ascii="Arial" w:cs="Arial" w:eastAsia="Arial" w:hAnsi="Arial"/>
+                      <w:sz w:val="21"/>
+                      <w:szCs w:val="21"/>
+                    </w:rPr>
+                    <w:t xml:space="preserve">This program should display big or small. One piece of punctuation is missing. Find it and put it right.</w:t>
+                  </w:r>
+                </w:p>
+              </w:tc>
+              <w:tc>
+                <w:tcPr>
+                  <w:tcW w:type="dxa" w:w="2506"/>
+                  <w:tcBorders>
+                    <w:top w:val="single" w:color="B7C2D1" w:sz="4"/>
+                    <w:left w:val="single" w:color="B7C2D1" w:sz="4"/>
+                    <w:bottom w:val="single" w:color="B7C2D1" w:sz="4"/>
+                    <w:right w:val="single" w:color="B7C2D1" w:sz="4"/>
+                  </w:tcBorders>
+                  <w:shd w:fill="FFFFFF" w:color="auto" w:val="clear"/>
+                  <w:tcMar>
+                    <w:top w:type="dxa" w:w="80"/>
+                    <w:left w:type="dxa" w:w="120"/>
+                    <w:bottom w:type="dxa" w:w="80"/>
+                    <w:right w:type="dxa" w:w="120"/>
+                  </w:tcMar>
+                  <w:vAlign w:val="center"/>
+                </w:tcPr>
+                <w:p>
+                  <w:pPr>
+                    <w:spacing w:after="0" w:before="0"/>
+                  </w:pPr>
+                  <w:r>
+                    <w:rPr>
+                      <w:rFonts w:ascii="Arial" w:cs="Arial" w:eastAsia="Arial" w:hAnsi="Arial"/>
+                      <w:b w:val="false"/>
+                      <w:bCs w:val="false"/>
+                      <w:sz w:val="21"/>
+                      <w:szCs w:val="21"/>
+                    </w:rPr>
+                    <w:t xml:space="preserve">Fix it</w:t>
+                  </w:r>
+                </w:p>
+              </w:tc>
+              <w:tc>
+                <w:tcPr>
+                  <w:tcW w:type="dxa" w:w="2506"/>
+                  <w:tcBorders>
+                    <w:top w:val="single" w:color="B7C2D1" w:sz="4"/>
+                    <w:left w:val="single" w:color="B7C2D1" w:sz="4"/>
+                    <w:bottom w:val="single" w:color="B7C2D1" w:sz="4"/>
+                    <w:right w:val="single" w:color="B7C2D1" w:sz="4"/>
+                  </w:tcBorders>
+                  <w:shd w:fill="FFFFFF" w:color="auto" w:val="clear"/>
+                  <w:tcMar>
+                    <w:top w:type="dxa" w:w="80"/>
+                    <w:left w:type="dxa" w:w="120"/>
+                    <w:bottom w:type="dxa" w:w="80"/>
+                    <w:right w:type="dxa" w:w="120"/>
+                  </w:tcMar>
+                  <w:vAlign w:val="center"/>
+                </w:tcPr>
+                <w:p>
+                  <w:pPr>
+                    <w:spacing w:after="0" w:before="0"/>
+                  </w:pPr>
+                  <w:r>
+                    <w:rPr>
+                      <w:rFonts w:ascii="Arial" w:cs="Arial" w:eastAsia="Arial" w:hAnsi="Arial"/>
+                      <w:b w:val="false"/>
+                      <w:bCs w:val="false"/>
+                      <w:sz w:val="21"/>
+                      <w:szCs w:val="21"/>
+                    </w:rPr>
+                    <w:t xml:space="preserve">2</w:t>
+                  </w:r>
+                </w:p>
+              </w:tc>
+              <w:tc>
+                <w:tcPr>
+                  <w:tcW w:type="dxa" w:w="2506"/>
+                  <w:tcBorders>
+                    <w:top w:val="single" w:color="B7C2D1" w:sz="4"/>
+                    <w:left w:val="single" w:color="B7C2D1" w:sz="4"/>
+                    <w:bottom w:val="single" w:color="B7C2D1" w:sz="4"/>
+                    <w:right w:val="single" w:color="B7C2D1" w:sz="4"/>
+                  </w:tcBorders>
+                  <w:shd w:fill="FFFFFF" w:color="auto" w:val="clear"/>
+                  <w:tcMar>
+                    <w:top w:type="dxa" w:w="80"/>
+                    <w:left w:type="dxa" w:w="120"/>
+                    <w:bottom w:type="dxa" w:w="80"/>
+                    <w:right w:type="dxa" w:w="120"/>
+                  </w:tcMar>
+                  <w:vAlign w:val="center"/>
+                </w:tcPr>
+                <w:p>
+                  <w:pPr>
+                    <w:spacing w:after="0" w:before="0"/>
+                  </w:pPr>
+                  <w:r>
+                    <w:rPr>
+                      <w:rFonts w:ascii="Arial" w:cs="Arial" w:eastAsia="Arial" w:hAnsi="Arial"/>
+                      <w:b w:val="false"/>
+                      <w:bCs w:val="false"/>
+                      <w:sz w:val="21"/>
+                      <w:szCs w:val="21"/>
+                    </w:rPr>
+                    <w:t xml:space="preserve"/>
+                  </w:r>
+                </w:p>
+              </w:tc>
+            </w:tr>
+            <w:tr>
+              <w:trPr>
+                <w:cantSplit/>
+                <w:trHeight w:val="360" w:hRule="atLeast"/>
+              </w:trPr>
+              <w:tc>
+                <w:tcPr>
+                  <w:tcW w:type="dxa" w:w="2506"/>
+                  <w:tcBorders>
+                    <w:top w:val="single" w:color="B7C2D1" w:sz="4"/>
+                    <w:left w:val="single" w:color="B7C2D1" w:sz="4"/>
+                    <w:bottom w:val="single" w:color="B7C2D1" w:sz="4"/>
+                    <w:right w:val="single" w:color="B7C2D1" w:sz="4"/>
+                  </w:tcBorders>
+                  <w:shd w:fill="FFFFFF" w:color="auto" w:val="clear"/>
+                  <w:tcMar>
+                    <w:top w:type="dxa" w:w="80"/>
+                    <w:left w:type="dxa" w:w="120"/>
+                    <w:bottom w:type="dxa" w:w="80"/>
+                    <w:right w:type="dxa" w:w="120"/>
+                  </w:tcMar>
+                  <w:vAlign w:val="center"/>
+                </w:tcPr>
+                <w:p>
+                  <w:pPr>
+                    <w:spacing w:after="0" w:before="0"/>
+                  </w:pPr>
+                  <w:r>
+                    <w:rPr>
+                      <w:rFonts w:ascii="Arial" w:cs="Arial" w:eastAsia="Arial" w:hAnsi="Arial"/>
+                      <w:sz w:val="21"/>
+                      <w:szCs w:val="21"/>
+                    </w:rPr>
+                    <w:t xml:space="preserve">This program should display checked every time, and positive as well when the number is above 0. One line is indented when it should not be. Find it and put it right.</w:t>
+                  </w:r>
+                </w:p>
+              </w:tc>
+              <w:tc>
+                <w:tcPr>
+                  <w:tcW w:type="dxa" w:w="2506"/>
+                  <w:tcBorders>
+                    <w:top w:val="single" w:color="B7C2D1" w:sz="4"/>
+                    <w:left w:val="single" w:color="B7C2D1" w:sz="4"/>
+                    <w:bottom w:val="single" w:color="B7C2D1" w:sz="4"/>
+                    <w:right w:val="single" w:color="B7C2D1" w:sz="4"/>
+                  </w:tcBorders>
+                  <w:shd w:fill="FFFFFF" w:color="auto" w:val="clear"/>
+                  <w:tcMar>
+                    <w:top w:type="dxa" w:w="80"/>
+                    <w:left w:type="dxa" w:w="120"/>
+                    <w:bottom w:type="dxa" w:w="80"/>
+                    <w:right w:type="dxa" w:w="120"/>
+                  </w:tcMar>
+                  <w:vAlign w:val="center"/>
+                </w:tcPr>
+                <w:p>
+                  <w:pPr>
+                    <w:spacing w:after="0" w:before="0"/>
+                  </w:pPr>
+                  <w:r>
+                    <w:rPr>
+                      <w:rFonts w:ascii="Arial" w:cs="Arial" w:eastAsia="Arial" w:hAnsi="Arial"/>
+                      <w:b w:val="false"/>
+                      <w:bCs w:val="false"/>
+                      <w:sz w:val="21"/>
+                      <w:szCs w:val="21"/>
+                    </w:rPr>
+                    <w:t xml:space="preserve">Fix it</w:t>
+                  </w:r>
+                </w:p>
+              </w:tc>
+              <w:tc>
+                <w:tcPr>
+                  <w:tcW w:type="dxa" w:w="2506"/>
+                  <w:tcBorders>
+                    <w:top w:val="single" w:color="B7C2D1" w:sz="4"/>
+                    <w:left w:val="single" w:color="B7C2D1" w:sz="4"/>
+                    <w:bottom w:val="single" w:color="B7C2D1" w:sz="4"/>
+                    <w:right w:val="single" w:color="B7C2D1" w:sz="4"/>
+                  </w:tcBorders>
+                  <w:shd w:fill="FFFFFF" w:color="auto" w:val="clear"/>
+                  <w:tcMar>
+                    <w:top w:type="dxa" w:w="80"/>
+                    <w:left w:type="dxa" w:w="120"/>
+                    <w:bottom w:type="dxa" w:w="80"/>
+                    <w:right w:type="dxa" w:w="120"/>
+                  </w:tcMar>
+                  <w:vAlign w:val="center"/>
+                </w:tcPr>
+                <w:p>
+                  <w:pPr>
+                    <w:spacing w:after="0" w:before="0"/>
+                  </w:pPr>
+                  <w:r>
+                    <w:rPr>
+                      <w:rFonts w:ascii="Arial" w:cs="Arial" w:eastAsia="Arial" w:hAnsi="Arial"/>
+                      <w:b w:val="false"/>
+                      <w:bCs w:val="false"/>
+                      <w:sz w:val="21"/>
+                      <w:szCs w:val="21"/>
+                    </w:rPr>
+                    <w:t xml:space="preserve">2</w:t>
+                  </w:r>
+                </w:p>
+              </w:tc>
+              <w:tc>
+                <w:tcPr>
+                  <w:tcW w:type="dxa" w:w="2506"/>
+                  <w:tcBorders>
+                    <w:top w:val="single" w:color="B7C2D1" w:sz="4"/>
+                    <w:left w:val="single" w:color="B7C2D1" w:sz="4"/>
+                    <w:bottom w:val="single" w:color="B7C2D1" w:sz="4"/>
+                    <w:right w:val="single" w:color="B7C2D1" w:sz="4"/>
+                  </w:tcBorders>
+                  <w:shd w:fill="FFFFFF" w:color="auto" w:val="clear"/>
+                  <w:tcMar>
+                    <w:top w:type="dxa" w:w="80"/>
+                    <w:left w:type="dxa" w:w="120"/>
+                    <w:bottom w:type="dxa" w:w="80"/>
+                    <w:right w:type="dxa" w:w="120"/>
+                  </w:tcMar>
+                  <w:vAlign w:val="center"/>
+                </w:tcPr>
+                <w:p>
+                  <w:pPr>
+                    <w:spacing w:after="0" w:before="0"/>
+                  </w:pPr>
+                  <w:r>
+                    <w:rPr>
+                      <w:rFonts w:ascii="Arial" w:cs="Arial" w:eastAsia="Arial" w:hAnsi="Arial"/>
+                      <w:b w:val="false"/>
+                      <w:bCs w:val="false"/>
+                      <w:sz w:val="21"/>
+                      <w:szCs w:val="21"/>
+                    </w:rPr>
+                    <w:t xml:space="preserve"/>
+                  </w:r>
+                </w:p>
+              </w:tc>
+            </w:tr>
+            <w:tr>
+              <w:trPr>
+                <w:cantSplit/>
+                <w:trHeight w:val="360" w:hRule="atLeast"/>
+              </w:trPr>
+              <w:tc>
+                <w:tcPr>
+                  <w:tcW w:type="dxa" w:w="2506"/>
+                  <w:tcBorders>
+                    <w:top w:val="single" w:color="B7C2D1" w:sz="4"/>
+                    <w:left w:val="single" w:color="B7C2D1" w:sz="4"/>
+                    <w:bottom w:val="single" w:color="B7C2D1" w:sz="4"/>
+                    <w:right w:val="single" w:color="B7C2D1" w:sz="4"/>
+                  </w:tcBorders>
+                  <w:shd w:fill="FFFFFF" w:color="auto" w:val="clear"/>
+                  <w:tcMar>
+                    <w:top w:type="dxa" w:w="80"/>
+                    <w:left w:type="dxa" w:w="120"/>
+                    <w:bottom w:type="dxa" w:w="80"/>
+                    <w:right w:type="dxa" w:w="120"/>
+                  </w:tcMar>
+                  <w:vAlign w:val="center"/>
+                </w:tcPr>
+                <w:p>
+                  <w:pPr>
+                    <w:spacing w:after="0" w:before="0"/>
+                  </w:pPr>
+                  <w:r>
+                    <w:rPr>
+                      <w:rFonts w:ascii="Arial" w:cs="Arial" w:eastAsia="Arial" w:hAnsi="Arial"/>
+                      <w:sz w:val="21"/>
+                      <w:szCs w:val="21"/>
+                    </w:rPr>
+                    <w:t xml:space="preserve">Ask the user for a whole number. Then ask for a second whole number. Work out which of them is the larger. Display that number and nothing else.</w:t>
+                  </w:r>
+                </w:p>
+              </w:tc>
+              <w:tc>
+                <w:tcPr>
+                  <w:tcW w:type="dxa" w:w="2506"/>
+                  <w:tcBorders>
+                    <w:top w:val="single" w:color="B7C2D1" w:sz="4"/>
+                    <w:left w:val="single" w:color="B7C2D1" w:sz="4"/>
+                    <w:bottom w:val="single" w:color="B7C2D1" w:sz="4"/>
+                    <w:right w:val="single" w:color="B7C2D1" w:sz="4"/>
+                  </w:tcBorders>
+                  <w:shd w:fill="FFFFFF" w:color="auto" w:val="clear"/>
+                  <w:tcMar>
+                    <w:top w:type="dxa" w:w="80"/>
+                    <w:left w:type="dxa" w:w="120"/>
+                    <w:bottom w:type="dxa" w:w="80"/>
+                    <w:right w:type="dxa" w:w="120"/>
+                  </w:tcMar>
+                  <w:vAlign w:val="center"/>
+                </w:tcPr>
+                <w:p>
+                  <w:pPr>
+                    <w:spacing w:after="0" w:before="0"/>
+                  </w:pPr>
+                  <w:r>
+                    <w:rPr>
+                      <w:rFonts w:ascii="Arial" w:cs="Arial" w:eastAsia="Arial" w:hAnsi="Arial"/>
+                      <w:b w:val="false"/>
+                      <w:bCs w:val="false"/>
+                      <w:sz w:val="21"/>
+                      <w:szCs w:val="21"/>
+                    </w:rPr>
+                    <w:t xml:space="preserve">Challenge (optional)</w:t>
+                  </w:r>
+                </w:p>
+              </w:tc>
+              <w:tc>
+                <w:tcPr>
+                  <w:tcW w:type="dxa" w:w="2506"/>
                   <w:tcBorders>
                     <w:top w:val="single" w:color="B7C2D1" w:sz="4"/>
                     <w:left w:val="single" w:color="B7C2D1" w:sz="4"/>
@@ -3120,7 +4802,7 @@
               </w:tc>
               <w:tc>
                 <w:tcPr>
-                  <w:tcW w:type="dxa" w:w="3342"/>
+                  <w:tcW w:type="dxa" w:w="2506"/>
                   <w:tcBorders>
                     <w:top w:val="single" w:color="B7C2D1" w:sz="4"/>
                     <w:left w:val="single" w:color="B7C2D1" w:sz="4"/>
@@ -3167,7 +4849,7 @@
                 <w:sz w:val="21"/>
                 <w:szCs w:val="21"/>
               </w:rPr>
-              <w:t xml:space="preserve">Plan the one you found hardest: inputs, what happens to them, what is printed.</w:t>
+              <w:t xml:space="preserve">Plan the one you found hardest: what is typed in, what happens to it, what is displayed.</w:t>
             </w:r>
           </w:p>
           <w:tbl>
@@ -3593,12 +5275,12 @@
                 <w:sz w:val="21"/>
                 <w:szCs w:val="21"/>
               </w:rPr>
-              <w:t xml:space="preserve">Tick each one off as its tests pass in the editor</w:t>
+              <w:t xml:space="preserve">Tick each one off as you finish it in the editor</w:t>
             </w:r>
           </w:p>
           <w:tbl>
             <w:tblPr>
-              <w:tblW w:type="dxa" w:w="10026"/>
+              <w:tblW w:type="dxa" w:w="10024"/>
               <w:tblBorders>
                 <w:top w:val="single" w:color="auto" w:sz="4"/>
                 <w:left w:val="single" w:color="auto" w:sz="4"/>
@@ -3609,9 +5291,10 @@
               </w:tblBorders>
             </w:tblPr>
             <w:tblGrid>
-              <w:gridCol w:w="3342"/>
-              <w:gridCol w:w="3342"/>
-              <w:gridCol w:w="3342"/>
+              <w:gridCol w:w="2506"/>
+              <w:gridCol w:w="2506"/>
+              <w:gridCol w:w="2506"/>
+              <w:gridCol w:w="2506"/>
             </w:tblGrid>
             <w:tr>
               <w:trPr>
@@ -3620,7 +5303,7 @@
               </w:trPr>
               <w:tc>
                 <w:tcPr>
-                  <w:tcW w:type="dxa" w:w="3342"/>
+                  <w:tcW w:type="dxa" w:w="2506"/>
                   <w:tcBorders>
                     <w:top w:val="single" w:color="B7C2D1" w:sz="4"/>
                     <w:left w:val="single" w:color="B7C2D1" w:sz="4"/>
@@ -3648,13 +5331,13 @@
                       <w:sz w:val="20"/>
                       <w:szCs w:val="20"/>
                     </w:rPr>
-                    <w:t xml:space="preserve">Program</w:t>
-                  </w:r>
-                </w:p>
-              </w:tc>
-              <w:tc>
-                <w:tcPr>
-                  <w:tcW w:type="dxa" w:w="3342"/>
+                    <w:t xml:space="preserve">Activity</w:t>
+                  </w:r>
+                </w:p>
+              </w:tc>
+              <w:tc>
+                <w:tcPr>
+                  <w:tcW w:type="dxa" w:w="2506"/>
                   <w:tcBorders>
                     <w:top w:val="single" w:color="B7C2D1" w:sz="4"/>
                     <w:left w:val="single" w:color="B7C2D1" w:sz="4"/>
@@ -3682,13 +5365,47 @@
                       <w:sz w:val="20"/>
                       <w:szCs w:val="20"/>
                     </w:rPr>
+                    <w:t xml:space="preserve">What to do</w:t>
+                  </w:r>
+                </w:p>
+              </w:tc>
+              <w:tc>
+                <w:tcPr>
+                  <w:tcW w:type="dxa" w:w="2506"/>
+                  <w:tcBorders>
+                    <w:top w:val="single" w:color="B7C2D1" w:sz="4"/>
+                    <w:left w:val="single" w:color="B7C2D1" w:sz="4"/>
+                    <w:bottom w:val="single" w:color="B7C2D1" w:sz="4"/>
+                    <w:right w:val="single" w:color="B7C2D1" w:sz="4"/>
+                  </w:tcBorders>
+                  <w:shd w:fill="E6ECF5" w:color="auto" w:val="clear"/>
+                  <w:tcMar>
+                    <w:top w:type="dxa" w:w="80"/>
+                    <w:left w:type="dxa" w:w="120"/>
+                    <w:bottom w:type="dxa" w:w="80"/>
+                    <w:right w:type="dxa" w:w="120"/>
+                  </w:tcMar>
+                  <w:vAlign w:val="center"/>
+                </w:tcPr>
+                <w:p>
+                  <w:pPr>
+                    <w:spacing w:after="0" w:before="0"/>
+                  </w:pPr>
+                  <w:r>
+                    <w:rPr>
+                      <w:rFonts w:ascii="Arial" w:cs="Arial" w:eastAsia="Arial" w:hAnsi="Arial"/>
+                      <w:b/>
+                      <w:bCs/>
+                      <w:sz w:val="20"/>
+                      <w:szCs w:val="20"/>
+                    </w:rPr>
                     <w:t xml:space="preserve">Marks</w:t>
                   </w:r>
                 </w:p>
               </w:tc>
               <w:tc>
                 <w:tcPr>
-                  <w:tcW w:type="dxa" w:w="3342"/>
+                  <w:tcW w:type="dxa" w:w="2506"/>
                   <w:tcBorders>
                     <w:top w:val="single" w:color="B7C2D1" w:sz="4"/>
                     <w:left w:val="single" w:color="B7C2D1" w:sz="4"/>
@@ -3728,73 +5445,107 @@
               </w:trPr>
               <w:tc>
                 <w:tcPr>
-                  <w:tcW w:type="dxa" w:w="3342"/>
-                  <w:tcBorders>
-                    <w:top w:val="single" w:color="B7C2D1" w:sz="4"/>
-                    <w:left w:val="single" w:color="B7C2D1" w:sz="4"/>
-                    <w:bottom w:val="single" w:color="B7C2D1" w:sz="4"/>
-                    <w:right w:val="single" w:color="B7C2D1" w:sz="4"/>
-                  </w:tcBorders>
-                  <w:shd w:fill="FFFFFF" w:color="auto" w:val="clear"/>
-                  <w:tcMar>
-                    <w:top w:type="dxa" w:w="80"/>
-                    <w:left w:type="dxa" w:w="120"/>
-                    <w:bottom w:type="dxa" w:w="80"/>
-                    <w:right w:type="dxa" w:w="120"/>
-                  </w:tcMar>
-                  <w:vAlign w:val="center"/>
-                </w:tcPr>
-                <w:p>
-                  <w:pPr>
-                    <w:spacing w:after="0" w:before="0"/>
-                  </w:pPr>
-                  <w:r>
-                    <w:rPr>
-                      <w:rFonts w:ascii="Arial" w:cs="Arial" w:eastAsia="Arial" w:hAnsi="Arial"/>
-                      <w:sz w:val="21"/>
-                      <w:szCs w:val="21"/>
-                    </w:rPr>
-                    <w:t xml:space="preserve">Ask the user for a whole number. Display positive when it is above 0. Display negative when it is below 0. Display zero when it is exactly 0.</w:t>
-                  </w:r>
-                </w:p>
-              </w:tc>
-              <w:tc>
-                <w:tcPr>
-                  <w:tcW w:type="dxa" w:w="3342"/>
-                  <w:tcBorders>
-                    <w:top w:val="single" w:color="B7C2D1" w:sz="4"/>
-                    <w:left w:val="single" w:color="B7C2D1" w:sz="4"/>
-                    <w:bottom w:val="single" w:color="B7C2D1" w:sz="4"/>
-                    <w:right w:val="single" w:color="B7C2D1" w:sz="4"/>
-                  </w:tcBorders>
-                  <w:shd w:fill="FFFFFF" w:color="auto" w:val="clear"/>
-                  <w:tcMar>
-                    <w:top w:type="dxa" w:w="80"/>
-                    <w:left w:type="dxa" w:w="120"/>
-                    <w:bottom w:type="dxa" w:w="80"/>
-                    <w:right w:type="dxa" w:w="120"/>
-                  </w:tcMar>
-                  <w:vAlign w:val="center"/>
-                </w:tcPr>
-                <w:p>
-                  <w:pPr>
-                    <w:spacing w:after="0" w:before="0"/>
-                  </w:pPr>
-                  <w:r>
-                    <w:rPr>
-                      <w:rFonts w:ascii="Arial" w:cs="Arial" w:eastAsia="Arial" w:hAnsi="Arial"/>
-                      <w:b w:val="false"/>
-                      <w:bCs w:val="false"/>
-                      <w:sz w:val="21"/>
-                      <w:szCs w:val="21"/>
-                    </w:rPr>
-                    <w:t xml:space="preserve">2</w:t>
-                  </w:r>
-                </w:p>
-              </w:tc>
-              <w:tc>
-                <w:tcPr>
-                  <w:tcW w:type="dxa" w:w="3342"/>
+                  <w:tcW w:type="dxa" w:w="2506"/>
+                  <w:tcBorders>
+                    <w:top w:val="single" w:color="B7C2D1" w:sz="4"/>
+                    <w:left w:val="single" w:color="B7C2D1" w:sz="4"/>
+                    <w:bottom w:val="single" w:color="B7C2D1" w:sz="4"/>
+                    <w:right w:val="single" w:color="B7C2D1" w:sz="4"/>
+                  </w:tcBorders>
+                  <w:shd w:fill="FFFFFF" w:color="auto" w:val="clear"/>
+                  <w:tcMar>
+                    <w:top w:type="dxa" w:w="80"/>
+                    <w:left w:type="dxa" w:w="120"/>
+                    <w:bottom w:type="dxa" w:w="80"/>
+                    <w:right w:type="dxa" w:w="120"/>
+                  </w:tcMar>
+                  <w:vAlign w:val="center"/>
+                </w:tcPr>
+                <w:p>
+                  <w:pPr>
+                    <w:spacing w:after="0" w:before="0"/>
+                  </w:pPr>
+                  <w:r>
+                    <w:rPr>
+                      <w:rFonts w:ascii="Arial" w:cs="Arial" w:eastAsia="Arial" w:hAnsi="Arial"/>
+                      <w:sz w:val="21"/>
+                      <w:szCs w:val="21"/>
+                    </w:rPr>
+                    <w:t xml:space="preserve">Press Run. Then change the 0 to a 5, Run again, and change it to -5 and Run again.</w:t>
+                  </w:r>
+                </w:p>
+              </w:tc>
+              <w:tc>
+                <w:tcPr>
+                  <w:tcW w:type="dxa" w:w="2506"/>
+                  <w:tcBorders>
+                    <w:top w:val="single" w:color="B7C2D1" w:sz="4"/>
+                    <w:left w:val="single" w:color="B7C2D1" w:sz="4"/>
+                    <w:bottom w:val="single" w:color="B7C2D1" w:sz="4"/>
+                    <w:right w:val="single" w:color="B7C2D1" w:sz="4"/>
+                  </w:tcBorders>
+                  <w:shd w:fill="FFFFFF" w:color="auto" w:val="clear"/>
+                  <w:tcMar>
+                    <w:top w:type="dxa" w:w="80"/>
+                    <w:left w:type="dxa" w:w="120"/>
+                    <w:bottom w:type="dxa" w:w="80"/>
+                    <w:right w:type="dxa" w:w="120"/>
+                  </w:tcMar>
+                  <w:vAlign w:val="center"/>
+                </w:tcPr>
+                <w:p>
+                  <w:pPr>
+                    <w:spacing w:after="0" w:before="0"/>
+                  </w:pPr>
+                  <w:r>
+                    <w:rPr>
+                      <w:rFonts w:ascii="Arial" w:cs="Arial" w:eastAsia="Arial" w:hAnsi="Arial"/>
+                      <w:b w:val="false"/>
+                      <w:bCs w:val="false"/>
+                      <w:sz w:val="21"/>
+                      <w:szCs w:val="21"/>
+                    </w:rPr>
+                    <w:t xml:space="preserve">Run it</w:t>
+                  </w:r>
+                </w:p>
+              </w:tc>
+              <w:tc>
+                <w:tcPr>
+                  <w:tcW w:type="dxa" w:w="2506"/>
+                  <w:tcBorders>
+                    <w:top w:val="single" w:color="B7C2D1" w:sz="4"/>
+                    <w:left w:val="single" w:color="B7C2D1" w:sz="4"/>
+                    <w:bottom w:val="single" w:color="B7C2D1" w:sz="4"/>
+                    <w:right w:val="single" w:color="B7C2D1" w:sz="4"/>
+                  </w:tcBorders>
+                  <w:shd w:fill="FFFFFF" w:color="auto" w:val="clear"/>
+                  <w:tcMar>
+                    <w:top w:type="dxa" w:w="80"/>
+                    <w:left w:type="dxa" w:w="120"/>
+                    <w:bottom w:type="dxa" w:w="80"/>
+                    <w:right w:type="dxa" w:w="120"/>
+                  </w:tcMar>
+                  <w:vAlign w:val="center"/>
+                </w:tcPr>
+                <w:p>
+                  <w:pPr>
+                    <w:spacing w:after="0" w:before="0"/>
+                  </w:pPr>
+                  <w:r>
+                    <w:rPr>
+                      <w:rFonts w:ascii="Arial" w:cs="Arial" w:eastAsia="Arial" w:hAnsi="Arial"/>
+                      <w:b w:val="false"/>
+                      <w:bCs w:val="false"/>
+                      <w:sz w:val="21"/>
+                      <w:szCs w:val="21"/>
+                    </w:rPr>
+                    <w:t xml:space="preserve">1</w:t>
+                  </w:r>
+                </w:p>
+              </w:tc>
+              <w:tc>
+                <w:tcPr>
+                  <w:tcW w:type="dxa" w:w="2506"/>
                   <w:tcBorders>
                     <w:top w:val="single" w:color="B7C2D1" w:sz="4"/>
                     <w:left w:val="single" w:color="B7C2D1" w:sz="4"/>
@@ -3834,73 +5585,107 @@
               </w:trPr>
               <w:tc>
                 <w:tcPr>
-                  <w:tcW w:type="dxa" w:w="3342"/>
-                  <w:tcBorders>
-                    <w:top w:val="single" w:color="B7C2D1" w:sz="4"/>
-                    <w:left w:val="single" w:color="B7C2D1" w:sz="4"/>
-                    <w:bottom w:val="single" w:color="B7C2D1" w:sz="4"/>
-                    <w:right w:val="single" w:color="B7C2D1" w:sz="4"/>
-                  </w:tcBorders>
-                  <w:shd w:fill="FFFFFF" w:color="auto" w:val="clear"/>
-                  <w:tcMar>
-                    <w:top w:type="dxa" w:w="80"/>
-                    <w:left w:type="dxa" w:w="120"/>
-                    <w:bottom w:type="dxa" w:w="80"/>
-                    <w:right w:type="dxa" w:w="120"/>
-                  </w:tcMar>
-                  <w:vAlign w:val="center"/>
-                </w:tcPr>
-                <w:p>
-                  <w:pPr>
-                    <w:spacing w:after="0" w:before="0"/>
-                  </w:pPr>
-                  <w:r>
-                    <w:rPr>
-                      <w:rFonts w:ascii="Arial" w:cs="Arial" w:eastAsia="Arial" w:hAnsi="Arial"/>
-                      <w:sz w:val="21"/>
-                      <w:szCs w:val="21"/>
-                    </w:rPr>
-                    <w:t xml:space="preserve">Ask the user for a whole number. Display small when it is 10 or less. Display medium when it is more than 10 but 100 or less. Display large when it is more than 100.</w:t>
-                  </w:r>
-                </w:p>
-              </w:tc>
-              <w:tc>
-                <w:tcPr>
-                  <w:tcW w:type="dxa" w:w="3342"/>
-                  <w:tcBorders>
-                    <w:top w:val="single" w:color="B7C2D1" w:sz="4"/>
-                    <w:left w:val="single" w:color="B7C2D1" w:sz="4"/>
-                    <w:bottom w:val="single" w:color="B7C2D1" w:sz="4"/>
-                    <w:right w:val="single" w:color="B7C2D1" w:sz="4"/>
-                  </w:tcBorders>
-                  <w:shd w:fill="FFFFFF" w:color="auto" w:val="clear"/>
-                  <w:tcMar>
-                    <w:top w:type="dxa" w:w="80"/>
-                    <w:left w:type="dxa" w:w="120"/>
-                    <w:bottom w:type="dxa" w:w="80"/>
-                    <w:right w:type="dxa" w:w="120"/>
-                  </w:tcMar>
-                  <w:vAlign w:val="center"/>
-                </w:tcPr>
-                <w:p>
-                  <w:pPr>
-                    <w:spacing w:after="0" w:before="0"/>
-                  </w:pPr>
-                  <w:r>
-                    <w:rPr>
-                      <w:rFonts w:ascii="Arial" w:cs="Arial" w:eastAsia="Arial" w:hAnsi="Arial"/>
-                      <w:b w:val="false"/>
-                      <w:bCs w:val="false"/>
-                      <w:sz w:val="21"/>
-                      <w:szCs w:val="21"/>
-                    </w:rPr>
-                    <w:t xml:space="preserve">2</w:t>
-                  </w:r>
-                </w:p>
-              </w:tc>
-              <w:tc>
-                <w:tcPr>
-                  <w:tcW w:type="dxa" w:w="3342"/>
+                  <w:tcW w:type="dxa" w:w="2506"/>
+                  <w:tcBorders>
+                    <w:top w:val="single" w:color="B7C2D1" w:sz="4"/>
+                    <w:left w:val="single" w:color="B7C2D1" w:sz="4"/>
+                    <w:bottom w:val="single" w:color="B7C2D1" w:sz="4"/>
+                    <w:right w:val="single" w:color="B7C2D1" w:sz="4"/>
+                  </w:tcBorders>
+                  <w:shd w:fill="FFFFFF" w:color="auto" w:val="clear"/>
+                  <w:tcMar>
+                    <w:top w:type="dxa" w:w="80"/>
+                    <w:left w:type="dxa" w:w="120"/>
+                    <w:bottom w:type="dxa" w:w="80"/>
+                    <w:right w:type="dxa" w:w="120"/>
+                  </w:tcMar>
+                  <w:vAlign w:val="center"/>
+                </w:tcPr>
+                <w:p>
+                  <w:pPr>
+                    <w:spacing w:after="0" w:before="0"/>
+                  </w:pPr>
+                  <w:r>
+                    <w:rPr>
+                      <w:rFonts w:ascii="Arial" w:cs="Arial" w:eastAsia="Arial" w:hAnsi="Arial"/>
+                      <w:sz w:val="21"/>
+                      <w:szCs w:val="21"/>
+                    </w:rPr>
+                    <w:t xml:space="preserve">What will this program display?</w:t>
+                  </w:r>
+                </w:p>
+              </w:tc>
+              <w:tc>
+                <w:tcPr>
+                  <w:tcW w:type="dxa" w:w="2506"/>
+                  <w:tcBorders>
+                    <w:top w:val="single" w:color="B7C2D1" w:sz="4"/>
+                    <w:left w:val="single" w:color="B7C2D1" w:sz="4"/>
+                    <w:bottom w:val="single" w:color="B7C2D1" w:sz="4"/>
+                    <w:right w:val="single" w:color="B7C2D1" w:sz="4"/>
+                  </w:tcBorders>
+                  <w:shd w:fill="FFFFFF" w:color="auto" w:val="clear"/>
+                  <w:tcMar>
+                    <w:top w:type="dxa" w:w="80"/>
+                    <w:left w:type="dxa" w:w="120"/>
+                    <w:bottom w:type="dxa" w:w="80"/>
+                    <w:right w:type="dxa" w:w="120"/>
+                  </w:tcMar>
+                  <w:vAlign w:val="center"/>
+                </w:tcPr>
+                <w:p>
+                  <w:pPr>
+                    <w:spacing w:after="0" w:before="0"/>
+                  </w:pPr>
+                  <w:r>
+                    <w:rPr>
+                      <w:rFonts w:ascii="Arial" w:cs="Arial" w:eastAsia="Arial" w:hAnsi="Arial"/>
+                      <w:b w:val="false"/>
+                      <w:bCs w:val="false"/>
+                      <w:sz w:val="21"/>
+                      <w:szCs w:val="21"/>
+                    </w:rPr>
+                    <w:t xml:space="preserve">Predict</w:t>
+                  </w:r>
+                </w:p>
+              </w:tc>
+              <w:tc>
+                <w:tcPr>
+                  <w:tcW w:type="dxa" w:w="2506"/>
+                  <w:tcBorders>
+                    <w:top w:val="single" w:color="B7C2D1" w:sz="4"/>
+                    <w:left w:val="single" w:color="B7C2D1" w:sz="4"/>
+                    <w:bottom w:val="single" w:color="B7C2D1" w:sz="4"/>
+                    <w:right w:val="single" w:color="B7C2D1" w:sz="4"/>
+                  </w:tcBorders>
+                  <w:shd w:fill="FFFFFF" w:color="auto" w:val="clear"/>
+                  <w:tcMar>
+                    <w:top w:type="dxa" w:w="80"/>
+                    <w:left w:type="dxa" w:w="120"/>
+                    <w:bottom w:type="dxa" w:w="80"/>
+                    <w:right w:type="dxa" w:w="120"/>
+                  </w:tcMar>
+                  <w:vAlign w:val="center"/>
+                </w:tcPr>
+                <w:p>
+                  <w:pPr>
+                    <w:spacing w:after="0" w:before="0"/>
+                  </w:pPr>
+                  <w:r>
+                    <w:rPr>
+                      <w:rFonts w:ascii="Arial" w:cs="Arial" w:eastAsia="Arial" w:hAnsi="Arial"/>
+                      <w:b w:val="false"/>
+                      <w:bCs w:val="false"/>
+                      <w:sz w:val="21"/>
+                      <w:szCs w:val="21"/>
+                    </w:rPr>
+                    <w:t xml:space="preserve">1</w:t>
+                  </w:r>
+                </w:p>
+              </w:tc>
+              <w:tc>
+                <w:tcPr>
+                  <w:tcW w:type="dxa" w:w="2506"/>
                   <w:tcBorders>
                     <w:top w:val="single" w:color="B7C2D1" w:sz="4"/>
                     <w:left w:val="single" w:color="B7C2D1" w:sz="4"/>
@@ -3940,73 +5725,107 @@
               </w:trPr>
               <w:tc>
                 <w:tcPr>
-                  <w:tcW w:type="dxa" w:w="3342"/>
-                  <w:tcBorders>
-                    <w:top w:val="single" w:color="B7C2D1" w:sz="4"/>
-                    <w:left w:val="single" w:color="B7C2D1" w:sz="4"/>
-                    <w:bottom w:val="single" w:color="B7C2D1" w:sz="4"/>
-                    <w:right w:val="single" w:color="B7C2D1" w:sz="4"/>
-                  </w:tcBorders>
-                  <w:shd w:fill="FFFFFF" w:color="auto" w:val="clear"/>
-                  <w:tcMar>
-                    <w:top w:type="dxa" w:w="80"/>
-                    <w:left w:type="dxa" w:w="120"/>
-                    <w:bottom w:type="dxa" w:w="80"/>
-                    <w:right w:type="dxa" w:w="120"/>
-                  </w:tcMar>
-                  <w:vAlign w:val="center"/>
-                </w:tcPr>
-                <w:p>
-                  <w:pPr>
-                    <w:spacing w:after="0" w:before="0"/>
-                  </w:pPr>
-                  <w:r>
-                    <w:rPr>
-                      <w:rFonts w:ascii="Arial" w:cs="Arial" w:eastAsia="Arial" w:hAnsi="Arial"/>
-                      <w:sz w:val="21"/>
-                      <w:szCs w:val="21"/>
-                    </w:rPr>
-                    <w:t xml:space="preserve">Ask the user for a whole number. Display A when it is 70 or more. Display B when it is 50 or more. Display C when it is 30 or more. Display D for anything less.</w:t>
-                  </w:r>
-                </w:p>
-              </w:tc>
-              <w:tc>
-                <w:tcPr>
-                  <w:tcW w:type="dxa" w:w="3342"/>
-                  <w:tcBorders>
-                    <w:top w:val="single" w:color="B7C2D1" w:sz="4"/>
-                    <w:left w:val="single" w:color="B7C2D1" w:sz="4"/>
-                    <w:bottom w:val="single" w:color="B7C2D1" w:sz="4"/>
-                    <w:right w:val="single" w:color="B7C2D1" w:sz="4"/>
-                  </w:tcBorders>
-                  <w:shd w:fill="FFFFFF" w:color="auto" w:val="clear"/>
-                  <w:tcMar>
-                    <w:top w:type="dxa" w:w="80"/>
-                    <w:left w:type="dxa" w:w="120"/>
-                    <w:bottom w:type="dxa" w:w="80"/>
-                    <w:right w:type="dxa" w:w="120"/>
-                  </w:tcMar>
-                  <w:vAlign w:val="center"/>
-                </w:tcPr>
-                <w:p>
-                  <w:pPr>
-                    <w:spacing w:after="0" w:before="0"/>
-                  </w:pPr>
-                  <w:r>
-                    <w:rPr>
-                      <w:rFonts w:ascii="Arial" w:cs="Arial" w:eastAsia="Arial" w:hAnsi="Arial"/>
-                      <w:b w:val="false"/>
-                      <w:bCs w:val="false"/>
-                      <w:sz w:val="21"/>
-                      <w:szCs w:val="21"/>
-                    </w:rPr>
-                    <w:t xml:space="preserve">3</w:t>
-                  </w:r>
-                </w:p>
-              </w:tc>
-              <w:tc>
-                <w:tcPr>
-                  <w:tcW w:type="dxa" w:w="3342"/>
+                  <w:tcW w:type="dxa" w:w="2506"/>
+                  <w:tcBorders>
+                    <w:top w:val="single" w:color="B7C2D1" w:sz="4"/>
+                    <w:left w:val="single" w:color="B7C2D1" w:sz="4"/>
+                    <w:bottom w:val="single" w:color="B7C2D1" w:sz="4"/>
+                    <w:right w:val="single" w:color="B7C2D1" w:sz="4"/>
+                  </w:tcBorders>
+                  <w:shd w:fill="FFFFFF" w:color="auto" w:val="clear"/>
+                  <w:tcMar>
+                    <w:top w:type="dxa" w:w="80"/>
+                    <w:left w:type="dxa" w:w="120"/>
+                    <w:bottom w:type="dxa" w:w="80"/>
+                    <w:right w:type="dxa" w:w="120"/>
+                  </w:tcMar>
+                  <w:vAlign w:val="center"/>
+                </w:tcPr>
+                <w:p>
+                  <w:pPr>
+                    <w:spacing w:after="0" w:before="0"/>
+                  </w:pPr>
+                  <w:r>
+                    <w:rPr>
+                      <w:rFonts w:ascii="Arial" w:cs="Arial" w:eastAsia="Arial" w:hAnsi="Arial"/>
+                      <w:sz w:val="21"/>
+                      <w:szCs w:val="21"/>
+                    </w:rPr>
+                    <w:t xml:space="preserve">Change the program so a mark of exactly 50 displays pass.</w:t>
+                  </w:r>
+                </w:p>
+              </w:tc>
+              <w:tc>
+                <w:tcPr>
+                  <w:tcW w:type="dxa" w:w="2506"/>
+                  <w:tcBorders>
+                    <w:top w:val="single" w:color="B7C2D1" w:sz="4"/>
+                    <w:left w:val="single" w:color="B7C2D1" w:sz="4"/>
+                    <w:bottom w:val="single" w:color="B7C2D1" w:sz="4"/>
+                    <w:right w:val="single" w:color="B7C2D1" w:sz="4"/>
+                  </w:tcBorders>
+                  <w:shd w:fill="FFFFFF" w:color="auto" w:val="clear"/>
+                  <w:tcMar>
+                    <w:top w:type="dxa" w:w="80"/>
+                    <w:left w:type="dxa" w:w="120"/>
+                    <w:bottom w:type="dxa" w:w="80"/>
+                    <w:right w:type="dxa" w:w="120"/>
+                  </w:tcMar>
+                  <w:vAlign w:val="center"/>
+                </w:tcPr>
+                <w:p>
+                  <w:pPr>
+                    <w:spacing w:after="0" w:before="0"/>
+                  </w:pPr>
+                  <w:r>
+                    <w:rPr>
+                      <w:rFonts w:ascii="Arial" w:cs="Arial" w:eastAsia="Arial" w:hAnsi="Arial"/>
+                      <w:b w:val="false"/>
+                      <w:bCs w:val="false"/>
+                      <w:sz w:val="21"/>
+                      <w:szCs w:val="21"/>
+                    </w:rPr>
+                    <w:t xml:space="preserve">Change it</w:t>
+                  </w:r>
+                </w:p>
+              </w:tc>
+              <w:tc>
+                <w:tcPr>
+                  <w:tcW w:type="dxa" w:w="2506"/>
+                  <w:tcBorders>
+                    <w:top w:val="single" w:color="B7C2D1" w:sz="4"/>
+                    <w:left w:val="single" w:color="B7C2D1" w:sz="4"/>
+                    <w:bottom w:val="single" w:color="B7C2D1" w:sz="4"/>
+                    <w:right w:val="single" w:color="B7C2D1" w:sz="4"/>
+                  </w:tcBorders>
+                  <w:shd w:fill="FFFFFF" w:color="auto" w:val="clear"/>
+                  <w:tcMar>
+                    <w:top w:type="dxa" w:w="80"/>
+                    <w:left w:type="dxa" w:w="120"/>
+                    <w:bottom w:type="dxa" w:w="80"/>
+                    <w:right w:type="dxa" w:w="120"/>
+                  </w:tcMar>
+                  <w:vAlign w:val="center"/>
+                </w:tcPr>
+                <w:p>
+                  <w:pPr>
+                    <w:spacing w:after="0" w:before="0"/>
+                  </w:pPr>
+                  <w:r>
+                    <w:rPr>
+                      <w:rFonts w:ascii="Arial" w:cs="Arial" w:eastAsia="Arial" w:hAnsi="Arial"/>
+                      <w:b w:val="false"/>
+                      <w:bCs w:val="false"/>
+                      <w:sz w:val="21"/>
+                      <w:szCs w:val="21"/>
+                    </w:rPr>
+                    <w:t xml:space="preserve">1</w:t>
+                  </w:r>
+                </w:p>
+              </w:tc>
+              <w:tc>
+                <w:tcPr>
+                  <w:tcW w:type="dxa" w:w="2506"/>
                   <w:tcBorders>
                     <w:top w:val="single" w:color="B7C2D1" w:sz="4"/>
                     <w:left w:val="single" w:color="B7C2D1" w:sz="4"/>
@@ -4046,7 +5865,567 @@
               </w:trPr>
               <w:tc>
                 <w:tcPr>
-                  <w:tcW w:type="dxa" w:w="3342"/>
+                  <w:tcW w:type="dxa" w:w="2506"/>
+                  <w:tcBorders>
+                    <w:top w:val="single" w:color="B7C2D1" w:sz="4"/>
+                    <w:left w:val="single" w:color="B7C2D1" w:sz="4"/>
+                    <w:bottom w:val="single" w:color="B7C2D1" w:sz="4"/>
+                    <w:right w:val="single" w:color="B7C2D1" w:sz="4"/>
+                  </w:tcBorders>
+                  <w:shd w:fill="FFFFFF" w:color="auto" w:val="clear"/>
+                  <w:tcMar>
+                    <w:top w:type="dxa" w:w="80"/>
+                    <w:left w:type="dxa" w:w="120"/>
+                    <w:bottom w:type="dxa" w:w="80"/>
+                    <w:right w:type="dxa" w:w="120"/>
+                  </w:tcMar>
+                  <w:vAlign w:val="center"/>
+                </w:tcPr>
+                <w:p>
+                  <w:pPr>
+                    <w:spacing w:after="0" w:before="0"/>
+                  </w:pPr>
+                  <w:r>
+                    <w:rPr>
+                      <w:rFonts w:ascii="Arial" w:cs="Arial" w:eastAsia="Arial" w:hAnsi="Arial"/>
+                      <w:sz w:val="21"/>
+                      <w:szCs w:val="21"/>
+                    </w:rPr>
+                    <w:t xml:space="preserve">Finish the program so it displays high, middle or low.</w:t>
+                  </w:r>
+                </w:p>
+              </w:tc>
+              <w:tc>
+                <w:tcPr>
+                  <w:tcW w:type="dxa" w:w="2506"/>
+                  <w:tcBorders>
+                    <w:top w:val="single" w:color="B7C2D1" w:sz="4"/>
+                    <w:left w:val="single" w:color="B7C2D1" w:sz="4"/>
+                    <w:bottom w:val="single" w:color="B7C2D1" w:sz="4"/>
+                    <w:right w:val="single" w:color="B7C2D1" w:sz="4"/>
+                  </w:tcBorders>
+                  <w:shd w:fill="FFFFFF" w:color="auto" w:val="clear"/>
+                  <w:tcMar>
+                    <w:top w:type="dxa" w:w="80"/>
+                    <w:left w:type="dxa" w:w="120"/>
+                    <w:bottom w:type="dxa" w:w="80"/>
+                    <w:right w:type="dxa" w:w="120"/>
+                  </w:tcMar>
+                  <w:vAlign w:val="center"/>
+                </w:tcPr>
+                <w:p>
+                  <w:pPr>
+                    <w:spacing w:after="0" w:before="0"/>
+                  </w:pPr>
+                  <w:r>
+                    <w:rPr>
+                      <w:rFonts w:ascii="Arial" w:cs="Arial" w:eastAsia="Arial" w:hAnsi="Arial"/>
+                      <w:b w:val="false"/>
+                      <w:bCs w:val="false"/>
+                      <w:sz w:val="21"/>
+                      <w:szCs w:val="21"/>
+                    </w:rPr>
+                    <w:t xml:space="preserve">Complete it</w:t>
+                  </w:r>
+                </w:p>
+              </w:tc>
+              <w:tc>
+                <w:tcPr>
+                  <w:tcW w:type="dxa" w:w="2506"/>
+                  <w:tcBorders>
+                    <w:top w:val="single" w:color="B7C2D1" w:sz="4"/>
+                    <w:left w:val="single" w:color="B7C2D1" w:sz="4"/>
+                    <w:bottom w:val="single" w:color="B7C2D1" w:sz="4"/>
+                    <w:right w:val="single" w:color="B7C2D1" w:sz="4"/>
+                  </w:tcBorders>
+                  <w:shd w:fill="FFFFFF" w:color="auto" w:val="clear"/>
+                  <w:tcMar>
+                    <w:top w:type="dxa" w:w="80"/>
+                    <w:left w:type="dxa" w:w="120"/>
+                    <w:bottom w:type="dxa" w:w="80"/>
+                    <w:right w:type="dxa" w:w="120"/>
+                  </w:tcMar>
+                  <w:vAlign w:val="center"/>
+                </w:tcPr>
+                <w:p>
+                  <w:pPr>
+                    <w:spacing w:after="0" w:before="0"/>
+                  </w:pPr>
+                  <w:r>
+                    <w:rPr>
+                      <w:rFonts w:ascii="Arial" w:cs="Arial" w:eastAsia="Arial" w:hAnsi="Arial"/>
+                      <w:b w:val="false"/>
+                      <w:bCs w:val="false"/>
+                      <w:sz w:val="21"/>
+                      <w:szCs w:val="21"/>
+                    </w:rPr>
+                    <w:t xml:space="preserve">2</w:t>
+                  </w:r>
+                </w:p>
+              </w:tc>
+              <w:tc>
+                <w:tcPr>
+                  <w:tcW w:type="dxa" w:w="2506"/>
+                  <w:tcBorders>
+                    <w:top w:val="single" w:color="B7C2D1" w:sz="4"/>
+                    <w:left w:val="single" w:color="B7C2D1" w:sz="4"/>
+                    <w:bottom w:val="single" w:color="B7C2D1" w:sz="4"/>
+                    <w:right w:val="single" w:color="B7C2D1" w:sz="4"/>
+                  </w:tcBorders>
+                  <w:shd w:fill="FFFFFF" w:color="auto" w:val="clear"/>
+                  <w:tcMar>
+                    <w:top w:type="dxa" w:w="80"/>
+                    <w:left w:type="dxa" w:w="120"/>
+                    <w:bottom w:type="dxa" w:w="80"/>
+                    <w:right w:type="dxa" w:w="120"/>
+                  </w:tcMar>
+                  <w:vAlign w:val="center"/>
+                </w:tcPr>
+                <w:p>
+                  <w:pPr>
+                    <w:spacing w:after="0" w:before="0"/>
+                  </w:pPr>
+                  <w:r>
+                    <w:rPr>
+                      <w:rFonts w:ascii="Arial" w:cs="Arial" w:eastAsia="Arial" w:hAnsi="Arial"/>
+                      <w:b w:val="false"/>
+                      <w:bCs w:val="false"/>
+                      <w:sz w:val="21"/>
+                      <w:szCs w:val="21"/>
+                    </w:rPr>
+                    <w:t xml:space="preserve"/>
+                  </w:r>
+                </w:p>
+              </w:tc>
+            </w:tr>
+            <w:tr>
+              <w:trPr>
+                <w:cantSplit/>
+                <w:trHeight w:val="360" w:hRule="atLeast"/>
+              </w:trPr>
+              <w:tc>
+                <w:tcPr>
+                  <w:tcW w:type="dxa" w:w="2506"/>
+                  <w:tcBorders>
+                    <w:top w:val="single" w:color="B7C2D1" w:sz="4"/>
+                    <w:left w:val="single" w:color="B7C2D1" w:sz="4"/>
+                    <w:bottom w:val="single" w:color="B7C2D1" w:sz="4"/>
+                    <w:right w:val="single" w:color="B7C2D1" w:sz="4"/>
+                  </w:tcBorders>
+                  <w:shd w:fill="FFFFFF" w:color="auto" w:val="clear"/>
+                  <w:tcMar>
+                    <w:top w:type="dxa" w:w="80"/>
+                    <w:left w:type="dxa" w:w="120"/>
+                    <w:bottom w:type="dxa" w:w="80"/>
+                    <w:right w:type="dxa" w:w="120"/>
+                  </w:tcMar>
+                  <w:vAlign w:val="center"/>
+                </w:tcPr>
+                <w:p>
+                  <w:pPr>
+                    <w:spacing w:after="0" w:before="0"/>
+                  </w:pPr>
+                  <w:r>
+                    <w:rPr>
+                      <w:rFonts w:ascii="Arial" w:cs="Arial" w:eastAsia="Arial" w:hAnsi="Arial"/>
+                      <w:sz w:val="21"/>
+                      <w:szCs w:val="21"/>
+                    </w:rPr>
+                    <w:t xml:space="preserve">Ask the user for a whole number. Display positive when it is above 0. Display negative when it is below 0. Display zero when it is exactly 0.</w:t>
+                  </w:r>
+                </w:p>
+              </w:tc>
+              <w:tc>
+                <w:tcPr>
+                  <w:tcW w:type="dxa" w:w="2506"/>
+                  <w:tcBorders>
+                    <w:top w:val="single" w:color="B7C2D1" w:sz="4"/>
+                    <w:left w:val="single" w:color="B7C2D1" w:sz="4"/>
+                    <w:bottom w:val="single" w:color="B7C2D1" w:sz="4"/>
+                    <w:right w:val="single" w:color="B7C2D1" w:sz="4"/>
+                  </w:tcBorders>
+                  <w:shd w:fill="FFFFFF" w:color="auto" w:val="clear"/>
+                  <w:tcMar>
+                    <w:top w:type="dxa" w:w="80"/>
+                    <w:left w:type="dxa" w:w="120"/>
+                    <w:bottom w:type="dxa" w:w="80"/>
+                    <w:right w:type="dxa" w:w="120"/>
+                  </w:tcMar>
+                  <w:vAlign w:val="center"/>
+                </w:tcPr>
+                <w:p>
+                  <w:pPr>
+                    <w:spacing w:after="0" w:before="0"/>
+                  </w:pPr>
+                  <w:r>
+                    <w:rPr>
+                      <w:rFonts w:ascii="Arial" w:cs="Arial" w:eastAsia="Arial" w:hAnsi="Arial"/>
+                      <w:b w:val="false"/>
+                      <w:bCs w:val="false"/>
+                      <w:sz w:val="21"/>
+                      <w:szCs w:val="21"/>
+                    </w:rPr>
+                    <w:t xml:space="preserve">Write it</w:t>
+                  </w:r>
+                </w:p>
+              </w:tc>
+              <w:tc>
+                <w:tcPr>
+                  <w:tcW w:type="dxa" w:w="2506"/>
+                  <w:tcBorders>
+                    <w:top w:val="single" w:color="B7C2D1" w:sz="4"/>
+                    <w:left w:val="single" w:color="B7C2D1" w:sz="4"/>
+                    <w:bottom w:val="single" w:color="B7C2D1" w:sz="4"/>
+                    <w:right w:val="single" w:color="B7C2D1" w:sz="4"/>
+                  </w:tcBorders>
+                  <w:shd w:fill="FFFFFF" w:color="auto" w:val="clear"/>
+                  <w:tcMar>
+                    <w:top w:type="dxa" w:w="80"/>
+                    <w:left w:type="dxa" w:w="120"/>
+                    <w:bottom w:type="dxa" w:w="80"/>
+                    <w:right w:type="dxa" w:w="120"/>
+                  </w:tcMar>
+                  <w:vAlign w:val="center"/>
+                </w:tcPr>
+                <w:p>
+                  <w:pPr>
+                    <w:spacing w:after="0" w:before="0"/>
+                  </w:pPr>
+                  <w:r>
+                    <w:rPr>
+                      <w:rFonts w:ascii="Arial" w:cs="Arial" w:eastAsia="Arial" w:hAnsi="Arial"/>
+                      <w:b w:val="false"/>
+                      <w:bCs w:val="false"/>
+                      <w:sz w:val="21"/>
+                      <w:szCs w:val="21"/>
+                    </w:rPr>
+                    <w:t xml:space="preserve">2</w:t>
+                  </w:r>
+                </w:p>
+              </w:tc>
+              <w:tc>
+                <w:tcPr>
+                  <w:tcW w:type="dxa" w:w="2506"/>
+                  <w:tcBorders>
+                    <w:top w:val="single" w:color="B7C2D1" w:sz="4"/>
+                    <w:left w:val="single" w:color="B7C2D1" w:sz="4"/>
+                    <w:bottom w:val="single" w:color="B7C2D1" w:sz="4"/>
+                    <w:right w:val="single" w:color="B7C2D1" w:sz="4"/>
+                  </w:tcBorders>
+                  <w:shd w:fill="FFFFFF" w:color="auto" w:val="clear"/>
+                  <w:tcMar>
+                    <w:top w:type="dxa" w:w="80"/>
+                    <w:left w:type="dxa" w:w="120"/>
+                    <w:bottom w:type="dxa" w:w="80"/>
+                    <w:right w:type="dxa" w:w="120"/>
+                  </w:tcMar>
+                  <w:vAlign w:val="center"/>
+                </w:tcPr>
+                <w:p>
+                  <w:pPr>
+                    <w:spacing w:after="0" w:before="0"/>
+                  </w:pPr>
+                  <w:r>
+                    <w:rPr>
+                      <w:rFonts w:ascii="Arial" w:cs="Arial" w:eastAsia="Arial" w:hAnsi="Arial"/>
+                      <w:b w:val="false"/>
+                      <w:bCs w:val="false"/>
+                      <w:sz w:val="21"/>
+                      <w:szCs w:val="21"/>
+                    </w:rPr>
+                    <w:t xml:space="preserve"/>
+                  </w:r>
+                </w:p>
+              </w:tc>
+            </w:tr>
+            <w:tr>
+              <w:trPr>
+                <w:cantSplit/>
+                <w:trHeight w:val="360" w:hRule="atLeast"/>
+              </w:trPr>
+              <w:tc>
+                <w:tcPr>
+                  <w:tcW w:type="dxa" w:w="2506"/>
+                  <w:tcBorders>
+                    <w:top w:val="single" w:color="B7C2D1" w:sz="4"/>
+                    <w:left w:val="single" w:color="B7C2D1" w:sz="4"/>
+                    <w:bottom w:val="single" w:color="B7C2D1" w:sz="4"/>
+                    <w:right w:val="single" w:color="B7C2D1" w:sz="4"/>
+                  </w:tcBorders>
+                  <w:shd w:fill="FFFFFF" w:color="auto" w:val="clear"/>
+                  <w:tcMar>
+                    <w:top w:type="dxa" w:w="80"/>
+                    <w:left w:type="dxa" w:w="120"/>
+                    <w:bottom w:type="dxa" w:w="80"/>
+                    <w:right w:type="dxa" w:w="120"/>
+                  </w:tcMar>
+                  <w:vAlign w:val="center"/>
+                </w:tcPr>
+                <w:p>
+                  <w:pPr>
+                    <w:spacing w:after="0" w:before="0"/>
+                  </w:pPr>
+                  <w:r>
+                    <w:rPr>
+                      <w:rFonts w:ascii="Arial" w:cs="Arial" w:eastAsia="Arial" w:hAnsi="Arial"/>
+                      <w:sz w:val="21"/>
+                      <w:szCs w:val="21"/>
+                    </w:rPr>
+                    <w:t xml:space="preserve">Ask the user for a whole number. Display small when it is 10 or less. Display medium when it is more than 10 but 100 or less. Display large when it is more than 100.</w:t>
+                  </w:r>
+                </w:p>
+              </w:tc>
+              <w:tc>
+                <w:tcPr>
+                  <w:tcW w:type="dxa" w:w="2506"/>
+                  <w:tcBorders>
+                    <w:top w:val="single" w:color="B7C2D1" w:sz="4"/>
+                    <w:left w:val="single" w:color="B7C2D1" w:sz="4"/>
+                    <w:bottom w:val="single" w:color="B7C2D1" w:sz="4"/>
+                    <w:right w:val="single" w:color="B7C2D1" w:sz="4"/>
+                  </w:tcBorders>
+                  <w:shd w:fill="FFFFFF" w:color="auto" w:val="clear"/>
+                  <w:tcMar>
+                    <w:top w:type="dxa" w:w="80"/>
+                    <w:left w:type="dxa" w:w="120"/>
+                    <w:bottom w:type="dxa" w:w="80"/>
+                    <w:right w:type="dxa" w:w="120"/>
+                  </w:tcMar>
+                  <w:vAlign w:val="center"/>
+                </w:tcPr>
+                <w:p>
+                  <w:pPr>
+                    <w:spacing w:after="0" w:before="0"/>
+                  </w:pPr>
+                  <w:r>
+                    <w:rPr>
+                      <w:rFonts w:ascii="Arial" w:cs="Arial" w:eastAsia="Arial" w:hAnsi="Arial"/>
+                      <w:b w:val="false"/>
+                      <w:bCs w:val="false"/>
+                      <w:sz w:val="21"/>
+                      <w:szCs w:val="21"/>
+                    </w:rPr>
+                    <w:t xml:space="preserve">Write it</w:t>
+                  </w:r>
+                </w:p>
+              </w:tc>
+              <w:tc>
+                <w:tcPr>
+                  <w:tcW w:type="dxa" w:w="2506"/>
+                  <w:tcBorders>
+                    <w:top w:val="single" w:color="B7C2D1" w:sz="4"/>
+                    <w:left w:val="single" w:color="B7C2D1" w:sz="4"/>
+                    <w:bottom w:val="single" w:color="B7C2D1" w:sz="4"/>
+                    <w:right w:val="single" w:color="B7C2D1" w:sz="4"/>
+                  </w:tcBorders>
+                  <w:shd w:fill="FFFFFF" w:color="auto" w:val="clear"/>
+                  <w:tcMar>
+                    <w:top w:type="dxa" w:w="80"/>
+                    <w:left w:type="dxa" w:w="120"/>
+                    <w:bottom w:type="dxa" w:w="80"/>
+                    <w:right w:type="dxa" w:w="120"/>
+                  </w:tcMar>
+                  <w:vAlign w:val="center"/>
+                </w:tcPr>
+                <w:p>
+                  <w:pPr>
+                    <w:spacing w:after="0" w:before="0"/>
+                  </w:pPr>
+                  <w:r>
+                    <w:rPr>
+                      <w:rFonts w:ascii="Arial" w:cs="Arial" w:eastAsia="Arial" w:hAnsi="Arial"/>
+                      <w:b w:val="false"/>
+                      <w:bCs w:val="false"/>
+                      <w:sz w:val="21"/>
+                      <w:szCs w:val="21"/>
+                    </w:rPr>
+                    <w:t xml:space="preserve">3</w:t>
+                  </w:r>
+                </w:p>
+              </w:tc>
+              <w:tc>
+                <w:tcPr>
+                  <w:tcW w:type="dxa" w:w="2506"/>
+                  <w:tcBorders>
+                    <w:top w:val="single" w:color="B7C2D1" w:sz="4"/>
+                    <w:left w:val="single" w:color="B7C2D1" w:sz="4"/>
+                    <w:bottom w:val="single" w:color="B7C2D1" w:sz="4"/>
+                    <w:right w:val="single" w:color="B7C2D1" w:sz="4"/>
+                  </w:tcBorders>
+                  <w:shd w:fill="FFFFFF" w:color="auto" w:val="clear"/>
+                  <w:tcMar>
+                    <w:top w:type="dxa" w:w="80"/>
+                    <w:left w:type="dxa" w:w="120"/>
+                    <w:bottom w:type="dxa" w:w="80"/>
+                    <w:right w:type="dxa" w:w="120"/>
+                  </w:tcMar>
+                  <w:vAlign w:val="center"/>
+                </w:tcPr>
+                <w:p>
+                  <w:pPr>
+                    <w:spacing w:after="0" w:before="0"/>
+                  </w:pPr>
+                  <w:r>
+                    <w:rPr>
+                      <w:rFonts w:ascii="Arial" w:cs="Arial" w:eastAsia="Arial" w:hAnsi="Arial"/>
+                      <w:b w:val="false"/>
+                      <w:bCs w:val="false"/>
+                      <w:sz w:val="21"/>
+                      <w:szCs w:val="21"/>
+                    </w:rPr>
+                    <w:t xml:space="preserve"/>
+                  </w:r>
+                </w:p>
+              </w:tc>
+            </w:tr>
+            <w:tr>
+              <w:trPr>
+                <w:cantSplit/>
+                <w:trHeight w:val="360" w:hRule="atLeast"/>
+              </w:trPr>
+              <w:tc>
+                <w:tcPr>
+                  <w:tcW w:type="dxa" w:w="2506"/>
+                  <w:tcBorders>
+                    <w:top w:val="single" w:color="B7C2D1" w:sz="4"/>
+                    <w:left w:val="single" w:color="B7C2D1" w:sz="4"/>
+                    <w:bottom w:val="single" w:color="B7C2D1" w:sz="4"/>
+                    <w:right w:val="single" w:color="B7C2D1" w:sz="4"/>
+                  </w:tcBorders>
+                  <w:shd w:fill="FFFFFF" w:color="auto" w:val="clear"/>
+                  <w:tcMar>
+                    <w:top w:type="dxa" w:w="80"/>
+                    <w:left w:type="dxa" w:w="120"/>
+                    <w:bottom w:type="dxa" w:w="80"/>
+                    <w:right w:type="dxa" w:w="120"/>
+                  </w:tcMar>
+                  <w:vAlign w:val="center"/>
+                </w:tcPr>
+                <w:p>
+                  <w:pPr>
+                    <w:spacing w:after="0" w:before="0"/>
+                  </w:pPr>
+                  <w:r>
+                    <w:rPr>
+                      <w:rFonts w:ascii="Arial" w:cs="Arial" w:eastAsia="Arial" w:hAnsi="Arial"/>
+                      <w:sz w:val="21"/>
+                      <w:szCs w:val="21"/>
+                    </w:rPr>
+                    <w:t xml:space="preserve">This program should display one word only, but a large number makes it display two. Find the mistake and put it right.</w:t>
+                  </w:r>
+                </w:p>
+              </w:tc>
+              <w:tc>
+                <w:tcPr>
+                  <w:tcW w:type="dxa" w:w="2506"/>
+                  <w:tcBorders>
+                    <w:top w:val="single" w:color="B7C2D1" w:sz="4"/>
+                    <w:left w:val="single" w:color="B7C2D1" w:sz="4"/>
+                    <w:bottom w:val="single" w:color="B7C2D1" w:sz="4"/>
+                    <w:right w:val="single" w:color="B7C2D1" w:sz="4"/>
+                  </w:tcBorders>
+                  <w:shd w:fill="FFFFFF" w:color="auto" w:val="clear"/>
+                  <w:tcMar>
+                    <w:top w:type="dxa" w:w="80"/>
+                    <w:left w:type="dxa" w:w="120"/>
+                    <w:bottom w:type="dxa" w:w="80"/>
+                    <w:right w:type="dxa" w:w="120"/>
+                  </w:tcMar>
+                  <w:vAlign w:val="center"/>
+                </w:tcPr>
+                <w:p>
+                  <w:pPr>
+                    <w:spacing w:after="0" w:before="0"/>
+                  </w:pPr>
+                  <w:r>
+                    <w:rPr>
+                      <w:rFonts w:ascii="Arial" w:cs="Arial" w:eastAsia="Arial" w:hAnsi="Arial"/>
+                      <w:b w:val="false"/>
+                      <w:bCs w:val="false"/>
+                      <w:sz w:val="21"/>
+                      <w:szCs w:val="21"/>
+                    </w:rPr>
+                    <w:t xml:space="preserve">Fix it</w:t>
+                  </w:r>
+                </w:p>
+              </w:tc>
+              <w:tc>
+                <w:tcPr>
+                  <w:tcW w:type="dxa" w:w="2506"/>
+                  <w:tcBorders>
+                    <w:top w:val="single" w:color="B7C2D1" w:sz="4"/>
+                    <w:left w:val="single" w:color="B7C2D1" w:sz="4"/>
+                    <w:bottom w:val="single" w:color="B7C2D1" w:sz="4"/>
+                    <w:right w:val="single" w:color="B7C2D1" w:sz="4"/>
+                  </w:tcBorders>
+                  <w:shd w:fill="FFFFFF" w:color="auto" w:val="clear"/>
+                  <w:tcMar>
+                    <w:top w:type="dxa" w:w="80"/>
+                    <w:left w:type="dxa" w:w="120"/>
+                    <w:bottom w:type="dxa" w:w="80"/>
+                    <w:right w:type="dxa" w:w="120"/>
+                  </w:tcMar>
+                  <w:vAlign w:val="center"/>
+                </w:tcPr>
+                <w:p>
+                  <w:pPr>
+                    <w:spacing w:after="0" w:before="0"/>
+                  </w:pPr>
+                  <w:r>
+                    <w:rPr>
+                      <w:rFonts w:ascii="Arial" w:cs="Arial" w:eastAsia="Arial" w:hAnsi="Arial"/>
+                      <w:b w:val="false"/>
+                      <w:bCs w:val="false"/>
+                      <w:sz w:val="21"/>
+                      <w:szCs w:val="21"/>
+                    </w:rPr>
+                    <w:t xml:space="preserve">2</w:t>
+                  </w:r>
+                </w:p>
+              </w:tc>
+              <w:tc>
+                <w:tcPr>
+                  <w:tcW w:type="dxa" w:w="2506"/>
+                  <w:tcBorders>
+                    <w:top w:val="single" w:color="B7C2D1" w:sz="4"/>
+                    <w:left w:val="single" w:color="B7C2D1" w:sz="4"/>
+                    <w:bottom w:val="single" w:color="B7C2D1" w:sz="4"/>
+                    <w:right w:val="single" w:color="B7C2D1" w:sz="4"/>
+                  </w:tcBorders>
+                  <w:shd w:fill="FFFFFF" w:color="auto" w:val="clear"/>
+                  <w:tcMar>
+                    <w:top w:type="dxa" w:w="80"/>
+                    <w:left w:type="dxa" w:w="120"/>
+                    <w:bottom w:type="dxa" w:w="80"/>
+                    <w:right w:type="dxa" w:w="120"/>
+                  </w:tcMar>
+                  <w:vAlign w:val="center"/>
+                </w:tcPr>
+                <w:p>
+                  <w:pPr>
+                    <w:spacing w:after="0" w:before="0"/>
+                  </w:pPr>
+                  <w:r>
+                    <w:rPr>
+                      <w:rFonts w:ascii="Arial" w:cs="Arial" w:eastAsia="Arial" w:hAnsi="Arial"/>
+                      <w:b w:val="false"/>
+                      <w:bCs w:val="false"/>
+                      <w:sz w:val="21"/>
+                      <w:szCs w:val="21"/>
+                    </w:rPr>
+                    <w:t xml:space="preserve"/>
+                  </w:r>
+                </w:p>
+              </w:tc>
+            </w:tr>
+            <w:tr>
+              <w:trPr>
+                <w:cantSplit/>
+                <w:trHeight w:val="360" w:hRule="atLeast"/>
+              </w:trPr>
+              <w:tc>
+                <w:tcPr>
+                  <w:tcW w:type="dxa" w:w="2506"/>
                   <w:tcBorders>
                     <w:top w:val="single" w:color="B7C2D1" w:sz="4"/>
                     <w:left w:val="single" w:color="B7C2D1" w:sz="4"/>
@@ -4078,7 +6457,41 @@
               </w:tc>
               <w:tc>
                 <w:tcPr>
-                  <w:tcW w:type="dxa" w:w="3342"/>
+                  <w:tcW w:type="dxa" w:w="2506"/>
+                  <w:tcBorders>
+                    <w:top w:val="single" w:color="B7C2D1" w:sz="4"/>
+                    <w:left w:val="single" w:color="B7C2D1" w:sz="4"/>
+                    <w:bottom w:val="single" w:color="B7C2D1" w:sz="4"/>
+                    <w:right w:val="single" w:color="B7C2D1" w:sz="4"/>
+                  </w:tcBorders>
+                  <w:shd w:fill="FFFFFF" w:color="auto" w:val="clear"/>
+                  <w:tcMar>
+                    <w:top w:type="dxa" w:w="80"/>
+                    <w:left w:type="dxa" w:w="120"/>
+                    <w:bottom w:type="dxa" w:w="80"/>
+                    <w:right w:type="dxa" w:w="120"/>
+                  </w:tcMar>
+                  <w:vAlign w:val="center"/>
+                </w:tcPr>
+                <w:p>
+                  <w:pPr>
+                    <w:spacing w:after="0" w:before="0"/>
+                  </w:pPr>
+                  <w:r>
+                    <w:rPr>
+                      <w:rFonts w:ascii="Arial" w:cs="Arial" w:eastAsia="Arial" w:hAnsi="Arial"/>
+                      <w:b w:val="false"/>
+                      <w:bCs w:val="false"/>
+                      <w:sz w:val="21"/>
+                      <w:szCs w:val="21"/>
+                    </w:rPr>
+                    <w:t xml:space="preserve">Write it</w:t>
+                  </w:r>
+                </w:p>
+              </w:tc>
+              <w:tc>
+                <w:tcPr>
+                  <w:tcW w:type="dxa" w:w="2506"/>
                   <w:tcBorders>
                     <w:top w:val="single" w:color="B7C2D1" w:sz="4"/>
                     <w:left w:val="single" w:color="B7C2D1" w:sz="4"/>
@@ -4112,7 +6525,147 @@
               </w:tc>
               <w:tc>
                 <w:tcPr>
-                  <w:tcW w:type="dxa" w:w="3342"/>
+                  <w:tcW w:type="dxa" w:w="2506"/>
+                  <w:tcBorders>
+                    <w:top w:val="single" w:color="B7C2D1" w:sz="4"/>
+                    <w:left w:val="single" w:color="B7C2D1" w:sz="4"/>
+                    <w:bottom w:val="single" w:color="B7C2D1" w:sz="4"/>
+                    <w:right w:val="single" w:color="B7C2D1" w:sz="4"/>
+                  </w:tcBorders>
+                  <w:shd w:fill="FFFFFF" w:color="auto" w:val="clear"/>
+                  <w:tcMar>
+                    <w:top w:type="dxa" w:w="80"/>
+                    <w:left w:type="dxa" w:w="120"/>
+                    <w:bottom w:type="dxa" w:w="80"/>
+                    <w:right w:type="dxa" w:w="120"/>
+                  </w:tcMar>
+                  <w:vAlign w:val="center"/>
+                </w:tcPr>
+                <w:p>
+                  <w:pPr>
+                    <w:spacing w:after="0" w:before="0"/>
+                  </w:pPr>
+                  <w:r>
+                    <w:rPr>
+                      <w:rFonts w:ascii="Arial" w:cs="Arial" w:eastAsia="Arial" w:hAnsi="Arial"/>
+                      <w:b w:val="false"/>
+                      <w:bCs w:val="false"/>
+                      <w:sz w:val="21"/>
+                      <w:szCs w:val="21"/>
+                    </w:rPr>
+                    <w:t xml:space="preserve"/>
+                  </w:r>
+                </w:p>
+              </w:tc>
+            </w:tr>
+            <w:tr>
+              <w:trPr>
+                <w:cantSplit/>
+                <w:trHeight w:val="360" w:hRule="atLeast"/>
+              </w:trPr>
+              <w:tc>
+                <w:tcPr>
+                  <w:tcW w:type="dxa" w:w="2506"/>
+                  <w:tcBorders>
+                    <w:top w:val="single" w:color="B7C2D1" w:sz="4"/>
+                    <w:left w:val="single" w:color="B7C2D1" w:sz="4"/>
+                    <w:bottom w:val="single" w:color="B7C2D1" w:sz="4"/>
+                    <w:right w:val="single" w:color="B7C2D1" w:sz="4"/>
+                  </w:tcBorders>
+                  <w:shd w:fill="FFFFFF" w:color="auto" w:val="clear"/>
+                  <w:tcMar>
+                    <w:top w:type="dxa" w:w="80"/>
+                    <w:left w:type="dxa" w:w="120"/>
+                    <w:bottom w:type="dxa" w:w="80"/>
+                    <w:right w:type="dxa" w:w="120"/>
+                  </w:tcMar>
+                  <w:vAlign w:val="center"/>
+                </w:tcPr>
+                <w:p>
+                  <w:pPr>
+                    <w:spacing w:after="0" w:before="0"/>
+                  </w:pPr>
+                  <w:r>
+                    <w:rPr>
+                      <w:rFonts w:ascii="Arial" w:cs="Arial" w:eastAsia="Arial" w:hAnsi="Arial"/>
+                      <w:sz w:val="21"/>
+                      <w:szCs w:val="21"/>
+                    </w:rPr>
+                    <w:t xml:space="preserve">Ask the user for a whole number of marks. Display A when it is 70 or more. Display B when it is 50 or more. Display C when it is 30 or more. Display D for anything less.</w:t>
+                  </w:r>
+                </w:p>
+              </w:tc>
+              <w:tc>
+                <w:tcPr>
+                  <w:tcW w:type="dxa" w:w="2506"/>
+                  <w:tcBorders>
+                    <w:top w:val="single" w:color="B7C2D1" w:sz="4"/>
+                    <w:left w:val="single" w:color="B7C2D1" w:sz="4"/>
+                    <w:bottom w:val="single" w:color="B7C2D1" w:sz="4"/>
+                    <w:right w:val="single" w:color="B7C2D1" w:sz="4"/>
+                  </w:tcBorders>
+                  <w:shd w:fill="FFFFFF" w:color="auto" w:val="clear"/>
+                  <w:tcMar>
+                    <w:top w:type="dxa" w:w="80"/>
+                    <w:left w:type="dxa" w:w="120"/>
+                    <w:bottom w:type="dxa" w:w="80"/>
+                    <w:right w:type="dxa" w:w="120"/>
+                  </w:tcMar>
+                  <w:vAlign w:val="center"/>
+                </w:tcPr>
+                <w:p>
+                  <w:pPr>
+                    <w:spacing w:after="0" w:before="0"/>
+                  </w:pPr>
+                  <w:r>
+                    <w:rPr>
+                      <w:rFonts w:ascii="Arial" w:cs="Arial" w:eastAsia="Arial" w:hAnsi="Arial"/>
+                      <w:b w:val="false"/>
+                      <w:bCs w:val="false"/>
+                      <w:sz w:val="21"/>
+                      <w:szCs w:val="21"/>
+                    </w:rPr>
+                    <w:t xml:space="preserve">Challenge (optional)</w:t>
+                  </w:r>
+                </w:p>
+              </w:tc>
+              <w:tc>
+                <w:tcPr>
+                  <w:tcW w:type="dxa" w:w="2506"/>
+                  <w:tcBorders>
+                    <w:top w:val="single" w:color="B7C2D1" w:sz="4"/>
+                    <w:left w:val="single" w:color="B7C2D1" w:sz="4"/>
+                    <w:bottom w:val="single" w:color="B7C2D1" w:sz="4"/>
+                    <w:right w:val="single" w:color="B7C2D1" w:sz="4"/>
+                  </w:tcBorders>
+                  <w:shd w:fill="FFFFFF" w:color="auto" w:val="clear"/>
+                  <w:tcMar>
+                    <w:top w:type="dxa" w:w="80"/>
+                    <w:left w:type="dxa" w:w="120"/>
+                    <w:bottom w:type="dxa" w:w="80"/>
+                    <w:right w:type="dxa" w:w="120"/>
+                  </w:tcMar>
+                  <w:vAlign w:val="center"/>
+                </w:tcPr>
+                <w:p>
+                  <w:pPr>
+                    <w:spacing w:after="0" w:before="0"/>
+                  </w:pPr>
+                  <w:r>
+                    <w:rPr>
+                      <w:rFonts w:ascii="Arial" w:cs="Arial" w:eastAsia="Arial" w:hAnsi="Arial"/>
+                      <w:b w:val="false"/>
+                      <w:bCs w:val="false"/>
+                      <w:sz w:val="21"/>
+                      <w:szCs w:val="21"/>
+                    </w:rPr>
+                    <w:t xml:space="preserve">3</w:t>
+                  </w:r>
+                </w:p>
+              </w:tc>
+              <w:tc>
+                <w:tcPr>
+                  <w:tcW w:type="dxa" w:w="2506"/>
                   <w:tcBorders>
                     <w:top w:val="single" w:color="B7C2D1" w:sz="4"/>
                     <w:left w:val="single" w:color="B7C2D1" w:sz="4"/>
@@ -4159,7 +6712,7 @@
                 <w:sz w:val="21"/>
                 <w:szCs w:val="21"/>
               </w:rPr>
-              <w:t xml:space="preserve">Plan the one you found hardest: inputs, what happens to them, what is printed.</w:t>
+              <w:t xml:space="preserve">Plan the one you found hardest: what is typed in, what happens to it, what is displayed.</w:t>
             </w:r>
           </w:p>
           <w:tbl>
@@ -4585,12 +7138,12 @@
                 <w:sz w:val="21"/>
                 <w:szCs w:val="21"/>
               </w:rPr>
-              <w:t xml:space="preserve">Tick each one off as its tests pass in the editor</w:t>
+              <w:t xml:space="preserve">Tick each one off as you finish it in the editor</w:t>
             </w:r>
           </w:p>
           <w:tbl>
             <w:tblPr>
-              <w:tblW w:type="dxa" w:w="10026"/>
+              <w:tblW w:type="dxa" w:w="10024"/>
               <w:tblBorders>
                 <w:top w:val="single" w:color="auto" w:sz="4"/>
                 <w:left w:val="single" w:color="auto" w:sz="4"/>
@@ -4601,9 +7154,10 @@
               </w:tblBorders>
             </w:tblPr>
             <w:tblGrid>
-              <w:gridCol w:w="3342"/>
-              <w:gridCol w:w="3342"/>
-              <w:gridCol w:w="3342"/>
+              <w:gridCol w:w="2506"/>
+              <w:gridCol w:w="2506"/>
+              <w:gridCol w:w="2506"/>
+              <w:gridCol w:w="2506"/>
             </w:tblGrid>
             <w:tr>
               <w:trPr>
@@ -4612,7 +7166,7 @@
               </w:trPr>
               <w:tc>
                 <w:tcPr>
-                  <w:tcW w:type="dxa" w:w="3342"/>
+                  <w:tcW w:type="dxa" w:w="2506"/>
                   <w:tcBorders>
                     <w:top w:val="single" w:color="B7C2D1" w:sz="4"/>
                     <w:left w:val="single" w:color="B7C2D1" w:sz="4"/>
@@ -4640,13 +7194,13 @@
                       <w:sz w:val="20"/>
                       <w:szCs w:val="20"/>
                     </w:rPr>
-                    <w:t xml:space="preserve">Program</w:t>
-                  </w:r>
-                </w:p>
-              </w:tc>
-              <w:tc>
-                <w:tcPr>
-                  <w:tcW w:type="dxa" w:w="3342"/>
+                    <w:t xml:space="preserve">Activity</w:t>
+                  </w:r>
+                </w:p>
+              </w:tc>
+              <w:tc>
+                <w:tcPr>
+                  <w:tcW w:type="dxa" w:w="2506"/>
                   <w:tcBorders>
                     <w:top w:val="single" w:color="B7C2D1" w:sz="4"/>
                     <w:left w:val="single" w:color="B7C2D1" w:sz="4"/>
@@ -4674,13 +7228,47 @@
                       <w:sz w:val="20"/>
                       <w:szCs w:val="20"/>
                     </w:rPr>
+                    <w:t xml:space="preserve">What to do</w:t>
+                  </w:r>
+                </w:p>
+              </w:tc>
+              <w:tc>
+                <w:tcPr>
+                  <w:tcW w:type="dxa" w:w="2506"/>
+                  <w:tcBorders>
+                    <w:top w:val="single" w:color="B7C2D1" w:sz="4"/>
+                    <w:left w:val="single" w:color="B7C2D1" w:sz="4"/>
+                    <w:bottom w:val="single" w:color="B7C2D1" w:sz="4"/>
+                    <w:right w:val="single" w:color="B7C2D1" w:sz="4"/>
+                  </w:tcBorders>
+                  <w:shd w:fill="E6ECF5" w:color="auto" w:val="clear"/>
+                  <w:tcMar>
+                    <w:top w:type="dxa" w:w="80"/>
+                    <w:left w:type="dxa" w:w="120"/>
+                    <w:bottom w:type="dxa" w:w="80"/>
+                    <w:right w:type="dxa" w:w="120"/>
+                  </w:tcMar>
+                  <w:vAlign w:val="center"/>
+                </w:tcPr>
+                <w:p>
+                  <w:pPr>
+                    <w:spacing w:after="0" w:before="0"/>
+                  </w:pPr>
+                  <w:r>
+                    <w:rPr>
+                      <w:rFonts w:ascii="Arial" w:cs="Arial" w:eastAsia="Arial" w:hAnsi="Arial"/>
+                      <w:b/>
+                      <w:bCs/>
+                      <w:sz w:val="20"/>
+                      <w:szCs w:val="20"/>
+                    </w:rPr>
                     <w:t xml:space="preserve">Marks</w:t>
                   </w:r>
                 </w:p>
               </w:tc>
               <w:tc>
                 <w:tcPr>
-                  <w:tcW w:type="dxa" w:w="3342"/>
+                  <w:tcW w:type="dxa" w:w="2506"/>
                   <w:tcBorders>
                     <w:top w:val="single" w:color="B7C2D1" w:sz="4"/>
                     <w:left w:val="single" w:color="B7C2D1" w:sz="4"/>
@@ -4720,73 +7308,107 @@
               </w:trPr>
               <w:tc>
                 <w:tcPr>
-                  <w:tcW w:type="dxa" w:w="3342"/>
-                  <w:tcBorders>
-                    <w:top w:val="single" w:color="B7C2D1" w:sz="4"/>
-                    <w:left w:val="single" w:color="B7C2D1" w:sz="4"/>
-                    <w:bottom w:val="single" w:color="B7C2D1" w:sz="4"/>
-                    <w:right w:val="single" w:color="B7C2D1" w:sz="4"/>
-                  </w:tcBorders>
-                  <w:shd w:fill="FFFFFF" w:color="auto" w:val="clear"/>
-                  <w:tcMar>
-                    <w:top w:type="dxa" w:w="80"/>
-                    <w:left w:type="dxa" w:w="120"/>
-                    <w:bottom w:type="dxa" w:w="80"/>
-                    <w:right w:type="dxa" w:w="120"/>
-                  </w:tcMar>
-                  <w:vAlign w:val="center"/>
-                </w:tcPr>
-                <w:p>
-                  <w:pPr>
-                    <w:spacing w:after="0" w:before="0"/>
-                  </w:pPr>
-                  <w:r>
-                    <w:rPr>
-                      <w:rFonts w:ascii="Arial" w:cs="Arial" w:eastAsia="Arial" w:hAnsi="Arial"/>
-                      <w:sz w:val="21"/>
-                      <w:szCs w:val="21"/>
-                    </w:rPr>
-                    <w:t xml:space="preserve">Ask the user for a whole number. Then ask for a second whole number. Display True when both of them are above 0. Display False when they are not.</w:t>
-                  </w:r>
-                </w:p>
-              </w:tc>
-              <w:tc>
-                <w:tcPr>
-                  <w:tcW w:type="dxa" w:w="3342"/>
-                  <w:tcBorders>
-                    <w:top w:val="single" w:color="B7C2D1" w:sz="4"/>
-                    <w:left w:val="single" w:color="B7C2D1" w:sz="4"/>
-                    <w:bottom w:val="single" w:color="B7C2D1" w:sz="4"/>
-                    <w:right w:val="single" w:color="B7C2D1" w:sz="4"/>
-                  </w:tcBorders>
-                  <w:shd w:fill="FFFFFF" w:color="auto" w:val="clear"/>
-                  <w:tcMar>
-                    <w:top w:type="dxa" w:w="80"/>
-                    <w:left w:type="dxa" w:w="120"/>
-                    <w:bottom w:type="dxa" w:w="80"/>
-                    <w:right w:type="dxa" w:w="120"/>
-                  </w:tcMar>
-                  <w:vAlign w:val="center"/>
-                </w:tcPr>
-                <w:p>
-                  <w:pPr>
-                    <w:spacing w:after="0" w:before="0"/>
-                  </w:pPr>
-                  <w:r>
-                    <w:rPr>
-                      <w:rFonts w:ascii="Arial" w:cs="Arial" w:eastAsia="Arial" w:hAnsi="Arial"/>
-                      <w:b w:val="false"/>
-                      <w:bCs w:val="false"/>
-                      <w:sz w:val="21"/>
-                      <w:szCs w:val="21"/>
-                    </w:rPr>
-                    <w:t xml:space="preserve">2</w:t>
-                  </w:r>
-                </w:p>
-              </w:tc>
-              <w:tc>
-                <w:tcPr>
-                  <w:tcW w:type="dxa" w:w="3342"/>
+                  <w:tcW w:type="dxa" w:w="2506"/>
+                  <w:tcBorders>
+                    <w:top w:val="single" w:color="B7C2D1" w:sz="4"/>
+                    <w:left w:val="single" w:color="B7C2D1" w:sz="4"/>
+                    <w:bottom w:val="single" w:color="B7C2D1" w:sz="4"/>
+                    <w:right w:val="single" w:color="B7C2D1" w:sz="4"/>
+                  </w:tcBorders>
+                  <w:shd w:fill="FFFFFF" w:color="auto" w:val="clear"/>
+                  <w:tcMar>
+                    <w:top w:type="dxa" w:w="80"/>
+                    <w:left w:type="dxa" w:w="120"/>
+                    <w:bottom w:type="dxa" w:w="80"/>
+                    <w:right w:type="dxa" w:w="120"/>
+                  </w:tcMar>
+                  <w:vAlign w:val="center"/>
+                </w:tcPr>
+                <w:p>
+                  <w:pPr>
+                    <w:spacing w:after="0" w:before="0"/>
+                  </w:pPr>
+                  <w:r>
+                    <w:rPr>
+                      <w:rFonts w:ascii="Arial" w:cs="Arial" w:eastAsia="Arial" w:hAnsi="Arial"/>
+                      <w:sz w:val="21"/>
+                      <w:szCs w:val="21"/>
+                    </w:rPr>
+                    <w:t xml:space="preserve">Press Run. Each line joins two comparisons with the word and.</w:t>
+                  </w:r>
+                </w:p>
+              </w:tc>
+              <w:tc>
+                <w:tcPr>
+                  <w:tcW w:type="dxa" w:w="2506"/>
+                  <w:tcBorders>
+                    <w:top w:val="single" w:color="B7C2D1" w:sz="4"/>
+                    <w:left w:val="single" w:color="B7C2D1" w:sz="4"/>
+                    <w:bottom w:val="single" w:color="B7C2D1" w:sz="4"/>
+                    <w:right w:val="single" w:color="B7C2D1" w:sz="4"/>
+                  </w:tcBorders>
+                  <w:shd w:fill="FFFFFF" w:color="auto" w:val="clear"/>
+                  <w:tcMar>
+                    <w:top w:type="dxa" w:w="80"/>
+                    <w:left w:type="dxa" w:w="120"/>
+                    <w:bottom w:type="dxa" w:w="80"/>
+                    <w:right w:type="dxa" w:w="120"/>
+                  </w:tcMar>
+                  <w:vAlign w:val="center"/>
+                </w:tcPr>
+                <w:p>
+                  <w:pPr>
+                    <w:spacing w:after="0" w:before="0"/>
+                  </w:pPr>
+                  <w:r>
+                    <w:rPr>
+                      <w:rFonts w:ascii="Arial" w:cs="Arial" w:eastAsia="Arial" w:hAnsi="Arial"/>
+                      <w:b w:val="false"/>
+                      <w:bCs w:val="false"/>
+                      <w:sz w:val="21"/>
+                      <w:szCs w:val="21"/>
+                    </w:rPr>
+                    <w:t xml:space="preserve">Run it</w:t>
+                  </w:r>
+                </w:p>
+              </w:tc>
+              <w:tc>
+                <w:tcPr>
+                  <w:tcW w:type="dxa" w:w="2506"/>
+                  <w:tcBorders>
+                    <w:top w:val="single" w:color="B7C2D1" w:sz="4"/>
+                    <w:left w:val="single" w:color="B7C2D1" w:sz="4"/>
+                    <w:bottom w:val="single" w:color="B7C2D1" w:sz="4"/>
+                    <w:right w:val="single" w:color="B7C2D1" w:sz="4"/>
+                  </w:tcBorders>
+                  <w:shd w:fill="FFFFFF" w:color="auto" w:val="clear"/>
+                  <w:tcMar>
+                    <w:top w:type="dxa" w:w="80"/>
+                    <w:left w:type="dxa" w:w="120"/>
+                    <w:bottom w:type="dxa" w:w="80"/>
+                    <w:right w:type="dxa" w:w="120"/>
+                  </w:tcMar>
+                  <w:vAlign w:val="center"/>
+                </w:tcPr>
+                <w:p>
+                  <w:pPr>
+                    <w:spacing w:after="0" w:before="0"/>
+                  </w:pPr>
+                  <w:r>
+                    <w:rPr>
+                      <w:rFonts w:ascii="Arial" w:cs="Arial" w:eastAsia="Arial" w:hAnsi="Arial"/>
+                      <w:b w:val="false"/>
+                      <w:bCs w:val="false"/>
+                      <w:sz w:val="21"/>
+                      <w:szCs w:val="21"/>
+                    </w:rPr>
+                    <w:t xml:space="preserve">1</w:t>
+                  </w:r>
+                </w:p>
+              </w:tc>
+              <w:tc>
+                <w:tcPr>
+                  <w:tcW w:type="dxa" w:w="2506"/>
                   <w:tcBorders>
                     <w:top w:val="single" w:color="B7C2D1" w:sz="4"/>
                     <w:left w:val="single" w:color="B7C2D1" w:sz="4"/>
@@ -4826,73 +7448,107 @@
               </w:trPr>
               <w:tc>
                 <w:tcPr>
-                  <w:tcW w:type="dxa" w:w="3342"/>
-                  <w:tcBorders>
-                    <w:top w:val="single" w:color="B7C2D1" w:sz="4"/>
-                    <w:left w:val="single" w:color="B7C2D1" w:sz="4"/>
-                    <w:bottom w:val="single" w:color="B7C2D1" w:sz="4"/>
-                    <w:right w:val="single" w:color="B7C2D1" w:sz="4"/>
-                  </w:tcBorders>
-                  <w:shd w:fill="FFFFFF" w:color="auto" w:val="clear"/>
-                  <w:tcMar>
-                    <w:top w:type="dxa" w:w="80"/>
-                    <w:left w:type="dxa" w:w="120"/>
-                    <w:bottom w:type="dxa" w:w="80"/>
-                    <w:right w:type="dxa" w:w="120"/>
-                  </w:tcMar>
-                  <w:vAlign w:val="center"/>
-                </w:tcPr>
-                <w:p>
-                  <w:pPr>
-                    <w:spacing w:after="0" w:before="0"/>
-                  </w:pPr>
-                  <w:r>
-                    <w:rPr>
-                      <w:rFonts w:ascii="Arial" w:cs="Arial" w:eastAsia="Arial" w:hAnsi="Arial"/>
-                      <w:sz w:val="21"/>
-                      <w:szCs w:val="21"/>
-                    </w:rPr>
-                    <w:t xml:space="preserve">Ask the user for a whole number. Display special when it is 3 or 7. Display ordinary when it is not.</w:t>
-                  </w:r>
-                </w:p>
-              </w:tc>
-              <w:tc>
-                <w:tcPr>
-                  <w:tcW w:type="dxa" w:w="3342"/>
-                  <w:tcBorders>
-                    <w:top w:val="single" w:color="B7C2D1" w:sz="4"/>
-                    <w:left w:val="single" w:color="B7C2D1" w:sz="4"/>
-                    <w:bottom w:val="single" w:color="B7C2D1" w:sz="4"/>
-                    <w:right w:val="single" w:color="B7C2D1" w:sz="4"/>
-                  </w:tcBorders>
-                  <w:shd w:fill="FFFFFF" w:color="auto" w:val="clear"/>
-                  <w:tcMar>
-                    <w:top w:type="dxa" w:w="80"/>
-                    <w:left w:type="dxa" w:w="120"/>
-                    <w:bottom w:type="dxa" w:w="80"/>
-                    <w:right w:type="dxa" w:w="120"/>
-                  </w:tcMar>
-                  <w:vAlign w:val="center"/>
-                </w:tcPr>
-                <w:p>
-                  <w:pPr>
-                    <w:spacing w:after="0" w:before="0"/>
-                  </w:pPr>
-                  <w:r>
-                    <w:rPr>
-                      <w:rFonts w:ascii="Arial" w:cs="Arial" w:eastAsia="Arial" w:hAnsi="Arial"/>
-                      <w:b w:val="false"/>
-                      <w:bCs w:val="false"/>
-                      <w:sz w:val="21"/>
-                      <w:szCs w:val="21"/>
-                    </w:rPr>
-                    <w:t xml:space="preserve">2</w:t>
-                  </w:r>
-                </w:p>
-              </w:tc>
-              <w:tc>
-                <w:tcPr>
-                  <w:tcW w:type="dxa" w:w="3342"/>
+                  <w:tcW w:type="dxa" w:w="2506"/>
+                  <w:tcBorders>
+                    <w:top w:val="single" w:color="B7C2D1" w:sz="4"/>
+                    <w:left w:val="single" w:color="B7C2D1" w:sz="4"/>
+                    <w:bottom w:val="single" w:color="B7C2D1" w:sz="4"/>
+                    <w:right w:val="single" w:color="B7C2D1" w:sz="4"/>
+                  </w:tcBorders>
+                  <w:shd w:fill="FFFFFF" w:color="auto" w:val="clear"/>
+                  <w:tcMar>
+                    <w:top w:type="dxa" w:w="80"/>
+                    <w:left w:type="dxa" w:w="120"/>
+                    <w:bottom w:type="dxa" w:w="80"/>
+                    <w:right w:type="dxa" w:w="120"/>
+                  </w:tcMar>
+                  <w:vAlign w:val="center"/>
+                </w:tcPr>
+                <w:p>
+                  <w:pPr>
+                    <w:spacing w:after="0" w:before="0"/>
+                  </w:pPr>
+                  <w:r>
+                    <w:rPr>
+                      <w:rFonts w:ascii="Arial" w:cs="Arial" w:eastAsia="Arial" w:hAnsi="Arial"/>
+                      <w:sz w:val="21"/>
+                      <w:szCs w:val="21"/>
+                    </w:rPr>
+                    <w:t xml:space="preserve">What will this program display?</w:t>
+                  </w:r>
+                </w:p>
+              </w:tc>
+              <w:tc>
+                <w:tcPr>
+                  <w:tcW w:type="dxa" w:w="2506"/>
+                  <w:tcBorders>
+                    <w:top w:val="single" w:color="B7C2D1" w:sz="4"/>
+                    <w:left w:val="single" w:color="B7C2D1" w:sz="4"/>
+                    <w:bottom w:val="single" w:color="B7C2D1" w:sz="4"/>
+                    <w:right w:val="single" w:color="B7C2D1" w:sz="4"/>
+                  </w:tcBorders>
+                  <w:shd w:fill="FFFFFF" w:color="auto" w:val="clear"/>
+                  <w:tcMar>
+                    <w:top w:type="dxa" w:w="80"/>
+                    <w:left w:type="dxa" w:w="120"/>
+                    <w:bottom w:type="dxa" w:w="80"/>
+                    <w:right w:type="dxa" w:w="120"/>
+                  </w:tcMar>
+                  <w:vAlign w:val="center"/>
+                </w:tcPr>
+                <w:p>
+                  <w:pPr>
+                    <w:spacing w:after="0" w:before="0"/>
+                  </w:pPr>
+                  <w:r>
+                    <w:rPr>
+                      <w:rFonts w:ascii="Arial" w:cs="Arial" w:eastAsia="Arial" w:hAnsi="Arial"/>
+                      <w:b w:val="false"/>
+                      <w:bCs w:val="false"/>
+                      <w:sz w:val="21"/>
+                      <w:szCs w:val="21"/>
+                    </w:rPr>
+                    <w:t xml:space="preserve">Predict</w:t>
+                  </w:r>
+                </w:p>
+              </w:tc>
+              <w:tc>
+                <w:tcPr>
+                  <w:tcW w:type="dxa" w:w="2506"/>
+                  <w:tcBorders>
+                    <w:top w:val="single" w:color="B7C2D1" w:sz="4"/>
+                    <w:left w:val="single" w:color="B7C2D1" w:sz="4"/>
+                    <w:bottom w:val="single" w:color="B7C2D1" w:sz="4"/>
+                    <w:right w:val="single" w:color="B7C2D1" w:sz="4"/>
+                  </w:tcBorders>
+                  <w:shd w:fill="FFFFFF" w:color="auto" w:val="clear"/>
+                  <w:tcMar>
+                    <w:top w:type="dxa" w:w="80"/>
+                    <w:left w:type="dxa" w:w="120"/>
+                    <w:bottom w:type="dxa" w:w="80"/>
+                    <w:right w:type="dxa" w:w="120"/>
+                  </w:tcMar>
+                  <w:vAlign w:val="center"/>
+                </w:tcPr>
+                <w:p>
+                  <w:pPr>
+                    <w:spacing w:after="0" w:before="0"/>
+                  </w:pPr>
+                  <w:r>
+                    <w:rPr>
+                      <w:rFonts w:ascii="Arial" w:cs="Arial" w:eastAsia="Arial" w:hAnsi="Arial"/>
+                      <w:b w:val="false"/>
+                      <w:bCs w:val="false"/>
+                      <w:sz w:val="21"/>
+                      <w:szCs w:val="21"/>
+                    </w:rPr>
+                    <w:t xml:space="preserve">1</w:t>
+                  </w:r>
+                </w:p>
+              </w:tc>
+              <w:tc>
+                <w:tcPr>
+                  <w:tcW w:type="dxa" w:w="2506"/>
                   <w:tcBorders>
                     <w:top w:val="single" w:color="B7C2D1" w:sz="4"/>
                     <w:left w:val="single" w:color="B7C2D1" w:sz="4"/>
@@ -4932,73 +7588,107 @@
               </w:trPr>
               <w:tc>
                 <w:tcPr>
-                  <w:tcW w:type="dxa" w:w="3342"/>
-                  <w:tcBorders>
-                    <w:top w:val="single" w:color="B7C2D1" w:sz="4"/>
-                    <w:left w:val="single" w:color="B7C2D1" w:sz="4"/>
-                    <w:bottom w:val="single" w:color="B7C2D1" w:sz="4"/>
-                    <w:right w:val="single" w:color="B7C2D1" w:sz="4"/>
-                  </w:tcBorders>
-                  <w:shd w:fill="FFFFFF" w:color="auto" w:val="clear"/>
-                  <w:tcMar>
-                    <w:top w:type="dxa" w:w="80"/>
-                    <w:left w:type="dxa" w:w="120"/>
-                    <w:bottom w:type="dxa" w:w="80"/>
-                    <w:right w:type="dxa" w:w="120"/>
-                  </w:tcMar>
-                  <w:vAlign w:val="center"/>
-                </w:tcPr>
-                <w:p>
-                  <w:pPr>
-                    <w:spacing w:after="0" w:before="0"/>
-                  </w:pPr>
-                  <w:r>
-                    <w:rPr>
-                      <w:rFonts w:ascii="Arial" w:cs="Arial" w:eastAsia="Arial" w:hAnsi="Arial"/>
-                      <w:sz w:val="21"/>
-                      <w:szCs w:val="21"/>
-                    </w:rPr>
-                    <w:t xml:space="preserve">Ask the user for a word. Display True when the word is not stop. Display False when it is.</w:t>
-                  </w:r>
-                </w:p>
-              </w:tc>
-              <w:tc>
-                <w:tcPr>
-                  <w:tcW w:type="dxa" w:w="3342"/>
-                  <w:tcBorders>
-                    <w:top w:val="single" w:color="B7C2D1" w:sz="4"/>
-                    <w:left w:val="single" w:color="B7C2D1" w:sz="4"/>
-                    <w:bottom w:val="single" w:color="B7C2D1" w:sz="4"/>
-                    <w:right w:val="single" w:color="B7C2D1" w:sz="4"/>
-                  </w:tcBorders>
-                  <w:shd w:fill="FFFFFF" w:color="auto" w:val="clear"/>
-                  <w:tcMar>
-                    <w:top w:type="dxa" w:w="80"/>
-                    <w:left w:type="dxa" w:w="120"/>
-                    <w:bottom w:type="dxa" w:w="80"/>
-                    <w:right w:type="dxa" w:w="120"/>
-                  </w:tcMar>
-                  <w:vAlign w:val="center"/>
-                </w:tcPr>
-                <w:p>
-                  <w:pPr>
-                    <w:spacing w:after="0" w:before="0"/>
-                  </w:pPr>
-                  <w:r>
-                    <w:rPr>
-                      <w:rFonts w:ascii="Arial" w:cs="Arial" w:eastAsia="Arial" w:hAnsi="Arial"/>
-                      <w:b w:val="false"/>
-                      <w:bCs w:val="false"/>
-                      <w:sz w:val="21"/>
-                      <w:szCs w:val="21"/>
-                    </w:rPr>
-                    <w:t xml:space="preserve">2</w:t>
-                  </w:r>
-                </w:p>
-              </w:tc>
-              <w:tc>
-                <w:tcPr>
-                  <w:tcW w:type="dxa" w:w="3342"/>
+                  <w:tcW w:type="dxa" w:w="2506"/>
+                  <w:tcBorders>
+                    <w:top w:val="single" w:color="B7C2D1" w:sz="4"/>
+                    <w:left w:val="single" w:color="B7C2D1" w:sz="4"/>
+                    <w:bottom w:val="single" w:color="B7C2D1" w:sz="4"/>
+                    <w:right w:val="single" w:color="B7C2D1" w:sz="4"/>
+                  </w:tcBorders>
+                  <w:shd w:fill="FFFFFF" w:color="auto" w:val="clear"/>
+                  <w:tcMar>
+                    <w:top w:type="dxa" w:w="80"/>
+                    <w:left w:type="dxa" w:w="120"/>
+                    <w:bottom w:type="dxa" w:w="80"/>
+                    <w:right w:type="dxa" w:w="120"/>
+                  </w:tcMar>
+                  <w:vAlign w:val="center"/>
+                </w:tcPr>
+                <w:p>
+                  <w:pPr>
+                    <w:spacing w:after="0" w:before="0"/>
+                  </w:pPr>
+                  <w:r>
+                    <w:rPr>
+                      <w:rFonts w:ascii="Arial" w:cs="Arial" w:eastAsia="Arial" w:hAnsi="Arial"/>
+                      <w:sz w:val="21"/>
+                      <w:szCs w:val="21"/>
+                    </w:rPr>
+                    <w:t xml:space="preserve">What will this program display?</w:t>
+                  </w:r>
+                </w:p>
+              </w:tc>
+              <w:tc>
+                <w:tcPr>
+                  <w:tcW w:type="dxa" w:w="2506"/>
+                  <w:tcBorders>
+                    <w:top w:val="single" w:color="B7C2D1" w:sz="4"/>
+                    <w:left w:val="single" w:color="B7C2D1" w:sz="4"/>
+                    <w:bottom w:val="single" w:color="B7C2D1" w:sz="4"/>
+                    <w:right w:val="single" w:color="B7C2D1" w:sz="4"/>
+                  </w:tcBorders>
+                  <w:shd w:fill="FFFFFF" w:color="auto" w:val="clear"/>
+                  <w:tcMar>
+                    <w:top w:type="dxa" w:w="80"/>
+                    <w:left w:type="dxa" w:w="120"/>
+                    <w:bottom w:type="dxa" w:w="80"/>
+                    <w:right w:type="dxa" w:w="120"/>
+                  </w:tcMar>
+                  <w:vAlign w:val="center"/>
+                </w:tcPr>
+                <w:p>
+                  <w:pPr>
+                    <w:spacing w:after="0" w:before="0"/>
+                  </w:pPr>
+                  <w:r>
+                    <w:rPr>
+                      <w:rFonts w:ascii="Arial" w:cs="Arial" w:eastAsia="Arial" w:hAnsi="Arial"/>
+                      <w:b w:val="false"/>
+                      <w:bCs w:val="false"/>
+                      <w:sz w:val="21"/>
+                      <w:szCs w:val="21"/>
+                    </w:rPr>
+                    <w:t xml:space="preserve">Predict</w:t>
+                  </w:r>
+                </w:p>
+              </w:tc>
+              <w:tc>
+                <w:tcPr>
+                  <w:tcW w:type="dxa" w:w="2506"/>
+                  <w:tcBorders>
+                    <w:top w:val="single" w:color="B7C2D1" w:sz="4"/>
+                    <w:left w:val="single" w:color="B7C2D1" w:sz="4"/>
+                    <w:bottom w:val="single" w:color="B7C2D1" w:sz="4"/>
+                    <w:right w:val="single" w:color="B7C2D1" w:sz="4"/>
+                  </w:tcBorders>
+                  <w:shd w:fill="FFFFFF" w:color="auto" w:val="clear"/>
+                  <w:tcMar>
+                    <w:top w:type="dxa" w:w="80"/>
+                    <w:left w:type="dxa" w:w="120"/>
+                    <w:bottom w:type="dxa" w:w="80"/>
+                    <w:right w:type="dxa" w:w="120"/>
+                  </w:tcMar>
+                  <w:vAlign w:val="center"/>
+                </w:tcPr>
+                <w:p>
+                  <w:pPr>
+                    <w:spacing w:after="0" w:before="0"/>
+                  </w:pPr>
+                  <w:r>
+                    <w:rPr>
+                      <w:rFonts w:ascii="Arial" w:cs="Arial" w:eastAsia="Arial" w:hAnsi="Arial"/>
+                      <w:b w:val="false"/>
+                      <w:bCs w:val="false"/>
+                      <w:sz w:val="21"/>
+                      <w:szCs w:val="21"/>
+                    </w:rPr>
+                    <w:t xml:space="preserve">1</w:t>
+                  </w:r>
+                </w:p>
+              </w:tc>
+              <w:tc>
+                <w:tcPr>
+                  <w:tcW w:type="dxa" w:w="2506"/>
                   <w:tcBorders>
                     <w:top w:val="single" w:color="B7C2D1" w:sz="4"/>
                     <w:left w:val="single" w:color="B7C2D1" w:sz="4"/>
@@ -5038,39 +7728,773 @@
               </w:trPr>
               <w:tc>
                 <w:tcPr>
-                  <w:tcW w:type="dxa" w:w="3342"/>
-                  <w:tcBorders>
-                    <w:top w:val="single" w:color="B7C2D1" w:sz="4"/>
-                    <w:left w:val="single" w:color="B7C2D1" w:sz="4"/>
-                    <w:bottom w:val="single" w:color="B7C2D1" w:sz="4"/>
-                    <w:right w:val="single" w:color="B7C2D1" w:sz="4"/>
-                  </w:tcBorders>
-                  <w:shd w:fill="FFFFFF" w:color="auto" w:val="clear"/>
-                  <w:tcMar>
-                    <w:top w:type="dxa" w:w="80"/>
-                    <w:left w:type="dxa" w:w="120"/>
-                    <w:bottom w:type="dxa" w:w="80"/>
-                    <w:right w:type="dxa" w:w="120"/>
-                  </w:tcMar>
-                  <w:vAlign w:val="center"/>
-                </w:tcPr>
-                <w:p>
-                  <w:pPr>
-                    <w:spacing w:after="0" w:before="0"/>
-                  </w:pPr>
-                  <w:r>
-                    <w:rPr>
-                      <w:rFonts w:ascii="Arial" w:cs="Arial" w:eastAsia="Arial" w:hAnsi="Arial"/>
-                      <w:sz w:val="21"/>
-                      <w:szCs w:val="21"/>
-                    </w:rPr>
-                    <w:t xml:space="preserve">Ask the user for a whole number. Then ask for a word. Display open when the number is 3 or 7 and the word is not locked. Otherwise display refused.</w:t>
-                  </w:r>
-                </w:p>
-              </w:tc>
-              <w:tc>
-                <w:tcPr>
-                  <w:tcW w:type="dxa" w:w="3342"/>
+                  <w:tcW w:type="dxa" w:w="2506"/>
+                  <w:tcBorders>
+                    <w:top w:val="single" w:color="B7C2D1" w:sz="4"/>
+                    <w:left w:val="single" w:color="B7C2D1" w:sz="4"/>
+                    <w:bottom w:val="single" w:color="B7C2D1" w:sz="4"/>
+                    <w:right w:val="single" w:color="B7C2D1" w:sz="4"/>
+                  </w:tcBorders>
+                  <w:shd w:fill="FFFFFF" w:color="auto" w:val="clear"/>
+                  <w:tcMar>
+                    <w:top w:type="dxa" w:w="80"/>
+                    <w:left w:type="dxa" w:w="120"/>
+                    <w:bottom w:type="dxa" w:w="80"/>
+                    <w:right w:type="dxa" w:w="120"/>
+                  </w:tcMar>
+                  <w:vAlign w:val="center"/>
+                </w:tcPr>
+                <w:p>
+                  <w:pPr>
+                    <w:spacing w:after="0" w:before="0"/>
+                  </w:pPr>
+                  <w:r>
+                    <w:rPr>
+                      <w:rFonts w:ascii="Arial" w:cs="Arial" w:eastAsia="Arial" w:hAnsi="Arial"/>
+                      <w:sz w:val="21"/>
+                      <w:szCs w:val="21"/>
+                    </w:rPr>
+                    <w:t xml:space="preserve">Change the program so both numbers have to be above 3.</w:t>
+                  </w:r>
+                </w:p>
+              </w:tc>
+              <w:tc>
+                <w:tcPr>
+                  <w:tcW w:type="dxa" w:w="2506"/>
+                  <w:tcBorders>
+                    <w:top w:val="single" w:color="B7C2D1" w:sz="4"/>
+                    <w:left w:val="single" w:color="B7C2D1" w:sz="4"/>
+                    <w:bottom w:val="single" w:color="B7C2D1" w:sz="4"/>
+                    <w:right w:val="single" w:color="B7C2D1" w:sz="4"/>
+                  </w:tcBorders>
+                  <w:shd w:fill="FFFFFF" w:color="auto" w:val="clear"/>
+                  <w:tcMar>
+                    <w:top w:type="dxa" w:w="80"/>
+                    <w:left w:type="dxa" w:w="120"/>
+                    <w:bottom w:type="dxa" w:w="80"/>
+                    <w:right w:type="dxa" w:w="120"/>
+                  </w:tcMar>
+                  <w:vAlign w:val="center"/>
+                </w:tcPr>
+                <w:p>
+                  <w:pPr>
+                    <w:spacing w:after="0" w:before="0"/>
+                  </w:pPr>
+                  <w:r>
+                    <w:rPr>
+                      <w:rFonts w:ascii="Arial" w:cs="Arial" w:eastAsia="Arial" w:hAnsi="Arial"/>
+                      <w:b w:val="false"/>
+                      <w:bCs w:val="false"/>
+                      <w:sz w:val="21"/>
+                      <w:szCs w:val="21"/>
+                    </w:rPr>
+                    <w:t xml:space="preserve">Change it</w:t>
+                  </w:r>
+                </w:p>
+              </w:tc>
+              <w:tc>
+                <w:tcPr>
+                  <w:tcW w:type="dxa" w:w="2506"/>
+                  <w:tcBorders>
+                    <w:top w:val="single" w:color="B7C2D1" w:sz="4"/>
+                    <w:left w:val="single" w:color="B7C2D1" w:sz="4"/>
+                    <w:bottom w:val="single" w:color="B7C2D1" w:sz="4"/>
+                    <w:right w:val="single" w:color="B7C2D1" w:sz="4"/>
+                  </w:tcBorders>
+                  <w:shd w:fill="FFFFFF" w:color="auto" w:val="clear"/>
+                  <w:tcMar>
+                    <w:top w:type="dxa" w:w="80"/>
+                    <w:left w:type="dxa" w:w="120"/>
+                    <w:bottom w:type="dxa" w:w="80"/>
+                    <w:right w:type="dxa" w:w="120"/>
+                  </w:tcMar>
+                  <w:vAlign w:val="center"/>
+                </w:tcPr>
+                <w:p>
+                  <w:pPr>
+                    <w:spacing w:after="0" w:before="0"/>
+                  </w:pPr>
+                  <w:r>
+                    <w:rPr>
+                      <w:rFonts w:ascii="Arial" w:cs="Arial" w:eastAsia="Arial" w:hAnsi="Arial"/>
+                      <w:b w:val="false"/>
+                      <w:bCs w:val="false"/>
+                      <w:sz w:val="21"/>
+                      <w:szCs w:val="21"/>
+                    </w:rPr>
+                    <w:t xml:space="preserve">1</w:t>
+                  </w:r>
+                </w:p>
+              </w:tc>
+              <w:tc>
+                <w:tcPr>
+                  <w:tcW w:type="dxa" w:w="2506"/>
+                  <w:tcBorders>
+                    <w:top w:val="single" w:color="B7C2D1" w:sz="4"/>
+                    <w:left w:val="single" w:color="B7C2D1" w:sz="4"/>
+                    <w:bottom w:val="single" w:color="B7C2D1" w:sz="4"/>
+                    <w:right w:val="single" w:color="B7C2D1" w:sz="4"/>
+                  </w:tcBorders>
+                  <w:shd w:fill="FFFFFF" w:color="auto" w:val="clear"/>
+                  <w:tcMar>
+                    <w:top w:type="dxa" w:w="80"/>
+                    <w:left w:type="dxa" w:w="120"/>
+                    <w:bottom w:type="dxa" w:w="80"/>
+                    <w:right w:type="dxa" w:w="120"/>
+                  </w:tcMar>
+                  <w:vAlign w:val="center"/>
+                </w:tcPr>
+                <w:p>
+                  <w:pPr>
+                    <w:spacing w:after="0" w:before="0"/>
+                  </w:pPr>
+                  <w:r>
+                    <w:rPr>
+                      <w:rFonts w:ascii="Arial" w:cs="Arial" w:eastAsia="Arial" w:hAnsi="Arial"/>
+                      <w:b w:val="false"/>
+                      <w:bCs w:val="false"/>
+                      <w:sz w:val="21"/>
+                      <w:szCs w:val="21"/>
+                    </w:rPr>
+                    <w:t xml:space="preserve"/>
+                  </w:r>
+                </w:p>
+              </w:tc>
+            </w:tr>
+            <w:tr>
+              <w:trPr>
+                <w:cantSplit/>
+                <w:trHeight w:val="360" w:hRule="atLeast"/>
+              </w:trPr>
+              <w:tc>
+                <w:tcPr>
+                  <w:tcW w:type="dxa" w:w="2506"/>
+                  <w:tcBorders>
+                    <w:top w:val="single" w:color="B7C2D1" w:sz="4"/>
+                    <w:left w:val="single" w:color="B7C2D1" w:sz="4"/>
+                    <w:bottom w:val="single" w:color="B7C2D1" w:sz="4"/>
+                    <w:right w:val="single" w:color="B7C2D1" w:sz="4"/>
+                  </w:tcBorders>
+                  <w:shd w:fill="FFFFFF" w:color="auto" w:val="clear"/>
+                  <w:tcMar>
+                    <w:top w:type="dxa" w:w="80"/>
+                    <w:left w:type="dxa" w:w="120"/>
+                    <w:bottom w:type="dxa" w:w="80"/>
+                    <w:right w:type="dxa" w:w="120"/>
+                  </w:tcMar>
+                  <w:vAlign w:val="center"/>
+                </w:tcPr>
+                <w:p>
+                  <w:pPr>
+                    <w:spacing w:after="0" w:before="0"/>
+                  </w:pPr>
+                  <w:r>
+                    <w:rPr>
+                      <w:rFonts w:ascii="Arial" w:cs="Arial" w:eastAsia="Arial" w:hAnsi="Arial"/>
+                      <w:sz w:val="21"/>
+                      <w:szCs w:val="21"/>
+                    </w:rPr>
+                    <w:t xml:space="preserve">Finish the program so a rider is allowed only when they are 12 or older and 140 or taller.</w:t>
+                  </w:r>
+                </w:p>
+              </w:tc>
+              <w:tc>
+                <w:tcPr>
+                  <w:tcW w:type="dxa" w:w="2506"/>
+                  <w:tcBorders>
+                    <w:top w:val="single" w:color="B7C2D1" w:sz="4"/>
+                    <w:left w:val="single" w:color="B7C2D1" w:sz="4"/>
+                    <w:bottom w:val="single" w:color="B7C2D1" w:sz="4"/>
+                    <w:right w:val="single" w:color="B7C2D1" w:sz="4"/>
+                  </w:tcBorders>
+                  <w:shd w:fill="FFFFFF" w:color="auto" w:val="clear"/>
+                  <w:tcMar>
+                    <w:top w:type="dxa" w:w="80"/>
+                    <w:left w:type="dxa" w:w="120"/>
+                    <w:bottom w:type="dxa" w:w="80"/>
+                    <w:right w:type="dxa" w:w="120"/>
+                  </w:tcMar>
+                  <w:vAlign w:val="center"/>
+                </w:tcPr>
+                <w:p>
+                  <w:pPr>
+                    <w:spacing w:after="0" w:before="0"/>
+                  </w:pPr>
+                  <w:r>
+                    <w:rPr>
+                      <w:rFonts w:ascii="Arial" w:cs="Arial" w:eastAsia="Arial" w:hAnsi="Arial"/>
+                      <w:b w:val="false"/>
+                      <w:bCs w:val="false"/>
+                      <w:sz w:val="21"/>
+                      <w:szCs w:val="21"/>
+                    </w:rPr>
+                    <w:t xml:space="preserve">Complete it</w:t>
+                  </w:r>
+                </w:p>
+              </w:tc>
+              <w:tc>
+                <w:tcPr>
+                  <w:tcW w:type="dxa" w:w="2506"/>
+                  <w:tcBorders>
+                    <w:top w:val="single" w:color="B7C2D1" w:sz="4"/>
+                    <w:left w:val="single" w:color="B7C2D1" w:sz="4"/>
+                    <w:bottom w:val="single" w:color="B7C2D1" w:sz="4"/>
+                    <w:right w:val="single" w:color="B7C2D1" w:sz="4"/>
+                  </w:tcBorders>
+                  <w:shd w:fill="FFFFFF" w:color="auto" w:val="clear"/>
+                  <w:tcMar>
+                    <w:top w:type="dxa" w:w="80"/>
+                    <w:left w:type="dxa" w:w="120"/>
+                    <w:bottom w:type="dxa" w:w="80"/>
+                    <w:right w:type="dxa" w:w="120"/>
+                  </w:tcMar>
+                  <w:vAlign w:val="center"/>
+                </w:tcPr>
+                <w:p>
+                  <w:pPr>
+                    <w:spacing w:after="0" w:before="0"/>
+                  </w:pPr>
+                  <w:r>
+                    <w:rPr>
+                      <w:rFonts w:ascii="Arial" w:cs="Arial" w:eastAsia="Arial" w:hAnsi="Arial"/>
+                      <w:b w:val="false"/>
+                      <w:bCs w:val="false"/>
+                      <w:sz w:val="21"/>
+                      <w:szCs w:val="21"/>
+                    </w:rPr>
+                    <w:t xml:space="preserve">2</w:t>
+                  </w:r>
+                </w:p>
+              </w:tc>
+              <w:tc>
+                <w:tcPr>
+                  <w:tcW w:type="dxa" w:w="2506"/>
+                  <w:tcBorders>
+                    <w:top w:val="single" w:color="B7C2D1" w:sz="4"/>
+                    <w:left w:val="single" w:color="B7C2D1" w:sz="4"/>
+                    <w:bottom w:val="single" w:color="B7C2D1" w:sz="4"/>
+                    <w:right w:val="single" w:color="B7C2D1" w:sz="4"/>
+                  </w:tcBorders>
+                  <w:shd w:fill="FFFFFF" w:color="auto" w:val="clear"/>
+                  <w:tcMar>
+                    <w:top w:type="dxa" w:w="80"/>
+                    <w:left w:type="dxa" w:w="120"/>
+                    <w:bottom w:type="dxa" w:w="80"/>
+                    <w:right w:type="dxa" w:w="120"/>
+                  </w:tcMar>
+                  <w:vAlign w:val="center"/>
+                </w:tcPr>
+                <w:p>
+                  <w:pPr>
+                    <w:spacing w:after="0" w:before="0"/>
+                  </w:pPr>
+                  <w:r>
+                    <w:rPr>
+                      <w:rFonts w:ascii="Arial" w:cs="Arial" w:eastAsia="Arial" w:hAnsi="Arial"/>
+                      <w:b w:val="false"/>
+                      <w:bCs w:val="false"/>
+                      <w:sz w:val="21"/>
+                      <w:szCs w:val="21"/>
+                    </w:rPr>
+                    <w:t xml:space="preserve"/>
+                  </w:r>
+                </w:p>
+              </w:tc>
+            </w:tr>
+            <w:tr>
+              <w:trPr>
+                <w:cantSplit/>
+                <w:trHeight w:val="360" w:hRule="atLeast"/>
+              </w:trPr>
+              <w:tc>
+                <w:tcPr>
+                  <w:tcW w:type="dxa" w:w="2506"/>
+                  <w:tcBorders>
+                    <w:top w:val="single" w:color="B7C2D1" w:sz="4"/>
+                    <w:left w:val="single" w:color="B7C2D1" w:sz="4"/>
+                    <w:bottom w:val="single" w:color="B7C2D1" w:sz="4"/>
+                    <w:right w:val="single" w:color="B7C2D1" w:sz="4"/>
+                  </w:tcBorders>
+                  <w:shd w:fill="FFFFFF" w:color="auto" w:val="clear"/>
+                  <w:tcMar>
+                    <w:top w:type="dxa" w:w="80"/>
+                    <w:left w:type="dxa" w:w="120"/>
+                    <w:bottom w:type="dxa" w:w="80"/>
+                    <w:right w:type="dxa" w:w="120"/>
+                  </w:tcMar>
+                  <w:vAlign w:val="center"/>
+                </w:tcPr>
+                <w:p>
+                  <w:pPr>
+                    <w:spacing w:after="0" w:before="0"/>
+                  </w:pPr>
+                  <w:r>
+                    <w:rPr>
+                      <w:rFonts w:ascii="Arial" w:cs="Arial" w:eastAsia="Arial" w:hAnsi="Arial"/>
+                      <w:sz w:val="21"/>
+                      <w:szCs w:val="21"/>
+                    </w:rPr>
+                    <w:t xml:space="preserve">Ask the user for a whole number. Display special when it is 3 or when it is 7. Display ordinary when it is neither.</w:t>
+                  </w:r>
+                </w:p>
+              </w:tc>
+              <w:tc>
+                <w:tcPr>
+                  <w:tcW w:type="dxa" w:w="2506"/>
+                  <w:tcBorders>
+                    <w:top w:val="single" w:color="B7C2D1" w:sz="4"/>
+                    <w:left w:val="single" w:color="B7C2D1" w:sz="4"/>
+                    <w:bottom w:val="single" w:color="B7C2D1" w:sz="4"/>
+                    <w:right w:val="single" w:color="B7C2D1" w:sz="4"/>
+                  </w:tcBorders>
+                  <w:shd w:fill="FFFFFF" w:color="auto" w:val="clear"/>
+                  <w:tcMar>
+                    <w:top w:type="dxa" w:w="80"/>
+                    <w:left w:type="dxa" w:w="120"/>
+                    <w:bottom w:type="dxa" w:w="80"/>
+                    <w:right w:type="dxa" w:w="120"/>
+                  </w:tcMar>
+                  <w:vAlign w:val="center"/>
+                </w:tcPr>
+                <w:p>
+                  <w:pPr>
+                    <w:spacing w:after="0" w:before="0"/>
+                  </w:pPr>
+                  <w:r>
+                    <w:rPr>
+                      <w:rFonts w:ascii="Arial" w:cs="Arial" w:eastAsia="Arial" w:hAnsi="Arial"/>
+                      <w:b w:val="false"/>
+                      <w:bCs w:val="false"/>
+                      <w:sz w:val="21"/>
+                      <w:szCs w:val="21"/>
+                    </w:rPr>
+                    <w:t xml:space="preserve">Write it</w:t>
+                  </w:r>
+                </w:p>
+              </w:tc>
+              <w:tc>
+                <w:tcPr>
+                  <w:tcW w:type="dxa" w:w="2506"/>
+                  <w:tcBorders>
+                    <w:top w:val="single" w:color="B7C2D1" w:sz="4"/>
+                    <w:left w:val="single" w:color="B7C2D1" w:sz="4"/>
+                    <w:bottom w:val="single" w:color="B7C2D1" w:sz="4"/>
+                    <w:right w:val="single" w:color="B7C2D1" w:sz="4"/>
+                  </w:tcBorders>
+                  <w:shd w:fill="FFFFFF" w:color="auto" w:val="clear"/>
+                  <w:tcMar>
+                    <w:top w:type="dxa" w:w="80"/>
+                    <w:left w:type="dxa" w:w="120"/>
+                    <w:bottom w:type="dxa" w:w="80"/>
+                    <w:right w:type="dxa" w:w="120"/>
+                  </w:tcMar>
+                  <w:vAlign w:val="center"/>
+                </w:tcPr>
+                <w:p>
+                  <w:pPr>
+                    <w:spacing w:after="0" w:before="0"/>
+                  </w:pPr>
+                  <w:r>
+                    <w:rPr>
+                      <w:rFonts w:ascii="Arial" w:cs="Arial" w:eastAsia="Arial" w:hAnsi="Arial"/>
+                      <w:b w:val="false"/>
+                      <w:bCs w:val="false"/>
+                      <w:sz w:val="21"/>
+                      <w:szCs w:val="21"/>
+                    </w:rPr>
+                    <w:t xml:space="preserve">2</w:t>
+                  </w:r>
+                </w:p>
+              </w:tc>
+              <w:tc>
+                <w:tcPr>
+                  <w:tcW w:type="dxa" w:w="2506"/>
+                  <w:tcBorders>
+                    <w:top w:val="single" w:color="B7C2D1" w:sz="4"/>
+                    <w:left w:val="single" w:color="B7C2D1" w:sz="4"/>
+                    <w:bottom w:val="single" w:color="B7C2D1" w:sz="4"/>
+                    <w:right w:val="single" w:color="B7C2D1" w:sz="4"/>
+                  </w:tcBorders>
+                  <w:shd w:fill="FFFFFF" w:color="auto" w:val="clear"/>
+                  <w:tcMar>
+                    <w:top w:type="dxa" w:w="80"/>
+                    <w:left w:type="dxa" w:w="120"/>
+                    <w:bottom w:type="dxa" w:w="80"/>
+                    <w:right w:type="dxa" w:w="120"/>
+                  </w:tcMar>
+                  <w:vAlign w:val="center"/>
+                </w:tcPr>
+                <w:p>
+                  <w:pPr>
+                    <w:spacing w:after="0" w:before="0"/>
+                  </w:pPr>
+                  <w:r>
+                    <w:rPr>
+                      <w:rFonts w:ascii="Arial" w:cs="Arial" w:eastAsia="Arial" w:hAnsi="Arial"/>
+                      <w:b w:val="false"/>
+                      <w:bCs w:val="false"/>
+                      <w:sz w:val="21"/>
+                      <w:szCs w:val="21"/>
+                    </w:rPr>
+                    <w:t xml:space="preserve"/>
+                  </w:r>
+                </w:p>
+              </w:tc>
+            </w:tr>
+            <w:tr>
+              <w:trPr>
+                <w:cantSplit/>
+                <w:trHeight w:val="360" w:hRule="atLeast"/>
+              </w:trPr>
+              <w:tc>
+                <w:tcPr>
+                  <w:tcW w:type="dxa" w:w="2506"/>
+                  <w:tcBorders>
+                    <w:top w:val="single" w:color="B7C2D1" w:sz="4"/>
+                    <w:left w:val="single" w:color="B7C2D1" w:sz="4"/>
+                    <w:bottom w:val="single" w:color="B7C2D1" w:sz="4"/>
+                    <w:right w:val="single" w:color="B7C2D1" w:sz="4"/>
+                  </w:tcBorders>
+                  <w:shd w:fill="FFFFFF" w:color="auto" w:val="clear"/>
+                  <w:tcMar>
+                    <w:top w:type="dxa" w:w="80"/>
+                    <w:left w:type="dxa" w:w="120"/>
+                    <w:bottom w:type="dxa" w:w="80"/>
+                    <w:right w:type="dxa" w:w="120"/>
+                  </w:tcMar>
+                  <w:vAlign w:val="center"/>
+                </w:tcPr>
+                <w:p>
+                  <w:pPr>
+                    <w:spacing w:after="0" w:before="0"/>
+                  </w:pPr>
+                  <w:r>
+                    <w:rPr>
+                      <w:rFonts w:ascii="Arial" w:cs="Arial" w:eastAsia="Arial" w:hAnsi="Arial"/>
+                      <w:sz w:val="21"/>
+                      <w:szCs w:val="21"/>
+                    </w:rPr>
+                    <w:t xml:space="preserve">Ask the user for a word. Display allowed when the word is not locked. Display blocked when it is.</w:t>
+                  </w:r>
+                </w:p>
+              </w:tc>
+              <w:tc>
+                <w:tcPr>
+                  <w:tcW w:type="dxa" w:w="2506"/>
+                  <w:tcBorders>
+                    <w:top w:val="single" w:color="B7C2D1" w:sz="4"/>
+                    <w:left w:val="single" w:color="B7C2D1" w:sz="4"/>
+                    <w:bottom w:val="single" w:color="B7C2D1" w:sz="4"/>
+                    <w:right w:val="single" w:color="B7C2D1" w:sz="4"/>
+                  </w:tcBorders>
+                  <w:shd w:fill="FFFFFF" w:color="auto" w:val="clear"/>
+                  <w:tcMar>
+                    <w:top w:type="dxa" w:w="80"/>
+                    <w:left w:type="dxa" w:w="120"/>
+                    <w:bottom w:type="dxa" w:w="80"/>
+                    <w:right w:type="dxa" w:w="120"/>
+                  </w:tcMar>
+                  <w:vAlign w:val="center"/>
+                </w:tcPr>
+                <w:p>
+                  <w:pPr>
+                    <w:spacing w:after="0" w:before="0"/>
+                  </w:pPr>
+                  <w:r>
+                    <w:rPr>
+                      <w:rFonts w:ascii="Arial" w:cs="Arial" w:eastAsia="Arial" w:hAnsi="Arial"/>
+                      <w:b w:val="false"/>
+                      <w:bCs w:val="false"/>
+                      <w:sz w:val="21"/>
+                      <w:szCs w:val="21"/>
+                    </w:rPr>
+                    <w:t xml:space="preserve">Write it</w:t>
+                  </w:r>
+                </w:p>
+              </w:tc>
+              <w:tc>
+                <w:tcPr>
+                  <w:tcW w:type="dxa" w:w="2506"/>
+                  <w:tcBorders>
+                    <w:top w:val="single" w:color="B7C2D1" w:sz="4"/>
+                    <w:left w:val="single" w:color="B7C2D1" w:sz="4"/>
+                    <w:bottom w:val="single" w:color="B7C2D1" w:sz="4"/>
+                    <w:right w:val="single" w:color="B7C2D1" w:sz="4"/>
+                  </w:tcBorders>
+                  <w:shd w:fill="FFFFFF" w:color="auto" w:val="clear"/>
+                  <w:tcMar>
+                    <w:top w:type="dxa" w:w="80"/>
+                    <w:left w:type="dxa" w:w="120"/>
+                    <w:bottom w:type="dxa" w:w="80"/>
+                    <w:right w:type="dxa" w:w="120"/>
+                  </w:tcMar>
+                  <w:vAlign w:val="center"/>
+                </w:tcPr>
+                <w:p>
+                  <w:pPr>
+                    <w:spacing w:after="0" w:before="0"/>
+                  </w:pPr>
+                  <w:r>
+                    <w:rPr>
+                      <w:rFonts w:ascii="Arial" w:cs="Arial" w:eastAsia="Arial" w:hAnsi="Arial"/>
+                      <w:b w:val="false"/>
+                      <w:bCs w:val="false"/>
+                      <w:sz w:val="21"/>
+                      <w:szCs w:val="21"/>
+                    </w:rPr>
+                    <w:t xml:space="preserve">2</w:t>
+                  </w:r>
+                </w:p>
+              </w:tc>
+              <w:tc>
+                <w:tcPr>
+                  <w:tcW w:type="dxa" w:w="2506"/>
+                  <w:tcBorders>
+                    <w:top w:val="single" w:color="B7C2D1" w:sz="4"/>
+                    <w:left w:val="single" w:color="B7C2D1" w:sz="4"/>
+                    <w:bottom w:val="single" w:color="B7C2D1" w:sz="4"/>
+                    <w:right w:val="single" w:color="B7C2D1" w:sz="4"/>
+                  </w:tcBorders>
+                  <w:shd w:fill="FFFFFF" w:color="auto" w:val="clear"/>
+                  <w:tcMar>
+                    <w:top w:type="dxa" w:w="80"/>
+                    <w:left w:type="dxa" w:w="120"/>
+                    <w:bottom w:type="dxa" w:w="80"/>
+                    <w:right w:type="dxa" w:w="120"/>
+                  </w:tcMar>
+                  <w:vAlign w:val="center"/>
+                </w:tcPr>
+                <w:p>
+                  <w:pPr>
+                    <w:spacing w:after="0" w:before="0"/>
+                  </w:pPr>
+                  <w:r>
+                    <w:rPr>
+                      <w:rFonts w:ascii="Arial" w:cs="Arial" w:eastAsia="Arial" w:hAnsi="Arial"/>
+                      <w:b w:val="false"/>
+                      <w:bCs w:val="false"/>
+                      <w:sz w:val="21"/>
+                      <w:szCs w:val="21"/>
+                    </w:rPr>
+                    <w:t xml:space="preserve"/>
+                  </w:r>
+                </w:p>
+              </w:tc>
+            </w:tr>
+            <w:tr>
+              <w:trPr>
+                <w:cantSplit/>
+                <w:trHeight w:val="360" w:hRule="atLeast"/>
+              </w:trPr>
+              <w:tc>
+                <w:tcPr>
+                  <w:tcW w:type="dxa" w:w="2506"/>
+                  <w:tcBorders>
+                    <w:top w:val="single" w:color="B7C2D1" w:sz="4"/>
+                    <w:left w:val="single" w:color="B7C2D1" w:sz="4"/>
+                    <w:bottom w:val="single" w:color="B7C2D1" w:sz="4"/>
+                    <w:right w:val="single" w:color="B7C2D1" w:sz="4"/>
+                  </w:tcBorders>
+                  <w:shd w:fill="FFFFFF" w:color="auto" w:val="clear"/>
+                  <w:tcMar>
+                    <w:top w:type="dxa" w:w="80"/>
+                    <w:left w:type="dxa" w:w="120"/>
+                    <w:bottom w:type="dxa" w:w="80"/>
+                    <w:right w:type="dxa" w:w="120"/>
+                  </w:tcMar>
+                  <w:vAlign w:val="center"/>
+                </w:tcPr>
+                <w:p>
+                  <w:pPr>
+                    <w:spacing w:after="0" w:before="0"/>
+                  </w:pPr>
+                  <w:r>
+                    <w:rPr>
+                      <w:rFonts w:ascii="Arial" w:cs="Arial" w:eastAsia="Arial" w:hAnsi="Arial"/>
+                      <w:sz w:val="21"/>
+                      <w:szCs w:val="21"/>
+                    </w:rPr>
+                    <w:t xml:space="preserve">This program should display special for 3 and for 7 only, but it says special for every number. Find the mistake and put it right.</w:t>
+                  </w:r>
+                </w:p>
+              </w:tc>
+              <w:tc>
+                <w:tcPr>
+                  <w:tcW w:type="dxa" w:w="2506"/>
+                  <w:tcBorders>
+                    <w:top w:val="single" w:color="B7C2D1" w:sz="4"/>
+                    <w:left w:val="single" w:color="B7C2D1" w:sz="4"/>
+                    <w:bottom w:val="single" w:color="B7C2D1" w:sz="4"/>
+                    <w:right w:val="single" w:color="B7C2D1" w:sz="4"/>
+                  </w:tcBorders>
+                  <w:shd w:fill="FFFFFF" w:color="auto" w:val="clear"/>
+                  <w:tcMar>
+                    <w:top w:type="dxa" w:w="80"/>
+                    <w:left w:type="dxa" w:w="120"/>
+                    <w:bottom w:type="dxa" w:w="80"/>
+                    <w:right w:type="dxa" w:w="120"/>
+                  </w:tcMar>
+                  <w:vAlign w:val="center"/>
+                </w:tcPr>
+                <w:p>
+                  <w:pPr>
+                    <w:spacing w:after="0" w:before="0"/>
+                  </w:pPr>
+                  <w:r>
+                    <w:rPr>
+                      <w:rFonts w:ascii="Arial" w:cs="Arial" w:eastAsia="Arial" w:hAnsi="Arial"/>
+                      <w:b w:val="false"/>
+                      <w:bCs w:val="false"/>
+                      <w:sz w:val="21"/>
+                      <w:szCs w:val="21"/>
+                    </w:rPr>
+                    <w:t xml:space="preserve">Fix it</w:t>
+                  </w:r>
+                </w:p>
+              </w:tc>
+              <w:tc>
+                <w:tcPr>
+                  <w:tcW w:type="dxa" w:w="2506"/>
+                  <w:tcBorders>
+                    <w:top w:val="single" w:color="B7C2D1" w:sz="4"/>
+                    <w:left w:val="single" w:color="B7C2D1" w:sz="4"/>
+                    <w:bottom w:val="single" w:color="B7C2D1" w:sz="4"/>
+                    <w:right w:val="single" w:color="B7C2D1" w:sz="4"/>
+                  </w:tcBorders>
+                  <w:shd w:fill="FFFFFF" w:color="auto" w:val="clear"/>
+                  <w:tcMar>
+                    <w:top w:type="dxa" w:w="80"/>
+                    <w:left w:type="dxa" w:w="120"/>
+                    <w:bottom w:type="dxa" w:w="80"/>
+                    <w:right w:type="dxa" w:w="120"/>
+                  </w:tcMar>
+                  <w:vAlign w:val="center"/>
+                </w:tcPr>
+                <w:p>
+                  <w:pPr>
+                    <w:spacing w:after="0" w:before="0"/>
+                  </w:pPr>
+                  <w:r>
+                    <w:rPr>
+                      <w:rFonts w:ascii="Arial" w:cs="Arial" w:eastAsia="Arial" w:hAnsi="Arial"/>
+                      <w:b w:val="false"/>
+                      <w:bCs w:val="false"/>
+                      <w:sz w:val="21"/>
+                      <w:szCs w:val="21"/>
+                    </w:rPr>
+                    <w:t xml:space="preserve">2</w:t>
+                  </w:r>
+                </w:p>
+              </w:tc>
+              <w:tc>
+                <w:tcPr>
+                  <w:tcW w:type="dxa" w:w="2506"/>
+                  <w:tcBorders>
+                    <w:top w:val="single" w:color="B7C2D1" w:sz="4"/>
+                    <w:left w:val="single" w:color="B7C2D1" w:sz="4"/>
+                    <w:bottom w:val="single" w:color="B7C2D1" w:sz="4"/>
+                    <w:right w:val="single" w:color="B7C2D1" w:sz="4"/>
+                  </w:tcBorders>
+                  <w:shd w:fill="FFFFFF" w:color="auto" w:val="clear"/>
+                  <w:tcMar>
+                    <w:top w:type="dxa" w:w="80"/>
+                    <w:left w:type="dxa" w:w="120"/>
+                    <w:bottom w:type="dxa" w:w="80"/>
+                    <w:right w:type="dxa" w:w="120"/>
+                  </w:tcMar>
+                  <w:vAlign w:val="center"/>
+                </w:tcPr>
+                <w:p>
+                  <w:pPr>
+                    <w:spacing w:after="0" w:before="0"/>
+                  </w:pPr>
+                  <w:r>
+                    <w:rPr>
+                      <w:rFonts w:ascii="Arial" w:cs="Arial" w:eastAsia="Arial" w:hAnsi="Arial"/>
+                      <w:b w:val="false"/>
+                      <w:bCs w:val="false"/>
+                      <w:sz w:val="21"/>
+                      <w:szCs w:val="21"/>
+                    </w:rPr>
+                    <w:t xml:space="preserve"/>
+                  </w:r>
+                </w:p>
+              </w:tc>
+            </w:tr>
+            <w:tr>
+              <w:trPr>
+                <w:cantSplit/>
+                <w:trHeight w:val="360" w:hRule="atLeast"/>
+              </w:trPr>
+              <w:tc>
+                <w:tcPr>
+                  <w:tcW w:type="dxa" w:w="2506"/>
+                  <w:tcBorders>
+                    <w:top w:val="single" w:color="B7C2D1" w:sz="4"/>
+                    <w:left w:val="single" w:color="B7C2D1" w:sz="4"/>
+                    <w:bottom w:val="single" w:color="B7C2D1" w:sz="4"/>
+                    <w:right w:val="single" w:color="B7C2D1" w:sz="4"/>
+                  </w:tcBorders>
+                  <w:shd w:fill="FFFFFF" w:color="auto" w:val="clear"/>
+                  <w:tcMar>
+                    <w:top w:type="dxa" w:w="80"/>
+                    <w:left w:type="dxa" w:w="120"/>
+                    <w:bottom w:type="dxa" w:w="80"/>
+                    <w:right w:type="dxa" w:w="120"/>
+                  </w:tcMar>
+                  <w:vAlign w:val="center"/>
+                </w:tcPr>
+                <w:p>
+                  <w:pPr>
+                    <w:spacing w:after="0" w:before="0"/>
+                  </w:pPr>
+                  <w:r>
+                    <w:rPr>
+                      <w:rFonts w:ascii="Arial" w:cs="Arial" w:eastAsia="Arial" w:hAnsi="Arial"/>
+                      <w:sz w:val="21"/>
+                      <w:szCs w:val="21"/>
+                    </w:rPr>
+                    <w:t xml:space="preserve">Ask the user for a whole number. Then ask for a word. Display open when the number is 3 or 7 and the word is not locked. Display refused for anything else.</w:t>
+                  </w:r>
+                </w:p>
+              </w:tc>
+              <w:tc>
+                <w:tcPr>
+                  <w:tcW w:type="dxa" w:w="2506"/>
+                  <w:tcBorders>
+                    <w:top w:val="single" w:color="B7C2D1" w:sz="4"/>
+                    <w:left w:val="single" w:color="B7C2D1" w:sz="4"/>
+                    <w:bottom w:val="single" w:color="B7C2D1" w:sz="4"/>
+                    <w:right w:val="single" w:color="B7C2D1" w:sz="4"/>
+                  </w:tcBorders>
+                  <w:shd w:fill="FFFFFF" w:color="auto" w:val="clear"/>
+                  <w:tcMar>
+                    <w:top w:type="dxa" w:w="80"/>
+                    <w:left w:type="dxa" w:w="120"/>
+                    <w:bottom w:type="dxa" w:w="80"/>
+                    <w:right w:type="dxa" w:w="120"/>
+                  </w:tcMar>
+                  <w:vAlign w:val="center"/>
+                </w:tcPr>
+                <w:p>
+                  <w:pPr>
+                    <w:spacing w:after="0" w:before="0"/>
+                  </w:pPr>
+                  <w:r>
+                    <w:rPr>
+                      <w:rFonts w:ascii="Arial" w:cs="Arial" w:eastAsia="Arial" w:hAnsi="Arial"/>
+                      <w:b w:val="false"/>
+                      <w:bCs w:val="false"/>
+                      <w:sz w:val="21"/>
+                      <w:szCs w:val="21"/>
+                    </w:rPr>
+                    <w:t xml:space="preserve">Challenge (optional)</w:t>
+                  </w:r>
+                </w:p>
+              </w:tc>
+              <w:tc>
+                <w:tcPr>
+                  <w:tcW w:type="dxa" w:w="2506"/>
                   <w:tcBorders>
                     <w:top w:val="single" w:color="B7C2D1" w:sz="4"/>
                     <w:left w:val="single" w:color="B7C2D1" w:sz="4"/>
@@ -5104,7 +8528,7 @@
               </w:tc>
               <w:tc>
                 <w:tcPr>
-                  <w:tcW w:type="dxa" w:w="3342"/>
+                  <w:tcW w:type="dxa" w:w="2506"/>
                   <w:tcBorders>
                     <w:top w:val="single" w:color="B7C2D1" w:sz="4"/>
                     <w:left w:val="single" w:color="B7C2D1" w:sz="4"/>
@@ -5151,7 +8575,7 @@
                 <w:sz w:val="21"/>
                 <w:szCs w:val="21"/>
               </w:rPr>
-              <w:t xml:space="preserve">Plan the one you found hardest: inputs, what happens to them, what is printed.</w:t>
+              <w:t xml:space="preserve">Plan the one you found hardest: what is typed in, what happens to it, what is displayed.</w:t>
             </w:r>
           </w:p>
           <w:tbl>
@@ -5577,12 +9001,12 @@
                 <w:sz w:val="21"/>
                 <w:szCs w:val="21"/>
               </w:rPr>
-              <w:t xml:space="preserve">Tick each one off as its tests pass in the editor</w:t>
+              <w:t xml:space="preserve">Tick each one off as you finish it in the editor</w:t>
             </w:r>
           </w:p>
           <w:tbl>
             <w:tblPr>
-              <w:tblW w:type="dxa" w:w="10026"/>
+              <w:tblW w:type="dxa" w:w="10024"/>
               <w:tblBorders>
                 <w:top w:val="single" w:color="auto" w:sz="4"/>
                 <w:left w:val="single" w:color="auto" w:sz="4"/>
@@ -5593,9 +9017,10 @@
               </w:tblBorders>
             </w:tblPr>
             <w:tblGrid>
-              <w:gridCol w:w="3342"/>
-              <w:gridCol w:w="3342"/>
-              <w:gridCol w:w="3342"/>
+              <w:gridCol w:w="2506"/>
+              <w:gridCol w:w="2506"/>
+              <w:gridCol w:w="2506"/>
+              <w:gridCol w:w="2506"/>
             </w:tblGrid>
             <w:tr>
               <w:trPr>
@@ -5604,7 +9029,7 @@
               </w:trPr>
               <w:tc>
                 <w:tcPr>
-                  <w:tcW w:type="dxa" w:w="3342"/>
+                  <w:tcW w:type="dxa" w:w="2506"/>
                   <w:tcBorders>
                     <w:top w:val="single" w:color="B7C2D1" w:sz="4"/>
                     <w:left w:val="single" w:color="B7C2D1" w:sz="4"/>
@@ -5632,13 +9057,13 @@
                       <w:sz w:val="20"/>
                       <w:szCs w:val="20"/>
                     </w:rPr>
-                    <w:t xml:space="preserve">Program</w:t>
-                  </w:r>
-                </w:p>
-              </w:tc>
-              <w:tc>
-                <w:tcPr>
-                  <w:tcW w:type="dxa" w:w="3342"/>
+                    <w:t xml:space="preserve">Activity</w:t>
+                  </w:r>
+                </w:p>
+              </w:tc>
+              <w:tc>
+                <w:tcPr>
+                  <w:tcW w:type="dxa" w:w="2506"/>
                   <w:tcBorders>
                     <w:top w:val="single" w:color="B7C2D1" w:sz="4"/>
                     <w:left w:val="single" w:color="B7C2D1" w:sz="4"/>
@@ -5666,13 +9091,47 @@
                       <w:sz w:val="20"/>
                       <w:szCs w:val="20"/>
                     </w:rPr>
+                    <w:t xml:space="preserve">What to do</w:t>
+                  </w:r>
+                </w:p>
+              </w:tc>
+              <w:tc>
+                <w:tcPr>
+                  <w:tcW w:type="dxa" w:w="2506"/>
+                  <w:tcBorders>
+                    <w:top w:val="single" w:color="B7C2D1" w:sz="4"/>
+                    <w:left w:val="single" w:color="B7C2D1" w:sz="4"/>
+                    <w:bottom w:val="single" w:color="B7C2D1" w:sz="4"/>
+                    <w:right w:val="single" w:color="B7C2D1" w:sz="4"/>
+                  </w:tcBorders>
+                  <w:shd w:fill="E6ECF5" w:color="auto" w:val="clear"/>
+                  <w:tcMar>
+                    <w:top w:type="dxa" w:w="80"/>
+                    <w:left w:type="dxa" w:w="120"/>
+                    <w:bottom w:type="dxa" w:w="80"/>
+                    <w:right w:type="dxa" w:w="120"/>
+                  </w:tcMar>
+                  <w:vAlign w:val="center"/>
+                </w:tcPr>
+                <w:p>
+                  <w:pPr>
+                    <w:spacing w:after="0" w:before="0"/>
+                  </w:pPr>
+                  <w:r>
+                    <w:rPr>
+                      <w:rFonts w:ascii="Arial" w:cs="Arial" w:eastAsia="Arial" w:hAnsi="Arial"/>
+                      <w:b/>
+                      <w:bCs/>
+                      <w:sz w:val="20"/>
+                      <w:szCs w:val="20"/>
+                    </w:rPr>
                     <w:t xml:space="preserve">Marks</w:t>
                   </w:r>
                 </w:p>
               </w:tc>
               <w:tc>
                 <w:tcPr>
-                  <w:tcW w:type="dxa" w:w="3342"/>
+                  <w:tcW w:type="dxa" w:w="2506"/>
                   <w:tcBorders>
                     <w:top w:val="single" w:color="B7C2D1" w:sz="4"/>
                     <w:left w:val="single" w:color="B7C2D1" w:sz="4"/>
@@ -5712,73 +9171,107 @@
               </w:trPr>
               <w:tc>
                 <w:tcPr>
-                  <w:tcW w:type="dxa" w:w="3342"/>
-                  <w:tcBorders>
-                    <w:top w:val="single" w:color="B7C2D1" w:sz="4"/>
-                    <w:left w:val="single" w:color="B7C2D1" w:sz="4"/>
-                    <w:bottom w:val="single" w:color="B7C2D1" w:sz="4"/>
-                    <w:right w:val="single" w:color="B7C2D1" w:sz="4"/>
-                  </w:tcBorders>
-                  <w:shd w:fill="FFFFFF" w:color="auto" w:val="clear"/>
-                  <w:tcMar>
-                    <w:top w:type="dxa" w:w="80"/>
-                    <w:left w:type="dxa" w:w="120"/>
-                    <w:bottom w:type="dxa" w:w="80"/>
-                    <w:right w:type="dxa" w:w="120"/>
-                  </w:tcMar>
-                  <w:vAlign w:val="center"/>
-                </w:tcPr>
-                <w:p>
-                  <w:pPr>
-                    <w:spacing w:after="0" w:before="0"/>
-                  </w:pPr>
-                  <w:r>
-                    <w:rPr>
-                      <w:rFonts w:ascii="Arial" w:cs="Arial" w:eastAsia="Arial" w:hAnsi="Arial"/>
-                      <w:sz w:val="21"/>
-                      <w:szCs w:val="21"/>
-                    </w:rPr>
-                    <w:t xml:space="preserve">Ask the user for a word. Then ask for a whole number. When the word is check and the number is above 50, display high. When the word is check and the number is 50 or less, display low. When the word is anything else, display skipped.</w:t>
-                  </w:r>
-                </w:p>
-              </w:tc>
-              <w:tc>
-                <w:tcPr>
-                  <w:tcW w:type="dxa" w:w="3342"/>
-                  <w:tcBorders>
-                    <w:top w:val="single" w:color="B7C2D1" w:sz="4"/>
-                    <w:left w:val="single" w:color="B7C2D1" w:sz="4"/>
-                    <w:bottom w:val="single" w:color="B7C2D1" w:sz="4"/>
-                    <w:right w:val="single" w:color="B7C2D1" w:sz="4"/>
-                  </w:tcBorders>
-                  <w:shd w:fill="FFFFFF" w:color="auto" w:val="clear"/>
-                  <w:tcMar>
-                    <w:top w:type="dxa" w:w="80"/>
-                    <w:left w:type="dxa" w:w="120"/>
-                    <w:bottom w:type="dxa" w:w="80"/>
-                    <w:right w:type="dxa" w:w="120"/>
-                  </w:tcMar>
-                  <w:vAlign w:val="center"/>
-                </w:tcPr>
-                <w:p>
-                  <w:pPr>
-                    <w:spacing w:after="0" w:before="0"/>
-                  </w:pPr>
-                  <w:r>
-                    <w:rPr>
-                      <w:rFonts w:ascii="Arial" w:cs="Arial" w:eastAsia="Arial" w:hAnsi="Arial"/>
-                      <w:b w:val="false"/>
-                      <w:bCs w:val="false"/>
-                      <w:sz w:val="21"/>
-                      <w:szCs w:val="21"/>
-                    </w:rPr>
-                    <w:t xml:space="preserve">3</w:t>
-                  </w:r>
-                </w:p>
-              </w:tc>
-              <w:tc>
-                <w:tcPr>
-                  <w:tcW w:type="dxa" w:w="3342"/>
+                  <w:tcW w:type="dxa" w:w="2506"/>
+                  <w:tcBorders>
+                    <w:top w:val="single" w:color="B7C2D1" w:sz="4"/>
+                    <w:left w:val="single" w:color="B7C2D1" w:sz="4"/>
+                    <w:bottom w:val="single" w:color="B7C2D1" w:sz="4"/>
+                    <w:right w:val="single" w:color="B7C2D1" w:sz="4"/>
+                  </w:tcBorders>
+                  <w:shd w:fill="FFFFFF" w:color="auto" w:val="clear"/>
+                  <w:tcMar>
+                    <w:top w:type="dxa" w:w="80"/>
+                    <w:left w:type="dxa" w:w="120"/>
+                    <w:bottom w:type="dxa" w:w="80"/>
+                    <w:right w:type="dxa" w:w="120"/>
+                  </w:tcMar>
+                  <w:vAlign w:val="center"/>
+                </w:tcPr>
+                <w:p>
+                  <w:pPr>
+                    <w:spacing w:after="0" w:before="0"/>
+                  </w:pPr>
+                  <w:r>
+                    <w:rPr>
+                      <w:rFonts w:ascii="Arial" w:cs="Arial" w:eastAsia="Arial" w:hAnsi="Arial"/>
+                      <w:sz w:val="21"/>
+                      <w:szCs w:val="21"/>
+                    </w:rPr>
+                    <w:t xml:space="preserve">Press Run. Then change the word check to anything else and Run again.</w:t>
+                  </w:r>
+                </w:p>
+              </w:tc>
+              <w:tc>
+                <w:tcPr>
+                  <w:tcW w:type="dxa" w:w="2506"/>
+                  <w:tcBorders>
+                    <w:top w:val="single" w:color="B7C2D1" w:sz="4"/>
+                    <w:left w:val="single" w:color="B7C2D1" w:sz="4"/>
+                    <w:bottom w:val="single" w:color="B7C2D1" w:sz="4"/>
+                    <w:right w:val="single" w:color="B7C2D1" w:sz="4"/>
+                  </w:tcBorders>
+                  <w:shd w:fill="FFFFFF" w:color="auto" w:val="clear"/>
+                  <w:tcMar>
+                    <w:top w:type="dxa" w:w="80"/>
+                    <w:left w:type="dxa" w:w="120"/>
+                    <w:bottom w:type="dxa" w:w="80"/>
+                    <w:right w:type="dxa" w:w="120"/>
+                  </w:tcMar>
+                  <w:vAlign w:val="center"/>
+                </w:tcPr>
+                <w:p>
+                  <w:pPr>
+                    <w:spacing w:after="0" w:before="0"/>
+                  </w:pPr>
+                  <w:r>
+                    <w:rPr>
+                      <w:rFonts w:ascii="Arial" w:cs="Arial" w:eastAsia="Arial" w:hAnsi="Arial"/>
+                      <w:b w:val="false"/>
+                      <w:bCs w:val="false"/>
+                      <w:sz w:val="21"/>
+                      <w:szCs w:val="21"/>
+                    </w:rPr>
+                    <w:t xml:space="preserve">Run it</w:t>
+                  </w:r>
+                </w:p>
+              </w:tc>
+              <w:tc>
+                <w:tcPr>
+                  <w:tcW w:type="dxa" w:w="2506"/>
+                  <w:tcBorders>
+                    <w:top w:val="single" w:color="B7C2D1" w:sz="4"/>
+                    <w:left w:val="single" w:color="B7C2D1" w:sz="4"/>
+                    <w:bottom w:val="single" w:color="B7C2D1" w:sz="4"/>
+                    <w:right w:val="single" w:color="B7C2D1" w:sz="4"/>
+                  </w:tcBorders>
+                  <w:shd w:fill="FFFFFF" w:color="auto" w:val="clear"/>
+                  <w:tcMar>
+                    <w:top w:type="dxa" w:w="80"/>
+                    <w:left w:type="dxa" w:w="120"/>
+                    <w:bottom w:type="dxa" w:w="80"/>
+                    <w:right w:type="dxa" w:w="120"/>
+                  </w:tcMar>
+                  <w:vAlign w:val="center"/>
+                </w:tcPr>
+                <w:p>
+                  <w:pPr>
+                    <w:spacing w:after="0" w:before="0"/>
+                  </w:pPr>
+                  <w:r>
+                    <w:rPr>
+                      <w:rFonts w:ascii="Arial" w:cs="Arial" w:eastAsia="Arial" w:hAnsi="Arial"/>
+                      <w:b w:val="false"/>
+                      <w:bCs w:val="false"/>
+                      <w:sz w:val="21"/>
+                      <w:szCs w:val="21"/>
+                    </w:rPr>
+                    <w:t xml:space="preserve">1</w:t>
+                  </w:r>
+                </w:p>
+              </w:tc>
+              <w:tc>
+                <w:tcPr>
+                  <w:tcW w:type="dxa" w:w="2506"/>
                   <w:tcBorders>
                     <w:top w:val="single" w:color="B7C2D1" w:sz="4"/>
                     <w:left w:val="single" w:color="B7C2D1" w:sz="4"/>
@@ -5818,73 +9311,107 @@
               </w:trPr>
               <w:tc>
                 <w:tcPr>
-                  <w:tcW w:type="dxa" w:w="3342"/>
-                  <w:tcBorders>
-                    <w:top w:val="single" w:color="B7C2D1" w:sz="4"/>
-                    <w:left w:val="single" w:color="B7C2D1" w:sz="4"/>
-                    <w:bottom w:val="single" w:color="B7C2D1" w:sz="4"/>
-                    <w:right w:val="single" w:color="B7C2D1" w:sz="4"/>
-                  </w:tcBorders>
-                  <w:shd w:fill="FFFFFF" w:color="auto" w:val="clear"/>
-                  <w:tcMar>
-                    <w:top w:type="dxa" w:w="80"/>
-                    <w:left w:type="dxa" w:w="120"/>
-                    <w:bottom w:type="dxa" w:w="80"/>
-                    <w:right w:type="dxa" w:w="120"/>
-                  </w:tcMar>
-                  <w:vAlign w:val="center"/>
-                </w:tcPr>
-                <w:p>
-                  <w:pPr>
-                    <w:spacing w:after="0" w:before="0"/>
-                  </w:pPr>
-                  <w:r>
-                    <w:rPr>
-                      <w:rFonts w:ascii="Arial" w:cs="Arial" w:eastAsia="Arial" w:hAnsi="Arial"/>
-                      <w:sz w:val="21"/>
-                      <w:szCs w:val="21"/>
-                    </w:rPr>
-                    <w:t xml:space="preserve">Ask the user for a whole number. Then ask for a second whole number. When both are above 0, display both. When the first is above 0 and the second is not, display first only. When the first is not above 0 and the second is above 0, display second only. When neither is above 0, display neither.</w:t>
-                  </w:r>
-                </w:p>
-              </w:tc>
-              <w:tc>
-                <w:tcPr>
-                  <w:tcW w:type="dxa" w:w="3342"/>
-                  <w:tcBorders>
-                    <w:top w:val="single" w:color="B7C2D1" w:sz="4"/>
-                    <w:left w:val="single" w:color="B7C2D1" w:sz="4"/>
-                    <w:bottom w:val="single" w:color="B7C2D1" w:sz="4"/>
-                    <w:right w:val="single" w:color="B7C2D1" w:sz="4"/>
-                  </w:tcBorders>
-                  <w:shd w:fill="FFFFFF" w:color="auto" w:val="clear"/>
-                  <w:tcMar>
-                    <w:top w:type="dxa" w:w="80"/>
-                    <w:left w:type="dxa" w:w="120"/>
-                    <w:bottom w:type="dxa" w:w="80"/>
-                    <w:right w:type="dxa" w:w="120"/>
-                  </w:tcMar>
-                  <w:vAlign w:val="center"/>
-                </w:tcPr>
-                <w:p>
-                  <w:pPr>
-                    <w:spacing w:after="0" w:before="0"/>
-                  </w:pPr>
-                  <w:r>
-                    <w:rPr>
-                      <w:rFonts w:ascii="Arial" w:cs="Arial" w:eastAsia="Arial" w:hAnsi="Arial"/>
-                      <w:b w:val="false"/>
-                      <w:bCs w:val="false"/>
-                      <w:sz w:val="21"/>
-                      <w:szCs w:val="21"/>
-                    </w:rPr>
-                    <w:t xml:space="preserve">3</w:t>
-                  </w:r>
-                </w:p>
-              </w:tc>
-              <w:tc>
-                <w:tcPr>
-                  <w:tcW w:type="dxa" w:w="3342"/>
+                  <w:tcW w:type="dxa" w:w="2506"/>
+                  <w:tcBorders>
+                    <w:top w:val="single" w:color="B7C2D1" w:sz="4"/>
+                    <w:left w:val="single" w:color="B7C2D1" w:sz="4"/>
+                    <w:bottom w:val="single" w:color="B7C2D1" w:sz="4"/>
+                    <w:right w:val="single" w:color="B7C2D1" w:sz="4"/>
+                  </w:tcBorders>
+                  <w:shd w:fill="FFFFFF" w:color="auto" w:val="clear"/>
+                  <w:tcMar>
+                    <w:top w:type="dxa" w:w="80"/>
+                    <w:left w:type="dxa" w:w="120"/>
+                    <w:bottom w:type="dxa" w:w="80"/>
+                    <w:right w:type="dxa" w:w="120"/>
+                  </w:tcMar>
+                  <w:vAlign w:val="center"/>
+                </w:tcPr>
+                <w:p>
+                  <w:pPr>
+                    <w:spacing w:after="0" w:before="0"/>
+                  </w:pPr>
+                  <w:r>
+                    <w:rPr>
+                      <w:rFonts w:ascii="Arial" w:cs="Arial" w:eastAsia="Arial" w:hAnsi="Arial"/>
+                      <w:sz w:val="21"/>
+                      <w:szCs w:val="21"/>
+                    </w:rPr>
+                    <w:t xml:space="preserve">What will this program display?</w:t>
+                  </w:r>
+                </w:p>
+              </w:tc>
+              <w:tc>
+                <w:tcPr>
+                  <w:tcW w:type="dxa" w:w="2506"/>
+                  <w:tcBorders>
+                    <w:top w:val="single" w:color="B7C2D1" w:sz="4"/>
+                    <w:left w:val="single" w:color="B7C2D1" w:sz="4"/>
+                    <w:bottom w:val="single" w:color="B7C2D1" w:sz="4"/>
+                    <w:right w:val="single" w:color="B7C2D1" w:sz="4"/>
+                  </w:tcBorders>
+                  <w:shd w:fill="FFFFFF" w:color="auto" w:val="clear"/>
+                  <w:tcMar>
+                    <w:top w:type="dxa" w:w="80"/>
+                    <w:left w:type="dxa" w:w="120"/>
+                    <w:bottom w:type="dxa" w:w="80"/>
+                    <w:right w:type="dxa" w:w="120"/>
+                  </w:tcMar>
+                  <w:vAlign w:val="center"/>
+                </w:tcPr>
+                <w:p>
+                  <w:pPr>
+                    <w:spacing w:after="0" w:before="0"/>
+                  </w:pPr>
+                  <w:r>
+                    <w:rPr>
+                      <w:rFonts w:ascii="Arial" w:cs="Arial" w:eastAsia="Arial" w:hAnsi="Arial"/>
+                      <w:b w:val="false"/>
+                      <w:bCs w:val="false"/>
+                      <w:sz w:val="21"/>
+                      <w:szCs w:val="21"/>
+                    </w:rPr>
+                    <w:t xml:space="preserve">Predict</w:t>
+                  </w:r>
+                </w:p>
+              </w:tc>
+              <w:tc>
+                <w:tcPr>
+                  <w:tcW w:type="dxa" w:w="2506"/>
+                  <w:tcBorders>
+                    <w:top w:val="single" w:color="B7C2D1" w:sz="4"/>
+                    <w:left w:val="single" w:color="B7C2D1" w:sz="4"/>
+                    <w:bottom w:val="single" w:color="B7C2D1" w:sz="4"/>
+                    <w:right w:val="single" w:color="B7C2D1" w:sz="4"/>
+                  </w:tcBorders>
+                  <w:shd w:fill="FFFFFF" w:color="auto" w:val="clear"/>
+                  <w:tcMar>
+                    <w:top w:type="dxa" w:w="80"/>
+                    <w:left w:type="dxa" w:w="120"/>
+                    <w:bottom w:type="dxa" w:w="80"/>
+                    <w:right w:type="dxa" w:w="120"/>
+                  </w:tcMar>
+                  <w:vAlign w:val="center"/>
+                </w:tcPr>
+                <w:p>
+                  <w:pPr>
+                    <w:spacing w:after="0" w:before="0"/>
+                  </w:pPr>
+                  <w:r>
+                    <w:rPr>
+                      <w:rFonts w:ascii="Arial" w:cs="Arial" w:eastAsia="Arial" w:hAnsi="Arial"/>
+                      <w:b w:val="false"/>
+                      <w:bCs w:val="false"/>
+                      <w:sz w:val="21"/>
+                      <w:szCs w:val="21"/>
+                    </w:rPr>
+                    <w:t xml:space="preserve">1</w:t>
+                  </w:r>
+                </w:p>
+              </w:tc>
+              <w:tc>
+                <w:tcPr>
+                  <w:tcW w:type="dxa" w:w="2506"/>
                   <w:tcBorders>
                     <w:top w:val="single" w:color="B7C2D1" w:sz="4"/>
                     <w:left w:val="single" w:color="B7C2D1" w:sz="4"/>
@@ -5924,39 +9451,353 @@
               </w:trPr>
               <w:tc>
                 <w:tcPr>
-                  <w:tcW w:type="dxa" w:w="3342"/>
-                  <w:tcBorders>
-                    <w:top w:val="single" w:color="B7C2D1" w:sz="4"/>
-                    <w:left w:val="single" w:color="B7C2D1" w:sz="4"/>
-                    <w:bottom w:val="single" w:color="B7C2D1" w:sz="4"/>
-                    <w:right w:val="single" w:color="B7C2D1" w:sz="4"/>
-                  </w:tcBorders>
-                  <w:shd w:fill="FFFFFF" w:color="auto" w:val="clear"/>
-                  <w:tcMar>
-                    <w:top w:type="dxa" w:w="80"/>
-                    <w:left w:type="dxa" w:w="120"/>
-                    <w:bottom w:type="dxa" w:w="80"/>
-                    <w:right w:type="dxa" w:w="120"/>
-                  </w:tcMar>
-                  <w:vAlign w:val="center"/>
-                </w:tcPr>
-                <w:p>
-                  <w:pPr>
-                    <w:spacing w:after="0" w:before="0"/>
-                  </w:pPr>
-                  <w:r>
-                    <w:rPr>
-                      <w:rFonts w:ascii="Arial" w:cs="Arial" w:eastAsia="Arial" w:hAnsi="Arial"/>
-                      <w:sz w:val="21"/>
-                      <w:szCs w:val="21"/>
-                    </w:rPr>
-                    <w:t xml:space="preserve">Ask the user for a whole number. Then ask for a second whole number. Then ask for a third whole number. Work out which of them is the largest. Display [largest] and nothing else.</w:t>
-                  </w:r>
-                </w:p>
-              </w:tc>
-              <w:tc>
-                <w:tcPr>
-                  <w:tcW w:type="dxa" w:w="3342"/>
+                  <w:tcW w:type="dxa" w:w="2506"/>
+                  <w:tcBorders>
+                    <w:top w:val="single" w:color="B7C2D1" w:sz="4"/>
+                    <w:left w:val="single" w:color="B7C2D1" w:sz="4"/>
+                    <w:bottom w:val="single" w:color="B7C2D1" w:sz="4"/>
+                    <w:right w:val="single" w:color="B7C2D1" w:sz="4"/>
+                  </w:tcBorders>
+                  <w:shd w:fill="FFFFFF" w:color="auto" w:val="clear"/>
+                  <w:tcMar>
+                    <w:top w:type="dxa" w:w="80"/>
+                    <w:left w:type="dxa" w:w="120"/>
+                    <w:bottom w:type="dxa" w:w="80"/>
+                    <w:right w:type="dxa" w:w="120"/>
+                  </w:tcMar>
+                  <w:vAlign w:val="center"/>
+                </w:tcPr>
+                <w:p>
+                  <w:pPr>
+                    <w:spacing w:after="0" w:before="0"/>
+                  </w:pPr>
+                  <w:r>
+                    <w:rPr>
+                      <w:rFonts w:ascii="Arial" w:cs="Arial" w:eastAsia="Arial" w:hAnsi="Arial"/>
+                      <w:sz w:val="21"/>
+                      <w:szCs w:val="21"/>
+                    </w:rPr>
+                    <w:t xml:space="preserve">Change the program so a number of exactly 50 counts as high.</w:t>
+                  </w:r>
+                </w:p>
+              </w:tc>
+              <w:tc>
+                <w:tcPr>
+                  <w:tcW w:type="dxa" w:w="2506"/>
+                  <w:tcBorders>
+                    <w:top w:val="single" w:color="B7C2D1" w:sz="4"/>
+                    <w:left w:val="single" w:color="B7C2D1" w:sz="4"/>
+                    <w:bottom w:val="single" w:color="B7C2D1" w:sz="4"/>
+                    <w:right w:val="single" w:color="B7C2D1" w:sz="4"/>
+                  </w:tcBorders>
+                  <w:shd w:fill="FFFFFF" w:color="auto" w:val="clear"/>
+                  <w:tcMar>
+                    <w:top w:type="dxa" w:w="80"/>
+                    <w:left w:type="dxa" w:w="120"/>
+                    <w:bottom w:type="dxa" w:w="80"/>
+                    <w:right w:type="dxa" w:w="120"/>
+                  </w:tcMar>
+                  <w:vAlign w:val="center"/>
+                </w:tcPr>
+                <w:p>
+                  <w:pPr>
+                    <w:spacing w:after="0" w:before="0"/>
+                  </w:pPr>
+                  <w:r>
+                    <w:rPr>
+                      <w:rFonts w:ascii="Arial" w:cs="Arial" w:eastAsia="Arial" w:hAnsi="Arial"/>
+                      <w:b w:val="false"/>
+                      <w:bCs w:val="false"/>
+                      <w:sz w:val="21"/>
+                      <w:szCs w:val="21"/>
+                    </w:rPr>
+                    <w:t xml:space="preserve">Change it</w:t>
+                  </w:r>
+                </w:p>
+              </w:tc>
+              <w:tc>
+                <w:tcPr>
+                  <w:tcW w:type="dxa" w:w="2506"/>
+                  <w:tcBorders>
+                    <w:top w:val="single" w:color="B7C2D1" w:sz="4"/>
+                    <w:left w:val="single" w:color="B7C2D1" w:sz="4"/>
+                    <w:bottom w:val="single" w:color="B7C2D1" w:sz="4"/>
+                    <w:right w:val="single" w:color="B7C2D1" w:sz="4"/>
+                  </w:tcBorders>
+                  <w:shd w:fill="FFFFFF" w:color="auto" w:val="clear"/>
+                  <w:tcMar>
+                    <w:top w:type="dxa" w:w="80"/>
+                    <w:left w:type="dxa" w:w="120"/>
+                    <w:bottom w:type="dxa" w:w="80"/>
+                    <w:right w:type="dxa" w:w="120"/>
+                  </w:tcMar>
+                  <w:vAlign w:val="center"/>
+                </w:tcPr>
+                <w:p>
+                  <w:pPr>
+                    <w:spacing w:after="0" w:before="0"/>
+                  </w:pPr>
+                  <w:r>
+                    <w:rPr>
+                      <w:rFonts w:ascii="Arial" w:cs="Arial" w:eastAsia="Arial" w:hAnsi="Arial"/>
+                      <w:b w:val="false"/>
+                      <w:bCs w:val="false"/>
+                      <w:sz w:val="21"/>
+                      <w:szCs w:val="21"/>
+                    </w:rPr>
+                    <w:t xml:space="preserve">1</w:t>
+                  </w:r>
+                </w:p>
+              </w:tc>
+              <w:tc>
+                <w:tcPr>
+                  <w:tcW w:type="dxa" w:w="2506"/>
+                  <w:tcBorders>
+                    <w:top w:val="single" w:color="B7C2D1" w:sz="4"/>
+                    <w:left w:val="single" w:color="B7C2D1" w:sz="4"/>
+                    <w:bottom w:val="single" w:color="B7C2D1" w:sz="4"/>
+                    <w:right w:val="single" w:color="B7C2D1" w:sz="4"/>
+                  </w:tcBorders>
+                  <w:shd w:fill="FFFFFF" w:color="auto" w:val="clear"/>
+                  <w:tcMar>
+                    <w:top w:type="dxa" w:w="80"/>
+                    <w:left w:type="dxa" w:w="120"/>
+                    <w:bottom w:type="dxa" w:w="80"/>
+                    <w:right w:type="dxa" w:w="120"/>
+                  </w:tcMar>
+                  <w:vAlign w:val="center"/>
+                </w:tcPr>
+                <w:p>
+                  <w:pPr>
+                    <w:spacing w:after="0" w:before="0"/>
+                  </w:pPr>
+                  <w:r>
+                    <w:rPr>
+                      <w:rFonts w:ascii="Arial" w:cs="Arial" w:eastAsia="Arial" w:hAnsi="Arial"/>
+                      <w:b w:val="false"/>
+                      <w:bCs w:val="false"/>
+                      <w:sz w:val="21"/>
+                      <w:szCs w:val="21"/>
+                    </w:rPr>
+                    <w:t xml:space="preserve"/>
+                  </w:r>
+                </w:p>
+              </w:tc>
+            </w:tr>
+            <w:tr>
+              <w:trPr>
+                <w:cantSplit/>
+                <w:trHeight w:val="360" w:hRule="atLeast"/>
+              </w:trPr>
+              <w:tc>
+                <w:tcPr>
+                  <w:tcW w:type="dxa" w:w="2506"/>
+                  <w:tcBorders>
+                    <w:top w:val="single" w:color="B7C2D1" w:sz="4"/>
+                    <w:left w:val="single" w:color="B7C2D1" w:sz="4"/>
+                    <w:bottom w:val="single" w:color="B7C2D1" w:sz="4"/>
+                    <w:right w:val="single" w:color="B7C2D1" w:sz="4"/>
+                  </w:tcBorders>
+                  <w:shd w:fill="FFFFFF" w:color="auto" w:val="clear"/>
+                  <w:tcMar>
+                    <w:top w:type="dxa" w:w="80"/>
+                    <w:left w:type="dxa" w:w="120"/>
+                    <w:bottom w:type="dxa" w:w="80"/>
+                    <w:right w:type="dxa" w:w="120"/>
+                  </w:tcMar>
+                  <w:vAlign w:val="center"/>
+                </w:tcPr>
+                <w:p>
+                  <w:pPr>
+                    <w:spacing w:after="0" w:before="0"/>
+                  </w:pPr>
+                  <w:r>
+                    <w:rPr>
+                      <w:rFonts w:ascii="Arial" w:cs="Arial" w:eastAsia="Arial" w:hAnsi="Arial"/>
+                      <w:sz w:val="21"/>
+                      <w:szCs w:val="21"/>
+                    </w:rPr>
+                    <w:t xml:space="preserve">Finish the program so it displays not enough when the word is check and the number is under 10.</w:t>
+                  </w:r>
+                </w:p>
+              </w:tc>
+              <w:tc>
+                <w:tcPr>
+                  <w:tcW w:type="dxa" w:w="2506"/>
+                  <w:tcBorders>
+                    <w:top w:val="single" w:color="B7C2D1" w:sz="4"/>
+                    <w:left w:val="single" w:color="B7C2D1" w:sz="4"/>
+                    <w:bottom w:val="single" w:color="B7C2D1" w:sz="4"/>
+                    <w:right w:val="single" w:color="B7C2D1" w:sz="4"/>
+                  </w:tcBorders>
+                  <w:shd w:fill="FFFFFF" w:color="auto" w:val="clear"/>
+                  <w:tcMar>
+                    <w:top w:type="dxa" w:w="80"/>
+                    <w:left w:type="dxa" w:w="120"/>
+                    <w:bottom w:type="dxa" w:w="80"/>
+                    <w:right w:type="dxa" w:w="120"/>
+                  </w:tcMar>
+                  <w:vAlign w:val="center"/>
+                </w:tcPr>
+                <w:p>
+                  <w:pPr>
+                    <w:spacing w:after="0" w:before="0"/>
+                  </w:pPr>
+                  <w:r>
+                    <w:rPr>
+                      <w:rFonts w:ascii="Arial" w:cs="Arial" w:eastAsia="Arial" w:hAnsi="Arial"/>
+                      <w:b w:val="false"/>
+                      <w:bCs w:val="false"/>
+                      <w:sz w:val="21"/>
+                      <w:szCs w:val="21"/>
+                    </w:rPr>
+                    <w:t xml:space="preserve">Complete it</w:t>
+                  </w:r>
+                </w:p>
+              </w:tc>
+              <w:tc>
+                <w:tcPr>
+                  <w:tcW w:type="dxa" w:w="2506"/>
+                  <w:tcBorders>
+                    <w:top w:val="single" w:color="B7C2D1" w:sz="4"/>
+                    <w:left w:val="single" w:color="B7C2D1" w:sz="4"/>
+                    <w:bottom w:val="single" w:color="B7C2D1" w:sz="4"/>
+                    <w:right w:val="single" w:color="B7C2D1" w:sz="4"/>
+                  </w:tcBorders>
+                  <w:shd w:fill="FFFFFF" w:color="auto" w:val="clear"/>
+                  <w:tcMar>
+                    <w:top w:type="dxa" w:w="80"/>
+                    <w:left w:type="dxa" w:w="120"/>
+                    <w:bottom w:type="dxa" w:w="80"/>
+                    <w:right w:type="dxa" w:w="120"/>
+                  </w:tcMar>
+                  <w:vAlign w:val="center"/>
+                </w:tcPr>
+                <w:p>
+                  <w:pPr>
+                    <w:spacing w:after="0" w:before="0"/>
+                  </w:pPr>
+                  <w:r>
+                    <w:rPr>
+                      <w:rFonts w:ascii="Arial" w:cs="Arial" w:eastAsia="Arial" w:hAnsi="Arial"/>
+                      <w:b w:val="false"/>
+                      <w:bCs w:val="false"/>
+                      <w:sz w:val="21"/>
+                      <w:szCs w:val="21"/>
+                    </w:rPr>
+                    <w:t xml:space="preserve">2</w:t>
+                  </w:r>
+                </w:p>
+              </w:tc>
+              <w:tc>
+                <w:tcPr>
+                  <w:tcW w:type="dxa" w:w="2506"/>
+                  <w:tcBorders>
+                    <w:top w:val="single" w:color="B7C2D1" w:sz="4"/>
+                    <w:left w:val="single" w:color="B7C2D1" w:sz="4"/>
+                    <w:bottom w:val="single" w:color="B7C2D1" w:sz="4"/>
+                    <w:right w:val="single" w:color="B7C2D1" w:sz="4"/>
+                  </w:tcBorders>
+                  <w:shd w:fill="FFFFFF" w:color="auto" w:val="clear"/>
+                  <w:tcMar>
+                    <w:top w:type="dxa" w:w="80"/>
+                    <w:left w:type="dxa" w:w="120"/>
+                    <w:bottom w:type="dxa" w:w="80"/>
+                    <w:right w:type="dxa" w:w="120"/>
+                  </w:tcMar>
+                  <w:vAlign w:val="center"/>
+                </w:tcPr>
+                <w:p>
+                  <w:pPr>
+                    <w:spacing w:after="0" w:before="0"/>
+                  </w:pPr>
+                  <w:r>
+                    <w:rPr>
+                      <w:rFonts w:ascii="Arial" w:cs="Arial" w:eastAsia="Arial" w:hAnsi="Arial"/>
+                      <w:b w:val="false"/>
+                      <w:bCs w:val="false"/>
+                      <w:sz w:val="21"/>
+                      <w:szCs w:val="21"/>
+                    </w:rPr>
+                    <w:t xml:space="preserve"/>
+                  </w:r>
+                </w:p>
+              </w:tc>
+            </w:tr>
+            <w:tr>
+              <w:trPr>
+                <w:cantSplit/>
+                <w:trHeight w:val="360" w:hRule="atLeast"/>
+              </w:trPr>
+              <w:tc>
+                <w:tcPr>
+                  <w:tcW w:type="dxa" w:w="2506"/>
+                  <w:tcBorders>
+                    <w:top w:val="single" w:color="B7C2D1" w:sz="4"/>
+                    <w:left w:val="single" w:color="B7C2D1" w:sz="4"/>
+                    <w:bottom w:val="single" w:color="B7C2D1" w:sz="4"/>
+                    <w:right w:val="single" w:color="B7C2D1" w:sz="4"/>
+                  </w:tcBorders>
+                  <w:shd w:fill="FFFFFF" w:color="auto" w:val="clear"/>
+                  <w:tcMar>
+                    <w:top w:type="dxa" w:w="80"/>
+                    <w:left w:type="dxa" w:w="120"/>
+                    <w:bottom w:type="dxa" w:w="80"/>
+                    <w:right w:type="dxa" w:w="120"/>
+                  </w:tcMar>
+                  <w:vAlign w:val="center"/>
+                </w:tcPr>
+                <w:p>
+                  <w:pPr>
+                    <w:spacing w:after="0" w:before="0"/>
+                  </w:pPr>
+                  <w:r>
+                    <w:rPr>
+                      <w:rFonts w:ascii="Arial" w:cs="Arial" w:eastAsia="Arial" w:hAnsi="Arial"/>
+                      <w:sz w:val="21"/>
+                      <w:szCs w:val="21"/>
+                    </w:rPr>
+                    <w:t xml:space="preserve">Ask the user for a word. Then ask for a whole number. When the word is check and the number is above 50, display high. When the word is check and the number is 50 or less, display low. When the word is anything else, display skipped.</w:t>
+                  </w:r>
+                </w:p>
+              </w:tc>
+              <w:tc>
+                <w:tcPr>
+                  <w:tcW w:type="dxa" w:w="2506"/>
+                  <w:tcBorders>
+                    <w:top w:val="single" w:color="B7C2D1" w:sz="4"/>
+                    <w:left w:val="single" w:color="B7C2D1" w:sz="4"/>
+                    <w:bottom w:val="single" w:color="B7C2D1" w:sz="4"/>
+                    <w:right w:val="single" w:color="B7C2D1" w:sz="4"/>
+                  </w:tcBorders>
+                  <w:shd w:fill="FFFFFF" w:color="auto" w:val="clear"/>
+                  <w:tcMar>
+                    <w:top w:type="dxa" w:w="80"/>
+                    <w:left w:type="dxa" w:w="120"/>
+                    <w:bottom w:type="dxa" w:w="80"/>
+                    <w:right w:type="dxa" w:w="120"/>
+                  </w:tcMar>
+                  <w:vAlign w:val="center"/>
+                </w:tcPr>
+                <w:p>
+                  <w:pPr>
+                    <w:spacing w:after="0" w:before="0"/>
+                  </w:pPr>
+                  <w:r>
+                    <w:rPr>
+                      <w:rFonts w:ascii="Arial" w:cs="Arial" w:eastAsia="Arial" w:hAnsi="Arial"/>
+                      <w:b w:val="false"/>
+                      <w:bCs w:val="false"/>
+                      <w:sz w:val="21"/>
+                      <w:szCs w:val="21"/>
+                    </w:rPr>
+                    <w:t xml:space="preserve">Write it</w:t>
+                  </w:r>
+                </w:p>
+              </w:tc>
+              <w:tc>
+                <w:tcPr>
+                  <w:tcW w:type="dxa" w:w="2506"/>
                   <w:tcBorders>
                     <w:top w:val="single" w:color="B7C2D1" w:sz="4"/>
                     <w:left w:val="single" w:color="B7C2D1" w:sz="4"/>
@@ -5990,7 +9831,567 @@
               </w:tc>
               <w:tc>
                 <w:tcPr>
-                  <w:tcW w:type="dxa" w:w="3342"/>
+                  <w:tcW w:type="dxa" w:w="2506"/>
+                  <w:tcBorders>
+                    <w:top w:val="single" w:color="B7C2D1" w:sz="4"/>
+                    <w:left w:val="single" w:color="B7C2D1" w:sz="4"/>
+                    <w:bottom w:val="single" w:color="B7C2D1" w:sz="4"/>
+                    <w:right w:val="single" w:color="B7C2D1" w:sz="4"/>
+                  </w:tcBorders>
+                  <w:shd w:fill="FFFFFF" w:color="auto" w:val="clear"/>
+                  <w:tcMar>
+                    <w:top w:type="dxa" w:w="80"/>
+                    <w:left w:type="dxa" w:w="120"/>
+                    <w:bottom w:type="dxa" w:w="80"/>
+                    <w:right w:type="dxa" w:w="120"/>
+                  </w:tcMar>
+                  <w:vAlign w:val="center"/>
+                </w:tcPr>
+                <w:p>
+                  <w:pPr>
+                    <w:spacing w:after="0" w:before="0"/>
+                  </w:pPr>
+                  <w:r>
+                    <w:rPr>
+                      <w:rFonts w:ascii="Arial" w:cs="Arial" w:eastAsia="Arial" w:hAnsi="Arial"/>
+                      <w:b w:val="false"/>
+                      <w:bCs w:val="false"/>
+                      <w:sz w:val="21"/>
+                      <w:szCs w:val="21"/>
+                    </w:rPr>
+                    <w:t xml:space="preserve"/>
+                  </w:r>
+                </w:p>
+              </w:tc>
+            </w:tr>
+            <w:tr>
+              <w:trPr>
+                <w:cantSplit/>
+                <w:trHeight w:val="360" w:hRule="atLeast"/>
+              </w:trPr>
+              <w:tc>
+                <w:tcPr>
+                  <w:tcW w:type="dxa" w:w="2506"/>
+                  <w:tcBorders>
+                    <w:top w:val="single" w:color="B7C2D1" w:sz="4"/>
+                    <w:left w:val="single" w:color="B7C2D1" w:sz="4"/>
+                    <w:bottom w:val="single" w:color="B7C2D1" w:sz="4"/>
+                    <w:right w:val="single" w:color="B7C2D1" w:sz="4"/>
+                  </w:tcBorders>
+                  <w:shd w:fill="FFFFFF" w:color="auto" w:val="clear"/>
+                  <w:tcMar>
+                    <w:top w:type="dxa" w:w="80"/>
+                    <w:left w:type="dxa" w:w="120"/>
+                    <w:bottom w:type="dxa" w:w="80"/>
+                    <w:right w:type="dxa" w:w="120"/>
+                  </w:tcMar>
+                  <w:vAlign w:val="center"/>
+                </w:tcPr>
+                <w:p>
+                  <w:pPr>
+                    <w:spacing w:after="0" w:before="0"/>
+                  </w:pPr>
+                  <w:r>
+                    <w:rPr>
+                      <w:rFonts w:ascii="Arial" w:cs="Arial" w:eastAsia="Arial" w:hAnsi="Arial"/>
+                      <w:sz w:val="21"/>
+                      <w:szCs w:val="21"/>
+                    </w:rPr>
+                    <w:t xml:space="preserve">Ask the user for a whole number. Then ask for a second whole number. Display both when both are above 0. Display first only when only the first is above 0. Display second only when only the second is above 0. Display neither when neither is above 0.</w:t>
+                  </w:r>
+                </w:p>
+              </w:tc>
+              <w:tc>
+                <w:tcPr>
+                  <w:tcW w:type="dxa" w:w="2506"/>
+                  <w:tcBorders>
+                    <w:top w:val="single" w:color="B7C2D1" w:sz="4"/>
+                    <w:left w:val="single" w:color="B7C2D1" w:sz="4"/>
+                    <w:bottom w:val="single" w:color="B7C2D1" w:sz="4"/>
+                    <w:right w:val="single" w:color="B7C2D1" w:sz="4"/>
+                  </w:tcBorders>
+                  <w:shd w:fill="FFFFFF" w:color="auto" w:val="clear"/>
+                  <w:tcMar>
+                    <w:top w:type="dxa" w:w="80"/>
+                    <w:left w:type="dxa" w:w="120"/>
+                    <w:bottom w:type="dxa" w:w="80"/>
+                    <w:right w:type="dxa" w:w="120"/>
+                  </w:tcMar>
+                  <w:vAlign w:val="center"/>
+                </w:tcPr>
+                <w:p>
+                  <w:pPr>
+                    <w:spacing w:after="0" w:before="0"/>
+                  </w:pPr>
+                  <w:r>
+                    <w:rPr>
+                      <w:rFonts w:ascii="Arial" w:cs="Arial" w:eastAsia="Arial" w:hAnsi="Arial"/>
+                      <w:b w:val="false"/>
+                      <w:bCs w:val="false"/>
+                      <w:sz w:val="21"/>
+                      <w:szCs w:val="21"/>
+                    </w:rPr>
+                    <w:t xml:space="preserve">Write it</w:t>
+                  </w:r>
+                </w:p>
+              </w:tc>
+              <w:tc>
+                <w:tcPr>
+                  <w:tcW w:type="dxa" w:w="2506"/>
+                  <w:tcBorders>
+                    <w:top w:val="single" w:color="B7C2D1" w:sz="4"/>
+                    <w:left w:val="single" w:color="B7C2D1" w:sz="4"/>
+                    <w:bottom w:val="single" w:color="B7C2D1" w:sz="4"/>
+                    <w:right w:val="single" w:color="B7C2D1" w:sz="4"/>
+                  </w:tcBorders>
+                  <w:shd w:fill="FFFFFF" w:color="auto" w:val="clear"/>
+                  <w:tcMar>
+                    <w:top w:type="dxa" w:w="80"/>
+                    <w:left w:type="dxa" w:w="120"/>
+                    <w:bottom w:type="dxa" w:w="80"/>
+                    <w:right w:type="dxa" w:w="120"/>
+                  </w:tcMar>
+                  <w:vAlign w:val="center"/>
+                </w:tcPr>
+                <w:p>
+                  <w:pPr>
+                    <w:spacing w:after="0" w:before="0"/>
+                  </w:pPr>
+                  <w:r>
+                    <w:rPr>
+                      <w:rFonts w:ascii="Arial" w:cs="Arial" w:eastAsia="Arial" w:hAnsi="Arial"/>
+                      <w:b w:val="false"/>
+                      <w:bCs w:val="false"/>
+                      <w:sz w:val="21"/>
+                      <w:szCs w:val="21"/>
+                    </w:rPr>
+                    <w:t xml:space="preserve">3</w:t>
+                  </w:r>
+                </w:p>
+              </w:tc>
+              <w:tc>
+                <w:tcPr>
+                  <w:tcW w:type="dxa" w:w="2506"/>
+                  <w:tcBorders>
+                    <w:top w:val="single" w:color="B7C2D1" w:sz="4"/>
+                    <w:left w:val="single" w:color="B7C2D1" w:sz="4"/>
+                    <w:bottom w:val="single" w:color="B7C2D1" w:sz="4"/>
+                    <w:right w:val="single" w:color="B7C2D1" w:sz="4"/>
+                  </w:tcBorders>
+                  <w:shd w:fill="FFFFFF" w:color="auto" w:val="clear"/>
+                  <w:tcMar>
+                    <w:top w:type="dxa" w:w="80"/>
+                    <w:left w:type="dxa" w:w="120"/>
+                    <w:bottom w:type="dxa" w:w="80"/>
+                    <w:right w:type="dxa" w:w="120"/>
+                  </w:tcMar>
+                  <w:vAlign w:val="center"/>
+                </w:tcPr>
+                <w:p>
+                  <w:pPr>
+                    <w:spacing w:after="0" w:before="0"/>
+                  </w:pPr>
+                  <w:r>
+                    <w:rPr>
+                      <w:rFonts w:ascii="Arial" w:cs="Arial" w:eastAsia="Arial" w:hAnsi="Arial"/>
+                      <w:b w:val="false"/>
+                      <w:bCs w:val="false"/>
+                      <w:sz w:val="21"/>
+                      <w:szCs w:val="21"/>
+                    </w:rPr>
+                    <w:t xml:space="preserve"/>
+                  </w:r>
+                </w:p>
+              </w:tc>
+            </w:tr>
+            <w:tr>
+              <w:trPr>
+                <w:cantSplit/>
+                <w:trHeight w:val="360" w:hRule="atLeast"/>
+              </w:trPr>
+              <w:tc>
+                <w:tcPr>
+                  <w:tcW w:type="dxa" w:w="2506"/>
+                  <w:tcBorders>
+                    <w:top w:val="single" w:color="B7C2D1" w:sz="4"/>
+                    <w:left w:val="single" w:color="B7C2D1" w:sz="4"/>
+                    <w:bottom w:val="single" w:color="B7C2D1" w:sz="4"/>
+                    <w:right w:val="single" w:color="B7C2D1" w:sz="4"/>
+                  </w:tcBorders>
+                  <w:shd w:fill="FFFFFF" w:color="auto" w:val="clear"/>
+                  <w:tcMar>
+                    <w:top w:type="dxa" w:w="80"/>
+                    <w:left w:type="dxa" w:w="120"/>
+                    <w:bottom w:type="dxa" w:w="80"/>
+                    <w:right w:type="dxa" w:w="120"/>
+                  </w:tcMar>
+                  <w:vAlign w:val="center"/>
+                </w:tcPr>
+                <w:p>
+                  <w:pPr>
+                    <w:spacing w:after="0" w:before="0"/>
+                  </w:pPr>
+                  <w:r>
+                    <w:rPr>
+                      <w:rFonts w:ascii="Arial" w:cs="Arial" w:eastAsia="Arial" w:hAnsi="Arial"/>
+                      <w:sz w:val="21"/>
+                      <w:szCs w:val="21"/>
+                    </w:rPr>
+                    <w:t xml:space="preserve">This program should display high, low or skipped. One line is not indented far enough. Find it and put it right.</w:t>
+                  </w:r>
+                </w:p>
+              </w:tc>
+              <w:tc>
+                <w:tcPr>
+                  <w:tcW w:type="dxa" w:w="2506"/>
+                  <w:tcBorders>
+                    <w:top w:val="single" w:color="B7C2D1" w:sz="4"/>
+                    <w:left w:val="single" w:color="B7C2D1" w:sz="4"/>
+                    <w:bottom w:val="single" w:color="B7C2D1" w:sz="4"/>
+                    <w:right w:val="single" w:color="B7C2D1" w:sz="4"/>
+                  </w:tcBorders>
+                  <w:shd w:fill="FFFFFF" w:color="auto" w:val="clear"/>
+                  <w:tcMar>
+                    <w:top w:type="dxa" w:w="80"/>
+                    <w:left w:type="dxa" w:w="120"/>
+                    <w:bottom w:type="dxa" w:w="80"/>
+                    <w:right w:type="dxa" w:w="120"/>
+                  </w:tcMar>
+                  <w:vAlign w:val="center"/>
+                </w:tcPr>
+                <w:p>
+                  <w:pPr>
+                    <w:spacing w:after="0" w:before="0"/>
+                  </w:pPr>
+                  <w:r>
+                    <w:rPr>
+                      <w:rFonts w:ascii="Arial" w:cs="Arial" w:eastAsia="Arial" w:hAnsi="Arial"/>
+                      <w:b w:val="false"/>
+                      <w:bCs w:val="false"/>
+                      <w:sz w:val="21"/>
+                      <w:szCs w:val="21"/>
+                    </w:rPr>
+                    <w:t xml:space="preserve">Fix it</w:t>
+                  </w:r>
+                </w:p>
+              </w:tc>
+              <w:tc>
+                <w:tcPr>
+                  <w:tcW w:type="dxa" w:w="2506"/>
+                  <w:tcBorders>
+                    <w:top w:val="single" w:color="B7C2D1" w:sz="4"/>
+                    <w:left w:val="single" w:color="B7C2D1" w:sz="4"/>
+                    <w:bottom w:val="single" w:color="B7C2D1" w:sz="4"/>
+                    <w:right w:val="single" w:color="B7C2D1" w:sz="4"/>
+                  </w:tcBorders>
+                  <w:shd w:fill="FFFFFF" w:color="auto" w:val="clear"/>
+                  <w:tcMar>
+                    <w:top w:type="dxa" w:w="80"/>
+                    <w:left w:type="dxa" w:w="120"/>
+                    <w:bottom w:type="dxa" w:w="80"/>
+                    <w:right w:type="dxa" w:w="120"/>
+                  </w:tcMar>
+                  <w:vAlign w:val="center"/>
+                </w:tcPr>
+                <w:p>
+                  <w:pPr>
+                    <w:spacing w:after="0" w:before="0"/>
+                  </w:pPr>
+                  <w:r>
+                    <w:rPr>
+                      <w:rFonts w:ascii="Arial" w:cs="Arial" w:eastAsia="Arial" w:hAnsi="Arial"/>
+                      <w:b w:val="false"/>
+                      <w:bCs w:val="false"/>
+                      <w:sz w:val="21"/>
+                      <w:szCs w:val="21"/>
+                    </w:rPr>
+                    <w:t xml:space="preserve">2</w:t>
+                  </w:r>
+                </w:p>
+              </w:tc>
+              <w:tc>
+                <w:tcPr>
+                  <w:tcW w:type="dxa" w:w="2506"/>
+                  <w:tcBorders>
+                    <w:top w:val="single" w:color="B7C2D1" w:sz="4"/>
+                    <w:left w:val="single" w:color="B7C2D1" w:sz="4"/>
+                    <w:bottom w:val="single" w:color="B7C2D1" w:sz="4"/>
+                    <w:right w:val="single" w:color="B7C2D1" w:sz="4"/>
+                  </w:tcBorders>
+                  <w:shd w:fill="FFFFFF" w:color="auto" w:val="clear"/>
+                  <w:tcMar>
+                    <w:top w:type="dxa" w:w="80"/>
+                    <w:left w:type="dxa" w:w="120"/>
+                    <w:bottom w:type="dxa" w:w="80"/>
+                    <w:right w:type="dxa" w:w="120"/>
+                  </w:tcMar>
+                  <w:vAlign w:val="center"/>
+                </w:tcPr>
+                <w:p>
+                  <w:pPr>
+                    <w:spacing w:after="0" w:before="0"/>
+                  </w:pPr>
+                  <w:r>
+                    <w:rPr>
+                      <w:rFonts w:ascii="Arial" w:cs="Arial" w:eastAsia="Arial" w:hAnsi="Arial"/>
+                      <w:b w:val="false"/>
+                      <w:bCs w:val="false"/>
+                      <w:sz w:val="21"/>
+                      <w:szCs w:val="21"/>
+                    </w:rPr>
+                    <w:t xml:space="preserve"/>
+                  </w:r>
+                </w:p>
+              </w:tc>
+            </w:tr>
+            <w:tr>
+              <w:trPr>
+                <w:cantSplit/>
+                <w:trHeight w:val="360" w:hRule="atLeast"/>
+              </w:trPr>
+              <w:tc>
+                <w:tcPr>
+                  <w:tcW w:type="dxa" w:w="2506"/>
+                  <w:tcBorders>
+                    <w:top w:val="single" w:color="B7C2D1" w:sz="4"/>
+                    <w:left w:val="single" w:color="B7C2D1" w:sz="4"/>
+                    <w:bottom w:val="single" w:color="B7C2D1" w:sz="4"/>
+                    <w:right w:val="single" w:color="B7C2D1" w:sz="4"/>
+                  </w:tcBorders>
+                  <w:shd w:fill="FFFFFF" w:color="auto" w:val="clear"/>
+                  <w:tcMar>
+                    <w:top w:type="dxa" w:w="80"/>
+                    <w:left w:type="dxa" w:w="120"/>
+                    <w:bottom w:type="dxa" w:w="80"/>
+                    <w:right w:type="dxa" w:w="120"/>
+                  </w:tcMar>
+                  <w:vAlign w:val="center"/>
+                </w:tcPr>
+                <w:p>
+                  <w:pPr>
+                    <w:spacing w:after="0" w:before="0"/>
+                  </w:pPr>
+                  <w:r>
+                    <w:rPr>
+                      <w:rFonts w:ascii="Arial" w:cs="Arial" w:eastAsia="Arial" w:hAnsi="Arial"/>
+                      <w:sz w:val="21"/>
+                      <w:szCs w:val="21"/>
+                    </w:rPr>
+                    <w:t xml:space="preserve">Ask the user for the word member or the word guest. Then ask for an age as a whole number. A member pays 5 when under 16, and 10 otherwise. A guest pays 8 when under 16, and 15 otherwise. Display the price.</w:t>
+                  </w:r>
+                </w:p>
+              </w:tc>
+              <w:tc>
+                <w:tcPr>
+                  <w:tcW w:type="dxa" w:w="2506"/>
+                  <w:tcBorders>
+                    <w:top w:val="single" w:color="B7C2D1" w:sz="4"/>
+                    <w:left w:val="single" w:color="B7C2D1" w:sz="4"/>
+                    <w:bottom w:val="single" w:color="B7C2D1" w:sz="4"/>
+                    <w:right w:val="single" w:color="B7C2D1" w:sz="4"/>
+                  </w:tcBorders>
+                  <w:shd w:fill="FFFFFF" w:color="auto" w:val="clear"/>
+                  <w:tcMar>
+                    <w:top w:type="dxa" w:w="80"/>
+                    <w:left w:type="dxa" w:w="120"/>
+                    <w:bottom w:type="dxa" w:w="80"/>
+                    <w:right w:type="dxa" w:w="120"/>
+                  </w:tcMar>
+                  <w:vAlign w:val="center"/>
+                </w:tcPr>
+                <w:p>
+                  <w:pPr>
+                    <w:spacing w:after="0" w:before="0"/>
+                  </w:pPr>
+                  <w:r>
+                    <w:rPr>
+                      <w:rFonts w:ascii="Arial" w:cs="Arial" w:eastAsia="Arial" w:hAnsi="Arial"/>
+                      <w:b w:val="false"/>
+                      <w:bCs w:val="false"/>
+                      <w:sz w:val="21"/>
+                      <w:szCs w:val="21"/>
+                    </w:rPr>
+                    <w:t xml:space="preserve">Write it</w:t>
+                  </w:r>
+                </w:p>
+              </w:tc>
+              <w:tc>
+                <w:tcPr>
+                  <w:tcW w:type="dxa" w:w="2506"/>
+                  <w:tcBorders>
+                    <w:top w:val="single" w:color="B7C2D1" w:sz="4"/>
+                    <w:left w:val="single" w:color="B7C2D1" w:sz="4"/>
+                    <w:bottom w:val="single" w:color="B7C2D1" w:sz="4"/>
+                    <w:right w:val="single" w:color="B7C2D1" w:sz="4"/>
+                  </w:tcBorders>
+                  <w:shd w:fill="FFFFFF" w:color="auto" w:val="clear"/>
+                  <w:tcMar>
+                    <w:top w:type="dxa" w:w="80"/>
+                    <w:left w:type="dxa" w:w="120"/>
+                    <w:bottom w:type="dxa" w:w="80"/>
+                    <w:right w:type="dxa" w:w="120"/>
+                  </w:tcMar>
+                  <w:vAlign w:val="center"/>
+                </w:tcPr>
+                <w:p>
+                  <w:pPr>
+                    <w:spacing w:after="0" w:before="0"/>
+                  </w:pPr>
+                  <w:r>
+                    <w:rPr>
+                      <w:rFonts w:ascii="Arial" w:cs="Arial" w:eastAsia="Arial" w:hAnsi="Arial"/>
+                      <w:b w:val="false"/>
+                      <w:bCs w:val="false"/>
+                      <w:sz w:val="21"/>
+                      <w:szCs w:val="21"/>
+                    </w:rPr>
+                    <w:t xml:space="preserve">3</w:t>
+                  </w:r>
+                </w:p>
+              </w:tc>
+              <w:tc>
+                <w:tcPr>
+                  <w:tcW w:type="dxa" w:w="2506"/>
+                  <w:tcBorders>
+                    <w:top w:val="single" w:color="B7C2D1" w:sz="4"/>
+                    <w:left w:val="single" w:color="B7C2D1" w:sz="4"/>
+                    <w:bottom w:val="single" w:color="B7C2D1" w:sz="4"/>
+                    <w:right w:val="single" w:color="B7C2D1" w:sz="4"/>
+                  </w:tcBorders>
+                  <w:shd w:fill="FFFFFF" w:color="auto" w:val="clear"/>
+                  <w:tcMar>
+                    <w:top w:type="dxa" w:w="80"/>
+                    <w:left w:type="dxa" w:w="120"/>
+                    <w:bottom w:type="dxa" w:w="80"/>
+                    <w:right w:type="dxa" w:w="120"/>
+                  </w:tcMar>
+                  <w:vAlign w:val="center"/>
+                </w:tcPr>
+                <w:p>
+                  <w:pPr>
+                    <w:spacing w:after="0" w:before="0"/>
+                  </w:pPr>
+                  <w:r>
+                    <w:rPr>
+                      <w:rFonts w:ascii="Arial" w:cs="Arial" w:eastAsia="Arial" w:hAnsi="Arial"/>
+                      <w:b w:val="false"/>
+                      <w:bCs w:val="false"/>
+                      <w:sz w:val="21"/>
+                      <w:szCs w:val="21"/>
+                    </w:rPr>
+                    <w:t xml:space="preserve"/>
+                  </w:r>
+                </w:p>
+              </w:tc>
+            </w:tr>
+            <w:tr>
+              <w:trPr>
+                <w:cantSplit/>
+                <w:trHeight w:val="360" w:hRule="atLeast"/>
+              </w:trPr>
+              <w:tc>
+                <w:tcPr>
+                  <w:tcW w:type="dxa" w:w="2506"/>
+                  <w:tcBorders>
+                    <w:top w:val="single" w:color="B7C2D1" w:sz="4"/>
+                    <w:left w:val="single" w:color="B7C2D1" w:sz="4"/>
+                    <w:bottom w:val="single" w:color="B7C2D1" w:sz="4"/>
+                    <w:right w:val="single" w:color="B7C2D1" w:sz="4"/>
+                  </w:tcBorders>
+                  <w:shd w:fill="FFFFFF" w:color="auto" w:val="clear"/>
+                  <w:tcMar>
+                    <w:top w:type="dxa" w:w="80"/>
+                    <w:left w:type="dxa" w:w="120"/>
+                    <w:bottom w:type="dxa" w:w="80"/>
+                    <w:right w:type="dxa" w:w="120"/>
+                  </w:tcMar>
+                  <w:vAlign w:val="center"/>
+                </w:tcPr>
+                <w:p>
+                  <w:pPr>
+                    <w:spacing w:after="0" w:before="0"/>
+                  </w:pPr>
+                  <w:r>
+                    <w:rPr>
+                      <w:rFonts w:ascii="Arial" w:cs="Arial" w:eastAsia="Arial" w:hAnsi="Arial"/>
+                      <w:sz w:val="21"/>
+                      <w:szCs w:val="21"/>
+                    </w:rPr>
+                    <w:t xml:space="preserve">Ask the user for a whole number. Then ask for a second whole number. Then ask for a third whole number. Work out which of them is the largest. Display that number and nothing else.</w:t>
+                  </w:r>
+                </w:p>
+              </w:tc>
+              <w:tc>
+                <w:tcPr>
+                  <w:tcW w:type="dxa" w:w="2506"/>
+                  <w:tcBorders>
+                    <w:top w:val="single" w:color="B7C2D1" w:sz="4"/>
+                    <w:left w:val="single" w:color="B7C2D1" w:sz="4"/>
+                    <w:bottom w:val="single" w:color="B7C2D1" w:sz="4"/>
+                    <w:right w:val="single" w:color="B7C2D1" w:sz="4"/>
+                  </w:tcBorders>
+                  <w:shd w:fill="FFFFFF" w:color="auto" w:val="clear"/>
+                  <w:tcMar>
+                    <w:top w:type="dxa" w:w="80"/>
+                    <w:left w:type="dxa" w:w="120"/>
+                    <w:bottom w:type="dxa" w:w="80"/>
+                    <w:right w:type="dxa" w:w="120"/>
+                  </w:tcMar>
+                  <w:vAlign w:val="center"/>
+                </w:tcPr>
+                <w:p>
+                  <w:pPr>
+                    <w:spacing w:after="0" w:before="0"/>
+                  </w:pPr>
+                  <w:r>
+                    <w:rPr>
+                      <w:rFonts w:ascii="Arial" w:cs="Arial" w:eastAsia="Arial" w:hAnsi="Arial"/>
+                      <w:b w:val="false"/>
+                      <w:bCs w:val="false"/>
+                      <w:sz w:val="21"/>
+                      <w:szCs w:val="21"/>
+                    </w:rPr>
+                    <w:t xml:space="preserve">Challenge (optional)</w:t>
+                  </w:r>
+                </w:p>
+              </w:tc>
+              <w:tc>
+                <w:tcPr>
+                  <w:tcW w:type="dxa" w:w="2506"/>
+                  <w:tcBorders>
+                    <w:top w:val="single" w:color="B7C2D1" w:sz="4"/>
+                    <w:left w:val="single" w:color="B7C2D1" w:sz="4"/>
+                    <w:bottom w:val="single" w:color="B7C2D1" w:sz="4"/>
+                    <w:right w:val="single" w:color="B7C2D1" w:sz="4"/>
+                  </w:tcBorders>
+                  <w:shd w:fill="FFFFFF" w:color="auto" w:val="clear"/>
+                  <w:tcMar>
+                    <w:top w:type="dxa" w:w="80"/>
+                    <w:left w:type="dxa" w:w="120"/>
+                    <w:bottom w:type="dxa" w:w="80"/>
+                    <w:right w:type="dxa" w:w="120"/>
+                  </w:tcMar>
+                  <w:vAlign w:val="center"/>
+                </w:tcPr>
+                <w:p>
+                  <w:pPr>
+                    <w:spacing w:after="0" w:before="0"/>
+                  </w:pPr>
+                  <w:r>
+                    <w:rPr>
+                      <w:rFonts w:ascii="Arial" w:cs="Arial" w:eastAsia="Arial" w:hAnsi="Arial"/>
+                      <w:b w:val="false"/>
+                      <w:bCs w:val="false"/>
+                      <w:sz w:val="21"/>
+                      <w:szCs w:val="21"/>
+                    </w:rPr>
+                    <w:t xml:space="preserve">3</w:t>
+                  </w:r>
+                </w:p>
+              </w:tc>
+              <w:tc>
+                <w:tcPr>
+                  <w:tcW w:type="dxa" w:w="2506"/>
                   <w:tcBorders>
                     <w:top w:val="single" w:color="B7C2D1" w:sz="4"/>
                     <w:left w:val="single" w:color="B7C2D1" w:sz="4"/>
@@ -6037,7 +10438,7 @@
                 <w:sz w:val="21"/>
                 <w:szCs w:val="21"/>
               </w:rPr>
-              <w:t xml:space="preserve">Plan the one you found hardest: inputs, what happens to them, what is printed.</w:t>
+              <w:t xml:space="preserve">Plan the one you found hardest: what is typed in, what happens to it, what is displayed.</w:t>
             </w:r>
           </w:p>
           <w:tbl>
@@ -6463,12 +10864,12 @@
                 <w:sz w:val="21"/>
                 <w:szCs w:val="21"/>
               </w:rPr>
-              <w:t xml:space="preserve">Tick each one off as its tests pass in the editor</w:t>
+              <w:t xml:space="preserve">Tick each one off as you finish it in the editor</w:t>
             </w:r>
           </w:p>
           <w:tbl>
             <w:tblPr>
-              <w:tblW w:type="dxa" w:w="10026"/>
+              <w:tblW w:type="dxa" w:w="10024"/>
               <w:tblBorders>
                 <w:top w:val="single" w:color="auto" w:sz="4"/>
                 <w:left w:val="single" w:color="auto" w:sz="4"/>
@@ -6479,9 +10880,10 @@
               </w:tblBorders>
             </w:tblPr>
             <w:tblGrid>
-              <w:gridCol w:w="3342"/>
-              <w:gridCol w:w="3342"/>
-              <w:gridCol w:w="3342"/>
+              <w:gridCol w:w="2506"/>
+              <w:gridCol w:w="2506"/>
+              <w:gridCol w:w="2506"/>
+              <w:gridCol w:w="2506"/>
             </w:tblGrid>
             <w:tr>
               <w:trPr>
@@ -6490,7 +10892,7 @@
               </w:trPr>
               <w:tc>
                 <w:tcPr>
-                  <w:tcW w:type="dxa" w:w="3342"/>
+                  <w:tcW w:type="dxa" w:w="2506"/>
                   <w:tcBorders>
                     <w:top w:val="single" w:color="B7C2D1" w:sz="4"/>
                     <w:left w:val="single" w:color="B7C2D1" w:sz="4"/>
@@ -6518,13 +10920,13 @@
                       <w:sz w:val="20"/>
                       <w:szCs w:val="20"/>
                     </w:rPr>
-                    <w:t xml:space="preserve">Program</w:t>
-                  </w:r>
-                </w:p>
-              </w:tc>
-              <w:tc>
-                <w:tcPr>
-                  <w:tcW w:type="dxa" w:w="3342"/>
+                    <w:t xml:space="preserve">Activity</w:t>
+                  </w:r>
+                </w:p>
+              </w:tc>
+              <w:tc>
+                <w:tcPr>
+                  <w:tcW w:type="dxa" w:w="2506"/>
                   <w:tcBorders>
                     <w:top w:val="single" w:color="B7C2D1" w:sz="4"/>
                     <w:left w:val="single" w:color="B7C2D1" w:sz="4"/>
@@ -6552,13 +10954,47 @@
                       <w:sz w:val="20"/>
                       <w:szCs w:val="20"/>
                     </w:rPr>
+                    <w:t xml:space="preserve">What to do</w:t>
+                  </w:r>
+                </w:p>
+              </w:tc>
+              <w:tc>
+                <w:tcPr>
+                  <w:tcW w:type="dxa" w:w="2506"/>
+                  <w:tcBorders>
+                    <w:top w:val="single" w:color="B7C2D1" w:sz="4"/>
+                    <w:left w:val="single" w:color="B7C2D1" w:sz="4"/>
+                    <w:bottom w:val="single" w:color="B7C2D1" w:sz="4"/>
+                    <w:right w:val="single" w:color="B7C2D1" w:sz="4"/>
+                  </w:tcBorders>
+                  <w:shd w:fill="E6ECF5" w:color="auto" w:val="clear"/>
+                  <w:tcMar>
+                    <w:top w:type="dxa" w:w="80"/>
+                    <w:left w:type="dxa" w:w="120"/>
+                    <w:bottom w:type="dxa" w:w="80"/>
+                    <w:right w:type="dxa" w:w="120"/>
+                  </w:tcMar>
+                  <w:vAlign w:val="center"/>
+                </w:tcPr>
+                <w:p>
+                  <w:pPr>
+                    <w:spacing w:after="0" w:before="0"/>
+                  </w:pPr>
+                  <w:r>
+                    <w:rPr>
+                      <w:rFonts w:ascii="Arial" w:cs="Arial" w:eastAsia="Arial" w:hAnsi="Arial"/>
+                      <w:b/>
+                      <w:bCs/>
+                      <w:sz w:val="20"/>
+                      <w:szCs w:val="20"/>
+                    </w:rPr>
                     <w:t xml:space="preserve">Marks</w:t>
                   </w:r>
                 </w:p>
               </w:tc>
               <w:tc>
                 <w:tcPr>
-                  <w:tcW w:type="dxa" w:w="3342"/>
+                  <w:tcW w:type="dxa" w:w="2506"/>
                   <w:tcBorders>
                     <w:top w:val="single" w:color="B7C2D1" w:sz="4"/>
                     <w:left w:val="single" w:color="B7C2D1" w:sz="4"/>
@@ -6598,73 +11034,107 @@
               </w:trPr>
               <w:tc>
                 <w:tcPr>
-                  <w:tcW w:type="dxa" w:w="3342"/>
-                  <w:tcBorders>
-                    <w:top w:val="single" w:color="B7C2D1" w:sz="4"/>
-                    <w:left w:val="single" w:color="B7C2D1" w:sz="4"/>
-                    <w:bottom w:val="single" w:color="B7C2D1" w:sz="4"/>
-                    <w:right w:val="single" w:color="B7C2D1" w:sz="4"/>
-                  </w:tcBorders>
-                  <w:shd w:fill="FFFFFF" w:color="auto" w:val="clear"/>
-                  <w:tcMar>
-                    <w:top w:type="dxa" w:w="80"/>
-                    <w:left w:type="dxa" w:w="120"/>
-                    <w:bottom w:type="dxa" w:w="80"/>
-                    <w:right w:type="dxa" w:w="120"/>
-                  </w:tcMar>
-                  <w:vAlign w:val="center"/>
-                </w:tcPr>
-                <w:p>
-                  <w:pPr>
-                    <w:spacing w:after="0" w:before="0"/>
-                  </w:pPr>
-                  <w:r>
-                    <w:rPr>
-                      <w:rFonts w:ascii="Arial" w:cs="Arial" w:eastAsia="Arial" w:hAnsi="Arial"/>
-                      <w:sz w:val="21"/>
-                      <w:szCs w:val="21"/>
-                    </w:rPr>
-                    <w:t xml:space="preserve">Ask the user for a whole number. Display [number]. Then display even on the next line when it divides exactly by 2. Display odd on the next line when it does not.</w:t>
-                  </w:r>
-                </w:p>
-              </w:tc>
-              <w:tc>
-                <w:tcPr>
-                  <w:tcW w:type="dxa" w:w="3342"/>
-                  <w:tcBorders>
-                    <w:top w:val="single" w:color="B7C2D1" w:sz="4"/>
-                    <w:left w:val="single" w:color="B7C2D1" w:sz="4"/>
-                    <w:bottom w:val="single" w:color="B7C2D1" w:sz="4"/>
-                    <w:right w:val="single" w:color="B7C2D1" w:sz="4"/>
-                  </w:tcBorders>
-                  <w:shd w:fill="FFFFFF" w:color="auto" w:val="clear"/>
-                  <w:tcMar>
-                    <w:top w:type="dxa" w:w="80"/>
-                    <w:left w:type="dxa" w:w="120"/>
-                    <w:bottom w:type="dxa" w:w="80"/>
-                    <w:right w:type="dxa" w:w="120"/>
-                  </w:tcMar>
-                  <w:vAlign w:val="center"/>
-                </w:tcPr>
-                <w:p>
-                  <w:pPr>
-                    <w:spacing w:after="0" w:before="0"/>
-                  </w:pPr>
-                  <w:r>
-                    <w:rPr>
-                      <w:rFonts w:ascii="Arial" w:cs="Arial" w:eastAsia="Arial" w:hAnsi="Arial"/>
-                      <w:b w:val="false"/>
-                      <w:bCs w:val="false"/>
-                      <w:sz w:val="21"/>
-                      <w:szCs w:val="21"/>
-                    </w:rPr>
-                    <w:t xml:space="preserve">3</w:t>
-                  </w:r>
-                </w:p>
-              </w:tc>
-              <w:tc>
-                <w:tcPr>
-                  <w:tcW w:type="dxa" w:w="3342"/>
+                  <w:tcW w:type="dxa" w:w="2506"/>
+                  <w:tcBorders>
+                    <w:top w:val="single" w:color="B7C2D1" w:sz="4"/>
+                    <w:left w:val="single" w:color="B7C2D1" w:sz="4"/>
+                    <w:bottom w:val="single" w:color="B7C2D1" w:sz="4"/>
+                    <w:right w:val="single" w:color="B7C2D1" w:sz="4"/>
+                  </w:tcBorders>
+                  <w:shd w:fill="FFFFFF" w:color="auto" w:val="clear"/>
+                  <w:tcMar>
+                    <w:top w:type="dxa" w:w="80"/>
+                    <w:left w:type="dxa" w:w="120"/>
+                    <w:bottom w:type="dxa" w:w="80"/>
+                    <w:right w:type="dxa" w:w="120"/>
+                  </w:tcMar>
+                  <w:vAlign w:val="center"/>
+                </w:tcPr>
+                <w:p>
+                  <w:pPr>
+                    <w:spacing w:after="0" w:before="0"/>
+                  </w:pPr>
+                  <w:r>
+                    <w:rPr>
+                      <w:rFonts w:ascii="Arial" w:cs="Arial" w:eastAsia="Arial" w:hAnsi="Arial"/>
+                      <w:sz w:val="21"/>
+                      <w:szCs w:val="21"/>
+                    </w:rPr>
+                    <w:t xml:space="preserve">Press Run. Then change the 14 to a 9 and Run again.</w:t>
+                  </w:r>
+                </w:p>
+              </w:tc>
+              <w:tc>
+                <w:tcPr>
+                  <w:tcW w:type="dxa" w:w="2506"/>
+                  <w:tcBorders>
+                    <w:top w:val="single" w:color="B7C2D1" w:sz="4"/>
+                    <w:left w:val="single" w:color="B7C2D1" w:sz="4"/>
+                    <w:bottom w:val="single" w:color="B7C2D1" w:sz="4"/>
+                    <w:right w:val="single" w:color="B7C2D1" w:sz="4"/>
+                  </w:tcBorders>
+                  <w:shd w:fill="FFFFFF" w:color="auto" w:val="clear"/>
+                  <w:tcMar>
+                    <w:top w:type="dxa" w:w="80"/>
+                    <w:left w:type="dxa" w:w="120"/>
+                    <w:bottom w:type="dxa" w:w="80"/>
+                    <w:right w:type="dxa" w:w="120"/>
+                  </w:tcMar>
+                  <w:vAlign w:val="center"/>
+                </w:tcPr>
+                <w:p>
+                  <w:pPr>
+                    <w:spacing w:after="0" w:before="0"/>
+                  </w:pPr>
+                  <w:r>
+                    <w:rPr>
+                      <w:rFonts w:ascii="Arial" w:cs="Arial" w:eastAsia="Arial" w:hAnsi="Arial"/>
+                      <w:b w:val="false"/>
+                      <w:bCs w:val="false"/>
+                      <w:sz w:val="21"/>
+                      <w:szCs w:val="21"/>
+                    </w:rPr>
+                    <w:t xml:space="preserve">Run it</w:t>
+                  </w:r>
+                </w:p>
+              </w:tc>
+              <w:tc>
+                <w:tcPr>
+                  <w:tcW w:type="dxa" w:w="2506"/>
+                  <w:tcBorders>
+                    <w:top w:val="single" w:color="B7C2D1" w:sz="4"/>
+                    <w:left w:val="single" w:color="B7C2D1" w:sz="4"/>
+                    <w:bottom w:val="single" w:color="B7C2D1" w:sz="4"/>
+                    <w:right w:val="single" w:color="B7C2D1" w:sz="4"/>
+                  </w:tcBorders>
+                  <w:shd w:fill="FFFFFF" w:color="auto" w:val="clear"/>
+                  <w:tcMar>
+                    <w:top w:type="dxa" w:w="80"/>
+                    <w:left w:type="dxa" w:w="120"/>
+                    <w:bottom w:type="dxa" w:w="80"/>
+                    <w:right w:type="dxa" w:w="120"/>
+                  </w:tcMar>
+                  <w:vAlign w:val="center"/>
+                </w:tcPr>
+                <w:p>
+                  <w:pPr>
+                    <w:spacing w:after="0" w:before="0"/>
+                  </w:pPr>
+                  <w:r>
+                    <w:rPr>
+                      <w:rFonts w:ascii="Arial" w:cs="Arial" w:eastAsia="Arial" w:hAnsi="Arial"/>
+                      <w:b w:val="false"/>
+                      <w:bCs w:val="false"/>
+                      <w:sz w:val="21"/>
+                      <w:szCs w:val="21"/>
+                    </w:rPr>
+                    <w:t xml:space="preserve">1</w:t>
+                  </w:r>
+                </w:p>
+              </w:tc>
+              <w:tc>
+                <w:tcPr>
+                  <w:tcW w:type="dxa" w:w="2506"/>
                   <w:tcBorders>
                     <w:top w:val="single" w:color="B7C2D1" w:sz="4"/>
                     <w:left w:val="single" w:color="B7C2D1" w:sz="4"/>
@@ -6704,73 +11174,107 @@
               </w:trPr>
               <w:tc>
                 <w:tcPr>
-                  <w:tcW w:type="dxa" w:w="3342"/>
-                  <w:tcBorders>
-                    <w:top w:val="single" w:color="B7C2D1" w:sz="4"/>
-                    <w:left w:val="single" w:color="B7C2D1" w:sz="4"/>
-                    <w:bottom w:val="single" w:color="B7C2D1" w:sz="4"/>
-                    <w:right w:val="single" w:color="B7C2D1" w:sz="4"/>
-                  </w:tcBorders>
-                  <w:shd w:fill="FFFFFF" w:color="auto" w:val="clear"/>
-                  <w:tcMar>
-                    <w:top w:type="dxa" w:w="80"/>
-                    <w:left w:type="dxa" w:w="120"/>
-                    <w:bottom w:type="dxa" w:w="80"/>
-                    <w:right w:type="dxa" w:w="120"/>
-                  </w:tcMar>
-                  <w:vAlign w:val="center"/>
-                </w:tcPr>
-                <w:p>
-                  <w:pPr>
-                    <w:spacing w:after="0" w:before="0"/>
-                  </w:pPr>
-                  <w:r>
-                    <w:rPr>
-                      <w:rFonts w:ascii="Arial" w:cs="Arial" w:eastAsia="Arial" w:hAnsi="Arial"/>
-                      <w:sz w:val="21"/>
-                      <w:szCs w:val="21"/>
-                    </w:rPr>
-                    <w:t xml:space="preserve">Ask the user for a whole number. Then ask for a second whole number. When the second is 0, display cannot divide. Otherwise divide the first by the second. Then display [answer].</w:t>
-                  </w:r>
-                </w:p>
-              </w:tc>
-              <w:tc>
-                <w:tcPr>
-                  <w:tcW w:type="dxa" w:w="3342"/>
-                  <w:tcBorders>
-                    <w:top w:val="single" w:color="B7C2D1" w:sz="4"/>
-                    <w:left w:val="single" w:color="B7C2D1" w:sz="4"/>
-                    <w:bottom w:val="single" w:color="B7C2D1" w:sz="4"/>
-                    <w:right w:val="single" w:color="B7C2D1" w:sz="4"/>
-                  </w:tcBorders>
-                  <w:shd w:fill="FFFFFF" w:color="auto" w:val="clear"/>
-                  <w:tcMar>
-                    <w:top w:type="dxa" w:w="80"/>
-                    <w:left w:type="dxa" w:w="120"/>
-                    <w:bottom w:type="dxa" w:w="80"/>
-                    <w:right w:type="dxa" w:w="120"/>
-                  </w:tcMar>
-                  <w:vAlign w:val="center"/>
-                </w:tcPr>
-                <w:p>
-                  <w:pPr>
-                    <w:spacing w:after="0" w:before="0"/>
-                  </w:pPr>
-                  <w:r>
-                    <w:rPr>
-                      <w:rFonts w:ascii="Arial" w:cs="Arial" w:eastAsia="Arial" w:hAnsi="Arial"/>
-                      <w:b w:val="false"/>
-                      <w:bCs w:val="false"/>
-                      <w:sz w:val="21"/>
-                      <w:szCs w:val="21"/>
-                    </w:rPr>
-                    <w:t xml:space="preserve">3</w:t>
-                  </w:r>
-                </w:p>
-              </w:tc>
-              <w:tc>
-                <w:tcPr>
-                  <w:tcW w:type="dxa" w:w="3342"/>
+                  <w:tcW w:type="dxa" w:w="2506"/>
+                  <w:tcBorders>
+                    <w:top w:val="single" w:color="B7C2D1" w:sz="4"/>
+                    <w:left w:val="single" w:color="B7C2D1" w:sz="4"/>
+                    <w:bottom w:val="single" w:color="B7C2D1" w:sz="4"/>
+                    <w:right w:val="single" w:color="B7C2D1" w:sz="4"/>
+                  </w:tcBorders>
+                  <w:shd w:fill="FFFFFF" w:color="auto" w:val="clear"/>
+                  <w:tcMar>
+                    <w:top w:type="dxa" w:w="80"/>
+                    <w:left w:type="dxa" w:w="120"/>
+                    <w:bottom w:type="dxa" w:w="80"/>
+                    <w:right w:type="dxa" w:w="120"/>
+                  </w:tcMar>
+                  <w:vAlign w:val="center"/>
+                </w:tcPr>
+                <w:p>
+                  <w:pPr>
+                    <w:spacing w:after="0" w:before="0"/>
+                  </w:pPr>
+                  <w:r>
+                    <w:rPr>
+                      <w:rFonts w:ascii="Arial" w:cs="Arial" w:eastAsia="Arial" w:hAnsi="Arial"/>
+                      <w:sz w:val="21"/>
+                      <w:szCs w:val="21"/>
+                    </w:rPr>
+                    <w:t xml:space="preserve">What will this program display?</w:t>
+                  </w:r>
+                </w:p>
+              </w:tc>
+              <w:tc>
+                <w:tcPr>
+                  <w:tcW w:type="dxa" w:w="2506"/>
+                  <w:tcBorders>
+                    <w:top w:val="single" w:color="B7C2D1" w:sz="4"/>
+                    <w:left w:val="single" w:color="B7C2D1" w:sz="4"/>
+                    <w:bottom w:val="single" w:color="B7C2D1" w:sz="4"/>
+                    <w:right w:val="single" w:color="B7C2D1" w:sz="4"/>
+                  </w:tcBorders>
+                  <w:shd w:fill="FFFFFF" w:color="auto" w:val="clear"/>
+                  <w:tcMar>
+                    <w:top w:type="dxa" w:w="80"/>
+                    <w:left w:type="dxa" w:w="120"/>
+                    <w:bottom w:type="dxa" w:w="80"/>
+                    <w:right w:type="dxa" w:w="120"/>
+                  </w:tcMar>
+                  <w:vAlign w:val="center"/>
+                </w:tcPr>
+                <w:p>
+                  <w:pPr>
+                    <w:spacing w:after="0" w:before="0"/>
+                  </w:pPr>
+                  <w:r>
+                    <w:rPr>
+                      <w:rFonts w:ascii="Arial" w:cs="Arial" w:eastAsia="Arial" w:hAnsi="Arial"/>
+                      <w:b w:val="false"/>
+                      <w:bCs w:val="false"/>
+                      <w:sz w:val="21"/>
+                      <w:szCs w:val="21"/>
+                    </w:rPr>
+                    <w:t xml:space="preserve">Predict</w:t>
+                  </w:r>
+                </w:p>
+              </w:tc>
+              <w:tc>
+                <w:tcPr>
+                  <w:tcW w:type="dxa" w:w="2506"/>
+                  <w:tcBorders>
+                    <w:top w:val="single" w:color="B7C2D1" w:sz="4"/>
+                    <w:left w:val="single" w:color="B7C2D1" w:sz="4"/>
+                    <w:bottom w:val="single" w:color="B7C2D1" w:sz="4"/>
+                    <w:right w:val="single" w:color="B7C2D1" w:sz="4"/>
+                  </w:tcBorders>
+                  <w:shd w:fill="FFFFFF" w:color="auto" w:val="clear"/>
+                  <w:tcMar>
+                    <w:top w:type="dxa" w:w="80"/>
+                    <w:left w:type="dxa" w:w="120"/>
+                    <w:bottom w:type="dxa" w:w="80"/>
+                    <w:right w:type="dxa" w:w="120"/>
+                  </w:tcMar>
+                  <w:vAlign w:val="center"/>
+                </w:tcPr>
+                <w:p>
+                  <w:pPr>
+                    <w:spacing w:after="0" w:before="0"/>
+                  </w:pPr>
+                  <w:r>
+                    <w:rPr>
+                      <w:rFonts w:ascii="Arial" w:cs="Arial" w:eastAsia="Arial" w:hAnsi="Arial"/>
+                      <w:b w:val="false"/>
+                      <w:bCs w:val="false"/>
+                      <w:sz w:val="21"/>
+                      <w:szCs w:val="21"/>
+                    </w:rPr>
+                    <w:t xml:space="preserve">1</w:t>
+                  </w:r>
+                </w:p>
+              </w:tc>
+              <w:tc>
+                <w:tcPr>
+                  <w:tcW w:type="dxa" w:w="2506"/>
                   <w:tcBorders>
                     <w:top w:val="single" w:color="B7C2D1" w:sz="4"/>
                     <w:left w:val="single" w:color="B7C2D1" w:sz="4"/>
@@ -6810,73 +11314,107 @@
               </w:trPr>
               <w:tc>
                 <w:tcPr>
-                  <w:tcW w:type="dxa" w:w="3342"/>
-                  <w:tcBorders>
-                    <w:top w:val="single" w:color="B7C2D1" w:sz="4"/>
-                    <w:left w:val="single" w:color="B7C2D1" w:sz="4"/>
-                    <w:bottom w:val="single" w:color="B7C2D1" w:sz="4"/>
-                    <w:right w:val="single" w:color="B7C2D1" w:sz="4"/>
-                  </w:tcBorders>
-                  <w:shd w:fill="FFFFFF" w:color="auto" w:val="clear"/>
-                  <w:tcMar>
-                    <w:top w:type="dxa" w:w="80"/>
-                    <w:left w:type="dxa" w:w="120"/>
-                    <w:bottom w:type="dxa" w:w="80"/>
-                    <w:right w:type="dxa" w:w="120"/>
-                  </w:tcMar>
-                  <w:vAlign w:val="center"/>
-                </w:tcPr>
-                <w:p>
-                  <w:pPr>
-                    <w:spacing w:after="0" w:before="0"/>
-                  </w:pPr>
-                  <w:r>
-                    <w:rPr>
-                      <w:rFonts w:ascii="Arial" w:cs="Arial" w:eastAsia="Arial" w:hAnsi="Arial"/>
-                      <w:sz w:val="21"/>
-                      <w:szCs w:val="21"/>
-                    </w:rPr>
-                    <w:t xml:space="preserve">Ask the user for a whole number. Then ask for a second whole number. Then ask for a third whole number. Display all the same when all three are equal. Display two the same when exactly two of them are equal. Display all different when no two are equal.</w:t>
-                  </w:r>
-                </w:p>
-              </w:tc>
-              <w:tc>
-                <w:tcPr>
-                  <w:tcW w:type="dxa" w:w="3342"/>
-                  <w:tcBorders>
-                    <w:top w:val="single" w:color="B7C2D1" w:sz="4"/>
-                    <w:left w:val="single" w:color="B7C2D1" w:sz="4"/>
-                    <w:bottom w:val="single" w:color="B7C2D1" w:sz="4"/>
-                    <w:right w:val="single" w:color="B7C2D1" w:sz="4"/>
-                  </w:tcBorders>
-                  <w:shd w:fill="FFFFFF" w:color="auto" w:val="clear"/>
-                  <w:tcMar>
-                    <w:top w:type="dxa" w:w="80"/>
-                    <w:left w:type="dxa" w:w="120"/>
-                    <w:bottom w:type="dxa" w:w="80"/>
-                    <w:right w:type="dxa" w:w="120"/>
-                  </w:tcMar>
-                  <w:vAlign w:val="center"/>
-                </w:tcPr>
-                <w:p>
-                  <w:pPr>
-                    <w:spacing w:after="0" w:before="0"/>
-                  </w:pPr>
-                  <w:r>
-                    <w:rPr>
-                      <w:rFonts w:ascii="Arial" w:cs="Arial" w:eastAsia="Arial" w:hAnsi="Arial"/>
-                      <w:b w:val="false"/>
-                      <w:bCs w:val="false"/>
-                      <w:sz w:val="21"/>
-                      <w:szCs w:val="21"/>
-                    </w:rPr>
-                    <w:t xml:space="preserve">3</w:t>
-                  </w:r>
-                </w:p>
-              </w:tc>
-              <w:tc>
-                <w:tcPr>
-                  <w:tcW w:type="dxa" w:w="3342"/>
+                  <w:tcW w:type="dxa" w:w="2506"/>
+                  <w:tcBorders>
+                    <w:top w:val="single" w:color="B7C2D1" w:sz="4"/>
+                    <w:left w:val="single" w:color="B7C2D1" w:sz="4"/>
+                    <w:bottom w:val="single" w:color="B7C2D1" w:sz="4"/>
+                    <w:right w:val="single" w:color="B7C2D1" w:sz="4"/>
+                  </w:tcBorders>
+                  <w:shd w:fill="FFFFFF" w:color="auto" w:val="clear"/>
+                  <w:tcMar>
+                    <w:top w:type="dxa" w:w="80"/>
+                    <w:left w:type="dxa" w:w="120"/>
+                    <w:bottom w:type="dxa" w:w="80"/>
+                    <w:right w:type="dxa" w:w="120"/>
+                  </w:tcMar>
+                  <w:vAlign w:val="center"/>
+                </w:tcPr>
+                <w:p>
+                  <w:pPr>
+                    <w:spacing w:after="0" w:before="0"/>
+                  </w:pPr>
+                  <w:r>
+                    <w:rPr>
+                      <w:rFonts w:ascii="Arial" w:cs="Arial" w:eastAsia="Arial" w:hAnsi="Arial"/>
+                      <w:sz w:val="21"/>
+                      <w:szCs w:val="21"/>
+                    </w:rPr>
+                    <w:t xml:space="preserve">Change the program so a temperature of exactly 30 counts as hot.</w:t>
+                  </w:r>
+                </w:p>
+              </w:tc>
+              <w:tc>
+                <w:tcPr>
+                  <w:tcW w:type="dxa" w:w="2506"/>
+                  <w:tcBorders>
+                    <w:top w:val="single" w:color="B7C2D1" w:sz="4"/>
+                    <w:left w:val="single" w:color="B7C2D1" w:sz="4"/>
+                    <w:bottom w:val="single" w:color="B7C2D1" w:sz="4"/>
+                    <w:right w:val="single" w:color="B7C2D1" w:sz="4"/>
+                  </w:tcBorders>
+                  <w:shd w:fill="FFFFFF" w:color="auto" w:val="clear"/>
+                  <w:tcMar>
+                    <w:top w:type="dxa" w:w="80"/>
+                    <w:left w:type="dxa" w:w="120"/>
+                    <w:bottom w:type="dxa" w:w="80"/>
+                    <w:right w:type="dxa" w:w="120"/>
+                  </w:tcMar>
+                  <w:vAlign w:val="center"/>
+                </w:tcPr>
+                <w:p>
+                  <w:pPr>
+                    <w:spacing w:after="0" w:before="0"/>
+                  </w:pPr>
+                  <w:r>
+                    <w:rPr>
+                      <w:rFonts w:ascii="Arial" w:cs="Arial" w:eastAsia="Arial" w:hAnsi="Arial"/>
+                      <w:b w:val="false"/>
+                      <w:bCs w:val="false"/>
+                      <w:sz w:val="21"/>
+                      <w:szCs w:val="21"/>
+                    </w:rPr>
+                    <w:t xml:space="preserve">Change it</w:t>
+                  </w:r>
+                </w:p>
+              </w:tc>
+              <w:tc>
+                <w:tcPr>
+                  <w:tcW w:type="dxa" w:w="2506"/>
+                  <w:tcBorders>
+                    <w:top w:val="single" w:color="B7C2D1" w:sz="4"/>
+                    <w:left w:val="single" w:color="B7C2D1" w:sz="4"/>
+                    <w:bottom w:val="single" w:color="B7C2D1" w:sz="4"/>
+                    <w:right w:val="single" w:color="B7C2D1" w:sz="4"/>
+                  </w:tcBorders>
+                  <w:shd w:fill="FFFFFF" w:color="auto" w:val="clear"/>
+                  <w:tcMar>
+                    <w:top w:type="dxa" w:w="80"/>
+                    <w:left w:type="dxa" w:w="120"/>
+                    <w:bottom w:type="dxa" w:w="80"/>
+                    <w:right w:type="dxa" w:w="120"/>
+                  </w:tcMar>
+                  <w:vAlign w:val="center"/>
+                </w:tcPr>
+                <w:p>
+                  <w:pPr>
+                    <w:spacing w:after="0" w:before="0"/>
+                  </w:pPr>
+                  <w:r>
+                    <w:rPr>
+                      <w:rFonts w:ascii="Arial" w:cs="Arial" w:eastAsia="Arial" w:hAnsi="Arial"/>
+                      <w:b w:val="false"/>
+                      <w:bCs w:val="false"/>
+                      <w:sz w:val="21"/>
+                      <w:szCs w:val="21"/>
+                    </w:rPr>
+                    <w:t xml:space="preserve">1</w:t>
+                  </w:r>
+                </w:p>
+              </w:tc>
+              <w:tc>
+                <w:tcPr>
+                  <w:tcW w:type="dxa" w:w="2506"/>
                   <w:tcBorders>
                     <w:top w:val="single" w:color="B7C2D1" w:sz="4"/>
                     <w:left w:val="single" w:color="B7C2D1" w:sz="4"/>
@@ -6916,39 +11454,213 @@
               </w:trPr>
               <w:tc>
                 <w:tcPr>
-                  <w:tcW w:type="dxa" w:w="3342"/>
-                  <w:tcBorders>
-                    <w:top w:val="single" w:color="B7C2D1" w:sz="4"/>
-                    <w:left w:val="single" w:color="B7C2D1" w:sz="4"/>
-                    <w:bottom w:val="single" w:color="B7C2D1" w:sz="4"/>
-                    <w:right w:val="single" w:color="B7C2D1" w:sz="4"/>
-                  </w:tcBorders>
-                  <w:shd w:fill="FFFFFF" w:color="auto" w:val="clear"/>
-                  <w:tcMar>
-                    <w:top w:type="dxa" w:w="80"/>
-                    <w:left w:type="dxa" w:w="120"/>
-                    <w:bottom w:type="dxa" w:w="80"/>
-                    <w:right w:type="dxa" w:w="120"/>
-                  </w:tcMar>
-                  <w:vAlign w:val="center"/>
-                </w:tcPr>
-                <w:p>
-                  <w:pPr>
-                    <w:spacing w:after="0" w:before="0"/>
-                  </w:pPr>
-                  <w:r>
-                    <w:rPr>
-                      <w:rFonts w:ascii="Arial" w:cs="Arial" w:eastAsia="Arial" w:hAnsi="Arial"/>
-                      <w:sz w:val="21"/>
-                      <w:szCs w:val="21"/>
-                    </w:rPr>
-                    <w:t xml:space="preserve">Ask the user for a whole number. Then ask for a second whole number. Then ask for a third whole number. Display top when all three are 9 or more. Display high when they add up to 24 or more. Display middle when they add up to 18 or more. Display low for anything else.</w:t>
-                  </w:r>
-                </w:p>
-              </w:tc>
-              <w:tc>
-                <w:tcPr>
-                  <w:tcW w:type="dxa" w:w="3342"/>
+                  <w:tcW w:type="dxa" w:w="2506"/>
+                  <w:tcBorders>
+                    <w:top w:val="single" w:color="B7C2D1" w:sz="4"/>
+                    <w:left w:val="single" w:color="B7C2D1" w:sz="4"/>
+                    <w:bottom w:val="single" w:color="B7C2D1" w:sz="4"/>
+                    <w:right w:val="single" w:color="B7C2D1" w:sz="4"/>
+                  </w:tcBorders>
+                  <w:shd w:fill="FFFFFF" w:color="auto" w:val="clear"/>
+                  <w:tcMar>
+                    <w:top w:type="dxa" w:w="80"/>
+                    <w:left w:type="dxa" w:w="120"/>
+                    <w:bottom w:type="dxa" w:w="80"/>
+                    <w:right w:type="dxa" w:w="120"/>
+                  </w:tcMar>
+                  <w:vAlign w:val="center"/>
+                </w:tcPr>
+                <w:p>
+                  <w:pPr>
+                    <w:spacing w:after="0" w:before="0"/>
+                  </w:pPr>
+                  <w:r>
+                    <w:rPr>
+                      <w:rFonts w:ascii="Arial" w:cs="Arial" w:eastAsia="Arial" w:hAnsi="Arial"/>
+                      <w:sz w:val="21"/>
+                      <w:szCs w:val="21"/>
+                    </w:rPr>
+                    <w:t xml:space="preserve">Finish the program so it divides the first number by the second.</w:t>
+                  </w:r>
+                </w:p>
+              </w:tc>
+              <w:tc>
+                <w:tcPr>
+                  <w:tcW w:type="dxa" w:w="2506"/>
+                  <w:tcBorders>
+                    <w:top w:val="single" w:color="B7C2D1" w:sz="4"/>
+                    <w:left w:val="single" w:color="B7C2D1" w:sz="4"/>
+                    <w:bottom w:val="single" w:color="B7C2D1" w:sz="4"/>
+                    <w:right w:val="single" w:color="B7C2D1" w:sz="4"/>
+                  </w:tcBorders>
+                  <w:shd w:fill="FFFFFF" w:color="auto" w:val="clear"/>
+                  <w:tcMar>
+                    <w:top w:type="dxa" w:w="80"/>
+                    <w:left w:type="dxa" w:w="120"/>
+                    <w:bottom w:type="dxa" w:w="80"/>
+                    <w:right w:type="dxa" w:w="120"/>
+                  </w:tcMar>
+                  <w:vAlign w:val="center"/>
+                </w:tcPr>
+                <w:p>
+                  <w:pPr>
+                    <w:spacing w:after="0" w:before="0"/>
+                  </w:pPr>
+                  <w:r>
+                    <w:rPr>
+                      <w:rFonts w:ascii="Arial" w:cs="Arial" w:eastAsia="Arial" w:hAnsi="Arial"/>
+                      <w:b w:val="false"/>
+                      <w:bCs w:val="false"/>
+                      <w:sz w:val="21"/>
+                      <w:szCs w:val="21"/>
+                    </w:rPr>
+                    <w:t xml:space="preserve">Complete it</w:t>
+                  </w:r>
+                </w:p>
+              </w:tc>
+              <w:tc>
+                <w:tcPr>
+                  <w:tcW w:type="dxa" w:w="2506"/>
+                  <w:tcBorders>
+                    <w:top w:val="single" w:color="B7C2D1" w:sz="4"/>
+                    <w:left w:val="single" w:color="B7C2D1" w:sz="4"/>
+                    <w:bottom w:val="single" w:color="B7C2D1" w:sz="4"/>
+                    <w:right w:val="single" w:color="B7C2D1" w:sz="4"/>
+                  </w:tcBorders>
+                  <w:shd w:fill="FFFFFF" w:color="auto" w:val="clear"/>
+                  <w:tcMar>
+                    <w:top w:type="dxa" w:w="80"/>
+                    <w:left w:type="dxa" w:w="120"/>
+                    <w:bottom w:type="dxa" w:w="80"/>
+                    <w:right w:type="dxa" w:w="120"/>
+                  </w:tcMar>
+                  <w:vAlign w:val="center"/>
+                </w:tcPr>
+                <w:p>
+                  <w:pPr>
+                    <w:spacing w:after="0" w:before="0"/>
+                  </w:pPr>
+                  <w:r>
+                    <w:rPr>
+                      <w:rFonts w:ascii="Arial" w:cs="Arial" w:eastAsia="Arial" w:hAnsi="Arial"/>
+                      <w:b w:val="false"/>
+                      <w:bCs w:val="false"/>
+                      <w:sz w:val="21"/>
+                      <w:szCs w:val="21"/>
+                    </w:rPr>
+                    <w:t xml:space="preserve">2</w:t>
+                  </w:r>
+                </w:p>
+              </w:tc>
+              <w:tc>
+                <w:tcPr>
+                  <w:tcW w:type="dxa" w:w="2506"/>
+                  <w:tcBorders>
+                    <w:top w:val="single" w:color="B7C2D1" w:sz="4"/>
+                    <w:left w:val="single" w:color="B7C2D1" w:sz="4"/>
+                    <w:bottom w:val="single" w:color="B7C2D1" w:sz="4"/>
+                    <w:right w:val="single" w:color="B7C2D1" w:sz="4"/>
+                  </w:tcBorders>
+                  <w:shd w:fill="FFFFFF" w:color="auto" w:val="clear"/>
+                  <w:tcMar>
+                    <w:top w:type="dxa" w:w="80"/>
+                    <w:left w:type="dxa" w:w="120"/>
+                    <w:bottom w:type="dxa" w:w="80"/>
+                    <w:right w:type="dxa" w:w="120"/>
+                  </w:tcMar>
+                  <w:vAlign w:val="center"/>
+                </w:tcPr>
+                <w:p>
+                  <w:pPr>
+                    <w:spacing w:after="0" w:before="0"/>
+                  </w:pPr>
+                  <w:r>
+                    <w:rPr>
+                      <w:rFonts w:ascii="Arial" w:cs="Arial" w:eastAsia="Arial" w:hAnsi="Arial"/>
+                      <w:b w:val="false"/>
+                      <w:bCs w:val="false"/>
+                      <w:sz w:val="21"/>
+                      <w:szCs w:val="21"/>
+                    </w:rPr>
+                    <w:t xml:space="preserve"/>
+                  </w:r>
+                </w:p>
+              </w:tc>
+            </w:tr>
+            <w:tr>
+              <w:trPr>
+                <w:cantSplit/>
+                <w:trHeight w:val="360" w:hRule="atLeast"/>
+              </w:trPr>
+              <w:tc>
+                <w:tcPr>
+                  <w:tcW w:type="dxa" w:w="2506"/>
+                  <w:tcBorders>
+                    <w:top w:val="single" w:color="B7C2D1" w:sz="4"/>
+                    <w:left w:val="single" w:color="B7C2D1" w:sz="4"/>
+                    <w:bottom w:val="single" w:color="B7C2D1" w:sz="4"/>
+                    <w:right w:val="single" w:color="B7C2D1" w:sz="4"/>
+                  </w:tcBorders>
+                  <w:shd w:fill="FFFFFF" w:color="auto" w:val="clear"/>
+                  <w:tcMar>
+                    <w:top w:type="dxa" w:w="80"/>
+                    <w:left w:type="dxa" w:w="120"/>
+                    <w:bottom w:type="dxa" w:w="80"/>
+                    <w:right w:type="dxa" w:w="120"/>
+                  </w:tcMar>
+                  <w:vAlign w:val="center"/>
+                </w:tcPr>
+                <w:p>
+                  <w:pPr>
+                    <w:spacing w:after="0" w:before="0"/>
+                  </w:pPr>
+                  <w:r>
+                    <w:rPr>
+                      <w:rFonts w:ascii="Arial" w:cs="Arial" w:eastAsia="Arial" w:hAnsi="Arial"/>
+                      <w:sz w:val="21"/>
+                      <w:szCs w:val="21"/>
+                    </w:rPr>
+                    <w:t xml:space="preserve">Ask the user for a whole number. Display that number. Then display even on the next line when it divides exactly by 2. Display odd on the next line when it does not.</w:t>
+                  </w:r>
+                </w:p>
+              </w:tc>
+              <w:tc>
+                <w:tcPr>
+                  <w:tcW w:type="dxa" w:w="2506"/>
+                  <w:tcBorders>
+                    <w:top w:val="single" w:color="B7C2D1" w:sz="4"/>
+                    <w:left w:val="single" w:color="B7C2D1" w:sz="4"/>
+                    <w:bottom w:val="single" w:color="B7C2D1" w:sz="4"/>
+                    <w:right w:val="single" w:color="B7C2D1" w:sz="4"/>
+                  </w:tcBorders>
+                  <w:shd w:fill="FFFFFF" w:color="auto" w:val="clear"/>
+                  <w:tcMar>
+                    <w:top w:type="dxa" w:w="80"/>
+                    <w:left w:type="dxa" w:w="120"/>
+                    <w:bottom w:type="dxa" w:w="80"/>
+                    <w:right w:type="dxa" w:w="120"/>
+                  </w:tcMar>
+                  <w:vAlign w:val="center"/>
+                </w:tcPr>
+                <w:p>
+                  <w:pPr>
+                    <w:spacing w:after="0" w:before="0"/>
+                  </w:pPr>
+                  <w:r>
+                    <w:rPr>
+                      <w:rFonts w:ascii="Arial" w:cs="Arial" w:eastAsia="Arial" w:hAnsi="Arial"/>
+                      <w:b w:val="false"/>
+                      <w:bCs w:val="false"/>
+                      <w:sz w:val="21"/>
+                      <w:szCs w:val="21"/>
+                    </w:rPr>
+                    <w:t xml:space="preserve">Write it</w:t>
+                  </w:r>
+                </w:p>
+              </w:tc>
+              <w:tc>
+                <w:tcPr>
+                  <w:tcW w:type="dxa" w:w="2506"/>
                   <w:tcBorders>
                     <w:top w:val="single" w:color="B7C2D1" w:sz="4"/>
                     <w:left w:val="single" w:color="B7C2D1" w:sz="4"/>
@@ -6982,7 +11694,567 @@
               </w:tc>
               <w:tc>
                 <w:tcPr>
-                  <w:tcW w:type="dxa" w:w="3342"/>
+                  <w:tcW w:type="dxa" w:w="2506"/>
+                  <w:tcBorders>
+                    <w:top w:val="single" w:color="B7C2D1" w:sz="4"/>
+                    <w:left w:val="single" w:color="B7C2D1" w:sz="4"/>
+                    <w:bottom w:val="single" w:color="B7C2D1" w:sz="4"/>
+                    <w:right w:val="single" w:color="B7C2D1" w:sz="4"/>
+                  </w:tcBorders>
+                  <w:shd w:fill="FFFFFF" w:color="auto" w:val="clear"/>
+                  <w:tcMar>
+                    <w:top w:type="dxa" w:w="80"/>
+                    <w:left w:type="dxa" w:w="120"/>
+                    <w:bottom w:type="dxa" w:w="80"/>
+                    <w:right w:type="dxa" w:w="120"/>
+                  </w:tcMar>
+                  <w:vAlign w:val="center"/>
+                </w:tcPr>
+                <w:p>
+                  <w:pPr>
+                    <w:spacing w:after="0" w:before="0"/>
+                  </w:pPr>
+                  <w:r>
+                    <w:rPr>
+                      <w:rFonts w:ascii="Arial" w:cs="Arial" w:eastAsia="Arial" w:hAnsi="Arial"/>
+                      <w:b w:val="false"/>
+                      <w:bCs w:val="false"/>
+                      <w:sz w:val="21"/>
+                      <w:szCs w:val="21"/>
+                    </w:rPr>
+                    <w:t xml:space="preserve"/>
+                  </w:r>
+                </w:p>
+              </w:tc>
+            </w:tr>
+            <w:tr>
+              <w:trPr>
+                <w:cantSplit/>
+                <w:trHeight w:val="360" w:hRule="atLeast"/>
+              </w:trPr>
+              <w:tc>
+                <w:tcPr>
+                  <w:tcW w:type="dxa" w:w="2506"/>
+                  <w:tcBorders>
+                    <w:top w:val="single" w:color="B7C2D1" w:sz="4"/>
+                    <w:left w:val="single" w:color="B7C2D1" w:sz="4"/>
+                    <w:bottom w:val="single" w:color="B7C2D1" w:sz="4"/>
+                    <w:right w:val="single" w:color="B7C2D1" w:sz="4"/>
+                  </w:tcBorders>
+                  <w:shd w:fill="FFFFFF" w:color="auto" w:val="clear"/>
+                  <w:tcMar>
+                    <w:top w:type="dxa" w:w="80"/>
+                    <w:left w:type="dxa" w:w="120"/>
+                    <w:bottom w:type="dxa" w:w="80"/>
+                    <w:right w:type="dxa" w:w="120"/>
+                  </w:tcMar>
+                  <w:vAlign w:val="center"/>
+                </w:tcPr>
+                <w:p>
+                  <w:pPr>
+                    <w:spacing w:after="0" w:before="0"/>
+                  </w:pPr>
+                  <w:r>
+                    <w:rPr>
+                      <w:rFonts w:ascii="Arial" w:cs="Arial" w:eastAsia="Arial" w:hAnsi="Arial"/>
+                      <w:sz w:val="21"/>
+                      <w:szCs w:val="21"/>
+                    </w:rPr>
+                    <w:t xml:space="preserve">Ask the user for a whole number of marks scored. Then ask for the total marks available. Work out the percentage scored, rounded to a whole number. Display the line Score: [percentage]%. Then display pass on the next line when the percentage is 50 or more, or fail on the next line when it is less.</w:t>
+                  </w:r>
+                </w:p>
+              </w:tc>
+              <w:tc>
+                <w:tcPr>
+                  <w:tcW w:type="dxa" w:w="2506"/>
+                  <w:tcBorders>
+                    <w:top w:val="single" w:color="B7C2D1" w:sz="4"/>
+                    <w:left w:val="single" w:color="B7C2D1" w:sz="4"/>
+                    <w:bottom w:val="single" w:color="B7C2D1" w:sz="4"/>
+                    <w:right w:val="single" w:color="B7C2D1" w:sz="4"/>
+                  </w:tcBorders>
+                  <w:shd w:fill="FFFFFF" w:color="auto" w:val="clear"/>
+                  <w:tcMar>
+                    <w:top w:type="dxa" w:w="80"/>
+                    <w:left w:type="dxa" w:w="120"/>
+                    <w:bottom w:type="dxa" w:w="80"/>
+                    <w:right w:type="dxa" w:w="120"/>
+                  </w:tcMar>
+                  <w:vAlign w:val="center"/>
+                </w:tcPr>
+                <w:p>
+                  <w:pPr>
+                    <w:spacing w:after="0" w:before="0"/>
+                  </w:pPr>
+                  <w:r>
+                    <w:rPr>
+                      <w:rFonts w:ascii="Arial" w:cs="Arial" w:eastAsia="Arial" w:hAnsi="Arial"/>
+                      <w:b w:val="false"/>
+                      <w:bCs w:val="false"/>
+                      <w:sz w:val="21"/>
+                      <w:szCs w:val="21"/>
+                    </w:rPr>
+                    <w:t xml:space="preserve">Write it</w:t>
+                  </w:r>
+                </w:p>
+              </w:tc>
+              <w:tc>
+                <w:tcPr>
+                  <w:tcW w:type="dxa" w:w="2506"/>
+                  <w:tcBorders>
+                    <w:top w:val="single" w:color="B7C2D1" w:sz="4"/>
+                    <w:left w:val="single" w:color="B7C2D1" w:sz="4"/>
+                    <w:bottom w:val="single" w:color="B7C2D1" w:sz="4"/>
+                    <w:right w:val="single" w:color="B7C2D1" w:sz="4"/>
+                  </w:tcBorders>
+                  <w:shd w:fill="FFFFFF" w:color="auto" w:val="clear"/>
+                  <w:tcMar>
+                    <w:top w:type="dxa" w:w="80"/>
+                    <w:left w:type="dxa" w:w="120"/>
+                    <w:bottom w:type="dxa" w:w="80"/>
+                    <w:right w:type="dxa" w:w="120"/>
+                  </w:tcMar>
+                  <w:vAlign w:val="center"/>
+                </w:tcPr>
+                <w:p>
+                  <w:pPr>
+                    <w:spacing w:after="0" w:before="0"/>
+                  </w:pPr>
+                  <w:r>
+                    <w:rPr>
+                      <w:rFonts w:ascii="Arial" w:cs="Arial" w:eastAsia="Arial" w:hAnsi="Arial"/>
+                      <w:b w:val="false"/>
+                      <w:bCs w:val="false"/>
+                      <w:sz w:val="21"/>
+                      <w:szCs w:val="21"/>
+                    </w:rPr>
+                    <w:t xml:space="preserve">3</w:t>
+                  </w:r>
+                </w:p>
+              </w:tc>
+              <w:tc>
+                <w:tcPr>
+                  <w:tcW w:type="dxa" w:w="2506"/>
+                  <w:tcBorders>
+                    <w:top w:val="single" w:color="B7C2D1" w:sz="4"/>
+                    <w:left w:val="single" w:color="B7C2D1" w:sz="4"/>
+                    <w:bottom w:val="single" w:color="B7C2D1" w:sz="4"/>
+                    <w:right w:val="single" w:color="B7C2D1" w:sz="4"/>
+                  </w:tcBorders>
+                  <w:shd w:fill="FFFFFF" w:color="auto" w:val="clear"/>
+                  <w:tcMar>
+                    <w:top w:type="dxa" w:w="80"/>
+                    <w:left w:type="dxa" w:w="120"/>
+                    <w:bottom w:type="dxa" w:w="80"/>
+                    <w:right w:type="dxa" w:w="120"/>
+                  </w:tcMar>
+                  <w:vAlign w:val="center"/>
+                </w:tcPr>
+                <w:p>
+                  <w:pPr>
+                    <w:spacing w:after="0" w:before="0"/>
+                  </w:pPr>
+                  <w:r>
+                    <w:rPr>
+                      <w:rFonts w:ascii="Arial" w:cs="Arial" w:eastAsia="Arial" w:hAnsi="Arial"/>
+                      <w:b w:val="false"/>
+                      <w:bCs w:val="false"/>
+                      <w:sz w:val="21"/>
+                      <w:szCs w:val="21"/>
+                    </w:rPr>
+                    <w:t xml:space="preserve"/>
+                  </w:r>
+                </w:p>
+              </w:tc>
+            </w:tr>
+            <w:tr>
+              <w:trPr>
+                <w:cantSplit/>
+                <w:trHeight w:val="360" w:hRule="atLeast"/>
+              </w:trPr>
+              <w:tc>
+                <w:tcPr>
+                  <w:tcW w:type="dxa" w:w="2506"/>
+                  <w:tcBorders>
+                    <w:top w:val="single" w:color="B7C2D1" w:sz="4"/>
+                    <w:left w:val="single" w:color="B7C2D1" w:sz="4"/>
+                    <w:bottom w:val="single" w:color="B7C2D1" w:sz="4"/>
+                    <w:right w:val="single" w:color="B7C2D1" w:sz="4"/>
+                  </w:tcBorders>
+                  <w:shd w:fill="FFFFFF" w:color="auto" w:val="clear"/>
+                  <w:tcMar>
+                    <w:top w:type="dxa" w:w="80"/>
+                    <w:left w:type="dxa" w:w="120"/>
+                    <w:bottom w:type="dxa" w:w="80"/>
+                    <w:right w:type="dxa" w:w="120"/>
+                  </w:tcMar>
+                  <w:vAlign w:val="center"/>
+                </w:tcPr>
+                <w:p>
+                  <w:pPr>
+                    <w:spacing w:after="0" w:before="0"/>
+                  </w:pPr>
+                  <w:r>
+                    <w:rPr>
+                      <w:rFonts w:ascii="Arial" w:cs="Arial" w:eastAsia="Arial" w:hAnsi="Arial"/>
+                      <w:sz w:val="21"/>
+                      <w:szCs w:val="21"/>
+                    </w:rPr>
+                    <w:t xml:space="preserve">This program should display distinction for 70 or more, pass for 40 or more and fail for anything less. A high mark gives the wrong word. Find the mistake and put it right.</w:t>
+                  </w:r>
+                </w:p>
+              </w:tc>
+              <w:tc>
+                <w:tcPr>
+                  <w:tcW w:type="dxa" w:w="2506"/>
+                  <w:tcBorders>
+                    <w:top w:val="single" w:color="B7C2D1" w:sz="4"/>
+                    <w:left w:val="single" w:color="B7C2D1" w:sz="4"/>
+                    <w:bottom w:val="single" w:color="B7C2D1" w:sz="4"/>
+                    <w:right w:val="single" w:color="B7C2D1" w:sz="4"/>
+                  </w:tcBorders>
+                  <w:shd w:fill="FFFFFF" w:color="auto" w:val="clear"/>
+                  <w:tcMar>
+                    <w:top w:type="dxa" w:w="80"/>
+                    <w:left w:type="dxa" w:w="120"/>
+                    <w:bottom w:type="dxa" w:w="80"/>
+                    <w:right w:type="dxa" w:w="120"/>
+                  </w:tcMar>
+                  <w:vAlign w:val="center"/>
+                </w:tcPr>
+                <w:p>
+                  <w:pPr>
+                    <w:spacing w:after="0" w:before="0"/>
+                  </w:pPr>
+                  <w:r>
+                    <w:rPr>
+                      <w:rFonts w:ascii="Arial" w:cs="Arial" w:eastAsia="Arial" w:hAnsi="Arial"/>
+                      <w:b w:val="false"/>
+                      <w:bCs w:val="false"/>
+                      <w:sz w:val="21"/>
+                      <w:szCs w:val="21"/>
+                    </w:rPr>
+                    <w:t xml:space="preserve">Fix it</w:t>
+                  </w:r>
+                </w:p>
+              </w:tc>
+              <w:tc>
+                <w:tcPr>
+                  <w:tcW w:type="dxa" w:w="2506"/>
+                  <w:tcBorders>
+                    <w:top w:val="single" w:color="B7C2D1" w:sz="4"/>
+                    <w:left w:val="single" w:color="B7C2D1" w:sz="4"/>
+                    <w:bottom w:val="single" w:color="B7C2D1" w:sz="4"/>
+                    <w:right w:val="single" w:color="B7C2D1" w:sz="4"/>
+                  </w:tcBorders>
+                  <w:shd w:fill="FFFFFF" w:color="auto" w:val="clear"/>
+                  <w:tcMar>
+                    <w:top w:type="dxa" w:w="80"/>
+                    <w:left w:type="dxa" w:w="120"/>
+                    <w:bottom w:type="dxa" w:w="80"/>
+                    <w:right w:type="dxa" w:w="120"/>
+                  </w:tcMar>
+                  <w:vAlign w:val="center"/>
+                </w:tcPr>
+                <w:p>
+                  <w:pPr>
+                    <w:spacing w:after="0" w:before="0"/>
+                  </w:pPr>
+                  <w:r>
+                    <w:rPr>
+                      <w:rFonts w:ascii="Arial" w:cs="Arial" w:eastAsia="Arial" w:hAnsi="Arial"/>
+                      <w:b w:val="false"/>
+                      <w:bCs w:val="false"/>
+                      <w:sz w:val="21"/>
+                      <w:szCs w:val="21"/>
+                    </w:rPr>
+                    <w:t xml:space="preserve">2</w:t>
+                  </w:r>
+                </w:p>
+              </w:tc>
+              <w:tc>
+                <w:tcPr>
+                  <w:tcW w:type="dxa" w:w="2506"/>
+                  <w:tcBorders>
+                    <w:top w:val="single" w:color="B7C2D1" w:sz="4"/>
+                    <w:left w:val="single" w:color="B7C2D1" w:sz="4"/>
+                    <w:bottom w:val="single" w:color="B7C2D1" w:sz="4"/>
+                    <w:right w:val="single" w:color="B7C2D1" w:sz="4"/>
+                  </w:tcBorders>
+                  <w:shd w:fill="FFFFFF" w:color="auto" w:val="clear"/>
+                  <w:tcMar>
+                    <w:top w:type="dxa" w:w="80"/>
+                    <w:left w:type="dxa" w:w="120"/>
+                    <w:bottom w:type="dxa" w:w="80"/>
+                    <w:right w:type="dxa" w:w="120"/>
+                  </w:tcMar>
+                  <w:vAlign w:val="center"/>
+                </w:tcPr>
+                <w:p>
+                  <w:pPr>
+                    <w:spacing w:after="0" w:before="0"/>
+                  </w:pPr>
+                  <w:r>
+                    <w:rPr>
+                      <w:rFonts w:ascii="Arial" w:cs="Arial" w:eastAsia="Arial" w:hAnsi="Arial"/>
+                      <w:b w:val="false"/>
+                      <w:bCs w:val="false"/>
+                      <w:sz w:val="21"/>
+                      <w:szCs w:val="21"/>
+                    </w:rPr>
+                    <w:t xml:space="preserve"/>
+                  </w:r>
+                </w:p>
+              </w:tc>
+            </w:tr>
+            <w:tr>
+              <w:trPr>
+                <w:cantSplit/>
+                <w:trHeight w:val="360" w:hRule="atLeast"/>
+              </w:trPr>
+              <w:tc>
+                <w:tcPr>
+                  <w:tcW w:type="dxa" w:w="2506"/>
+                  <w:tcBorders>
+                    <w:top w:val="single" w:color="B7C2D1" w:sz="4"/>
+                    <w:left w:val="single" w:color="B7C2D1" w:sz="4"/>
+                    <w:bottom w:val="single" w:color="B7C2D1" w:sz="4"/>
+                    <w:right w:val="single" w:color="B7C2D1" w:sz="4"/>
+                  </w:tcBorders>
+                  <w:shd w:fill="FFFFFF" w:color="auto" w:val="clear"/>
+                  <w:tcMar>
+                    <w:top w:type="dxa" w:w="80"/>
+                    <w:left w:type="dxa" w:w="120"/>
+                    <w:bottom w:type="dxa" w:w="80"/>
+                    <w:right w:type="dxa" w:w="120"/>
+                  </w:tcMar>
+                  <w:vAlign w:val="center"/>
+                </w:tcPr>
+                <w:p>
+                  <w:pPr>
+                    <w:spacing w:after="0" w:before="0"/>
+                  </w:pPr>
+                  <w:r>
+                    <w:rPr>
+                      <w:rFonts w:ascii="Arial" w:cs="Arial" w:eastAsia="Arial" w:hAnsi="Arial"/>
+                      <w:sz w:val="21"/>
+                      <w:szCs w:val="21"/>
+                    </w:rPr>
+                    <w:t xml:space="preserve">Ask the user for the word in or the word out. Then ask for a temperature as a whole number. For in, display warm when the temperature is 18 or more, and cold when it is less. For out, display fine when the temperature is from 10 to 25, and not fine when it is outside that.</w:t>
+                  </w:r>
+                </w:p>
+              </w:tc>
+              <w:tc>
+                <w:tcPr>
+                  <w:tcW w:type="dxa" w:w="2506"/>
+                  <w:tcBorders>
+                    <w:top w:val="single" w:color="B7C2D1" w:sz="4"/>
+                    <w:left w:val="single" w:color="B7C2D1" w:sz="4"/>
+                    <w:bottom w:val="single" w:color="B7C2D1" w:sz="4"/>
+                    <w:right w:val="single" w:color="B7C2D1" w:sz="4"/>
+                  </w:tcBorders>
+                  <w:shd w:fill="FFFFFF" w:color="auto" w:val="clear"/>
+                  <w:tcMar>
+                    <w:top w:type="dxa" w:w="80"/>
+                    <w:left w:type="dxa" w:w="120"/>
+                    <w:bottom w:type="dxa" w:w="80"/>
+                    <w:right w:type="dxa" w:w="120"/>
+                  </w:tcMar>
+                  <w:vAlign w:val="center"/>
+                </w:tcPr>
+                <w:p>
+                  <w:pPr>
+                    <w:spacing w:after="0" w:before="0"/>
+                  </w:pPr>
+                  <w:r>
+                    <w:rPr>
+                      <w:rFonts w:ascii="Arial" w:cs="Arial" w:eastAsia="Arial" w:hAnsi="Arial"/>
+                      <w:b w:val="false"/>
+                      <w:bCs w:val="false"/>
+                      <w:sz w:val="21"/>
+                      <w:szCs w:val="21"/>
+                    </w:rPr>
+                    <w:t xml:space="preserve">Write it</w:t>
+                  </w:r>
+                </w:p>
+              </w:tc>
+              <w:tc>
+                <w:tcPr>
+                  <w:tcW w:type="dxa" w:w="2506"/>
+                  <w:tcBorders>
+                    <w:top w:val="single" w:color="B7C2D1" w:sz="4"/>
+                    <w:left w:val="single" w:color="B7C2D1" w:sz="4"/>
+                    <w:bottom w:val="single" w:color="B7C2D1" w:sz="4"/>
+                    <w:right w:val="single" w:color="B7C2D1" w:sz="4"/>
+                  </w:tcBorders>
+                  <w:shd w:fill="FFFFFF" w:color="auto" w:val="clear"/>
+                  <w:tcMar>
+                    <w:top w:type="dxa" w:w="80"/>
+                    <w:left w:type="dxa" w:w="120"/>
+                    <w:bottom w:type="dxa" w:w="80"/>
+                    <w:right w:type="dxa" w:w="120"/>
+                  </w:tcMar>
+                  <w:vAlign w:val="center"/>
+                </w:tcPr>
+                <w:p>
+                  <w:pPr>
+                    <w:spacing w:after="0" w:before="0"/>
+                  </w:pPr>
+                  <w:r>
+                    <w:rPr>
+                      <w:rFonts w:ascii="Arial" w:cs="Arial" w:eastAsia="Arial" w:hAnsi="Arial"/>
+                      <w:b w:val="false"/>
+                      <w:bCs w:val="false"/>
+                      <w:sz w:val="21"/>
+                      <w:szCs w:val="21"/>
+                    </w:rPr>
+                    <w:t xml:space="preserve">3</w:t>
+                  </w:r>
+                </w:p>
+              </w:tc>
+              <w:tc>
+                <w:tcPr>
+                  <w:tcW w:type="dxa" w:w="2506"/>
+                  <w:tcBorders>
+                    <w:top w:val="single" w:color="B7C2D1" w:sz="4"/>
+                    <w:left w:val="single" w:color="B7C2D1" w:sz="4"/>
+                    <w:bottom w:val="single" w:color="B7C2D1" w:sz="4"/>
+                    <w:right w:val="single" w:color="B7C2D1" w:sz="4"/>
+                  </w:tcBorders>
+                  <w:shd w:fill="FFFFFF" w:color="auto" w:val="clear"/>
+                  <w:tcMar>
+                    <w:top w:type="dxa" w:w="80"/>
+                    <w:left w:type="dxa" w:w="120"/>
+                    <w:bottom w:type="dxa" w:w="80"/>
+                    <w:right w:type="dxa" w:w="120"/>
+                  </w:tcMar>
+                  <w:vAlign w:val="center"/>
+                </w:tcPr>
+                <w:p>
+                  <w:pPr>
+                    <w:spacing w:after="0" w:before="0"/>
+                  </w:pPr>
+                  <w:r>
+                    <w:rPr>
+                      <w:rFonts w:ascii="Arial" w:cs="Arial" w:eastAsia="Arial" w:hAnsi="Arial"/>
+                      <w:b w:val="false"/>
+                      <w:bCs w:val="false"/>
+                      <w:sz w:val="21"/>
+                      <w:szCs w:val="21"/>
+                    </w:rPr>
+                    <w:t xml:space="preserve"/>
+                  </w:r>
+                </w:p>
+              </w:tc>
+            </w:tr>
+            <w:tr>
+              <w:trPr>
+                <w:cantSplit/>
+                <w:trHeight w:val="360" w:hRule="atLeast"/>
+              </w:trPr>
+              <w:tc>
+                <w:tcPr>
+                  <w:tcW w:type="dxa" w:w="2506"/>
+                  <w:tcBorders>
+                    <w:top w:val="single" w:color="B7C2D1" w:sz="4"/>
+                    <w:left w:val="single" w:color="B7C2D1" w:sz="4"/>
+                    <w:bottom w:val="single" w:color="B7C2D1" w:sz="4"/>
+                    <w:right w:val="single" w:color="B7C2D1" w:sz="4"/>
+                  </w:tcBorders>
+                  <w:shd w:fill="FFFFFF" w:color="auto" w:val="clear"/>
+                  <w:tcMar>
+                    <w:top w:type="dxa" w:w="80"/>
+                    <w:left w:type="dxa" w:w="120"/>
+                    <w:bottom w:type="dxa" w:w="80"/>
+                    <w:right w:type="dxa" w:w="120"/>
+                  </w:tcMar>
+                  <w:vAlign w:val="center"/>
+                </w:tcPr>
+                <w:p>
+                  <w:pPr>
+                    <w:spacing w:after="0" w:before="0"/>
+                  </w:pPr>
+                  <w:r>
+                    <w:rPr>
+                      <w:rFonts w:ascii="Arial" w:cs="Arial" w:eastAsia="Arial" w:hAnsi="Arial"/>
+                      <w:sz w:val="21"/>
+                      <w:szCs w:val="21"/>
+                    </w:rPr>
+                    <w:t xml:space="preserve">Ask the user for a whole number. Then ask for a second whole number. Then ask for a third whole number. Display all the same when all three are equal. Display two the same when exactly two of them are equal. Display all different when no two are equal.</w:t>
+                  </w:r>
+                </w:p>
+              </w:tc>
+              <w:tc>
+                <w:tcPr>
+                  <w:tcW w:type="dxa" w:w="2506"/>
+                  <w:tcBorders>
+                    <w:top w:val="single" w:color="B7C2D1" w:sz="4"/>
+                    <w:left w:val="single" w:color="B7C2D1" w:sz="4"/>
+                    <w:bottom w:val="single" w:color="B7C2D1" w:sz="4"/>
+                    <w:right w:val="single" w:color="B7C2D1" w:sz="4"/>
+                  </w:tcBorders>
+                  <w:shd w:fill="FFFFFF" w:color="auto" w:val="clear"/>
+                  <w:tcMar>
+                    <w:top w:type="dxa" w:w="80"/>
+                    <w:left w:type="dxa" w:w="120"/>
+                    <w:bottom w:type="dxa" w:w="80"/>
+                    <w:right w:type="dxa" w:w="120"/>
+                  </w:tcMar>
+                  <w:vAlign w:val="center"/>
+                </w:tcPr>
+                <w:p>
+                  <w:pPr>
+                    <w:spacing w:after="0" w:before="0"/>
+                  </w:pPr>
+                  <w:r>
+                    <w:rPr>
+                      <w:rFonts w:ascii="Arial" w:cs="Arial" w:eastAsia="Arial" w:hAnsi="Arial"/>
+                      <w:b w:val="false"/>
+                      <w:bCs w:val="false"/>
+                      <w:sz w:val="21"/>
+                      <w:szCs w:val="21"/>
+                    </w:rPr>
+                    <w:t xml:space="preserve">Challenge (optional)</w:t>
+                  </w:r>
+                </w:p>
+              </w:tc>
+              <w:tc>
+                <w:tcPr>
+                  <w:tcW w:type="dxa" w:w="2506"/>
+                  <w:tcBorders>
+                    <w:top w:val="single" w:color="B7C2D1" w:sz="4"/>
+                    <w:left w:val="single" w:color="B7C2D1" w:sz="4"/>
+                    <w:bottom w:val="single" w:color="B7C2D1" w:sz="4"/>
+                    <w:right w:val="single" w:color="B7C2D1" w:sz="4"/>
+                  </w:tcBorders>
+                  <w:shd w:fill="FFFFFF" w:color="auto" w:val="clear"/>
+                  <w:tcMar>
+                    <w:top w:type="dxa" w:w="80"/>
+                    <w:left w:type="dxa" w:w="120"/>
+                    <w:bottom w:type="dxa" w:w="80"/>
+                    <w:right w:type="dxa" w:w="120"/>
+                  </w:tcMar>
+                  <w:vAlign w:val="center"/>
+                </w:tcPr>
+                <w:p>
+                  <w:pPr>
+                    <w:spacing w:after="0" w:before="0"/>
+                  </w:pPr>
+                  <w:r>
+                    <w:rPr>
+                      <w:rFonts w:ascii="Arial" w:cs="Arial" w:eastAsia="Arial" w:hAnsi="Arial"/>
+                      <w:b w:val="false"/>
+                      <w:bCs w:val="false"/>
+                      <w:sz w:val="21"/>
+                      <w:szCs w:val="21"/>
+                    </w:rPr>
+                    <w:t xml:space="preserve">3</w:t>
+                  </w:r>
+                </w:p>
+              </w:tc>
+              <w:tc>
+                <w:tcPr>
+                  <w:tcW w:type="dxa" w:w="2506"/>
                   <w:tcBorders>
                     <w:top w:val="single" w:color="B7C2D1" w:sz="4"/>
                     <w:left w:val="single" w:color="B7C2D1" w:sz="4"/>
@@ -7029,7 +12301,7 @@
                 <w:sz w:val="21"/>
                 <w:szCs w:val="21"/>
               </w:rPr>
-              <w:t xml:space="preserve">Plan the one you found hardest: inputs, what happens to them, what is printed.</w:t>
+              <w:t xml:space="preserve">Plan the one you found hardest: what is typed in, what happens to it, what is displayed.</w:t>
             </w:r>
           </w:p>
           <w:tbl>
@@ -8021,7 +13293,7 @@
                 <w:sz w:val="32"/>
                 <w:szCs w:val="32"/>
               </w:rPr>
-              <w:t xml:space="preserve">______ / 66</w:t>
+              <w:t xml:space="preserve">______ / 110</w:t>
             </w:r>
           </w:p>
         </w:tc>

--- a/worksheets/PR_L03_Selection_Worksheet.docx
+++ b/worksheets/PR_L03_Selection_Worksheet.docx
@@ -455,7 +455,30 @@
                 <w:sz w:val="21"/>
                 <w:szCs w:val="21"/>
               </w:rPr>
-              <w:t xml:space="preserve">The activities marked Challenge are optional. Finish the rest of a station first, and come back to them if you have time.</w:t>
+              <w:t xml:space="preserve">Work through the activities in order and complete every one. The next activity opens when the one you are on is finished.</w:t>
+            </w:r>
+          </w:p>
+          <w:p>
+            <w:pPr>
+              <w:spacing w:after="60" w:before="60"/>
+            </w:pPr>
+            <w:r>
+              <w:rPr>
+                <w:rFonts w:ascii="Arial" w:cs="Arial" w:eastAsia="Arial" w:hAnsi="Arial"/>
+                <w:b/>
+                <w:bCs/>
+                <w:sz w:val="21"/>
+                <w:szCs w:val="21"/>
+              </w:rPr>
+              <w:t xml:space="preserve">8.  </w:t>
+            </w:r>
+            <w:r>
+              <w:rPr>
+                <w:rFonts w:ascii="Arial" w:cs="Arial" w:eastAsia="Arial" w:hAnsi="Arial"/>
+                <w:sz w:val="21"/>
+                <w:szCs w:val="21"/>
+              </w:rPr>
+              <w:t xml:space="preserve">If you get stuck, press I need help. Use a hint, or ask your teacher and show them the question and your code. Complete the question before moving on.</w:t>
             </w:r>
           </w:p>
         </w:tc>

--- a/worksheets/PR_L03_Selection_Worksheet.docx
+++ b/worksheets/PR_L03_Selection_Worksheet.docx
@@ -2328,7 +2328,25 @@
                       <w:sz w:val="21"/>
                       <w:szCs w:val="21"/>
                     </w:rPr>
-                    <w:t xml:space="preserve">Finish the program so it displays True, because a mark of exactly 40 is a pass.</w:t>
+                    <w:t xml:space="preserve">Finish the program so it displays True, because a mark of exactly </w:t>
+                  </w:r>
+                  <w:r>
+                    <w:rPr>
+                      <w:rFonts w:ascii="Consolas" w:cs="Consolas" w:eastAsia="Consolas" w:hAnsi="Consolas"/>
+                      <w:color w:val="9A3412"/>
+                      <w:sz w:val="21"/>
+                      <w:szCs w:val="21"/>
+                      <w:shd w:fill="F4F4F5"/>
+                    </w:rPr>
+                    <w:t xml:space="preserve">40</w:t>
+                  </w:r>
+                  <w:r>
+                    <w:rPr>
+                      <w:rFonts w:ascii="Arial" w:cs="Arial" w:eastAsia="Arial" w:hAnsi="Arial"/>
+                      <w:sz w:val="21"/>
+                      <w:szCs w:val="21"/>
+                    </w:rPr>
+                    <w:t xml:space="preserve"> is a pass.</w:t>
                   </w:r>
                 </w:p>
               </w:tc>
@@ -2468,7 +2486,25 @@
                       <w:sz w:val="21"/>
                       <w:szCs w:val="21"/>
                     </w:rPr>
-                    <w:t xml:space="preserve">Ask the user for a whole number. Display True when it is greater than 10. Display False when it is not.</w:t>
+                    <w:t xml:space="preserve">Ask the user for a whole number. Display True when it is greater than </w:t>
+                  </w:r>
+                  <w:r>
+                    <w:rPr>
+                      <w:rFonts w:ascii="Consolas" w:cs="Consolas" w:eastAsia="Consolas" w:hAnsi="Consolas"/>
+                      <w:color w:val="9A3412"/>
+                      <w:sz w:val="21"/>
+                      <w:szCs w:val="21"/>
+                      <w:shd w:fill="F4F4F5"/>
+                    </w:rPr>
+                    <w:t xml:space="preserve">10</w:t>
+                  </w:r>
+                  <w:r>
+                    <w:rPr>
+                      <w:rFonts w:ascii="Arial" w:cs="Arial" w:eastAsia="Arial" w:hAnsi="Arial"/>
+                      <w:sz w:val="21"/>
+                      <w:szCs w:val="21"/>
+                    </w:rPr>
+                    <w:t xml:space="preserve">. Display False when it is not.</w:t>
                   </w:r>
                 </w:p>
               </w:tc>
@@ -2748,7 +2784,25 @@
                       <w:sz w:val="21"/>
                       <w:szCs w:val="21"/>
                     </w:rPr>
-                    <w:t xml:space="preserve">This program should display True when the number typed is greater than 10. Find the mistake and put it right.</w:t>
+                    <w:t xml:space="preserve">This program should display True when the number typed is greater than </w:t>
+                  </w:r>
+                  <w:r>
+                    <w:rPr>
+                      <w:rFonts w:ascii="Consolas" w:cs="Consolas" w:eastAsia="Consolas" w:hAnsi="Consolas"/>
+                      <w:color w:val="9A3412"/>
+                      <w:sz w:val="21"/>
+                      <w:szCs w:val="21"/>
+                      <w:shd w:fill="F4F4F5"/>
+                    </w:rPr>
+                    <w:t xml:space="preserve">10</w:t>
+                  </w:r>
+                  <w:r>
+                    <w:rPr>
+                      <w:rFonts w:ascii="Arial" w:cs="Arial" w:eastAsia="Arial" w:hAnsi="Arial"/>
+                      <w:sz w:val="21"/>
+                      <w:szCs w:val="21"/>
+                    </w:rPr>
+                    <w:t xml:space="preserve">. Find the mistake and put it right.</w:t>
                   </w:r>
                 </w:p>
               </w:tc>
@@ -2888,7 +2942,61 @@
                       <w:sz w:val="21"/>
                       <w:szCs w:val="21"/>
                     </w:rPr>
-                    <w:t xml:space="preserve">Ask the user for a whole number. Display whether it is below 0. Then display whether it is exactly 0 on the next line. Then display whether it is above 0 on the next line.</w:t>
+                    <w:t xml:space="preserve">Ask the user for a whole number. Display whether it is below </w:t>
+                  </w:r>
+                  <w:r>
+                    <w:rPr>
+                      <w:rFonts w:ascii="Consolas" w:cs="Consolas" w:eastAsia="Consolas" w:hAnsi="Consolas"/>
+                      <w:color w:val="9A3412"/>
+                      <w:sz w:val="21"/>
+                      <w:szCs w:val="21"/>
+                      <w:shd w:fill="F4F4F5"/>
+                    </w:rPr>
+                    <w:t xml:space="preserve">0</w:t>
+                  </w:r>
+                  <w:r>
+                    <w:rPr>
+                      <w:rFonts w:ascii="Arial" w:cs="Arial" w:eastAsia="Arial" w:hAnsi="Arial"/>
+                      <w:sz w:val="21"/>
+                      <w:szCs w:val="21"/>
+                    </w:rPr>
+                    <w:t xml:space="preserve">. Then display whether it is exactly </w:t>
+                  </w:r>
+                  <w:r>
+                    <w:rPr>
+                      <w:rFonts w:ascii="Consolas" w:cs="Consolas" w:eastAsia="Consolas" w:hAnsi="Consolas"/>
+                      <w:color w:val="9A3412"/>
+                      <w:sz w:val="21"/>
+                      <w:szCs w:val="21"/>
+                      <w:shd w:fill="F4F4F5"/>
+                    </w:rPr>
+                    <w:t xml:space="preserve">0</w:t>
+                  </w:r>
+                  <w:r>
+                    <w:rPr>
+                      <w:rFonts w:ascii="Arial" w:cs="Arial" w:eastAsia="Arial" w:hAnsi="Arial"/>
+                      <w:sz w:val="21"/>
+                      <w:szCs w:val="21"/>
+                    </w:rPr>
+                    <w:t xml:space="preserve"> on the next line. Then display whether it is above </w:t>
+                  </w:r>
+                  <w:r>
+                    <w:rPr>
+                      <w:rFonts w:ascii="Consolas" w:cs="Consolas" w:eastAsia="Consolas" w:hAnsi="Consolas"/>
+                      <w:color w:val="9A3412"/>
+                      <w:sz w:val="21"/>
+                      <w:szCs w:val="21"/>
+                      <w:shd w:fill="F4F4F5"/>
+                    </w:rPr>
+                    <w:t xml:space="preserve">0</w:t>
+                  </w:r>
+                  <w:r>
+                    <w:rPr>
+                      <w:rFonts w:ascii="Arial" w:cs="Arial" w:eastAsia="Arial" w:hAnsi="Arial"/>
+                      <w:sz w:val="21"/>
+                      <w:szCs w:val="21"/>
+                    </w:rPr>
+                    <w:t xml:space="preserve"> on the next line.</w:t>
                   </w:r>
                 </w:p>
               </w:tc>
@@ -3911,7 +4019,43 @@
                       <w:sz w:val="21"/>
                       <w:szCs w:val="21"/>
                     </w:rPr>
-                    <w:t xml:space="preserve">Change the program so a number of exactly 100 is counted as full.</w:t>
+                    <w:t xml:space="preserve">Change the program so a number of exactly </w:t>
+                  </w:r>
+                  <w:r>
+                    <w:rPr>
+                      <w:rFonts w:ascii="Consolas" w:cs="Consolas" w:eastAsia="Consolas" w:hAnsi="Consolas"/>
+                      <w:color w:val="9A3412"/>
+                      <w:sz w:val="21"/>
+                      <w:szCs w:val="21"/>
+                      <w:shd w:fill="F4F4F5"/>
+                    </w:rPr>
+                    <w:t xml:space="preserve">100</w:t>
+                  </w:r>
+                  <w:r>
+                    <w:rPr>
+                      <w:rFonts w:ascii="Arial" w:cs="Arial" w:eastAsia="Arial" w:hAnsi="Arial"/>
+                      <w:sz w:val="21"/>
+                      <w:szCs w:val="21"/>
+                    </w:rPr>
+                    <w:t xml:space="preserve"> is counted as </w:t>
+                  </w:r>
+                  <w:r>
+                    <w:rPr>
+                      <w:rFonts w:ascii="Consolas" w:cs="Consolas" w:eastAsia="Consolas" w:hAnsi="Consolas"/>
+                      <w:color w:val="15803D"/>
+                      <w:sz w:val="21"/>
+                      <w:szCs w:val="21"/>
+                      <w:shd w:fill="F4F4F5"/>
+                    </w:rPr>
+                    <w:t xml:space="preserve">"full"</w:t>
+                  </w:r>
+                  <w:r>
+                    <w:rPr>
+                      <w:rFonts w:ascii="Arial" w:cs="Arial" w:eastAsia="Arial" w:hAnsi="Arial"/>
+                      <w:sz w:val="21"/>
+                      <w:szCs w:val="21"/>
+                    </w:rPr>
+                    <w:t xml:space="preserve">.</w:t>
                   </w:r>
                 </w:p>
               </w:tc>
@@ -4051,7 +4195,43 @@
                       <w:sz w:val="21"/>
                       <w:szCs w:val="21"/>
                     </w:rPr>
-                    <w:t xml:space="preserve">Finish the program so it displays child when the age is under 18.</w:t>
+                    <w:t xml:space="preserve">Finish the program so it displays </w:t>
+                  </w:r>
+                  <w:r>
+                    <w:rPr>
+                      <w:rFonts w:ascii="Consolas" w:cs="Consolas" w:eastAsia="Consolas" w:hAnsi="Consolas"/>
+                      <w:color w:val="15803D"/>
+                      <w:sz w:val="21"/>
+                      <w:szCs w:val="21"/>
+                      <w:shd w:fill="F4F4F5"/>
+                    </w:rPr>
+                    <w:t xml:space="preserve">"child"</w:t>
+                  </w:r>
+                  <w:r>
+                    <w:rPr>
+                      <w:rFonts w:ascii="Arial" w:cs="Arial" w:eastAsia="Arial" w:hAnsi="Arial"/>
+                      <w:sz w:val="21"/>
+                      <w:szCs w:val="21"/>
+                    </w:rPr>
+                    <w:t xml:space="preserve"> when the age is under </w:t>
+                  </w:r>
+                  <w:r>
+                    <w:rPr>
+                      <w:rFonts w:ascii="Consolas" w:cs="Consolas" w:eastAsia="Consolas" w:hAnsi="Consolas"/>
+                      <w:color w:val="9A3412"/>
+                      <w:sz w:val="21"/>
+                      <w:szCs w:val="21"/>
+                      <w:shd w:fill="F4F4F5"/>
+                    </w:rPr>
+                    <w:t xml:space="preserve">18</w:t>
+                  </w:r>
+                  <w:r>
+                    <w:rPr>
+                      <w:rFonts w:ascii="Arial" w:cs="Arial" w:eastAsia="Arial" w:hAnsi="Arial"/>
+                      <w:sz w:val="21"/>
+                      <w:szCs w:val="21"/>
+                    </w:rPr>
+                    <w:t xml:space="preserve">.</w:t>
                   </w:r>
                 </w:p>
               </w:tc>
@@ -4191,7 +4371,61 @@
                       <w:sz w:val="21"/>
                       <w:szCs w:val="21"/>
                     </w:rPr>
-                    <w:t xml:space="preserve">Ask the user for a whole number of marks. Display pass when it is 40 or more. Display fail when it is less.</w:t>
+                    <w:t xml:space="preserve">Ask the user for a whole number of marks. Display </w:t>
+                  </w:r>
+                  <w:r>
+                    <w:rPr>
+                      <w:rFonts w:ascii="Consolas" w:cs="Consolas" w:eastAsia="Consolas" w:hAnsi="Consolas"/>
+                      <w:color w:val="15803D"/>
+                      <w:sz w:val="21"/>
+                      <w:szCs w:val="21"/>
+                      <w:shd w:fill="F4F4F5"/>
+                    </w:rPr>
+                    <w:t xml:space="preserve">"pass"</w:t>
+                  </w:r>
+                  <w:r>
+                    <w:rPr>
+                      <w:rFonts w:ascii="Arial" w:cs="Arial" w:eastAsia="Arial" w:hAnsi="Arial"/>
+                      <w:sz w:val="21"/>
+                      <w:szCs w:val="21"/>
+                    </w:rPr>
+                    <w:t xml:space="preserve"> when it is </w:t>
+                  </w:r>
+                  <w:r>
+                    <w:rPr>
+                      <w:rFonts w:ascii="Consolas" w:cs="Consolas" w:eastAsia="Consolas" w:hAnsi="Consolas"/>
+                      <w:color w:val="9A3412"/>
+                      <w:sz w:val="21"/>
+                      <w:szCs w:val="21"/>
+                      <w:shd w:fill="F4F4F5"/>
+                    </w:rPr>
+                    <w:t xml:space="preserve">40</w:t>
+                  </w:r>
+                  <w:r>
+                    <w:rPr>
+                      <w:rFonts w:ascii="Arial" w:cs="Arial" w:eastAsia="Arial" w:hAnsi="Arial"/>
+                      <w:sz w:val="21"/>
+                      <w:szCs w:val="21"/>
+                    </w:rPr>
+                    <w:t xml:space="preserve"> or more. Display </w:t>
+                  </w:r>
+                  <w:r>
+                    <w:rPr>
+                      <w:rFonts w:ascii="Consolas" w:cs="Consolas" w:eastAsia="Consolas" w:hAnsi="Consolas"/>
+                      <w:color w:val="15803D"/>
+                      <w:sz w:val="21"/>
+                      <w:szCs w:val="21"/>
+                      <w:shd w:fill="F4F4F5"/>
+                    </w:rPr>
+                    <w:t xml:space="preserve">"fail"</w:t>
+                  </w:r>
+                  <w:r>
+                    <w:rPr>
+                      <w:rFonts w:ascii="Arial" w:cs="Arial" w:eastAsia="Arial" w:hAnsi="Arial"/>
+                      <w:sz w:val="21"/>
+                      <w:szCs w:val="21"/>
+                    </w:rPr>
+                    <w:t xml:space="preserve"> when it is less.</w:t>
                   </w:r>
                 </w:p>
               </w:tc>
@@ -4331,7 +4565,61 @@
                       <w:sz w:val="21"/>
                       <w:szCs w:val="21"/>
                     </w:rPr>
-                    <w:t xml:space="preserve">Ask the user for a word. Display match when the word is amber. Display no match when it is not.</w:t>
+                    <w:t xml:space="preserve">Ask the user for a word. Display </w:t>
+                  </w:r>
+                  <w:r>
+                    <w:rPr>
+                      <w:rFonts w:ascii="Consolas" w:cs="Consolas" w:eastAsia="Consolas" w:hAnsi="Consolas"/>
+                      <w:color w:val="15803D"/>
+                      <w:sz w:val="21"/>
+                      <w:szCs w:val="21"/>
+                      <w:shd w:fill="F4F4F5"/>
+                    </w:rPr>
+                    <w:t xml:space="preserve">"match"</w:t>
+                  </w:r>
+                  <w:r>
+                    <w:rPr>
+                      <w:rFonts w:ascii="Arial" w:cs="Arial" w:eastAsia="Arial" w:hAnsi="Arial"/>
+                      <w:sz w:val="21"/>
+                      <w:szCs w:val="21"/>
+                    </w:rPr>
+                    <w:t xml:space="preserve"> when the word is </w:t>
+                  </w:r>
+                  <w:r>
+                    <w:rPr>
+                      <w:rFonts w:ascii="Consolas" w:cs="Consolas" w:eastAsia="Consolas" w:hAnsi="Consolas"/>
+                      <w:color w:val="15803D"/>
+                      <w:sz w:val="21"/>
+                      <w:szCs w:val="21"/>
+                      <w:shd w:fill="F4F4F5"/>
+                    </w:rPr>
+                    <w:t xml:space="preserve">"amber"</w:t>
+                  </w:r>
+                  <w:r>
+                    <w:rPr>
+                      <w:rFonts w:ascii="Arial" w:cs="Arial" w:eastAsia="Arial" w:hAnsi="Arial"/>
+                      <w:sz w:val="21"/>
+                      <w:szCs w:val="21"/>
+                    </w:rPr>
+                    <w:t xml:space="preserve">. Display </w:t>
+                  </w:r>
+                  <w:r>
+                    <w:rPr>
+                      <w:rFonts w:ascii="Consolas" w:cs="Consolas" w:eastAsia="Consolas" w:hAnsi="Consolas"/>
+                      <w:color w:val="15803D"/>
+                      <w:sz w:val="21"/>
+                      <w:szCs w:val="21"/>
+                      <w:shd w:fill="F4F4F5"/>
+                    </w:rPr>
+                    <w:t xml:space="preserve">"no match"</w:t>
+                  </w:r>
+                  <w:r>
+                    <w:rPr>
+                      <w:rFonts w:ascii="Arial" w:cs="Arial" w:eastAsia="Arial" w:hAnsi="Arial"/>
+                      <w:sz w:val="21"/>
+                      <w:szCs w:val="21"/>
+                    </w:rPr>
+                    <w:t xml:space="preserve"> when it is not.</w:t>
                   </w:r>
                 </w:p>
               </w:tc>
@@ -4471,7 +4759,43 @@
                       <w:sz w:val="21"/>
                       <w:szCs w:val="21"/>
                     </w:rPr>
-                    <w:t xml:space="preserve">This program should display big or small. One piece of punctuation is missing. Find it and put it right.</w:t>
+                    <w:t xml:space="preserve">This program should display </w:t>
+                  </w:r>
+                  <w:r>
+                    <w:rPr>
+                      <w:rFonts w:ascii="Consolas" w:cs="Consolas" w:eastAsia="Consolas" w:hAnsi="Consolas"/>
+                      <w:color w:val="15803D"/>
+                      <w:sz w:val="21"/>
+                      <w:szCs w:val="21"/>
+                      <w:shd w:fill="F4F4F5"/>
+                    </w:rPr>
+                    <w:t xml:space="preserve">"big"</w:t>
+                  </w:r>
+                  <w:r>
+                    <w:rPr>
+                      <w:rFonts w:ascii="Arial" w:cs="Arial" w:eastAsia="Arial" w:hAnsi="Arial"/>
+                      <w:sz w:val="21"/>
+                      <w:szCs w:val="21"/>
+                    </w:rPr>
+                    <w:t xml:space="preserve"> or </w:t>
+                  </w:r>
+                  <w:r>
+                    <w:rPr>
+                      <w:rFonts w:ascii="Consolas" w:cs="Consolas" w:eastAsia="Consolas" w:hAnsi="Consolas"/>
+                      <w:color w:val="15803D"/>
+                      <w:sz w:val="21"/>
+                      <w:szCs w:val="21"/>
+                      <w:shd w:fill="F4F4F5"/>
+                    </w:rPr>
+                    <w:t xml:space="preserve">"small"</w:t>
+                  </w:r>
+                  <w:r>
+                    <w:rPr>
+                      <w:rFonts w:ascii="Arial" w:cs="Arial" w:eastAsia="Arial" w:hAnsi="Arial"/>
+                      <w:sz w:val="21"/>
+                      <w:szCs w:val="21"/>
+                    </w:rPr>
+                    <w:t xml:space="preserve">. One piece of punctuation is missing. Find it and put it right.</w:t>
                   </w:r>
                 </w:p>
               </w:tc>
@@ -4611,7 +4935,61 @@
                       <w:sz w:val="21"/>
                       <w:szCs w:val="21"/>
                     </w:rPr>
-                    <w:t xml:space="preserve">This program should display checked every time, and positive as well when the number is above 0. One line is indented when it should not be. Find it and put it right.</w:t>
+                    <w:t xml:space="preserve">This program should display </w:t>
+                  </w:r>
+                  <w:r>
+                    <w:rPr>
+                      <w:rFonts w:ascii="Consolas" w:cs="Consolas" w:eastAsia="Consolas" w:hAnsi="Consolas"/>
+                      <w:color w:val="15803D"/>
+                      <w:sz w:val="21"/>
+                      <w:szCs w:val="21"/>
+                      <w:shd w:fill="F4F4F5"/>
+                    </w:rPr>
+                    <w:t xml:space="preserve">"checked"</w:t>
+                  </w:r>
+                  <w:r>
+                    <w:rPr>
+                      <w:rFonts w:ascii="Arial" w:cs="Arial" w:eastAsia="Arial" w:hAnsi="Arial"/>
+                      <w:sz w:val="21"/>
+                      <w:szCs w:val="21"/>
+                    </w:rPr>
+                    <w:t xml:space="preserve"> every time, and </w:t>
+                  </w:r>
+                  <w:r>
+                    <w:rPr>
+                      <w:rFonts w:ascii="Consolas" w:cs="Consolas" w:eastAsia="Consolas" w:hAnsi="Consolas"/>
+                      <w:color w:val="15803D"/>
+                      <w:sz w:val="21"/>
+                      <w:szCs w:val="21"/>
+                      <w:shd w:fill="F4F4F5"/>
+                    </w:rPr>
+                    <w:t xml:space="preserve">"positive"</w:t>
+                  </w:r>
+                  <w:r>
+                    <w:rPr>
+                      <w:rFonts w:ascii="Arial" w:cs="Arial" w:eastAsia="Arial" w:hAnsi="Arial"/>
+                      <w:sz w:val="21"/>
+                      <w:szCs w:val="21"/>
+                    </w:rPr>
+                    <w:t xml:space="preserve"> as well when the number is above </w:t>
+                  </w:r>
+                  <w:r>
+                    <w:rPr>
+                      <w:rFonts w:ascii="Consolas" w:cs="Consolas" w:eastAsia="Consolas" w:hAnsi="Consolas"/>
+                      <w:color w:val="9A3412"/>
+                      <w:sz w:val="21"/>
+                      <w:szCs w:val="21"/>
+                      <w:shd w:fill="F4F4F5"/>
+                    </w:rPr>
+                    <w:t xml:space="preserve">0</w:t>
+                  </w:r>
+                  <w:r>
+                    <w:rPr>
+                      <w:rFonts w:ascii="Arial" w:cs="Arial" w:eastAsia="Arial" w:hAnsi="Arial"/>
+                      <w:sz w:val="21"/>
+                      <w:szCs w:val="21"/>
+                    </w:rPr>
+                    <w:t xml:space="preserve">. One line is indented when it should not be. Find it and put it right.</w:t>
                   </w:r>
                 </w:p>
               </w:tc>
@@ -5774,7 +6152,43 @@
                       <w:sz w:val="21"/>
                       <w:szCs w:val="21"/>
                     </w:rPr>
-                    <w:t xml:space="preserve">Change the program so a mark of exactly 50 displays pass.</w:t>
+                    <w:t xml:space="preserve">Change the program so a mark of exactly </w:t>
+                  </w:r>
+                  <w:r>
+                    <w:rPr>
+                      <w:rFonts w:ascii="Consolas" w:cs="Consolas" w:eastAsia="Consolas" w:hAnsi="Consolas"/>
+                      <w:color w:val="9A3412"/>
+                      <w:sz w:val="21"/>
+                      <w:szCs w:val="21"/>
+                      <w:shd w:fill="F4F4F5"/>
+                    </w:rPr>
+                    <w:t xml:space="preserve">50</w:t>
+                  </w:r>
+                  <w:r>
+                    <w:rPr>
+                      <w:rFonts w:ascii="Arial" w:cs="Arial" w:eastAsia="Arial" w:hAnsi="Arial"/>
+                      <w:sz w:val="21"/>
+                      <w:szCs w:val="21"/>
+                    </w:rPr>
+                    <w:t xml:space="preserve"> displays </w:t>
+                  </w:r>
+                  <w:r>
+                    <w:rPr>
+                      <w:rFonts w:ascii="Consolas" w:cs="Consolas" w:eastAsia="Consolas" w:hAnsi="Consolas"/>
+                      <w:color w:val="15803D"/>
+                      <w:sz w:val="21"/>
+                      <w:szCs w:val="21"/>
+                      <w:shd w:fill="F4F4F5"/>
+                    </w:rPr>
+                    <w:t xml:space="preserve">"pass"</w:t>
+                  </w:r>
+                  <w:r>
+                    <w:rPr>
+                      <w:rFonts w:ascii="Arial" w:cs="Arial" w:eastAsia="Arial" w:hAnsi="Arial"/>
+                      <w:sz w:val="21"/>
+                      <w:szCs w:val="21"/>
+                    </w:rPr>
+                    <w:t xml:space="preserve">.</w:t>
                   </w:r>
                 </w:p>
               </w:tc>
@@ -5914,7 +6328,61 @@
                       <w:sz w:val="21"/>
                       <w:szCs w:val="21"/>
                     </w:rPr>
-                    <w:t xml:space="preserve">Finish the program so it displays high, middle or low.</w:t>
+                    <w:t xml:space="preserve">Finish the program so it displays </w:t>
+                  </w:r>
+                  <w:r>
+                    <w:rPr>
+                      <w:rFonts w:ascii="Consolas" w:cs="Consolas" w:eastAsia="Consolas" w:hAnsi="Consolas"/>
+                      <w:color w:val="15803D"/>
+                      <w:sz w:val="21"/>
+                      <w:szCs w:val="21"/>
+                      <w:shd w:fill="F4F4F5"/>
+                    </w:rPr>
+                    <w:t xml:space="preserve">"high"</w:t>
+                  </w:r>
+                  <w:r>
+                    <w:rPr>
+                      <w:rFonts w:ascii="Arial" w:cs="Arial" w:eastAsia="Arial" w:hAnsi="Arial"/>
+                      <w:sz w:val="21"/>
+                      <w:szCs w:val="21"/>
+                    </w:rPr>
+                    <w:t xml:space="preserve">, </w:t>
+                  </w:r>
+                  <w:r>
+                    <w:rPr>
+                      <w:rFonts w:ascii="Consolas" w:cs="Consolas" w:eastAsia="Consolas" w:hAnsi="Consolas"/>
+                      <w:color w:val="15803D"/>
+                      <w:sz w:val="21"/>
+                      <w:szCs w:val="21"/>
+                      <w:shd w:fill="F4F4F5"/>
+                    </w:rPr>
+                    <w:t xml:space="preserve">"middle"</w:t>
+                  </w:r>
+                  <w:r>
+                    <w:rPr>
+                      <w:rFonts w:ascii="Arial" w:cs="Arial" w:eastAsia="Arial" w:hAnsi="Arial"/>
+                      <w:sz w:val="21"/>
+                      <w:szCs w:val="21"/>
+                    </w:rPr>
+                    <w:t xml:space="preserve"> or </w:t>
+                  </w:r>
+                  <w:r>
+                    <w:rPr>
+                      <w:rFonts w:ascii="Consolas" w:cs="Consolas" w:eastAsia="Consolas" w:hAnsi="Consolas"/>
+                      <w:color w:val="15803D"/>
+                      <w:sz w:val="21"/>
+                      <w:szCs w:val="21"/>
+                      <w:shd w:fill="F4F4F5"/>
+                    </w:rPr>
+                    <w:t xml:space="preserve">"low"</w:t>
+                  </w:r>
+                  <w:r>
+                    <w:rPr>
+                      <w:rFonts w:ascii="Arial" w:cs="Arial" w:eastAsia="Arial" w:hAnsi="Arial"/>
+                      <w:sz w:val="21"/>
+                      <w:szCs w:val="21"/>
+                    </w:rPr>
+                    <w:t xml:space="preserve">.</w:t>
                   </w:r>
                 </w:p>
               </w:tc>
@@ -6054,7 +6522,115 @@
                       <w:sz w:val="21"/>
                       <w:szCs w:val="21"/>
                     </w:rPr>
-                    <w:t xml:space="preserve">Ask the user for a whole number. Display positive when it is above 0. Display negative when it is below 0. Display zero when it is exactly 0.</w:t>
+                    <w:t xml:space="preserve">Ask the user for a whole number. Display </w:t>
+                  </w:r>
+                  <w:r>
+                    <w:rPr>
+                      <w:rFonts w:ascii="Consolas" w:cs="Consolas" w:eastAsia="Consolas" w:hAnsi="Consolas"/>
+                      <w:color w:val="15803D"/>
+                      <w:sz w:val="21"/>
+                      <w:szCs w:val="21"/>
+                      <w:shd w:fill="F4F4F5"/>
+                    </w:rPr>
+                    <w:t xml:space="preserve">"positive"</w:t>
+                  </w:r>
+                  <w:r>
+                    <w:rPr>
+                      <w:rFonts w:ascii="Arial" w:cs="Arial" w:eastAsia="Arial" w:hAnsi="Arial"/>
+                      <w:sz w:val="21"/>
+                      <w:szCs w:val="21"/>
+                    </w:rPr>
+                    <w:t xml:space="preserve"> when it is above </w:t>
+                  </w:r>
+                  <w:r>
+                    <w:rPr>
+                      <w:rFonts w:ascii="Consolas" w:cs="Consolas" w:eastAsia="Consolas" w:hAnsi="Consolas"/>
+                      <w:color w:val="9A3412"/>
+                      <w:sz w:val="21"/>
+                      <w:szCs w:val="21"/>
+                      <w:shd w:fill="F4F4F5"/>
+                    </w:rPr>
+                    <w:t xml:space="preserve">0</w:t>
+                  </w:r>
+                  <w:r>
+                    <w:rPr>
+                      <w:rFonts w:ascii="Arial" w:cs="Arial" w:eastAsia="Arial" w:hAnsi="Arial"/>
+                      <w:sz w:val="21"/>
+                      <w:szCs w:val="21"/>
+                    </w:rPr>
+                    <w:t xml:space="preserve">. Display </w:t>
+                  </w:r>
+                  <w:r>
+                    <w:rPr>
+                      <w:rFonts w:ascii="Consolas" w:cs="Consolas" w:eastAsia="Consolas" w:hAnsi="Consolas"/>
+                      <w:color w:val="15803D"/>
+                      <w:sz w:val="21"/>
+                      <w:szCs w:val="21"/>
+                      <w:shd w:fill="F4F4F5"/>
+                    </w:rPr>
+                    <w:t xml:space="preserve">"negative"</w:t>
+                  </w:r>
+                  <w:r>
+                    <w:rPr>
+                      <w:rFonts w:ascii="Arial" w:cs="Arial" w:eastAsia="Arial" w:hAnsi="Arial"/>
+                      <w:sz w:val="21"/>
+                      <w:szCs w:val="21"/>
+                    </w:rPr>
+                    <w:t xml:space="preserve"> when it is below </w:t>
+                  </w:r>
+                  <w:r>
+                    <w:rPr>
+                      <w:rFonts w:ascii="Consolas" w:cs="Consolas" w:eastAsia="Consolas" w:hAnsi="Consolas"/>
+                      <w:color w:val="9A3412"/>
+                      <w:sz w:val="21"/>
+                      <w:szCs w:val="21"/>
+                      <w:shd w:fill="F4F4F5"/>
+                    </w:rPr>
+                    <w:t xml:space="preserve">0</w:t>
+                  </w:r>
+                  <w:r>
+                    <w:rPr>
+                      <w:rFonts w:ascii="Arial" w:cs="Arial" w:eastAsia="Arial" w:hAnsi="Arial"/>
+                      <w:sz w:val="21"/>
+                      <w:szCs w:val="21"/>
+                    </w:rPr>
+                    <w:t xml:space="preserve">. Display </w:t>
+                  </w:r>
+                  <w:r>
+                    <w:rPr>
+                      <w:rFonts w:ascii="Consolas" w:cs="Consolas" w:eastAsia="Consolas" w:hAnsi="Consolas"/>
+                      <w:color w:val="15803D"/>
+                      <w:sz w:val="21"/>
+                      <w:szCs w:val="21"/>
+                      <w:shd w:fill="F4F4F5"/>
+                    </w:rPr>
+                    <w:t xml:space="preserve">"zero"</w:t>
+                  </w:r>
+                  <w:r>
+                    <w:rPr>
+                      <w:rFonts w:ascii="Arial" w:cs="Arial" w:eastAsia="Arial" w:hAnsi="Arial"/>
+                      <w:sz w:val="21"/>
+                      <w:szCs w:val="21"/>
+                    </w:rPr>
+                    <w:t xml:space="preserve"> when it is exactly </w:t>
+                  </w:r>
+                  <w:r>
+                    <w:rPr>
+                      <w:rFonts w:ascii="Consolas" w:cs="Consolas" w:eastAsia="Consolas" w:hAnsi="Consolas"/>
+                      <w:color w:val="9A3412"/>
+                      <w:sz w:val="21"/>
+                      <w:szCs w:val="21"/>
+                      <w:shd w:fill="F4F4F5"/>
+                    </w:rPr>
+                    <w:t xml:space="preserve">0</w:t>
+                  </w:r>
+                  <w:r>
+                    <w:rPr>
+                      <w:rFonts w:ascii="Arial" w:cs="Arial" w:eastAsia="Arial" w:hAnsi="Arial"/>
+                      <w:sz w:val="21"/>
+                      <w:szCs w:val="21"/>
+                    </w:rPr>
+                    <w:t xml:space="preserve">.</w:t>
                   </w:r>
                 </w:p>
               </w:tc>
@@ -6194,7 +6770,133 @@
                       <w:sz w:val="21"/>
                       <w:szCs w:val="21"/>
                     </w:rPr>
-                    <w:t xml:space="preserve">Ask the user for a whole number. Display small when it is 10 or less. Display medium when it is more than 10 but 100 or less. Display large when it is more than 100.</w:t>
+                    <w:t xml:space="preserve">Ask the user for a whole number. Display </w:t>
+                  </w:r>
+                  <w:r>
+                    <w:rPr>
+                      <w:rFonts w:ascii="Consolas" w:cs="Consolas" w:eastAsia="Consolas" w:hAnsi="Consolas"/>
+                      <w:color w:val="15803D"/>
+                      <w:sz w:val="21"/>
+                      <w:szCs w:val="21"/>
+                      <w:shd w:fill="F4F4F5"/>
+                    </w:rPr>
+                    <w:t xml:space="preserve">"small"</w:t>
+                  </w:r>
+                  <w:r>
+                    <w:rPr>
+                      <w:rFonts w:ascii="Arial" w:cs="Arial" w:eastAsia="Arial" w:hAnsi="Arial"/>
+                      <w:sz w:val="21"/>
+                      <w:szCs w:val="21"/>
+                    </w:rPr>
+                    <w:t xml:space="preserve"> when it is </w:t>
+                  </w:r>
+                  <w:r>
+                    <w:rPr>
+                      <w:rFonts w:ascii="Consolas" w:cs="Consolas" w:eastAsia="Consolas" w:hAnsi="Consolas"/>
+                      <w:color w:val="9A3412"/>
+                      <w:sz w:val="21"/>
+                      <w:szCs w:val="21"/>
+                      <w:shd w:fill="F4F4F5"/>
+                    </w:rPr>
+                    <w:t xml:space="preserve">10</w:t>
+                  </w:r>
+                  <w:r>
+                    <w:rPr>
+                      <w:rFonts w:ascii="Arial" w:cs="Arial" w:eastAsia="Arial" w:hAnsi="Arial"/>
+                      <w:sz w:val="21"/>
+                      <w:szCs w:val="21"/>
+                    </w:rPr>
+                    <w:t xml:space="preserve"> or less. Display </w:t>
+                  </w:r>
+                  <w:r>
+                    <w:rPr>
+                      <w:rFonts w:ascii="Consolas" w:cs="Consolas" w:eastAsia="Consolas" w:hAnsi="Consolas"/>
+                      <w:color w:val="15803D"/>
+                      <w:sz w:val="21"/>
+                      <w:szCs w:val="21"/>
+                      <w:shd w:fill="F4F4F5"/>
+                    </w:rPr>
+                    <w:t xml:space="preserve">"medium"</w:t>
+                  </w:r>
+                  <w:r>
+                    <w:rPr>
+                      <w:rFonts w:ascii="Arial" w:cs="Arial" w:eastAsia="Arial" w:hAnsi="Arial"/>
+                      <w:sz w:val="21"/>
+                      <w:szCs w:val="21"/>
+                    </w:rPr>
+                    <w:t xml:space="preserve"> when it is more than </w:t>
+                  </w:r>
+                  <w:r>
+                    <w:rPr>
+                      <w:rFonts w:ascii="Consolas" w:cs="Consolas" w:eastAsia="Consolas" w:hAnsi="Consolas"/>
+                      <w:color w:val="9A3412"/>
+                      <w:sz w:val="21"/>
+                      <w:szCs w:val="21"/>
+                      <w:shd w:fill="F4F4F5"/>
+                    </w:rPr>
+                    <w:t xml:space="preserve">10</w:t>
+                  </w:r>
+                  <w:r>
+                    <w:rPr>
+                      <w:rFonts w:ascii="Arial" w:cs="Arial" w:eastAsia="Arial" w:hAnsi="Arial"/>
+                      <w:sz w:val="21"/>
+                      <w:szCs w:val="21"/>
+                    </w:rPr>
+                    <w:t xml:space="preserve"> but </w:t>
+                  </w:r>
+                  <w:r>
+                    <w:rPr>
+                      <w:rFonts w:ascii="Consolas" w:cs="Consolas" w:eastAsia="Consolas" w:hAnsi="Consolas"/>
+                      <w:color w:val="9A3412"/>
+                      <w:sz w:val="21"/>
+                      <w:szCs w:val="21"/>
+                      <w:shd w:fill="F4F4F5"/>
+                    </w:rPr>
+                    <w:t xml:space="preserve">100</w:t>
+                  </w:r>
+                  <w:r>
+                    <w:rPr>
+                      <w:rFonts w:ascii="Arial" w:cs="Arial" w:eastAsia="Arial" w:hAnsi="Arial"/>
+                      <w:sz w:val="21"/>
+                      <w:szCs w:val="21"/>
+                    </w:rPr>
+                    <w:t xml:space="preserve"> or less. Display </w:t>
+                  </w:r>
+                  <w:r>
+                    <w:rPr>
+                      <w:rFonts w:ascii="Consolas" w:cs="Consolas" w:eastAsia="Consolas" w:hAnsi="Consolas"/>
+                      <w:color w:val="15803D"/>
+                      <w:sz w:val="21"/>
+                      <w:szCs w:val="21"/>
+                      <w:shd w:fill="F4F4F5"/>
+                    </w:rPr>
+                    <w:t xml:space="preserve">"large"</w:t>
+                  </w:r>
+                  <w:r>
+                    <w:rPr>
+                      <w:rFonts w:ascii="Arial" w:cs="Arial" w:eastAsia="Arial" w:hAnsi="Arial"/>
+                      <w:sz w:val="21"/>
+                      <w:szCs w:val="21"/>
+                    </w:rPr>
+                    <w:t xml:space="preserve"> when it is more than </w:t>
+                  </w:r>
+                  <w:r>
+                    <w:rPr>
+                      <w:rFonts w:ascii="Consolas" w:cs="Consolas" w:eastAsia="Consolas" w:hAnsi="Consolas"/>
+                      <w:color w:val="9A3412"/>
+                      <w:sz w:val="21"/>
+                      <w:szCs w:val="21"/>
+                      <w:shd w:fill="F4F4F5"/>
+                    </w:rPr>
+                    <w:t xml:space="preserve">100</w:t>
+                  </w:r>
+                  <w:r>
+                    <w:rPr>
+                      <w:rFonts w:ascii="Arial" w:cs="Arial" w:eastAsia="Arial" w:hAnsi="Arial"/>
+                      <w:sz w:val="21"/>
+                      <w:szCs w:val="21"/>
+                    </w:rPr>
+                    <w:t xml:space="preserve">.</w:t>
                   </w:r>
                 </w:p>
               </w:tc>
@@ -6474,7 +7176,133 @@
                       <w:sz w:val="21"/>
                       <w:szCs w:val="21"/>
                     </w:rPr>
-                    <w:t xml:space="preserve">Ask the user for a word. Display 1 when the word is red. Display 2 when it is amber. Display 3 when it is green. Display 0 for any other word.</w:t>
+                    <w:t xml:space="preserve">Ask the user for a word. Display </w:t>
+                  </w:r>
+                  <w:r>
+                    <w:rPr>
+                      <w:rFonts w:ascii="Consolas" w:cs="Consolas" w:eastAsia="Consolas" w:hAnsi="Consolas"/>
+                      <w:color w:val="9A3412"/>
+                      <w:sz w:val="21"/>
+                      <w:szCs w:val="21"/>
+                      <w:shd w:fill="F4F4F5"/>
+                    </w:rPr>
+                    <w:t xml:space="preserve">1</w:t>
+                  </w:r>
+                  <w:r>
+                    <w:rPr>
+                      <w:rFonts w:ascii="Arial" w:cs="Arial" w:eastAsia="Arial" w:hAnsi="Arial"/>
+                      <w:sz w:val="21"/>
+                      <w:szCs w:val="21"/>
+                    </w:rPr>
+                    <w:t xml:space="preserve"> when the word is </w:t>
+                  </w:r>
+                  <w:r>
+                    <w:rPr>
+                      <w:rFonts w:ascii="Consolas" w:cs="Consolas" w:eastAsia="Consolas" w:hAnsi="Consolas"/>
+                      <w:color w:val="15803D"/>
+                      <w:sz w:val="21"/>
+                      <w:szCs w:val="21"/>
+                      <w:shd w:fill="F4F4F5"/>
+                    </w:rPr>
+                    <w:t xml:space="preserve">"red"</w:t>
+                  </w:r>
+                  <w:r>
+                    <w:rPr>
+                      <w:rFonts w:ascii="Arial" w:cs="Arial" w:eastAsia="Arial" w:hAnsi="Arial"/>
+                      <w:sz w:val="21"/>
+                      <w:szCs w:val="21"/>
+                    </w:rPr>
+                    <w:t xml:space="preserve">. Display </w:t>
+                  </w:r>
+                  <w:r>
+                    <w:rPr>
+                      <w:rFonts w:ascii="Consolas" w:cs="Consolas" w:eastAsia="Consolas" w:hAnsi="Consolas"/>
+                      <w:color w:val="9A3412"/>
+                      <w:sz w:val="21"/>
+                      <w:szCs w:val="21"/>
+                      <w:shd w:fill="F4F4F5"/>
+                    </w:rPr>
+                    <w:t xml:space="preserve">2</w:t>
+                  </w:r>
+                  <w:r>
+                    <w:rPr>
+                      <w:rFonts w:ascii="Arial" w:cs="Arial" w:eastAsia="Arial" w:hAnsi="Arial"/>
+                      <w:sz w:val="21"/>
+                      <w:szCs w:val="21"/>
+                    </w:rPr>
+                    <w:t xml:space="preserve"> when it is </w:t>
+                  </w:r>
+                  <w:r>
+                    <w:rPr>
+                      <w:rFonts w:ascii="Consolas" w:cs="Consolas" w:eastAsia="Consolas" w:hAnsi="Consolas"/>
+                      <w:color w:val="15803D"/>
+                      <w:sz w:val="21"/>
+                      <w:szCs w:val="21"/>
+                      <w:shd w:fill="F4F4F5"/>
+                    </w:rPr>
+                    <w:t xml:space="preserve">"amber"</w:t>
+                  </w:r>
+                  <w:r>
+                    <w:rPr>
+                      <w:rFonts w:ascii="Arial" w:cs="Arial" w:eastAsia="Arial" w:hAnsi="Arial"/>
+                      <w:sz w:val="21"/>
+                      <w:szCs w:val="21"/>
+                    </w:rPr>
+                    <w:t xml:space="preserve">. Display </w:t>
+                  </w:r>
+                  <w:r>
+                    <w:rPr>
+                      <w:rFonts w:ascii="Consolas" w:cs="Consolas" w:eastAsia="Consolas" w:hAnsi="Consolas"/>
+                      <w:color w:val="9A3412"/>
+                      <w:sz w:val="21"/>
+                      <w:szCs w:val="21"/>
+                      <w:shd w:fill="F4F4F5"/>
+                    </w:rPr>
+                    <w:t xml:space="preserve">3</w:t>
+                  </w:r>
+                  <w:r>
+                    <w:rPr>
+                      <w:rFonts w:ascii="Arial" w:cs="Arial" w:eastAsia="Arial" w:hAnsi="Arial"/>
+                      <w:sz w:val="21"/>
+                      <w:szCs w:val="21"/>
+                    </w:rPr>
+                    <w:t xml:space="preserve"> when it is </w:t>
+                  </w:r>
+                  <w:r>
+                    <w:rPr>
+                      <w:rFonts w:ascii="Consolas" w:cs="Consolas" w:eastAsia="Consolas" w:hAnsi="Consolas"/>
+                      <w:color w:val="15803D"/>
+                      <w:sz w:val="21"/>
+                      <w:szCs w:val="21"/>
+                      <w:shd w:fill="F4F4F5"/>
+                    </w:rPr>
+                    <w:t xml:space="preserve">"green"</w:t>
+                  </w:r>
+                  <w:r>
+                    <w:rPr>
+                      <w:rFonts w:ascii="Arial" w:cs="Arial" w:eastAsia="Arial" w:hAnsi="Arial"/>
+                      <w:sz w:val="21"/>
+                      <w:szCs w:val="21"/>
+                    </w:rPr>
+                    <w:t xml:space="preserve">. Display </w:t>
+                  </w:r>
+                  <w:r>
+                    <w:rPr>
+                      <w:rFonts w:ascii="Consolas" w:cs="Consolas" w:eastAsia="Consolas" w:hAnsi="Consolas"/>
+                      <w:color w:val="9A3412"/>
+                      <w:sz w:val="21"/>
+                      <w:szCs w:val="21"/>
+                      <w:shd w:fill="F4F4F5"/>
+                    </w:rPr>
+                    <w:t xml:space="preserve">0</w:t>
+                  </w:r>
+                  <w:r>
+                    <w:rPr>
+                      <w:rFonts w:ascii="Arial" w:cs="Arial" w:eastAsia="Arial" w:hAnsi="Arial"/>
+                      <w:sz w:val="21"/>
+                      <w:szCs w:val="21"/>
+                    </w:rPr>
+                    <w:t xml:space="preserve"> for any other word.</w:t>
                   </w:r>
                 </w:p>
               </w:tc>
@@ -6614,7 +7442,61 @@
                       <w:sz w:val="21"/>
                       <w:szCs w:val="21"/>
                     </w:rPr>
-                    <w:t xml:space="preserve">Ask the user for a whole number of marks. Display A when it is 70 or more. Display B when it is 50 or more. Display C when it is 30 or more. Display D for anything less.</w:t>
+                    <w:t xml:space="preserve">Ask the user for a whole number of marks. Display A when it is </w:t>
+                  </w:r>
+                  <w:r>
+                    <w:rPr>
+                      <w:rFonts w:ascii="Consolas" w:cs="Consolas" w:eastAsia="Consolas" w:hAnsi="Consolas"/>
+                      <w:color w:val="9A3412"/>
+                      <w:sz w:val="21"/>
+                      <w:szCs w:val="21"/>
+                      <w:shd w:fill="F4F4F5"/>
+                    </w:rPr>
+                    <w:t xml:space="preserve">70</w:t>
+                  </w:r>
+                  <w:r>
+                    <w:rPr>
+                      <w:rFonts w:ascii="Arial" w:cs="Arial" w:eastAsia="Arial" w:hAnsi="Arial"/>
+                      <w:sz w:val="21"/>
+                      <w:szCs w:val="21"/>
+                    </w:rPr>
+                    <w:t xml:space="preserve"> or more. Display B when it is </w:t>
+                  </w:r>
+                  <w:r>
+                    <w:rPr>
+                      <w:rFonts w:ascii="Consolas" w:cs="Consolas" w:eastAsia="Consolas" w:hAnsi="Consolas"/>
+                      <w:color w:val="9A3412"/>
+                      <w:sz w:val="21"/>
+                      <w:szCs w:val="21"/>
+                      <w:shd w:fill="F4F4F5"/>
+                    </w:rPr>
+                    <w:t xml:space="preserve">50</w:t>
+                  </w:r>
+                  <w:r>
+                    <w:rPr>
+                      <w:rFonts w:ascii="Arial" w:cs="Arial" w:eastAsia="Arial" w:hAnsi="Arial"/>
+                      <w:sz w:val="21"/>
+                      <w:szCs w:val="21"/>
+                    </w:rPr>
+                    <w:t xml:space="preserve"> or more. Display C when it is </w:t>
+                  </w:r>
+                  <w:r>
+                    <w:rPr>
+                      <w:rFonts w:ascii="Consolas" w:cs="Consolas" w:eastAsia="Consolas" w:hAnsi="Consolas"/>
+                      <w:color w:val="9A3412"/>
+                      <w:sz w:val="21"/>
+                      <w:szCs w:val="21"/>
+                      <w:shd w:fill="F4F4F5"/>
+                    </w:rPr>
+                    <w:t xml:space="preserve">30</w:t>
+                  </w:r>
+                  <w:r>
+                    <w:rPr>
+                      <w:rFonts w:ascii="Arial" w:cs="Arial" w:eastAsia="Arial" w:hAnsi="Arial"/>
+                      <w:sz w:val="21"/>
+                      <w:szCs w:val="21"/>
+                    </w:rPr>
+                    <w:t xml:space="preserve"> or more. Display D for anything less.</w:t>
                   </w:r>
                 </w:p>
               </w:tc>
@@ -7777,7 +8659,25 @@
                       <w:sz w:val="21"/>
                       <w:szCs w:val="21"/>
                     </w:rPr>
-                    <w:t xml:space="preserve">Change the program so both numbers have to be above 3.</w:t>
+                    <w:t xml:space="preserve">Change the program so both numbers have to be above </w:t>
+                  </w:r>
+                  <w:r>
+                    <w:rPr>
+                      <w:rFonts w:ascii="Consolas" w:cs="Consolas" w:eastAsia="Consolas" w:hAnsi="Consolas"/>
+                      <w:color w:val="9A3412"/>
+                      <w:sz w:val="21"/>
+                      <w:szCs w:val="21"/>
+                      <w:shd w:fill="F4F4F5"/>
+                    </w:rPr>
+                    <w:t xml:space="preserve">3</w:t>
+                  </w:r>
+                  <w:r>
+                    <w:rPr>
+                      <w:rFonts w:ascii="Arial" w:cs="Arial" w:eastAsia="Arial" w:hAnsi="Arial"/>
+                      <w:sz w:val="21"/>
+                      <w:szCs w:val="21"/>
+                    </w:rPr>
+                    <w:t xml:space="preserve">.</w:t>
                   </w:r>
                 </w:p>
               </w:tc>
@@ -7917,7 +8817,61 @@
                       <w:sz w:val="21"/>
                       <w:szCs w:val="21"/>
                     </w:rPr>
-                    <w:t xml:space="preserve">Finish the program so a rider is allowed only when they are 12 or older and 140 or taller.</w:t>
+                    <w:t xml:space="preserve">Finish the program so a rider is </w:t>
+                  </w:r>
+                  <w:r>
+                    <w:rPr>
+                      <w:rFonts w:ascii="Consolas" w:cs="Consolas" w:eastAsia="Consolas" w:hAnsi="Consolas"/>
+                      <w:color w:val="15803D"/>
+                      <w:sz w:val="21"/>
+                      <w:szCs w:val="21"/>
+                      <w:shd w:fill="F4F4F5"/>
+                    </w:rPr>
+                    <w:t xml:space="preserve">"allowed"</w:t>
+                  </w:r>
+                  <w:r>
+                    <w:rPr>
+                      <w:rFonts w:ascii="Arial" w:cs="Arial" w:eastAsia="Arial" w:hAnsi="Arial"/>
+                      <w:sz w:val="21"/>
+                      <w:szCs w:val="21"/>
+                    </w:rPr>
+                    <w:t xml:space="preserve"> only when they are </w:t>
+                  </w:r>
+                  <w:r>
+                    <w:rPr>
+                      <w:rFonts w:ascii="Consolas" w:cs="Consolas" w:eastAsia="Consolas" w:hAnsi="Consolas"/>
+                      <w:color w:val="9A3412"/>
+                      <w:sz w:val="21"/>
+                      <w:szCs w:val="21"/>
+                      <w:shd w:fill="F4F4F5"/>
+                    </w:rPr>
+                    <w:t xml:space="preserve">12</w:t>
+                  </w:r>
+                  <w:r>
+                    <w:rPr>
+                      <w:rFonts w:ascii="Arial" w:cs="Arial" w:eastAsia="Arial" w:hAnsi="Arial"/>
+                      <w:sz w:val="21"/>
+                      <w:szCs w:val="21"/>
+                    </w:rPr>
+                    <w:t xml:space="preserve"> or older and </w:t>
+                  </w:r>
+                  <w:r>
+                    <w:rPr>
+                      <w:rFonts w:ascii="Consolas" w:cs="Consolas" w:eastAsia="Consolas" w:hAnsi="Consolas"/>
+                      <w:color w:val="9A3412"/>
+                      <w:sz w:val="21"/>
+                      <w:szCs w:val="21"/>
+                      <w:shd w:fill="F4F4F5"/>
+                    </w:rPr>
+                    <w:t xml:space="preserve">140</w:t>
+                  </w:r>
+                  <w:r>
+                    <w:rPr>
+                      <w:rFonts w:ascii="Arial" w:cs="Arial" w:eastAsia="Arial" w:hAnsi="Arial"/>
+                      <w:sz w:val="21"/>
+                      <w:szCs w:val="21"/>
+                    </w:rPr>
+                    <w:t xml:space="preserve"> or taller.</w:t>
                   </w:r>
                 </w:p>
               </w:tc>
@@ -8057,7 +9011,79 @@
                       <w:sz w:val="21"/>
                       <w:szCs w:val="21"/>
                     </w:rPr>
-                    <w:t xml:space="preserve">Ask the user for a whole number. Display special when it is 3 or when it is 7. Display ordinary when it is neither.</w:t>
+                    <w:t xml:space="preserve">Ask the user for a whole number. Display </w:t>
+                  </w:r>
+                  <w:r>
+                    <w:rPr>
+                      <w:rFonts w:ascii="Consolas" w:cs="Consolas" w:eastAsia="Consolas" w:hAnsi="Consolas"/>
+                      <w:color w:val="15803D"/>
+                      <w:sz w:val="21"/>
+                      <w:szCs w:val="21"/>
+                      <w:shd w:fill="F4F4F5"/>
+                    </w:rPr>
+                    <w:t xml:space="preserve">"special"</w:t>
+                  </w:r>
+                  <w:r>
+                    <w:rPr>
+                      <w:rFonts w:ascii="Arial" w:cs="Arial" w:eastAsia="Arial" w:hAnsi="Arial"/>
+                      <w:sz w:val="21"/>
+                      <w:szCs w:val="21"/>
+                    </w:rPr>
+                    <w:t xml:space="preserve"> when it is </w:t>
+                  </w:r>
+                  <w:r>
+                    <w:rPr>
+                      <w:rFonts w:ascii="Consolas" w:cs="Consolas" w:eastAsia="Consolas" w:hAnsi="Consolas"/>
+                      <w:color w:val="9A3412"/>
+                      <w:sz w:val="21"/>
+                      <w:szCs w:val="21"/>
+                      <w:shd w:fill="F4F4F5"/>
+                    </w:rPr>
+                    <w:t xml:space="preserve">3</w:t>
+                  </w:r>
+                  <w:r>
+                    <w:rPr>
+                      <w:rFonts w:ascii="Arial" w:cs="Arial" w:eastAsia="Arial" w:hAnsi="Arial"/>
+                      <w:sz w:val="21"/>
+                      <w:szCs w:val="21"/>
+                    </w:rPr>
+                    <w:t xml:space="preserve"> or when it is </w:t>
+                  </w:r>
+                  <w:r>
+                    <w:rPr>
+                      <w:rFonts w:ascii="Consolas" w:cs="Consolas" w:eastAsia="Consolas" w:hAnsi="Consolas"/>
+                      <w:color w:val="9A3412"/>
+                      <w:sz w:val="21"/>
+                      <w:szCs w:val="21"/>
+                      <w:shd w:fill="F4F4F5"/>
+                    </w:rPr>
+                    <w:t xml:space="preserve">7</w:t>
+                  </w:r>
+                  <w:r>
+                    <w:rPr>
+                      <w:rFonts w:ascii="Arial" w:cs="Arial" w:eastAsia="Arial" w:hAnsi="Arial"/>
+                      <w:sz w:val="21"/>
+                      <w:szCs w:val="21"/>
+                    </w:rPr>
+                    <w:t xml:space="preserve">. Display </w:t>
+                  </w:r>
+                  <w:r>
+                    <w:rPr>
+                      <w:rFonts w:ascii="Consolas" w:cs="Consolas" w:eastAsia="Consolas" w:hAnsi="Consolas"/>
+                      <w:color w:val="15803D"/>
+                      <w:sz w:val="21"/>
+                      <w:szCs w:val="21"/>
+                      <w:shd w:fill="F4F4F5"/>
+                    </w:rPr>
+                    <w:t xml:space="preserve">"ordinary"</w:t>
+                  </w:r>
+                  <w:r>
+                    <w:rPr>
+                      <w:rFonts w:ascii="Arial" w:cs="Arial" w:eastAsia="Arial" w:hAnsi="Arial"/>
+                      <w:sz w:val="21"/>
+                      <w:szCs w:val="21"/>
+                    </w:rPr>
+                    <w:t xml:space="preserve"> when it is neither.</w:t>
                   </w:r>
                 </w:p>
               </w:tc>
@@ -8197,7 +9223,61 @@
                       <w:sz w:val="21"/>
                       <w:szCs w:val="21"/>
                     </w:rPr>
-                    <w:t xml:space="preserve">Ask the user for a word. Display allowed when the word is not locked. Display blocked when it is.</w:t>
+                    <w:t xml:space="preserve">Ask the user for a word. Display </w:t>
+                  </w:r>
+                  <w:r>
+                    <w:rPr>
+                      <w:rFonts w:ascii="Consolas" w:cs="Consolas" w:eastAsia="Consolas" w:hAnsi="Consolas"/>
+                      <w:color w:val="15803D"/>
+                      <w:sz w:val="21"/>
+                      <w:szCs w:val="21"/>
+                      <w:shd w:fill="F4F4F5"/>
+                    </w:rPr>
+                    <w:t xml:space="preserve">"allowed"</w:t>
+                  </w:r>
+                  <w:r>
+                    <w:rPr>
+                      <w:rFonts w:ascii="Arial" w:cs="Arial" w:eastAsia="Arial" w:hAnsi="Arial"/>
+                      <w:sz w:val="21"/>
+                      <w:szCs w:val="21"/>
+                    </w:rPr>
+                    <w:t xml:space="preserve"> when the word is not </w:t>
+                  </w:r>
+                  <w:r>
+                    <w:rPr>
+                      <w:rFonts w:ascii="Consolas" w:cs="Consolas" w:eastAsia="Consolas" w:hAnsi="Consolas"/>
+                      <w:color w:val="15803D"/>
+                      <w:sz w:val="21"/>
+                      <w:szCs w:val="21"/>
+                      <w:shd w:fill="F4F4F5"/>
+                    </w:rPr>
+                    <w:t xml:space="preserve">"locked"</w:t>
+                  </w:r>
+                  <w:r>
+                    <w:rPr>
+                      <w:rFonts w:ascii="Arial" w:cs="Arial" w:eastAsia="Arial" w:hAnsi="Arial"/>
+                      <w:sz w:val="21"/>
+                      <w:szCs w:val="21"/>
+                    </w:rPr>
+                    <w:t xml:space="preserve">. Display </w:t>
+                  </w:r>
+                  <w:r>
+                    <w:rPr>
+                      <w:rFonts w:ascii="Consolas" w:cs="Consolas" w:eastAsia="Consolas" w:hAnsi="Consolas"/>
+                      <w:color w:val="15803D"/>
+                      <w:sz w:val="21"/>
+                      <w:szCs w:val="21"/>
+                      <w:shd w:fill="F4F4F5"/>
+                    </w:rPr>
+                    <w:t xml:space="preserve">"blocked"</w:t>
+                  </w:r>
+                  <w:r>
+                    <w:rPr>
+                      <w:rFonts w:ascii="Arial" w:cs="Arial" w:eastAsia="Arial" w:hAnsi="Arial"/>
+                      <w:sz w:val="21"/>
+                      <w:szCs w:val="21"/>
+                    </w:rPr>
+                    <w:t xml:space="preserve"> when it is.</w:t>
                   </w:r>
                 </w:p>
               </w:tc>
@@ -8337,7 +9417,61 @@
                       <w:sz w:val="21"/>
                       <w:szCs w:val="21"/>
                     </w:rPr>
-                    <w:t xml:space="preserve">This program should display special for 3 and for 7 only, but it says special for every number. Find the mistake and put it right.</w:t>
+                    <w:t xml:space="preserve">This program should display </w:t>
+                  </w:r>
+                  <w:r>
+                    <w:rPr>
+                      <w:rFonts w:ascii="Consolas" w:cs="Consolas" w:eastAsia="Consolas" w:hAnsi="Consolas"/>
+                      <w:color w:val="15803D"/>
+                      <w:sz w:val="21"/>
+                      <w:szCs w:val="21"/>
+                      <w:shd w:fill="F4F4F5"/>
+                    </w:rPr>
+                    <w:t xml:space="preserve">"special"</w:t>
+                  </w:r>
+                  <w:r>
+                    <w:rPr>
+                      <w:rFonts w:ascii="Arial" w:cs="Arial" w:eastAsia="Arial" w:hAnsi="Arial"/>
+                      <w:sz w:val="21"/>
+                      <w:szCs w:val="21"/>
+                    </w:rPr>
+                    <w:t xml:space="preserve"> for </w:t>
+                  </w:r>
+                  <w:r>
+                    <w:rPr>
+                      <w:rFonts w:ascii="Consolas" w:cs="Consolas" w:eastAsia="Consolas" w:hAnsi="Consolas"/>
+                      <w:color w:val="9A3412"/>
+                      <w:sz w:val="21"/>
+                      <w:szCs w:val="21"/>
+                      <w:shd w:fill="F4F4F5"/>
+                    </w:rPr>
+                    <w:t xml:space="preserve">3</w:t>
+                  </w:r>
+                  <w:r>
+                    <w:rPr>
+                      <w:rFonts w:ascii="Arial" w:cs="Arial" w:eastAsia="Arial" w:hAnsi="Arial"/>
+                      <w:sz w:val="21"/>
+                      <w:szCs w:val="21"/>
+                    </w:rPr>
+                    <w:t xml:space="preserve"> and for </w:t>
+                  </w:r>
+                  <w:r>
+                    <w:rPr>
+                      <w:rFonts w:ascii="Consolas" w:cs="Consolas" w:eastAsia="Consolas" w:hAnsi="Consolas"/>
+                      <w:color w:val="9A3412"/>
+                      <w:sz w:val="21"/>
+                      <w:szCs w:val="21"/>
+                      <w:shd w:fill="F4F4F5"/>
+                    </w:rPr>
+                    <w:t xml:space="preserve">7</w:t>
+                  </w:r>
+                  <w:r>
+                    <w:rPr>
+                      <w:rFonts w:ascii="Arial" w:cs="Arial" w:eastAsia="Arial" w:hAnsi="Arial"/>
+                      <w:sz w:val="21"/>
+                      <w:szCs w:val="21"/>
+                    </w:rPr>
+                    <w:t xml:space="preserve"> only, but it says special for every number. Find the mistake and put it right.</w:t>
                   </w:r>
                 </w:p>
               </w:tc>
@@ -8477,7 +9611,97 @@
                       <w:sz w:val="21"/>
                       <w:szCs w:val="21"/>
                     </w:rPr>
-                    <w:t xml:space="preserve">Ask the user for a whole number. Then ask for a word. Display open when the number is 3 or 7 and the word is not locked. Display refused for anything else.</w:t>
+                    <w:t xml:space="preserve">Ask the user for a whole number. Then ask for a word. Display </w:t>
+                  </w:r>
+                  <w:r>
+                    <w:rPr>
+                      <w:rFonts w:ascii="Consolas" w:cs="Consolas" w:eastAsia="Consolas" w:hAnsi="Consolas"/>
+                      <w:color w:val="15803D"/>
+                      <w:sz w:val="21"/>
+                      <w:szCs w:val="21"/>
+                      <w:shd w:fill="F4F4F5"/>
+                    </w:rPr>
+                    <w:t xml:space="preserve">"open"</w:t>
+                  </w:r>
+                  <w:r>
+                    <w:rPr>
+                      <w:rFonts w:ascii="Arial" w:cs="Arial" w:eastAsia="Arial" w:hAnsi="Arial"/>
+                      <w:sz w:val="21"/>
+                      <w:szCs w:val="21"/>
+                    </w:rPr>
+                    <w:t xml:space="preserve"> when the number is </w:t>
+                  </w:r>
+                  <w:r>
+                    <w:rPr>
+                      <w:rFonts w:ascii="Consolas" w:cs="Consolas" w:eastAsia="Consolas" w:hAnsi="Consolas"/>
+                      <w:color w:val="9A3412"/>
+                      <w:sz w:val="21"/>
+                      <w:szCs w:val="21"/>
+                      <w:shd w:fill="F4F4F5"/>
+                    </w:rPr>
+                    <w:t xml:space="preserve">3</w:t>
+                  </w:r>
+                  <w:r>
+                    <w:rPr>
+                      <w:rFonts w:ascii="Arial" w:cs="Arial" w:eastAsia="Arial" w:hAnsi="Arial"/>
+                      <w:sz w:val="21"/>
+                      <w:szCs w:val="21"/>
+                    </w:rPr>
+                    <w:t xml:space="preserve"> or </w:t>
+                  </w:r>
+                  <w:r>
+                    <w:rPr>
+                      <w:rFonts w:ascii="Consolas" w:cs="Consolas" w:eastAsia="Consolas" w:hAnsi="Consolas"/>
+                      <w:color w:val="9A3412"/>
+                      <w:sz w:val="21"/>
+                      <w:szCs w:val="21"/>
+                      <w:shd w:fill="F4F4F5"/>
+                    </w:rPr>
+                    <w:t xml:space="preserve">7</w:t>
+                  </w:r>
+                  <w:r>
+                    <w:rPr>
+                      <w:rFonts w:ascii="Arial" w:cs="Arial" w:eastAsia="Arial" w:hAnsi="Arial"/>
+                      <w:sz w:val="21"/>
+                      <w:szCs w:val="21"/>
+                    </w:rPr>
+                    <w:t xml:space="preserve"> and the word is not </w:t>
+                  </w:r>
+                  <w:r>
+                    <w:rPr>
+                      <w:rFonts w:ascii="Consolas" w:cs="Consolas" w:eastAsia="Consolas" w:hAnsi="Consolas"/>
+                      <w:color w:val="15803D"/>
+                      <w:sz w:val="21"/>
+                      <w:szCs w:val="21"/>
+                      <w:shd w:fill="F4F4F5"/>
+                    </w:rPr>
+                    <w:t xml:space="preserve">"locked"</w:t>
+                  </w:r>
+                  <w:r>
+                    <w:rPr>
+                      <w:rFonts w:ascii="Arial" w:cs="Arial" w:eastAsia="Arial" w:hAnsi="Arial"/>
+                      <w:sz w:val="21"/>
+                      <w:szCs w:val="21"/>
+                    </w:rPr>
+                    <w:t xml:space="preserve">. Display </w:t>
+                  </w:r>
+                  <w:r>
+                    <w:rPr>
+                      <w:rFonts w:ascii="Consolas" w:cs="Consolas" w:eastAsia="Consolas" w:hAnsi="Consolas"/>
+                      <w:color w:val="15803D"/>
+                      <w:sz w:val="21"/>
+                      <w:szCs w:val="21"/>
+                      <w:shd w:fill="F4F4F5"/>
+                    </w:rPr>
+                    <w:t xml:space="preserve">"refused"</w:t>
+                  </w:r>
+                  <w:r>
+                    <w:rPr>
+                      <w:rFonts w:ascii="Arial" w:cs="Arial" w:eastAsia="Arial" w:hAnsi="Arial"/>
+                      <w:sz w:val="21"/>
+                      <w:szCs w:val="21"/>
+                    </w:rPr>
+                    <w:t xml:space="preserve"> for anything else.</w:t>
                   </w:r>
                 </w:p>
               </w:tc>
@@ -9220,7 +10444,25 @@
                       <w:sz w:val="21"/>
                       <w:szCs w:val="21"/>
                     </w:rPr>
-                    <w:t xml:space="preserve">Press Run. Then change the word check to anything else and Run again.</w:t>
+                    <w:t xml:space="preserve">Press Run. Then change the word </w:t>
+                  </w:r>
+                  <w:r>
+                    <w:rPr>
+                      <w:rFonts w:ascii="Consolas" w:cs="Consolas" w:eastAsia="Consolas" w:hAnsi="Consolas"/>
+                      <w:color w:val="15803D"/>
+                      <w:sz w:val="21"/>
+                      <w:szCs w:val="21"/>
+                      <w:shd w:fill="F4F4F5"/>
+                    </w:rPr>
+                    <w:t xml:space="preserve">"check"</w:t>
+                  </w:r>
+                  <w:r>
+                    <w:rPr>
+                      <w:rFonts w:ascii="Arial" w:cs="Arial" w:eastAsia="Arial" w:hAnsi="Arial"/>
+                      <w:sz w:val="21"/>
+                      <w:szCs w:val="21"/>
+                    </w:rPr>
+                    <w:t xml:space="preserve"> to anything else and Run again.</w:t>
                   </w:r>
                 </w:p>
               </w:tc>
@@ -9500,7 +10742,43 @@
                       <w:sz w:val="21"/>
                       <w:szCs w:val="21"/>
                     </w:rPr>
-                    <w:t xml:space="preserve">Change the program so a number of exactly 50 counts as high.</w:t>
+                    <w:t xml:space="preserve">Change the program so a number of exactly </w:t>
+                  </w:r>
+                  <w:r>
+                    <w:rPr>
+                      <w:rFonts w:ascii="Consolas" w:cs="Consolas" w:eastAsia="Consolas" w:hAnsi="Consolas"/>
+                      <w:color w:val="9A3412"/>
+                      <w:sz w:val="21"/>
+                      <w:szCs w:val="21"/>
+                      <w:shd w:fill="F4F4F5"/>
+                    </w:rPr>
+                    <w:t xml:space="preserve">50</w:t>
+                  </w:r>
+                  <w:r>
+                    <w:rPr>
+                      <w:rFonts w:ascii="Arial" w:cs="Arial" w:eastAsia="Arial" w:hAnsi="Arial"/>
+                      <w:sz w:val="21"/>
+                      <w:szCs w:val="21"/>
+                    </w:rPr>
+                    <w:t xml:space="preserve"> counts as </w:t>
+                  </w:r>
+                  <w:r>
+                    <w:rPr>
+                      <w:rFonts w:ascii="Consolas" w:cs="Consolas" w:eastAsia="Consolas" w:hAnsi="Consolas"/>
+                      <w:color w:val="15803D"/>
+                      <w:sz w:val="21"/>
+                      <w:szCs w:val="21"/>
+                      <w:shd w:fill="F4F4F5"/>
+                    </w:rPr>
+                    <w:t xml:space="preserve">"high"</w:t>
+                  </w:r>
+                  <w:r>
+                    <w:rPr>
+                      <w:rFonts w:ascii="Arial" w:cs="Arial" w:eastAsia="Arial" w:hAnsi="Arial"/>
+                      <w:sz w:val="21"/>
+                      <w:szCs w:val="21"/>
+                    </w:rPr>
+                    <w:t xml:space="preserve">.</w:t>
                   </w:r>
                 </w:p>
               </w:tc>
@@ -9640,7 +10918,61 @@
                       <w:sz w:val="21"/>
                       <w:szCs w:val="21"/>
                     </w:rPr>
-                    <w:t xml:space="preserve">Finish the program so it displays not enough when the word is check and the number is under 10.</w:t>
+                    <w:t xml:space="preserve">Finish the program so it displays </w:t>
+                  </w:r>
+                  <w:r>
+                    <w:rPr>
+                      <w:rFonts w:ascii="Consolas" w:cs="Consolas" w:eastAsia="Consolas" w:hAnsi="Consolas"/>
+                      <w:color w:val="15803D"/>
+                      <w:sz w:val="21"/>
+                      <w:szCs w:val="21"/>
+                      <w:shd w:fill="F4F4F5"/>
+                    </w:rPr>
+                    <w:t xml:space="preserve">"not enough"</w:t>
+                  </w:r>
+                  <w:r>
+                    <w:rPr>
+                      <w:rFonts w:ascii="Arial" w:cs="Arial" w:eastAsia="Arial" w:hAnsi="Arial"/>
+                      <w:sz w:val="21"/>
+                      <w:szCs w:val="21"/>
+                    </w:rPr>
+                    <w:t xml:space="preserve"> when the word is </w:t>
+                  </w:r>
+                  <w:r>
+                    <w:rPr>
+                      <w:rFonts w:ascii="Consolas" w:cs="Consolas" w:eastAsia="Consolas" w:hAnsi="Consolas"/>
+                      <w:color w:val="15803D"/>
+                      <w:sz w:val="21"/>
+                      <w:szCs w:val="21"/>
+                      <w:shd w:fill="F4F4F5"/>
+                    </w:rPr>
+                    <w:t xml:space="preserve">"check"</w:t>
+                  </w:r>
+                  <w:r>
+                    <w:rPr>
+                      <w:rFonts w:ascii="Arial" w:cs="Arial" w:eastAsia="Arial" w:hAnsi="Arial"/>
+                      <w:sz w:val="21"/>
+                      <w:szCs w:val="21"/>
+                    </w:rPr>
+                    <w:t xml:space="preserve"> and the number is under </w:t>
+                  </w:r>
+                  <w:r>
+                    <w:rPr>
+                      <w:rFonts w:ascii="Consolas" w:cs="Consolas" w:eastAsia="Consolas" w:hAnsi="Consolas"/>
+                      <w:color w:val="9A3412"/>
+                      <w:sz w:val="21"/>
+                      <w:szCs w:val="21"/>
+                      <w:shd w:fill="F4F4F5"/>
+                    </w:rPr>
+                    <w:t xml:space="preserve">10</w:t>
+                  </w:r>
+                  <w:r>
+                    <w:rPr>
+                      <w:rFonts w:ascii="Arial" w:cs="Arial" w:eastAsia="Arial" w:hAnsi="Arial"/>
+                      <w:sz w:val="21"/>
+                      <w:szCs w:val="21"/>
+                    </w:rPr>
+                    <w:t xml:space="preserve">.</w:t>
                   </w:r>
                 </w:p>
               </w:tc>
@@ -9780,7 +11112,133 @@
                       <w:sz w:val="21"/>
                       <w:szCs w:val="21"/>
                     </w:rPr>
-                    <w:t xml:space="preserve">Ask the user for a word. Then ask for a whole number. When the word is check and the number is above 50, display high. When the word is check and the number is 50 or less, display low. When the word is anything else, display skipped.</w:t>
+                    <w:t xml:space="preserve">Ask the user for a word. Then ask for a whole number. When the word is </w:t>
+                  </w:r>
+                  <w:r>
+                    <w:rPr>
+                      <w:rFonts w:ascii="Consolas" w:cs="Consolas" w:eastAsia="Consolas" w:hAnsi="Consolas"/>
+                      <w:color w:val="15803D"/>
+                      <w:sz w:val="21"/>
+                      <w:szCs w:val="21"/>
+                      <w:shd w:fill="F4F4F5"/>
+                    </w:rPr>
+                    <w:t xml:space="preserve">"check"</w:t>
+                  </w:r>
+                  <w:r>
+                    <w:rPr>
+                      <w:rFonts w:ascii="Arial" w:cs="Arial" w:eastAsia="Arial" w:hAnsi="Arial"/>
+                      <w:sz w:val="21"/>
+                      <w:szCs w:val="21"/>
+                    </w:rPr>
+                    <w:t xml:space="preserve"> and the number is above </w:t>
+                  </w:r>
+                  <w:r>
+                    <w:rPr>
+                      <w:rFonts w:ascii="Consolas" w:cs="Consolas" w:eastAsia="Consolas" w:hAnsi="Consolas"/>
+                      <w:color w:val="9A3412"/>
+                      <w:sz w:val="21"/>
+                      <w:szCs w:val="21"/>
+                      <w:shd w:fill="F4F4F5"/>
+                    </w:rPr>
+                    <w:t xml:space="preserve">50</w:t>
+                  </w:r>
+                  <w:r>
+                    <w:rPr>
+                      <w:rFonts w:ascii="Arial" w:cs="Arial" w:eastAsia="Arial" w:hAnsi="Arial"/>
+                      <w:sz w:val="21"/>
+                      <w:szCs w:val="21"/>
+                    </w:rPr>
+                    <w:t xml:space="preserve">, display </w:t>
+                  </w:r>
+                  <w:r>
+                    <w:rPr>
+                      <w:rFonts w:ascii="Consolas" w:cs="Consolas" w:eastAsia="Consolas" w:hAnsi="Consolas"/>
+                      <w:color w:val="15803D"/>
+                      <w:sz w:val="21"/>
+                      <w:szCs w:val="21"/>
+                      <w:shd w:fill="F4F4F5"/>
+                    </w:rPr>
+                    <w:t xml:space="preserve">"high"</w:t>
+                  </w:r>
+                  <w:r>
+                    <w:rPr>
+                      <w:rFonts w:ascii="Arial" w:cs="Arial" w:eastAsia="Arial" w:hAnsi="Arial"/>
+                      <w:sz w:val="21"/>
+                      <w:szCs w:val="21"/>
+                    </w:rPr>
+                    <w:t xml:space="preserve">. When the word is </w:t>
+                  </w:r>
+                  <w:r>
+                    <w:rPr>
+                      <w:rFonts w:ascii="Consolas" w:cs="Consolas" w:eastAsia="Consolas" w:hAnsi="Consolas"/>
+                      <w:color w:val="15803D"/>
+                      <w:sz w:val="21"/>
+                      <w:szCs w:val="21"/>
+                      <w:shd w:fill="F4F4F5"/>
+                    </w:rPr>
+                    <w:t xml:space="preserve">"check"</w:t>
+                  </w:r>
+                  <w:r>
+                    <w:rPr>
+                      <w:rFonts w:ascii="Arial" w:cs="Arial" w:eastAsia="Arial" w:hAnsi="Arial"/>
+                      <w:sz w:val="21"/>
+                      <w:szCs w:val="21"/>
+                    </w:rPr>
+                    <w:t xml:space="preserve"> and the number is </w:t>
+                  </w:r>
+                  <w:r>
+                    <w:rPr>
+                      <w:rFonts w:ascii="Consolas" w:cs="Consolas" w:eastAsia="Consolas" w:hAnsi="Consolas"/>
+                      <w:color w:val="9A3412"/>
+                      <w:sz w:val="21"/>
+                      <w:szCs w:val="21"/>
+                      <w:shd w:fill="F4F4F5"/>
+                    </w:rPr>
+                    <w:t xml:space="preserve">50</w:t>
+                  </w:r>
+                  <w:r>
+                    <w:rPr>
+                      <w:rFonts w:ascii="Arial" w:cs="Arial" w:eastAsia="Arial" w:hAnsi="Arial"/>
+                      <w:sz w:val="21"/>
+                      <w:szCs w:val="21"/>
+                    </w:rPr>
+                    <w:t xml:space="preserve"> or less, display </w:t>
+                  </w:r>
+                  <w:r>
+                    <w:rPr>
+                      <w:rFonts w:ascii="Consolas" w:cs="Consolas" w:eastAsia="Consolas" w:hAnsi="Consolas"/>
+                      <w:color w:val="15803D"/>
+                      <w:sz w:val="21"/>
+                      <w:szCs w:val="21"/>
+                      <w:shd w:fill="F4F4F5"/>
+                    </w:rPr>
+                    <w:t xml:space="preserve">"low"</w:t>
+                  </w:r>
+                  <w:r>
+                    <w:rPr>
+                      <w:rFonts w:ascii="Arial" w:cs="Arial" w:eastAsia="Arial" w:hAnsi="Arial"/>
+                      <w:sz w:val="21"/>
+                      <w:szCs w:val="21"/>
+                    </w:rPr>
+                    <w:t xml:space="preserve">. When the word is anything else, display </w:t>
+                  </w:r>
+                  <w:r>
+                    <w:rPr>
+                      <w:rFonts w:ascii="Consolas" w:cs="Consolas" w:eastAsia="Consolas" w:hAnsi="Consolas"/>
+                      <w:color w:val="15803D"/>
+                      <w:sz w:val="21"/>
+                      <w:szCs w:val="21"/>
+                      <w:shd w:fill="F4F4F5"/>
+                    </w:rPr>
+                    <w:t xml:space="preserve">"skipped"</w:t>
+                  </w:r>
+                  <w:r>
+                    <w:rPr>
+                      <w:rFonts w:ascii="Arial" w:cs="Arial" w:eastAsia="Arial" w:hAnsi="Arial"/>
+                      <w:sz w:val="21"/>
+                      <w:szCs w:val="21"/>
+                    </w:rPr>
+                    <w:t xml:space="preserve">.</w:t>
                   </w:r>
                 </w:p>
               </w:tc>
@@ -9920,7 +11378,151 @@
                       <w:sz w:val="21"/>
                       <w:szCs w:val="21"/>
                     </w:rPr>
-                    <w:t xml:space="preserve">Ask the user for a whole number. Then ask for a second whole number. Display both when both are above 0. Display first only when only the first is above 0. Display second only when only the second is above 0. Display neither when neither is above 0.</w:t>
+                    <w:t xml:space="preserve">Ask the user for a whole number. Then ask for a second whole number. Display </w:t>
+                  </w:r>
+                  <w:r>
+                    <w:rPr>
+                      <w:rFonts w:ascii="Consolas" w:cs="Consolas" w:eastAsia="Consolas" w:hAnsi="Consolas"/>
+                      <w:color w:val="15803D"/>
+                      <w:sz w:val="21"/>
+                      <w:szCs w:val="21"/>
+                      <w:shd w:fill="F4F4F5"/>
+                    </w:rPr>
+                    <w:t xml:space="preserve">"both"</w:t>
+                  </w:r>
+                  <w:r>
+                    <w:rPr>
+                      <w:rFonts w:ascii="Arial" w:cs="Arial" w:eastAsia="Arial" w:hAnsi="Arial"/>
+                      <w:sz w:val="21"/>
+                      <w:szCs w:val="21"/>
+                    </w:rPr>
+                    <w:t xml:space="preserve"> when both are above </w:t>
+                  </w:r>
+                  <w:r>
+                    <w:rPr>
+                      <w:rFonts w:ascii="Consolas" w:cs="Consolas" w:eastAsia="Consolas" w:hAnsi="Consolas"/>
+                      <w:color w:val="9A3412"/>
+                      <w:sz w:val="21"/>
+                      <w:szCs w:val="21"/>
+                      <w:shd w:fill="F4F4F5"/>
+                    </w:rPr>
+                    <w:t xml:space="preserve">0</w:t>
+                  </w:r>
+                  <w:r>
+                    <w:rPr>
+                      <w:rFonts w:ascii="Arial" w:cs="Arial" w:eastAsia="Arial" w:hAnsi="Arial"/>
+                      <w:sz w:val="21"/>
+                      <w:szCs w:val="21"/>
+                    </w:rPr>
+                    <w:t xml:space="preserve">. Display </w:t>
+                  </w:r>
+                  <w:r>
+                    <w:rPr>
+                      <w:rFonts w:ascii="Consolas" w:cs="Consolas" w:eastAsia="Consolas" w:hAnsi="Consolas"/>
+                      <w:color w:val="15803D"/>
+                      <w:sz w:val="21"/>
+                      <w:szCs w:val="21"/>
+                      <w:shd w:fill="F4F4F5"/>
+                    </w:rPr>
+                    <w:t xml:space="preserve">"first only"</w:t>
+                  </w:r>
+                  <w:r>
+                    <w:rPr>
+                      <w:rFonts w:ascii="Arial" w:cs="Arial" w:eastAsia="Arial" w:hAnsi="Arial"/>
+                      <w:sz w:val="21"/>
+                      <w:szCs w:val="21"/>
+                    </w:rPr>
+                    <w:t xml:space="preserve"> when only the first is above </w:t>
+                  </w:r>
+                  <w:r>
+                    <w:rPr>
+                      <w:rFonts w:ascii="Consolas" w:cs="Consolas" w:eastAsia="Consolas" w:hAnsi="Consolas"/>
+                      <w:color w:val="9A3412"/>
+                      <w:sz w:val="21"/>
+                      <w:szCs w:val="21"/>
+                      <w:shd w:fill="F4F4F5"/>
+                    </w:rPr>
+                    <w:t xml:space="preserve">0</w:t>
+                  </w:r>
+                  <w:r>
+                    <w:rPr>
+                      <w:rFonts w:ascii="Arial" w:cs="Arial" w:eastAsia="Arial" w:hAnsi="Arial"/>
+                      <w:sz w:val="21"/>
+                      <w:szCs w:val="21"/>
+                    </w:rPr>
+                    <w:t xml:space="preserve">. Display </w:t>
+                  </w:r>
+                  <w:r>
+                    <w:rPr>
+                      <w:rFonts w:ascii="Consolas" w:cs="Consolas" w:eastAsia="Consolas" w:hAnsi="Consolas"/>
+                      <w:color w:val="15803D"/>
+                      <w:sz w:val="21"/>
+                      <w:szCs w:val="21"/>
+                      <w:shd w:fill="F4F4F5"/>
+                    </w:rPr>
+                    <w:t xml:space="preserve">"second only"</w:t>
+                  </w:r>
+                  <w:r>
+                    <w:rPr>
+                      <w:rFonts w:ascii="Arial" w:cs="Arial" w:eastAsia="Arial" w:hAnsi="Arial"/>
+                      <w:sz w:val="21"/>
+                      <w:szCs w:val="21"/>
+                    </w:rPr>
+                    <w:t xml:space="preserve"> when only the second is above </w:t>
+                  </w:r>
+                  <w:r>
+                    <w:rPr>
+                      <w:rFonts w:ascii="Consolas" w:cs="Consolas" w:eastAsia="Consolas" w:hAnsi="Consolas"/>
+                      <w:color w:val="9A3412"/>
+                      <w:sz w:val="21"/>
+                      <w:szCs w:val="21"/>
+                      <w:shd w:fill="F4F4F5"/>
+                    </w:rPr>
+                    <w:t xml:space="preserve">0</w:t>
+                  </w:r>
+                  <w:r>
+                    <w:rPr>
+                      <w:rFonts w:ascii="Arial" w:cs="Arial" w:eastAsia="Arial" w:hAnsi="Arial"/>
+                      <w:sz w:val="21"/>
+                      <w:szCs w:val="21"/>
+                    </w:rPr>
+                    <w:t xml:space="preserve">. Display </w:t>
+                  </w:r>
+                  <w:r>
+                    <w:rPr>
+                      <w:rFonts w:ascii="Consolas" w:cs="Consolas" w:eastAsia="Consolas" w:hAnsi="Consolas"/>
+                      <w:color w:val="15803D"/>
+                      <w:sz w:val="21"/>
+                      <w:szCs w:val="21"/>
+                      <w:shd w:fill="F4F4F5"/>
+                    </w:rPr>
+                    <w:t xml:space="preserve">"neither"</w:t>
+                  </w:r>
+                  <w:r>
+                    <w:rPr>
+                      <w:rFonts w:ascii="Arial" w:cs="Arial" w:eastAsia="Arial" w:hAnsi="Arial"/>
+                      <w:sz w:val="21"/>
+                      <w:szCs w:val="21"/>
+                    </w:rPr>
+                    <w:t xml:space="preserve"> when neither is above </w:t>
+                  </w:r>
+                  <w:r>
+                    <w:rPr>
+                      <w:rFonts w:ascii="Consolas" w:cs="Consolas" w:eastAsia="Consolas" w:hAnsi="Consolas"/>
+                      <w:color w:val="9A3412"/>
+                      <w:sz w:val="21"/>
+                      <w:szCs w:val="21"/>
+                      <w:shd w:fill="F4F4F5"/>
+                    </w:rPr>
+                    <w:t xml:space="preserve">0</w:t>
+                  </w:r>
+                  <w:r>
+                    <w:rPr>
+                      <w:rFonts w:ascii="Arial" w:cs="Arial" w:eastAsia="Arial" w:hAnsi="Arial"/>
+                      <w:sz w:val="21"/>
+                      <w:szCs w:val="21"/>
+                    </w:rPr>
+                    <w:t xml:space="preserve">.</w:t>
                   </w:r>
                 </w:p>
               </w:tc>
@@ -10060,7 +11662,61 @@
                       <w:sz w:val="21"/>
                       <w:szCs w:val="21"/>
                     </w:rPr>
-                    <w:t xml:space="preserve">This program should display high, low or skipped. One line is not indented far enough. Find it and put it right.</w:t>
+                    <w:t xml:space="preserve">This program should display </w:t>
+                  </w:r>
+                  <w:r>
+                    <w:rPr>
+                      <w:rFonts w:ascii="Consolas" w:cs="Consolas" w:eastAsia="Consolas" w:hAnsi="Consolas"/>
+                      <w:color w:val="15803D"/>
+                      <w:sz w:val="21"/>
+                      <w:szCs w:val="21"/>
+                      <w:shd w:fill="F4F4F5"/>
+                    </w:rPr>
+                    <w:t xml:space="preserve">"high"</w:t>
+                  </w:r>
+                  <w:r>
+                    <w:rPr>
+                      <w:rFonts w:ascii="Arial" w:cs="Arial" w:eastAsia="Arial" w:hAnsi="Arial"/>
+                      <w:sz w:val="21"/>
+                      <w:szCs w:val="21"/>
+                    </w:rPr>
+                    <w:t xml:space="preserve">, </w:t>
+                  </w:r>
+                  <w:r>
+                    <w:rPr>
+                      <w:rFonts w:ascii="Consolas" w:cs="Consolas" w:eastAsia="Consolas" w:hAnsi="Consolas"/>
+                      <w:color w:val="15803D"/>
+                      <w:sz w:val="21"/>
+                      <w:szCs w:val="21"/>
+                      <w:shd w:fill="F4F4F5"/>
+                    </w:rPr>
+                    <w:t xml:space="preserve">"low"</w:t>
+                  </w:r>
+                  <w:r>
+                    <w:rPr>
+                      <w:rFonts w:ascii="Arial" w:cs="Arial" w:eastAsia="Arial" w:hAnsi="Arial"/>
+                      <w:sz w:val="21"/>
+                      <w:szCs w:val="21"/>
+                    </w:rPr>
+                    <w:t xml:space="preserve"> or </w:t>
+                  </w:r>
+                  <w:r>
+                    <w:rPr>
+                      <w:rFonts w:ascii="Consolas" w:cs="Consolas" w:eastAsia="Consolas" w:hAnsi="Consolas"/>
+                      <w:color w:val="15803D"/>
+                      <w:sz w:val="21"/>
+                      <w:szCs w:val="21"/>
+                      <w:shd w:fill="F4F4F5"/>
+                    </w:rPr>
+                    <w:t xml:space="preserve">"skipped"</w:t>
+                  </w:r>
+                  <w:r>
+                    <w:rPr>
+                      <w:rFonts w:ascii="Arial" w:cs="Arial" w:eastAsia="Arial" w:hAnsi="Arial"/>
+                      <w:sz w:val="21"/>
+                      <w:szCs w:val="21"/>
+                    </w:rPr>
+                    <w:t xml:space="preserve">. One line is not indented far enough. Find it and put it right.</w:t>
                   </w:r>
                 </w:p>
               </w:tc>
@@ -10200,7 +11856,151 @@
                       <w:sz w:val="21"/>
                       <w:szCs w:val="21"/>
                     </w:rPr>
-                    <w:t xml:space="preserve">Ask the user for the word member or the word guest. Then ask for an age as a whole number. A member pays 5 when under 16, and 10 otherwise. A guest pays 8 when under 16, and 15 otherwise. Display the price.</w:t>
+                    <w:t xml:space="preserve">Ask the user for the word </w:t>
+                  </w:r>
+                  <w:r>
+                    <w:rPr>
+                      <w:rFonts w:ascii="Consolas" w:cs="Consolas" w:eastAsia="Consolas" w:hAnsi="Consolas"/>
+                      <w:color w:val="15803D"/>
+                      <w:sz w:val="21"/>
+                      <w:szCs w:val="21"/>
+                      <w:shd w:fill="F4F4F5"/>
+                    </w:rPr>
+                    <w:t xml:space="preserve">"member"</w:t>
+                  </w:r>
+                  <w:r>
+                    <w:rPr>
+                      <w:rFonts w:ascii="Arial" w:cs="Arial" w:eastAsia="Arial" w:hAnsi="Arial"/>
+                      <w:sz w:val="21"/>
+                      <w:szCs w:val="21"/>
+                    </w:rPr>
+                    <w:t xml:space="preserve"> or the word </w:t>
+                  </w:r>
+                  <w:r>
+                    <w:rPr>
+                      <w:rFonts w:ascii="Consolas" w:cs="Consolas" w:eastAsia="Consolas" w:hAnsi="Consolas"/>
+                      <w:color w:val="15803D"/>
+                      <w:sz w:val="21"/>
+                      <w:szCs w:val="21"/>
+                      <w:shd w:fill="F4F4F5"/>
+                    </w:rPr>
+                    <w:t xml:space="preserve">"guest"</w:t>
+                  </w:r>
+                  <w:r>
+                    <w:rPr>
+                      <w:rFonts w:ascii="Arial" w:cs="Arial" w:eastAsia="Arial" w:hAnsi="Arial"/>
+                      <w:sz w:val="21"/>
+                      <w:szCs w:val="21"/>
+                    </w:rPr>
+                    <w:t xml:space="preserve">. Then ask for an age as a whole number. A member pays </w:t>
+                  </w:r>
+                  <w:r>
+                    <w:rPr>
+                      <w:rFonts w:ascii="Consolas" w:cs="Consolas" w:eastAsia="Consolas" w:hAnsi="Consolas"/>
+                      <w:color w:val="9A3412"/>
+                      <w:sz w:val="21"/>
+                      <w:szCs w:val="21"/>
+                      <w:shd w:fill="F4F4F5"/>
+                    </w:rPr>
+                    <w:t xml:space="preserve">5</w:t>
+                  </w:r>
+                  <w:r>
+                    <w:rPr>
+                      <w:rFonts w:ascii="Arial" w:cs="Arial" w:eastAsia="Arial" w:hAnsi="Arial"/>
+                      <w:sz w:val="21"/>
+                      <w:szCs w:val="21"/>
+                    </w:rPr>
+                    <w:t xml:space="preserve"> when under </w:t>
+                  </w:r>
+                  <w:r>
+                    <w:rPr>
+                      <w:rFonts w:ascii="Consolas" w:cs="Consolas" w:eastAsia="Consolas" w:hAnsi="Consolas"/>
+                      <w:color w:val="9A3412"/>
+                      <w:sz w:val="21"/>
+                      <w:szCs w:val="21"/>
+                      <w:shd w:fill="F4F4F5"/>
+                    </w:rPr>
+                    <w:t xml:space="preserve">16</w:t>
+                  </w:r>
+                  <w:r>
+                    <w:rPr>
+                      <w:rFonts w:ascii="Arial" w:cs="Arial" w:eastAsia="Arial" w:hAnsi="Arial"/>
+                      <w:sz w:val="21"/>
+                      <w:szCs w:val="21"/>
+                    </w:rPr>
+                    <w:t xml:space="preserve">, and </w:t>
+                  </w:r>
+                  <w:r>
+                    <w:rPr>
+                      <w:rFonts w:ascii="Consolas" w:cs="Consolas" w:eastAsia="Consolas" w:hAnsi="Consolas"/>
+                      <w:color w:val="9A3412"/>
+                      <w:sz w:val="21"/>
+                      <w:szCs w:val="21"/>
+                      <w:shd w:fill="F4F4F5"/>
+                    </w:rPr>
+                    <w:t xml:space="preserve">10</w:t>
+                  </w:r>
+                  <w:r>
+                    <w:rPr>
+                      <w:rFonts w:ascii="Arial" w:cs="Arial" w:eastAsia="Arial" w:hAnsi="Arial"/>
+                      <w:sz w:val="21"/>
+                      <w:szCs w:val="21"/>
+                    </w:rPr>
+                    <w:t xml:space="preserve"> otherwise. A guest pays </w:t>
+                  </w:r>
+                  <w:r>
+                    <w:rPr>
+                      <w:rFonts w:ascii="Consolas" w:cs="Consolas" w:eastAsia="Consolas" w:hAnsi="Consolas"/>
+                      <w:color w:val="9A3412"/>
+                      <w:sz w:val="21"/>
+                      <w:szCs w:val="21"/>
+                      <w:shd w:fill="F4F4F5"/>
+                    </w:rPr>
+                    <w:t xml:space="preserve">8</w:t>
+                  </w:r>
+                  <w:r>
+                    <w:rPr>
+                      <w:rFonts w:ascii="Arial" w:cs="Arial" w:eastAsia="Arial" w:hAnsi="Arial"/>
+                      <w:sz w:val="21"/>
+                      <w:szCs w:val="21"/>
+                    </w:rPr>
+                    <w:t xml:space="preserve"> when under </w:t>
+                  </w:r>
+                  <w:r>
+                    <w:rPr>
+                      <w:rFonts w:ascii="Consolas" w:cs="Consolas" w:eastAsia="Consolas" w:hAnsi="Consolas"/>
+                      <w:color w:val="9A3412"/>
+                      <w:sz w:val="21"/>
+                      <w:szCs w:val="21"/>
+                      <w:shd w:fill="F4F4F5"/>
+                    </w:rPr>
+                    <w:t xml:space="preserve">16</w:t>
+                  </w:r>
+                  <w:r>
+                    <w:rPr>
+                      <w:rFonts w:ascii="Arial" w:cs="Arial" w:eastAsia="Arial" w:hAnsi="Arial"/>
+                      <w:sz w:val="21"/>
+                      <w:szCs w:val="21"/>
+                    </w:rPr>
+                    <w:t xml:space="preserve">, and </w:t>
+                  </w:r>
+                  <w:r>
+                    <w:rPr>
+                      <w:rFonts w:ascii="Consolas" w:cs="Consolas" w:eastAsia="Consolas" w:hAnsi="Consolas"/>
+                      <w:color w:val="9A3412"/>
+                      <w:sz w:val="21"/>
+                      <w:szCs w:val="21"/>
+                      <w:shd w:fill="F4F4F5"/>
+                    </w:rPr>
+                    <w:t xml:space="preserve">15</w:t>
+                  </w:r>
+                  <w:r>
+                    <w:rPr>
+                      <w:rFonts w:ascii="Arial" w:cs="Arial" w:eastAsia="Arial" w:hAnsi="Arial"/>
+                      <w:sz w:val="21"/>
+                      <w:szCs w:val="21"/>
+                    </w:rPr>
+                    <w:t xml:space="preserve"> otherwise. Display the price.</w:t>
                   </w:r>
                 </w:p>
               </w:tc>
@@ -11363,7 +13163,43 @@
                       <w:sz w:val="21"/>
                       <w:szCs w:val="21"/>
                     </w:rPr>
-                    <w:t xml:space="preserve">Change the program so a temperature of exactly 30 counts as hot.</w:t>
+                    <w:t xml:space="preserve">Change the program so a temperature of exactly </w:t>
+                  </w:r>
+                  <w:r>
+                    <w:rPr>
+                      <w:rFonts w:ascii="Consolas" w:cs="Consolas" w:eastAsia="Consolas" w:hAnsi="Consolas"/>
+                      <w:color w:val="9A3412"/>
+                      <w:sz w:val="21"/>
+                      <w:szCs w:val="21"/>
+                      <w:shd w:fill="F4F4F5"/>
+                    </w:rPr>
+                    <w:t xml:space="preserve">30</w:t>
+                  </w:r>
+                  <w:r>
+                    <w:rPr>
+                      <w:rFonts w:ascii="Arial" w:cs="Arial" w:eastAsia="Arial" w:hAnsi="Arial"/>
+                      <w:sz w:val="21"/>
+                      <w:szCs w:val="21"/>
+                    </w:rPr>
+                    <w:t xml:space="preserve"> counts as </w:t>
+                  </w:r>
+                  <w:r>
+                    <w:rPr>
+                      <w:rFonts w:ascii="Consolas" w:cs="Consolas" w:eastAsia="Consolas" w:hAnsi="Consolas"/>
+                      <w:color w:val="15803D"/>
+                      <w:sz w:val="21"/>
+                      <w:szCs w:val="21"/>
+                      <w:shd w:fill="F4F4F5"/>
+                    </w:rPr>
+                    <w:t xml:space="preserve">"hot"</w:t>
+                  </w:r>
+                  <w:r>
+                    <w:rPr>
+                      <w:rFonts w:ascii="Arial" w:cs="Arial" w:eastAsia="Arial" w:hAnsi="Arial"/>
+                      <w:sz w:val="21"/>
+                      <w:szCs w:val="21"/>
+                    </w:rPr>
+                    <w:t xml:space="preserve">.</w:t>
                   </w:r>
                 </w:p>
               </w:tc>
@@ -11643,7 +13479,61 @@
                       <w:sz w:val="21"/>
                       <w:szCs w:val="21"/>
                     </w:rPr>
-                    <w:t xml:space="preserve">Ask the user for a whole number. Display that number. Then display even on the next line when it divides exactly by 2. Display odd on the next line when it does not.</w:t>
+                    <w:t xml:space="preserve">Ask the user for a whole number. Display that number. Then display </w:t>
+                  </w:r>
+                  <w:r>
+                    <w:rPr>
+                      <w:rFonts w:ascii="Consolas" w:cs="Consolas" w:eastAsia="Consolas" w:hAnsi="Consolas"/>
+                      <w:color w:val="15803D"/>
+                      <w:sz w:val="21"/>
+                      <w:szCs w:val="21"/>
+                      <w:shd w:fill="F4F4F5"/>
+                    </w:rPr>
+                    <w:t xml:space="preserve">"even"</w:t>
+                  </w:r>
+                  <w:r>
+                    <w:rPr>
+                      <w:rFonts w:ascii="Arial" w:cs="Arial" w:eastAsia="Arial" w:hAnsi="Arial"/>
+                      <w:sz w:val="21"/>
+                      <w:szCs w:val="21"/>
+                    </w:rPr>
+                    <w:t xml:space="preserve"> on the next line when it divides exactly by </w:t>
+                  </w:r>
+                  <w:r>
+                    <w:rPr>
+                      <w:rFonts w:ascii="Consolas" w:cs="Consolas" w:eastAsia="Consolas" w:hAnsi="Consolas"/>
+                      <w:color w:val="9A3412"/>
+                      <w:sz w:val="21"/>
+                      <w:szCs w:val="21"/>
+                      <w:shd w:fill="F4F4F5"/>
+                    </w:rPr>
+                    <w:t xml:space="preserve">2</w:t>
+                  </w:r>
+                  <w:r>
+                    <w:rPr>
+                      <w:rFonts w:ascii="Arial" w:cs="Arial" w:eastAsia="Arial" w:hAnsi="Arial"/>
+                      <w:sz w:val="21"/>
+                      <w:szCs w:val="21"/>
+                    </w:rPr>
+                    <w:t xml:space="preserve">. Display </w:t>
+                  </w:r>
+                  <w:r>
+                    <w:rPr>
+                      <w:rFonts w:ascii="Consolas" w:cs="Consolas" w:eastAsia="Consolas" w:hAnsi="Consolas"/>
+                      <w:color w:val="15803D"/>
+                      <w:sz w:val="21"/>
+                      <w:szCs w:val="21"/>
+                      <w:shd w:fill="F4F4F5"/>
+                    </w:rPr>
+                    <w:t xml:space="preserve">"odd"</w:t>
+                  </w:r>
+                  <w:r>
+                    <w:rPr>
+                      <w:rFonts w:ascii="Arial" w:cs="Arial" w:eastAsia="Arial" w:hAnsi="Arial"/>
+                      <w:sz w:val="21"/>
+                      <w:szCs w:val="21"/>
+                    </w:rPr>
+                    <w:t xml:space="preserve"> on the next line when it does not.</w:t>
                   </w:r>
                 </w:p>
               </w:tc>
@@ -11783,7 +13673,79 @@
                       <w:sz w:val="21"/>
                       <w:szCs w:val="21"/>
                     </w:rPr>
-                    <w:t xml:space="preserve">Ask the user for a whole number of marks scored. Then ask for the total marks available. Work out the percentage scored, rounded to a whole number. Display the line Score: [percentage]%. Then display pass on the next line when the percentage is 50 or more, or fail on the next line when it is less.</w:t>
+                    <w:t xml:space="preserve">Ask the user for a whole number of marks scored. Then ask for the total marks available. Work out the percentage scored, rounded to a whole number. Display the line </w:t>
+                  </w:r>
+                  <w:r>
+                    <w:rPr>
+                      <w:rFonts w:ascii="Consolas" w:cs="Consolas" w:eastAsia="Consolas" w:hAnsi="Consolas"/>
+                      <w:color w:val="15803D"/>
+                      <w:sz w:val="21"/>
+                      <w:szCs w:val="21"/>
+                      <w:shd w:fill="F4F4F5"/>
+                    </w:rPr>
+                    <w:t xml:space="preserve">"Score: "</w:t>
+                  </w:r>
+                  <w:r>
+                    <w:rPr>
+                      <w:rFonts w:ascii="Arial" w:cs="Arial" w:eastAsia="Arial" w:hAnsi="Arial"/>
+                      <w:sz w:val="21"/>
+                      <w:szCs w:val="21"/>
+                    </w:rPr>
+                    <w:t xml:space="preserve">[percentage]%. Then display </w:t>
+                  </w:r>
+                  <w:r>
+                    <w:rPr>
+                      <w:rFonts w:ascii="Consolas" w:cs="Consolas" w:eastAsia="Consolas" w:hAnsi="Consolas"/>
+                      <w:color w:val="15803D"/>
+                      <w:sz w:val="21"/>
+                      <w:szCs w:val="21"/>
+                      <w:shd w:fill="F4F4F5"/>
+                    </w:rPr>
+                    <w:t xml:space="preserve">"pass"</w:t>
+                  </w:r>
+                  <w:r>
+                    <w:rPr>
+                      <w:rFonts w:ascii="Arial" w:cs="Arial" w:eastAsia="Arial" w:hAnsi="Arial"/>
+                      <w:sz w:val="21"/>
+                      <w:szCs w:val="21"/>
+                    </w:rPr>
+                    <w:t xml:space="preserve"> on the next line when the percentage is </w:t>
+                  </w:r>
+                  <w:r>
+                    <w:rPr>
+                      <w:rFonts w:ascii="Consolas" w:cs="Consolas" w:eastAsia="Consolas" w:hAnsi="Consolas"/>
+                      <w:color w:val="9A3412"/>
+                      <w:sz w:val="21"/>
+                      <w:szCs w:val="21"/>
+                      <w:shd w:fill="F4F4F5"/>
+                    </w:rPr>
+                    <w:t xml:space="preserve">50</w:t>
+                  </w:r>
+                  <w:r>
+                    <w:rPr>
+                      <w:rFonts w:ascii="Arial" w:cs="Arial" w:eastAsia="Arial" w:hAnsi="Arial"/>
+                      <w:sz w:val="21"/>
+                      <w:szCs w:val="21"/>
+                    </w:rPr>
+                    <w:t xml:space="preserve"> or more, or </w:t>
+                  </w:r>
+                  <w:r>
+                    <w:rPr>
+                      <w:rFonts w:ascii="Consolas" w:cs="Consolas" w:eastAsia="Consolas" w:hAnsi="Consolas"/>
+                      <w:color w:val="15803D"/>
+                      <w:sz w:val="21"/>
+                      <w:szCs w:val="21"/>
+                      <w:shd w:fill="F4F4F5"/>
+                    </w:rPr>
+                    <w:t xml:space="preserve">"fail"</w:t>
+                  </w:r>
+                  <w:r>
+                    <w:rPr>
+                      <w:rFonts w:ascii="Arial" w:cs="Arial" w:eastAsia="Arial" w:hAnsi="Arial"/>
+                      <w:sz w:val="21"/>
+                      <w:szCs w:val="21"/>
+                    </w:rPr>
+                    <w:t xml:space="preserve"> on the next line when it is less.</w:t>
                   </w:r>
                 </w:p>
               </w:tc>
@@ -11923,7 +13885,97 @@
                       <w:sz w:val="21"/>
                       <w:szCs w:val="21"/>
                     </w:rPr>
-                    <w:t xml:space="preserve">This program should display distinction for 70 or more, pass for 40 or more and fail for anything less. A high mark gives the wrong word. Find the mistake and put it right.</w:t>
+                    <w:t xml:space="preserve">This program should display </w:t>
+                  </w:r>
+                  <w:r>
+                    <w:rPr>
+                      <w:rFonts w:ascii="Consolas" w:cs="Consolas" w:eastAsia="Consolas" w:hAnsi="Consolas"/>
+                      <w:color w:val="15803D"/>
+                      <w:sz w:val="21"/>
+                      <w:szCs w:val="21"/>
+                      <w:shd w:fill="F4F4F5"/>
+                    </w:rPr>
+                    <w:t xml:space="preserve">"distinction"</w:t>
+                  </w:r>
+                  <w:r>
+                    <w:rPr>
+                      <w:rFonts w:ascii="Arial" w:cs="Arial" w:eastAsia="Arial" w:hAnsi="Arial"/>
+                      <w:sz w:val="21"/>
+                      <w:szCs w:val="21"/>
+                    </w:rPr>
+                    <w:t xml:space="preserve"> for </w:t>
+                  </w:r>
+                  <w:r>
+                    <w:rPr>
+                      <w:rFonts w:ascii="Consolas" w:cs="Consolas" w:eastAsia="Consolas" w:hAnsi="Consolas"/>
+                      <w:color w:val="9A3412"/>
+                      <w:sz w:val="21"/>
+                      <w:szCs w:val="21"/>
+                      <w:shd w:fill="F4F4F5"/>
+                    </w:rPr>
+                    <w:t xml:space="preserve">70</w:t>
+                  </w:r>
+                  <w:r>
+                    <w:rPr>
+                      <w:rFonts w:ascii="Arial" w:cs="Arial" w:eastAsia="Arial" w:hAnsi="Arial"/>
+                      <w:sz w:val="21"/>
+                      <w:szCs w:val="21"/>
+                    </w:rPr>
+                    <w:t xml:space="preserve"> or more, </w:t>
+                  </w:r>
+                  <w:r>
+                    <w:rPr>
+                      <w:rFonts w:ascii="Consolas" w:cs="Consolas" w:eastAsia="Consolas" w:hAnsi="Consolas"/>
+                      <w:color w:val="15803D"/>
+                      <w:sz w:val="21"/>
+                      <w:szCs w:val="21"/>
+                      <w:shd w:fill="F4F4F5"/>
+                    </w:rPr>
+                    <w:t xml:space="preserve">"pass"</w:t>
+                  </w:r>
+                  <w:r>
+                    <w:rPr>
+                      <w:rFonts w:ascii="Arial" w:cs="Arial" w:eastAsia="Arial" w:hAnsi="Arial"/>
+                      <w:sz w:val="21"/>
+                      <w:szCs w:val="21"/>
+                    </w:rPr>
+                    <w:t xml:space="preserve"> for </w:t>
+                  </w:r>
+                  <w:r>
+                    <w:rPr>
+                      <w:rFonts w:ascii="Consolas" w:cs="Consolas" w:eastAsia="Consolas" w:hAnsi="Consolas"/>
+                      <w:color w:val="9A3412"/>
+                      <w:sz w:val="21"/>
+                      <w:szCs w:val="21"/>
+                      <w:shd w:fill="F4F4F5"/>
+                    </w:rPr>
+                    <w:t xml:space="preserve">40</w:t>
+                  </w:r>
+                  <w:r>
+                    <w:rPr>
+                      <w:rFonts w:ascii="Arial" w:cs="Arial" w:eastAsia="Arial" w:hAnsi="Arial"/>
+                      <w:sz w:val="21"/>
+                      <w:szCs w:val="21"/>
+                    </w:rPr>
+                    <w:t xml:space="preserve"> or more and </w:t>
+                  </w:r>
+                  <w:r>
+                    <w:rPr>
+                      <w:rFonts w:ascii="Consolas" w:cs="Consolas" w:eastAsia="Consolas" w:hAnsi="Consolas"/>
+                      <w:color w:val="15803D"/>
+                      <w:sz w:val="21"/>
+                      <w:szCs w:val="21"/>
+                      <w:shd w:fill="F4F4F5"/>
+                    </w:rPr>
+                    <w:t xml:space="preserve">"fail"</w:t>
+                  </w:r>
+                  <w:r>
+                    <w:rPr>
+                      <w:rFonts w:ascii="Arial" w:cs="Arial" w:eastAsia="Arial" w:hAnsi="Arial"/>
+                      <w:sz w:val="21"/>
+                      <w:szCs w:val="21"/>
+                    </w:rPr>
+                    <w:t xml:space="preserve"> for anything less. A high mark gives the wrong word. Find the mistake and put it right.</w:t>
                   </w:r>
                 </w:p>
               </w:tc>
@@ -12063,7 +14115,169 @@
                       <w:sz w:val="21"/>
                       <w:szCs w:val="21"/>
                     </w:rPr>
-                    <w:t xml:space="preserve">Ask the user for the word in or the word out. Then ask for a temperature as a whole number. For in, display warm when the temperature is 18 or more, and cold when it is less. For out, display fine when the temperature is from 10 to 25, and not fine when it is outside that.</w:t>
+                    <w:t xml:space="preserve">Ask the user for the word </w:t>
+                  </w:r>
+                  <w:r>
+                    <w:rPr>
+                      <w:rFonts w:ascii="Consolas" w:cs="Consolas" w:eastAsia="Consolas" w:hAnsi="Consolas"/>
+                      <w:color w:val="15803D"/>
+                      <w:sz w:val="21"/>
+                      <w:szCs w:val="21"/>
+                      <w:shd w:fill="F4F4F5"/>
+                    </w:rPr>
+                    <w:t xml:space="preserve">"in"</w:t>
+                  </w:r>
+                  <w:r>
+                    <w:rPr>
+                      <w:rFonts w:ascii="Arial" w:cs="Arial" w:eastAsia="Arial" w:hAnsi="Arial"/>
+                      <w:sz w:val="21"/>
+                      <w:szCs w:val="21"/>
+                    </w:rPr>
+                    <w:t xml:space="preserve"> or the word </w:t>
+                  </w:r>
+                  <w:r>
+                    <w:rPr>
+                      <w:rFonts w:ascii="Consolas" w:cs="Consolas" w:eastAsia="Consolas" w:hAnsi="Consolas"/>
+                      <w:color w:val="15803D"/>
+                      <w:sz w:val="21"/>
+                      <w:szCs w:val="21"/>
+                      <w:shd w:fill="F4F4F5"/>
+                    </w:rPr>
+                    <w:t xml:space="preserve">"out"</w:t>
+                  </w:r>
+                  <w:r>
+                    <w:rPr>
+                      <w:rFonts w:ascii="Arial" w:cs="Arial" w:eastAsia="Arial" w:hAnsi="Arial"/>
+                      <w:sz w:val="21"/>
+                      <w:szCs w:val="21"/>
+                    </w:rPr>
+                    <w:t xml:space="preserve">. Then ask for a temperature as a whole number. For in, display </w:t>
+                  </w:r>
+                  <w:r>
+                    <w:rPr>
+                      <w:rFonts w:ascii="Consolas" w:cs="Consolas" w:eastAsia="Consolas" w:hAnsi="Consolas"/>
+                      <w:color w:val="15803D"/>
+                      <w:sz w:val="21"/>
+                      <w:szCs w:val="21"/>
+                      <w:shd w:fill="F4F4F5"/>
+                    </w:rPr>
+                    <w:t xml:space="preserve">"warm"</w:t>
+                  </w:r>
+                  <w:r>
+                    <w:rPr>
+                      <w:rFonts w:ascii="Arial" w:cs="Arial" w:eastAsia="Arial" w:hAnsi="Arial"/>
+                      <w:sz w:val="21"/>
+                      <w:szCs w:val="21"/>
+                    </w:rPr>
+                    <w:t xml:space="preserve"> when the temperature is </w:t>
+                  </w:r>
+                  <w:r>
+                    <w:rPr>
+                      <w:rFonts w:ascii="Consolas" w:cs="Consolas" w:eastAsia="Consolas" w:hAnsi="Consolas"/>
+                      <w:color w:val="9A3412"/>
+                      <w:sz w:val="21"/>
+                      <w:szCs w:val="21"/>
+                      <w:shd w:fill="F4F4F5"/>
+                    </w:rPr>
+                    <w:t xml:space="preserve">18</w:t>
+                  </w:r>
+                  <w:r>
+                    <w:rPr>
+                      <w:rFonts w:ascii="Arial" w:cs="Arial" w:eastAsia="Arial" w:hAnsi="Arial"/>
+                      <w:sz w:val="21"/>
+                      <w:szCs w:val="21"/>
+                    </w:rPr>
+                    <w:t xml:space="preserve"> or more, and </w:t>
+                  </w:r>
+                  <w:r>
+                    <w:rPr>
+                      <w:rFonts w:ascii="Consolas" w:cs="Consolas" w:eastAsia="Consolas" w:hAnsi="Consolas"/>
+                      <w:color w:val="15803D"/>
+                      <w:sz w:val="21"/>
+                      <w:szCs w:val="21"/>
+                      <w:shd w:fill="F4F4F5"/>
+                    </w:rPr>
+                    <w:t xml:space="preserve">"cold"</w:t>
+                  </w:r>
+                  <w:r>
+                    <w:rPr>
+                      <w:rFonts w:ascii="Arial" w:cs="Arial" w:eastAsia="Arial" w:hAnsi="Arial"/>
+                      <w:sz w:val="21"/>
+                      <w:szCs w:val="21"/>
+                    </w:rPr>
+                    <w:t xml:space="preserve"> when it is less. For out, display </w:t>
+                  </w:r>
+                  <w:r>
+                    <w:rPr>
+                      <w:rFonts w:ascii="Consolas" w:cs="Consolas" w:eastAsia="Consolas" w:hAnsi="Consolas"/>
+                      <w:color w:val="15803D"/>
+                      <w:sz w:val="21"/>
+                      <w:szCs w:val="21"/>
+                      <w:shd w:fill="F4F4F5"/>
+                    </w:rPr>
+                    <w:t xml:space="preserve">"fine"</w:t>
+                  </w:r>
+                  <w:r>
+                    <w:rPr>
+                      <w:rFonts w:ascii="Arial" w:cs="Arial" w:eastAsia="Arial" w:hAnsi="Arial"/>
+                      <w:sz w:val="21"/>
+                      <w:szCs w:val="21"/>
+                    </w:rPr>
+                    <w:t xml:space="preserve"> when the temperature is from </w:t>
+                  </w:r>
+                  <w:r>
+                    <w:rPr>
+                      <w:rFonts w:ascii="Consolas" w:cs="Consolas" w:eastAsia="Consolas" w:hAnsi="Consolas"/>
+                      <w:color w:val="9A3412"/>
+                      <w:sz w:val="21"/>
+                      <w:szCs w:val="21"/>
+                      <w:shd w:fill="F4F4F5"/>
+                    </w:rPr>
+                    <w:t xml:space="preserve">10</w:t>
+                  </w:r>
+                  <w:r>
+                    <w:rPr>
+                      <w:rFonts w:ascii="Arial" w:cs="Arial" w:eastAsia="Arial" w:hAnsi="Arial"/>
+                      <w:sz w:val="21"/>
+                      <w:szCs w:val="21"/>
+                    </w:rPr>
+                    <w:t xml:space="preserve"> to </w:t>
+                  </w:r>
+                  <w:r>
+                    <w:rPr>
+                      <w:rFonts w:ascii="Consolas" w:cs="Consolas" w:eastAsia="Consolas" w:hAnsi="Consolas"/>
+                      <w:color w:val="9A3412"/>
+                      <w:sz w:val="21"/>
+                      <w:szCs w:val="21"/>
+                      <w:shd w:fill="F4F4F5"/>
+                    </w:rPr>
+                    <w:t xml:space="preserve">25</w:t>
+                  </w:r>
+                  <w:r>
+                    <w:rPr>
+                      <w:rFonts w:ascii="Arial" w:cs="Arial" w:eastAsia="Arial" w:hAnsi="Arial"/>
+                      <w:sz w:val="21"/>
+                      <w:szCs w:val="21"/>
+                    </w:rPr>
+                    <w:t xml:space="preserve">, and </w:t>
+                  </w:r>
+                  <w:r>
+                    <w:rPr>
+                      <w:rFonts w:ascii="Consolas" w:cs="Consolas" w:eastAsia="Consolas" w:hAnsi="Consolas"/>
+                      <w:color w:val="15803D"/>
+                      <w:sz w:val="21"/>
+                      <w:szCs w:val="21"/>
+                      <w:shd w:fill="F4F4F5"/>
+                    </w:rPr>
+                    <w:t xml:space="preserve">"not fine"</w:t>
+                  </w:r>
+                  <w:r>
+                    <w:rPr>
+                      <w:rFonts w:ascii="Arial" w:cs="Arial" w:eastAsia="Arial" w:hAnsi="Arial"/>
+                      <w:sz w:val="21"/>
+                      <w:szCs w:val="21"/>
+                    </w:rPr>
+                    <w:t xml:space="preserve"> when it is outside that.</w:t>
                   </w:r>
                 </w:p>
               </w:tc>
@@ -12203,7 +14417,61 @@
                       <w:sz w:val="21"/>
                       <w:szCs w:val="21"/>
                     </w:rPr>
-                    <w:t xml:space="preserve">Ask the user for a whole number. Then ask for a second whole number. Then ask for a third whole number. Display all the same when all three are equal. Display two the same when exactly two of them are equal. Display all different when no two are equal.</w:t>
+                    <w:t xml:space="preserve">Ask the user for a whole number. Then ask for a second whole number. Then ask for a third whole number. Display </w:t>
+                  </w:r>
+                  <w:r>
+                    <w:rPr>
+                      <w:rFonts w:ascii="Consolas" w:cs="Consolas" w:eastAsia="Consolas" w:hAnsi="Consolas"/>
+                      <w:color w:val="15803D"/>
+                      <w:sz w:val="21"/>
+                      <w:szCs w:val="21"/>
+                      <w:shd w:fill="F4F4F5"/>
+                    </w:rPr>
+                    <w:t xml:space="preserve">"all the same"</w:t>
+                  </w:r>
+                  <w:r>
+                    <w:rPr>
+                      <w:rFonts w:ascii="Arial" w:cs="Arial" w:eastAsia="Arial" w:hAnsi="Arial"/>
+                      <w:sz w:val="21"/>
+                      <w:szCs w:val="21"/>
+                    </w:rPr>
+                    <w:t xml:space="preserve"> when all three are equal. Display </w:t>
+                  </w:r>
+                  <w:r>
+                    <w:rPr>
+                      <w:rFonts w:ascii="Consolas" w:cs="Consolas" w:eastAsia="Consolas" w:hAnsi="Consolas"/>
+                      <w:color w:val="15803D"/>
+                      <w:sz w:val="21"/>
+                      <w:szCs w:val="21"/>
+                      <w:shd w:fill="F4F4F5"/>
+                    </w:rPr>
+                    <w:t xml:space="preserve">"two the same"</w:t>
+                  </w:r>
+                  <w:r>
+                    <w:rPr>
+                      <w:rFonts w:ascii="Arial" w:cs="Arial" w:eastAsia="Arial" w:hAnsi="Arial"/>
+                      <w:sz w:val="21"/>
+                      <w:szCs w:val="21"/>
+                    </w:rPr>
+                    <w:t xml:space="preserve"> when exactly two of them are equal. Display </w:t>
+                  </w:r>
+                  <w:r>
+                    <w:rPr>
+                      <w:rFonts w:ascii="Consolas" w:cs="Consolas" w:eastAsia="Consolas" w:hAnsi="Consolas"/>
+                      <w:color w:val="15803D"/>
+                      <w:sz w:val="21"/>
+                      <w:szCs w:val="21"/>
+                      <w:shd w:fill="F4F4F5"/>
+                    </w:rPr>
+                    <w:t xml:space="preserve">"all different"</w:t>
+                  </w:r>
+                  <w:r>
+                    <w:rPr>
+                      <w:rFonts w:ascii="Arial" w:cs="Arial" w:eastAsia="Arial" w:hAnsi="Arial"/>
+                      <w:sz w:val="21"/>
+                      <w:szCs w:val="21"/>
+                    </w:rPr>
+                    <w:t xml:space="preserve"> when no two are equal.</w:t>
                   </w:r>
                 </w:p>
               </w:tc>

--- a/worksheets/PR_L03_Selection_Worksheet.docx
+++ b/worksheets/PR_L03_Selection_Worksheet.docx
@@ -15897,7 +15897,111 @@
                 <w:sz w:val="21"/>
                 <w:szCs w:val="21"/>
               </w:rPr>
-              <w:t xml:space="preserve">a)  A program should print cheap when a number is 2 or less and dear when it is more. A pupil writes if n &gt; 2 then prints cheap, and else prints dear. Identify the logic error and write the two lines corrected.  </w:t>
+              <w:t xml:space="preserve">a)  </w:t>
+            </w:r>
+            <w:r>
+              <w:rPr>
+                <w:rFonts w:ascii="Arial" w:cs="Arial" w:eastAsia="Arial" w:hAnsi="Arial"/>
+                <w:b/>
+                <w:bCs/>
+                <w:sz w:val="21"/>
+                <w:szCs w:val="21"/>
+              </w:rPr>
+              <w:t xml:space="preserve">A program should print cheap when a number is 2 or less and dear when it is more. A pupil writes </w:t>
+            </w:r>
+            <w:r>
+              <w:rPr>
+                <w:rFonts w:ascii="Consolas" w:cs="Consolas" w:eastAsia="Consolas" w:hAnsi="Consolas"/>
+                <w:b/>
+                <w:bCs/>
+                <w:color w:val="6B21A8"/>
+                <w:sz w:val="21"/>
+                <w:szCs w:val="21"/>
+                <w:shd w:fill="F4F4F5"/>
+              </w:rPr>
+              <w:t xml:space="preserve">if</w:t>
+            </w:r>
+            <w:r>
+              <w:rPr>
+                <w:rFonts w:ascii="Consolas" w:cs="Consolas" w:eastAsia="Consolas" w:hAnsi="Consolas"/>
+                <w:b/>
+                <w:bCs/>
+                <w:color w:val="18181B"/>
+                <w:sz w:val="21"/>
+                <w:szCs w:val="21"/>
+                <w:shd w:fill="F4F4F5"/>
+              </w:rPr>
+              <w:t xml:space="preserve"> </w:t>
+            </w:r>
+            <w:r>
+              <w:rPr>
+                <w:rFonts w:ascii="Consolas" w:cs="Consolas" w:eastAsia="Consolas" w:hAnsi="Consolas"/>
+                <w:b/>
+                <w:bCs/>
+                <w:color w:val="18181B"/>
+                <w:sz w:val="21"/>
+                <w:szCs w:val="21"/>
+                <w:shd w:fill="F4F4F5"/>
+              </w:rPr>
+              <w:t xml:space="preserve">n</w:t>
+            </w:r>
+            <w:r>
+              <w:rPr>
+                <w:rFonts w:ascii="Consolas" w:cs="Consolas" w:eastAsia="Consolas" w:hAnsi="Consolas"/>
+                <w:b/>
+                <w:bCs/>
+                <w:color w:val="18181B"/>
+                <w:sz w:val="21"/>
+                <w:szCs w:val="21"/>
+                <w:shd w:fill="F4F4F5"/>
+              </w:rPr>
+              <w:t xml:space="preserve"> </w:t>
+            </w:r>
+            <w:r>
+              <w:rPr>
+                <w:rFonts w:ascii="Consolas" w:cs="Consolas" w:eastAsia="Consolas" w:hAnsi="Consolas"/>
+                <w:b/>
+                <w:bCs/>
+                <w:color w:val="3F3F46"/>
+                <w:sz w:val="21"/>
+                <w:szCs w:val="21"/>
+                <w:shd w:fill="F4F4F5"/>
+              </w:rPr>
+              <w:t xml:space="preserve">&gt;</w:t>
+            </w:r>
+            <w:r>
+              <w:rPr>
+                <w:rFonts w:ascii="Consolas" w:cs="Consolas" w:eastAsia="Consolas" w:hAnsi="Consolas"/>
+                <w:b/>
+                <w:bCs/>
+                <w:color w:val="18181B"/>
+                <w:sz w:val="21"/>
+                <w:szCs w:val="21"/>
+                <w:shd w:fill="F4F4F5"/>
+              </w:rPr>
+              <w:t xml:space="preserve"> </w:t>
+            </w:r>
+            <w:r>
+              <w:rPr>
+                <w:rFonts w:ascii="Consolas" w:cs="Consolas" w:eastAsia="Consolas" w:hAnsi="Consolas"/>
+                <w:b/>
+                <w:bCs/>
+                <w:color w:val="9A3412"/>
+                <w:sz w:val="21"/>
+                <w:szCs w:val="21"/>
+                <w:shd w:fill="F4F4F5"/>
+              </w:rPr>
+              <w:t xml:space="preserve">2</w:t>
+            </w:r>
+            <w:r>
+              <w:rPr>
+                <w:rFonts w:ascii="Arial" w:cs="Arial" w:eastAsia="Arial" w:hAnsi="Arial"/>
+                <w:b/>
+                <w:bCs/>
+                <w:sz w:val="21"/>
+                <w:szCs w:val="21"/>
+              </w:rPr>
+              <w:t xml:space="preserve"> then prints cheap, and else prints dear. Identify the logic error and write the two lines corrected.  </w:t>
             </w:r>
             <w:r>
               <w:rPr>
@@ -16123,7 +16227,17 @@
                 <w:sz w:val="21"/>
                 <w:szCs w:val="21"/>
               </w:rPr>
-              <w:t xml:space="preserve">b)  Write a program that reads a whole number and prints small when it is 10 or less, medium when it is more than 10 but 100 or less, and large when it is more than 100.  </w:t>
+              <w:t xml:space="preserve">b)  </w:t>
+            </w:r>
+            <w:r>
+              <w:rPr>
+                <w:rFonts w:ascii="Arial" w:cs="Arial" w:eastAsia="Arial" w:hAnsi="Arial"/>
+                <w:b/>
+                <w:bCs/>
+                <w:sz w:val="21"/>
+                <w:szCs w:val="21"/>
+              </w:rPr>
+              <w:t xml:space="preserve">Write a program that reads a whole number and prints small when it is 10 or less, medium when it is more than 10 but 100 or less, and large when it is more than 100.  </w:t>
             </w:r>
             <w:r>
               <w:rPr>
@@ -16534,7 +16648,17 @@
                 <w:sz w:val="21"/>
                 <w:szCs w:val="21"/>
               </w:rPr>
-              <w:t xml:space="preserve">c)  Write a program that reads a whole number and then a word, and prints open only when the number is 3 or 7 and the word is not locked. Otherwise it prints refused.  </w:t>
+              <w:t xml:space="preserve">c)  </w:t>
+            </w:r>
+            <w:r>
+              <w:rPr>
+                <w:rFonts w:ascii="Arial" w:cs="Arial" w:eastAsia="Arial" w:hAnsi="Arial"/>
+                <w:b/>
+                <w:bCs/>
+                <w:sz w:val="21"/>
+                <w:szCs w:val="21"/>
+              </w:rPr>
+              <w:t xml:space="preserve">Write a program that reads a whole number and then a word, and prints open only when the number is 3 or 7 and the word is not locked. Otherwise it prints refused.  </w:t>
             </w:r>
             <w:r>
               <w:rPr>
